--- a/Enyrgy_Session_Handoff.docx
+++ b/Enyrgy_Session_Handoff.docx
@@ -1578,7 +1578,39 @@
         <w:t xml:space="preserve"> </w:t>
       </w:r>
       <w:r>
-        <w:t xml:space="preserve">raise.</w:t>
+        <w:t xml:space="preserve">raise. Follow-through: the same stale sub-agreement/term-sheet-behind-accreditation error was then found and fixed in the</w:t>
+      </w:r>
+      <w:r>
+        <w:t xml:space="preserve"> </w:t>
+      </w:r>
+      <w:r>
+        <w:rPr>
+          <w:b/>
+          <w:bCs/>
+        </w:rPr>
+        <w:t xml:space="preserve">Implementation Guide</w:t>
+      </w:r>
+      <w:r>
+        <w:t xml:space="preserve"> </w:t>
+      </w:r>
+      <w:r>
+        <w:t xml:space="preserve">(corrected to v3.9.4, three locations) and the</w:t>
+      </w:r>
+      <w:r>
+        <w:t xml:space="preserve"> </w:t>
+      </w:r>
+      <w:r>
+        <w:rPr>
+          <w:b/>
+          <w:bCs/>
+        </w:rPr>
+        <w:t xml:space="preserve">live Audit and Compliance and CFO agent blocks</w:t>
+      </w:r>
+      <w:r>
+        <w:t xml:space="preserve"> </w:t>
+      </w:r>
+      <w:r>
+        <w:t xml:space="preserve">(plus a build-pack Never-line fix). The accreditation carve-out is now consistent everywhere.</w:t>
       </w:r>
     </w:p>
     <w:p>
@@ -5686,7 +5718,7 @@
         <w:t xml:space="preserve"> </w:t>
       </w:r>
       <w:r>
-        <w:t xml:space="preserve">Session 14 note: the live Investor Drip still carried a stale</w:t>
+        <w:t xml:space="preserve">Session 14 note: the pre-Session-13 error (gating the subscription agreement and term sheet behind accreditation) had persisted in three places the KB correction never reached. All now fixed: (1) the live Investor Drip</w:t>
       </w:r>
       <w:r>
         <w:t xml:space="preserve"> </w:t>
@@ -5698,19 +5730,7 @@
         <w:t xml:space="preserve"> </w:t>
       </w:r>
       <w:r>
-        <w:t xml:space="preserve">branch that gated the PPM on</w:t>
-      </w:r>
-      <w:r>
-        <w:t xml:space="preserve"> </w:t>
-      </w:r>
-      <w:r>
-        <w:rPr>
-          <w:rStyle w:val="VerbatimChar"/>
-        </w:rPr>
-        <w:t xml:space="preserve">accredited_verified = Yes</w:t>
-      </w:r>
-      <w:r>
-        <w:t xml:space="preserve">, contradicting this rule. Scott removed the branches; the gate email and final touch were redrafted (credibility-only for un-met investors). Still OPEN: verify the LIVE Paperclip agent blocks that enforce this rule (Audit and Compliance, CFO, and the Compliance Gate config) match the corrected accreditation logic, since the workflow proved a stale version can persist. In Paperclip, the rule is enforced by the CFO-scoped ask-first gate plus the KB rule the agents read.</w:t>
+        <w:t xml:space="preserve">branch was removed by Scott (gate email + final touch redrafted, credibility-only for un-met investors); (2) the Implementation Guide was corrected to v3.9.4 in three locations (Stage 5, Compliance Gate rules, pipeline summary); (3) the live Audit and Compliance and CFO agent instructions were updated to the corrected carve-out (build-pack Never-line also fixed). The carve-out is now consistent across the KB, the Implementation Guide, the GHL workflow, and every agent block. In Paperclip, the rule is enforced by the CFO-scoped ask-first gate plus the KB rule the agents read.</w:t>
       </w:r>
     </w:p>
     <w:p>
@@ -5808,18 +5828,18 @@
               <w:pStyle w:val="Compact"/>
             </w:pPr>
             <w:r>
-              <w:t xml:space="preserve">Scott / next session</w:t>
-            </w:r>
-          </w:p>
-        </w:tc>
-        <w:tc>
-          <w:tcPr/>
-          <w:p>
-            <w:pPr>
-              <w:pStyle w:val="Compact"/>
-            </w:pPr>
-            <w:r>
-              <w:t xml:space="preserve">Session 14: the live GHL workflow had a stale accreditation gate. Confirm the LIVE Audit and Compliance, CFO, and Compliance Gate agent instructions match the corrected rule (PPM not gated, subscription/term sheet not gated, accreditation only before funds move, Scott sends the PPM). Swap only the top block, keep the Execution Contract.</w:t>
+              <w:t xml:space="preserve">DONE (Session 14)</w:t>
+            </w:r>
+          </w:p>
+        </w:tc>
+        <w:tc>
+          <w:tcPr/>
+          <w:p>
+            <w:pPr>
+              <w:pStyle w:val="Compact"/>
+            </w:pPr>
+            <w:r>
+              <w:t xml:space="preserve">The live Audit and Compliance and CFO agent instructions were updated to the corrected accreditation carve-out (subscription agreement + term sheet pre-acceptance; accreditation only before wire/acceptance). The build-pack Audit and Compliance Never-line was also fixed. Carve-out is now consistent across KB S12/13, Implementation Guide v3.9.4, the GHL workflow, and all agent blocks.</w:t>
             </w:r>
           </w:p>
         </w:tc>
@@ -8660,7 +8680,7 @@
               <w:pStyle w:val="Compact"/>
             </w:pPr>
             <w:r>
-              <w:t xml:space="preserve">v3.9.2</w:t>
+              <w:t xml:space="preserve">v3.9.4</w:t>
             </w:r>
           </w:p>
         </w:tc>
@@ -8682,7 +8702,7 @@
               <w:pStyle w:val="Compact"/>
             </w:pPr>
             <w:r>
-              <w:t xml:space="preserve">Ground truth. Session 11 additive: WF-27, all-five-drips bypass gate closed, Investor Touch 7 change, Shopify connected. Upload to project.</w:t>
+              <w:t xml:space="preserve">Ground truth. Session 14: applied the Session 13 accreditation carve-out (subscription agreement + term sheet pre-acceptance) in three locations, bumped to v3.9.4, and generated the .docx (was md-only in repo). Upload to project.</w:t>
             </w:r>
           </w:p>
         </w:tc>
@@ -10540,6 +10560,253 @@
       <w:szCs w:val="20"/>
     </w:rPr>
   </w:style>
+  <w:style w:customStyle="1" w:styleId="SourceCode" w:type="paragraph">
+    <w:name w:val="Source Code"/>
+    <w:basedOn w:val="Normal"/>
+    <w:link w:val="VerbatimChar"/>
+    <w:pPr>
+      <w:wordWrap w:val="off"/>
+    </w:pPr>
+  </w:style>
+  <w:style w:customStyle="1" w:styleId="KeywordTok" w:type="character">
+    <w:name w:val="KeywordTok"/>
+    <w:basedOn w:val="VerbatimChar"/>
+    <w:rPr>
+      <w:b/>
+      <w:color w:val="007020"/>
+    </w:rPr>
+  </w:style>
+  <w:style w:customStyle="1" w:styleId="DataTypeTok" w:type="character">
+    <w:name w:val="DataTypeTok"/>
+    <w:basedOn w:val="VerbatimChar"/>
+    <w:rPr>
+      <w:color w:val="902000"/>
+    </w:rPr>
+  </w:style>
+  <w:style w:customStyle="1" w:styleId="DecValTok" w:type="character">
+    <w:name w:val="DecValTok"/>
+    <w:basedOn w:val="VerbatimChar"/>
+    <w:rPr>
+      <w:color w:val="40a070"/>
+    </w:rPr>
+  </w:style>
+  <w:style w:customStyle="1" w:styleId="BaseNTok" w:type="character">
+    <w:name w:val="BaseNTok"/>
+    <w:basedOn w:val="VerbatimChar"/>
+    <w:rPr>
+      <w:color w:val="40a070"/>
+    </w:rPr>
+  </w:style>
+  <w:style w:customStyle="1" w:styleId="FloatTok" w:type="character">
+    <w:name w:val="FloatTok"/>
+    <w:basedOn w:val="VerbatimChar"/>
+    <w:rPr>
+      <w:color w:val="40a070"/>
+    </w:rPr>
+  </w:style>
+  <w:style w:customStyle="1" w:styleId="ConstantTok" w:type="character">
+    <w:name w:val="ConstantTok"/>
+    <w:basedOn w:val="VerbatimChar"/>
+    <w:rPr>
+      <w:color w:val="880000"/>
+    </w:rPr>
+  </w:style>
+  <w:style w:customStyle="1" w:styleId="CharTok" w:type="character">
+    <w:name w:val="CharTok"/>
+    <w:basedOn w:val="VerbatimChar"/>
+    <w:rPr>
+      <w:color w:val="4070a0"/>
+    </w:rPr>
+  </w:style>
+  <w:style w:customStyle="1" w:styleId="SpecialCharTok" w:type="character">
+    <w:name w:val="SpecialCharTok"/>
+    <w:basedOn w:val="VerbatimChar"/>
+    <w:rPr>
+      <w:color w:val="4070a0"/>
+    </w:rPr>
+  </w:style>
+  <w:style w:customStyle="1" w:styleId="StringTok" w:type="character">
+    <w:name w:val="StringTok"/>
+    <w:basedOn w:val="VerbatimChar"/>
+    <w:rPr>
+      <w:color w:val="4070a0"/>
+    </w:rPr>
+  </w:style>
+  <w:style w:customStyle="1" w:styleId="VerbatimStringTok" w:type="character">
+    <w:name w:val="VerbatimStringTok"/>
+    <w:basedOn w:val="VerbatimChar"/>
+    <w:rPr>
+      <w:color w:val="4070a0"/>
+    </w:rPr>
+  </w:style>
+  <w:style w:customStyle="1" w:styleId="SpecialStringTok" w:type="character">
+    <w:name w:val="SpecialStringTok"/>
+    <w:basedOn w:val="VerbatimChar"/>
+    <w:rPr>
+      <w:color w:val="bb6688"/>
+    </w:rPr>
+  </w:style>
+  <w:style w:customStyle="1" w:styleId="ImportTok" w:type="character">
+    <w:name w:val="ImportTok"/>
+    <w:basedOn w:val="VerbatimChar"/>
+    <w:rPr>
+      <w:b/>
+      <w:color w:val="008000"/>
+    </w:rPr>
+  </w:style>
+  <w:style w:customStyle="1" w:styleId="CommentTok" w:type="character">
+    <w:name w:val="CommentTok"/>
+    <w:basedOn w:val="VerbatimChar"/>
+    <w:rPr>
+      <w:i/>
+      <w:color w:val="60a0b0"/>
+    </w:rPr>
+  </w:style>
+  <w:style w:customStyle="1" w:styleId="DocumentationTok" w:type="character">
+    <w:name w:val="DocumentationTok"/>
+    <w:basedOn w:val="VerbatimChar"/>
+    <w:rPr>
+      <w:i/>
+      <w:color w:val="ba2121"/>
+    </w:rPr>
+  </w:style>
+  <w:style w:customStyle="1" w:styleId="AnnotationTok" w:type="character">
+    <w:name w:val="AnnotationTok"/>
+    <w:basedOn w:val="VerbatimChar"/>
+    <w:rPr>
+      <w:b/>
+      <w:i/>
+      <w:color w:val="60a0b0"/>
+    </w:rPr>
+  </w:style>
+  <w:style w:customStyle="1" w:styleId="CommentVarTok" w:type="character">
+    <w:name w:val="CommentVarTok"/>
+    <w:basedOn w:val="VerbatimChar"/>
+    <w:rPr>
+      <w:b/>
+      <w:i/>
+      <w:color w:val="60a0b0"/>
+    </w:rPr>
+  </w:style>
+  <w:style w:customStyle="1" w:styleId="OtherTok" w:type="character">
+    <w:name w:val="OtherTok"/>
+    <w:basedOn w:val="VerbatimChar"/>
+    <w:rPr>
+      <w:color w:val="007020"/>
+    </w:rPr>
+  </w:style>
+  <w:style w:customStyle="1" w:styleId="FunctionTok" w:type="character">
+    <w:name w:val="FunctionTok"/>
+    <w:basedOn w:val="VerbatimChar"/>
+    <w:rPr>
+      <w:color w:val="06287e"/>
+    </w:rPr>
+  </w:style>
+  <w:style w:customStyle="1" w:styleId="VariableTok" w:type="character">
+    <w:name w:val="VariableTok"/>
+    <w:basedOn w:val="VerbatimChar"/>
+    <w:rPr>
+      <w:color w:val="19177c"/>
+    </w:rPr>
+  </w:style>
+  <w:style w:customStyle="1" w:styleId="ControlFlowTok" w:type="character">
+    <w:name w:val="ControlFlowTok"/>
+    <w:basedOn w:val="VerbatimChar"/>
+    <w:rPr>
+      <w:b/>
+      <w:color w:val="007020"/>
+    </w:rPr>
+  </w:style>
+  <w:style w:customStyle="1" w:styleId="OperatorTok" w:type="character">
+    <w:name w:val="OperatorTok"/>
+    <w:basedOn w:val="VerbatimChar"/>
+    <w:rPr>
+      <w:color w:val="666666"/>
+    </w:rPr>
+  </w:style>
+  <w:style w:customStyle="1" w:styleId="BuiltInTok" w:type="character">
+    <w:name w:val="BuiltInTok"/>
+    <w:basedOn w:val="VerbatimChar"/>
+    <w:rPr>
+      <w:color w:val="008000"/>
+    </w:rPr>
+  </w:style>
+  <w:style w:customStyle="1" w:styleId="ExtensionTok" w:type="character">
+    <w:name w:val="ExtensionTok"/>
+    <w:basedOn w:val="VerbatimChar"/>
+    <w:rPr/>
+  </w:style>
+  <w:style w:customStyle="1" w:styleId="PreprocessorTok" w:type="character">
+    <w:name w:val="PreprocessorTok"/>
+    <w:basedOn w:val="VerbatimChar"/>
+    <w:rPr>
+      <w:color w:val="bc7a00"/>
+    </w:rPr>
+  </w:style>
+  <w:style w:customStyle="1" w:styleId="AttributeTok" w:type="character">
+    <w:name w:val="AttributeTok"/>
+    <w:basedOn w:val="VerbatimChar"/>
+    <w:rPr>
+      <w:color w:val="7d9029"/>
+    </w:rPr>
+  </w:style>
+  <w:style w:customStyle="1" w:styleId="RegionMarkerTok" w:type="character">
+    <w:name w:val="RegionMarkerTok"/>
+    <w:basedOn w:val="VerbatimChar"/>
+    <w:rPr/>
+  </w:style>
+  <w:style w:customStyle="1" w:styleId="InformationTok" w:type="character">
+    <w:name w:val="InformationTok"/>
+    <w:basedOn w:val="VerbatimChar"/>
+    <w:rPr>
+      <w:b/>
+      <w:i/>
+      <w:color w:val="60a0b0"/>
+    </w:rPr>
+  </w:style>
+  <w:style w:customStyle="1" w:styleId="WarningTok" w:type="character">
+    <w:name w:val="WarningTok"/>
+    <w:basedOn w:val="VerbatimChar"/>
+    <w:rPr>
+      <w:b/>
+      <w:i/>
+      <w:color w:val="60a0b0"/>
+    </w:rPr>
+  </w:style>
+  <w:style w:customStyle="1" w:styleId="AlertTok" w:type="character">
+    <w:name w:val="AlertTok"/>
+    <w:basedOn w:val="VerbatimChar"/>
+    <w:rPr>
+      <w:b/>
+      <w:color w:val="ff0000"/>
+    </w:rPr>
+  </w:style>
+  <w:style w:customStyle="1" w:styleId="ErrorTok" w:type="character">
+    <w:name w:val="ErrorTok"/>
+    <w:basedOn w:val="VerbatimChar"/>
+    <w:rPr>
+      <w:b/>
+      <w:color w:val="ff0000"/>
+    </w:rPr>
+  </w:style>
+  <w:style w:customStyle="1" w:styleId="NormalTok" w:type="character">
+    <w:name w:val="NormalTok"/>
+    <w:basedOn w:val="VerbatimChar"/>
+    <w:rPr/>
+  </w:style>
+  <w:style w:styleId="Table" w:type="table">
+    <w:name w:val="Table"/>
+    <w:tblPr>
+      <w:tblBorders>
+        <w:top w:color="000000" w:space="0" w:sz="4" w:val="single"/>
+        <w:left w:color="000000" w:space="0" w:sz="4" w:val="single"/>
+        <w:bottom w:color="000000" w:space="0" w:sz="4" w:val="single"/>
+        <w:right w:color="000000" w:space="0" w:sz="4" w:val="single"/>
+        <w:insideH w:color="000000" w:space="0" w:sz="4" w:val="single"/>
+        <w:insideV w:color="000000" w:space="0" w:sz="4" w:val="single"/>
+      </w:tblBorders>
+    </w:tblPr>
+  </w:style>
   <w:style w:type="paragraph" w:customStyle="1" w:styleId="SourceCode">
     <w:name w:val="Source Code"/>
     <w:basedOn w:val="Normal"/>
@@ -10773,19 +11040,6 @@
     <w:name w:val="NormalTok"/>
     <w:basedOn w:val="VerbatimChar"/>
     <w:rPr/>
-  </w:style>
-  <w:style w:type="table" w:styleId="Table">
-    <w:name w:val="Table"/>
-    <w:tblPr>
-      <w:tblBorders>
-        <w:top w:val="single" w:sz="4" w:space="0" w:color="000000"/>
-        <w:left w:val="single" w:sz="4" w:space="0" w:color="000000"/>
-        <w:bottom w:val="single" w:sz="4" w:space="0" w:color="000000"/>
-        <w:right w:val="single" w:sz="4" w:space="0" w:color="000000"/>
-        <w:insideH w:val="single" w:sz="4" w:space="0" w:color="000000"/>
-        <w:insideV w:val="single" w:sz="4" w:space="0" w:color="000000"/>
-      </w:tblBorders>
-    </w:tblPr>
   </w:style>
 </w:styles>
 </file>

--- a/Enyrgy_Session_Handoff.docx
+++ b/Enyrgy_Session_Handoff.docx
@@ -1785,22 +1785,19 @@
           <w:b/>
           <w:bCs/>
         </w:rPr>
-        <w:t xml:space="preserve">David removed from outbound identity (outbound only).</w:t>
-      </w:r>
-      <w:r>
-        <w:t xml:space="preserve"> </w:t>
-      </w:r>
-      <w:r>
-        <w:t xml:space="preserve">All outbound is Scott (sender, notifications, PPM delivery). David stays in rosters, org, history, and internal escalation (the SDR still hands live conversations to</w:t>
-      </w:r>
-      <w:r>
-        <w:t xml:space="preserve"> </w:t>
-      </w:r>
-      <w:r>
-        <w:t xml:space="preserve">“Scott or David”</w:t>
-      </w:r>
-      <w:r>
-        <w:t xml:space="preserve">). Never documented as a removal in client-facing copy.</w:t>
+        <w:t xml:space="preserve">Outbound and booking identity is Scott.</w:t>
+      </w:r>
+      <w:r>
+        <w:t xml:space="preserve"> </w:t>
+      </w:r>
+      <w:r>
+        <w:t xml:space="preserve">All outbound (sender, notifications, PPM delivery) is Scott, and the booking calendars route to Scott: Consumer, Commercial, and Investor Intro each host with Scott, meeting location set to a phone approach (</w:t>
+      </w:r>
+      <w:r>
+        <w:t xml:space="preserve">“Scott will call you at the number you provided”</w:t>
+      </w:r>
+      <w:r>
+        <w:t xml:space="preserve">), phone required on the forms. Founder roster, org, history, and internal escalation are unchanged.</w:t>
       </w:r>
     </w:p>
     <w:p>
@@ -8127,7 +8124,7 @@
         <w:t xml:space="preserve"> </w:t>
       </w:r>
       <w:r>
-        <w:t xml:space="preserve">- Investor Intro (David): https://api.leadconnectorhq.com/widget/booking/JtYjGrq6vF7aBiM3IZiG</w:t>
+        <w:t xml:space="preserve">- Investor Intro (Scott): https://api.leadconnectorhq.com/widget/booking/JtYjGrq6vF7aBiM3IZiG</w:t>
       </w:r>
       <w:r>
         <w:t xml:space="preserve"> </w:t>
@@ -10806,6 +10803,240 @@
         <w:insideV w:color="000000" w:space="0" w:sz="4" w:val="single"/>
       </w:tblBorders>
     </w:tblPr>
+  </w:style>
+  <w:style w:customStyle="1" w:styleId="SourceCode" w:type="paragraph">
+    <w:name w:val="Source Code"/>
+    <w:basedOn w:val="Normal"/>
+    <w:link w:val="VerbatimChar"/>
+    <w:pPr>
+      <w:wordWrap w:val="off"/>
+    </w:pPr>
+  </w:style>
+  <w:style w:customStyle="1" w:styleId="KeywordTok" w:type="character">
+    <w:name w:val="KeywordTok"/>
+    <w:basedOn w:val="VerbatimChar"/>
+    <w:rPr>
+      <w:b/>
+      <w:color w:val="007020"/>
+    </w:rPr>
+  </w:style>
+  <w:style w:customStyle="1" w:styleId="DataTypeTok" w:type="character">
+    <w:name w:val="DataTypeTok"/>
+    <w:basedOn w:val="VerbatimChar"/>
+    <w:rPr>
+      <w:color w:val="902000"/>
+    </w:rPr>
+  </w:style>
+  <w:style w:customStyle="1" w:styleId="DecValTok" w:type="character">
+    <w:name w:val="DecValTok"/>
+    <w:basedOn w:val="VerbatimChar"/>
+    <w:rPr>
+      <w:color w:val="40a070"/>
+    </w:rPr>
+  </w:style>
+  <w:style w:customStyle="1" w:styleId="BaseNTok" w:type="character">
+    <w:name w:val="BaseNTok"/>
+    <w:basedOn w:val="VerbatimChar"/>
+    <w:rPr>
+      <w:color w:val="40a070"/>
+    </w:rPr>
+  </w:style>
+  <w:style w:customStyle="1" w:styleId="FloatTok" w:type="character">
+    <w:name w:val="FloatTok"/>
+    <w:basedOn w:val="VerbatimChar"/>
+    <w:rPr>
+      <w:color w:val="40a070"/>
+    </w:rPr>
+  </w:style>
+  <w:style w:customStyle="1" w:styleId="ConstantTok" w:type="character">
+    <w:name w:val="ConstantTok"/>
+    <w:basedOn w:val="VerbatimChar"/>
+    <w:rPr>
+      <w:color w:val="880000"/>
+    </w:rPr>
+  </w:style>
+  <w:style w:customStyle="1" w:styleId="CharTok" w:type="character">
+    <w:name w:val="CharTok"/>
+    <w:basedOn w:val="VerbatimChar"/>
+    <w:rPr>
+      <w:color w:val="4070a0"/>
+    </w:rPr>
+  </w:style>
+  <w:style w:customStyle="1" w:styleId="SpecialCharTok" w:type="character">
+    <w:name w:val="SpecialCharTok"/>
+    <w:basedOn w:val="VerbatimChar"/>
+    <w:rPr>
+      <w:color w:val="4070a0"/>
+    </w:rPr>
+  </w:style>
+  <w:style w:customStyle="1" w:styleId="StringTok" w:type="character">
+    <w:name w:val="StringTok"/>
+    <w:basedOn w:val="VerbatimChar"/>
+    <w:rPr>
+      <w:color w:val="4070a0"/>
+    </w:rPr>
+  </w:style>
+  <w:style w:customStyle="1" w:styleId="VerbatimStringTok" w:type="character">
+    <w:name w:val="VerbatimStringTok"/>
+    <w:basedOn w:val="VerbatimChar"/>
+    <w:rPr>
+      <w:color w:val="4070a0"/>
+    </w:rPr>
+  </w:style>
+  <w:style w:customStyle="1" w:styleId="SpecialStringTok" w:type="character">
+    <w:name w:val="SpecialStringTok"/>
+    <w:basedOn w:val="VerbatimChar"/>
+    <w:rPr>
+      <w:color w:val="bb6688"/>
+    </w:rPr>
+  </w:style>
+  <w:style w:customStyle="1" w:styleId="ImportTok" w:type="character">
+    <w:name w:val="ImportTok"/>
+    <w:basedOn w:val="VerbatimChar"/>
+    <w:rPr>
+      <w:b/>
+      <w:color w:val="008000"/>
+    </w:rPr>
+  </w:style>
+  <w:style w:customStyle="1" w:styleId="CommentTok" w:type="character">
+    <w:name w:val="CommentTok"/>
+    <w:basedOn w:val="VerbatimChar"/>
+    <w:rPr>
+      <w:i/>
+      <w:color w:val="60a0b0"/>
+    </w:rPr>
+  </w:style>
+  <w:style w:customStyle="1" w:styleId="DocumentationTok" w:type="character">
+    <w:name w:val="DocumentationTok"/>
+    <w:basedOn w:val="VerbatimChar"/>
+    <w:rPr>
+      <w:i/>
+      <w:color w:val="ba2121"/>
+    </w:rPr>
+  </w:style>
+  <w:style w:customStyle="1" w:styleId="AnnotationTok" w:type="character">
+    <w:name w:val="AnnotationTok"/>
+    <w:basedOn w:val="VerbatimChar"/>
+    <w:rPr>
+      <w:b/>
+      <w:i/>
+      <w:color w:val="60a0b0"/>
+    </w:rPr>
+  </w:style>
+  <w:style w:customStyle="1" w:styleId="CommentVarTok" w:type="character">
+    <w:name w:val="CommentVarTok"/>
+    <w:basedOn w:val="VerbatimChar"/>
+    <w:rPr>
+      <w:b/>
+      <w:i/>
+      <w:color w:val="60a0b0"/>
+    </w:rPr>
+  </w:style>
+  <w:style w:customStyle="1" w:styleId="OtherTok" w:type="character">
+    <w:name w:val="OtherTok"/>
+    <w:basedOn w:val="VerbatimChar"/>
+    <w:rPr>
+      <w:color w:val="007020"/>
+    </w:rPr>
+  </w:style>
+  <w:style w:customStyle="1" w:styleId="FunctionTok" w:type="character">
+    <w:name w:val="FunctionTok"/>
+    <w:basedOn w:val="VerbatimChar"/>
+    <w:rPr>
+      <w:color w:val="06287e"/>
+    </w:rPr>
+  </w:style>
+  <w:style w:customStyle="1" w:styleId="VariableTok" w:type="character">
+    <w:name w:val="VariableTok"/>
+    <w:basedOn w:val="VerbatimChar"/>
+    <w:rPr>
+      <w:color w:val="19177c"/>
+    </w:rPr>
+  </w:style>
+  <w:style w:customStyle="1" w:styleId="ControlFlowTok" w:type="character">
+    <w:name w:val="ControlFlowTok"/>
+    <w:basedOn w:val="VerbatimChar"/>
+    <w:rPr>
+      <w:b/>
+      <w:color w:val="007020"/>
+    </w:rPr>
+  </w:style>
+  <w:style w:customStyle="1" w:styleId="OperatorTok" w:type="character">
+    <w:name w:val="OperatorTok"/>
+    <w:basedOn w:val="VerbatimChar"/>
+    <w:rPr>
+      <w:color w:val="666666"/>
+    </w:rPr>
+  </w:style>
+  <w:style w:customStyle="1" w:styleId="BuiltInTok" w:type="character">
+    <w:name w:val="BuiltInTok"/>
+    <w:basedOn w:val="VerbatimChar"/>
+    <w:rPr>
+      <w:color w:val="008000"/>
+    </w:rPr>
+  </w:style>
+  <w:style w:customStyle="1" w:styleId="ExtensionTok" w:type="character">
+    <w:name w:val="ExtensionTok"/>
+    <w:basedOn w:val="VerbatimChar"/>
+    <w:rPr/>
+  </w:style>
+  <w:style w:customStyle="1" w:styleId="PreprocessorTok" w:type="character">
+    <w:name w:val="PreprocessorTok"/>
+    <w:basedOn w:val="VerbatimChar"/>
+    <w:rPr>
+      <w:color w:val="bc7a00"/>
+    </w:rPr>
+  </w:style>
+  <w:style w:customStyle="1" w:styleId="AttributeTok" w:type="character">
+    <w:name w:val="AttributeTok"/>
+    <w:basedOn w:val="VerbatimChar"/>
+    <w:rPr>
+      <w:color w:val="7d9029"/>
+    </w:rPr>
+  </w:style>
+  <w:style w:customStyle="1" w:styleId="RegionMarkerTok" w:type="character">
+    <w:name w:val="RegionMarkerTok"/>
+    <w:basedOn w:val="VerbatimChar"/>
+    <w:rPr/>
+  </w:style>
+  <w:style w:customStyle="1" w:styleId="InformationTok" w:type="character">
+    <w:name w:val="InformationTok"/>
+    <w:basedOn w:val="VerbatimChar"/>
+    <w:rPr>
+      <w:b/>
+      <w:i/>
+      <w:color w:val="60a0b0"/>
+    </w:rPr>
+  </w:style>
+  <w:style w:customStyle="1" w:styleId="WarningTok" w:type="character">
+    <w:name w:val="WarningTok"/>
+    <w:basedOn w:val="VerbatimChar"/>
+    <w:rPr>
+      <w:b/>
+      <w:i/>
+      <w:color w:val="60a0b0"/>
+    </w:rPr>
+  </w:style>
+  <w:style w:customStyle="1" w:styleId="AlertTok" w:type="character">
+    <w:name w:val="AlertTok"/>
+    <w:basedOn w:val="VerbatimChar"/>
+    <w:rPr>
+      <w:b/>
+      <w:color w:val="ff0000"/>
+    </w:rPr>
+  </w:style>
+  <w:style w:customStyle="1" w:styleId="ErrorTok" w:type="character">
+    <w:name w:val="ErrorTok"/>
+    <w:basedOn w:val="VerbatimChar"/>
+    <w:rPr>
+      <w:b/>
+      <w:color w:val="ff0000"/>
+    </w:rPr>
+  </w:style>
+  <w:style w:customStyle="1" w:styleId="NormalTok" w:type="character">
+    <w:name w:val="NormalTok"/>
+    <w:basedOn w:val="VerbatimChar"/>
+    <w:rPr/>
   </w:style>
   <w:style w:type="paragraph" w:customStyle="1" w:styleId="SourceCode">
     <w:name w:val="Source Code"/>

--- a/Enyrgy_Session_Handoff.docx
+++ b/Enyrgy_Session_Handoff.docx
@@ -6549,29 +6549,65 @@
               <w:pStyle w:val="Compact"/>
             </w:pPr>
             <w:r>
-              <w:t xml:space="preserve">Investor Presentation Calendar conflict detection</w:t>
-            </w:r>
-          </w:p>
-        </w:tc>
-        <w:tc>
-          <w:tcPr/>
-          <w:p>
-            <w:pPr>
-              <w:pStyle w:val="Compact"/>
-            </w:pPr>
-            <w:r>
-              <w:t xml:space="preserve">Scott/David/Brian</w:t>
-            </w:r>
-          </w:p>
-        </w:tc>
-        <w:tc>
-          <w:tcPr/>
-          <w:p>
-            <w:pPr>
-              <w:pStyle w:val="Compact"/>
-            </w:pPr>
-            <w:r>
-              <w:t xml:space="preserve">Still showing all times available despite 3 calendars connected - parked</w:t>
+              <w:t xml:space="preserve">Calendar conflict detection</w:t>
+            </w:r>
+          </w:p>
+        </w:tc>
+        <w:tc>
+          <w:tcPr/>
+          <w:p>
+            <w:pPr>
+              <w:pStyle w:val="Compact"/>
+            </w:pPr>
+            <w:r>
+              <w:t xml:space="preserve">RESOLVED (Session 14)</w:t>
+            </w:r>
+          </w:p>
+        </w:tc>
+        <w:tc>
+          <w:tcPr/>
+          <w:p>
+            <w:pPr>
+              <w:pStyle w:val="Compact"/>
+            </w:pPr>
+            <w:r>
+              <w:t xml:space="preserve">Root cause: the calendar was connected but</w:t>
+            </w:r>
+            <w:r>
+              <w:t xml:space="preserve"> </w:t>
+            </w:r>
+            <w:r>
+              <w:t xml:space="preserve">“check for conflicts”</w:t>
+            </w:r>
+            <w:r>
+              <w:t xml:space="preserve"> </w:t>
+            </w:r>
+            <w:r>
+              <w:t xml:space="preserve">was OFF, so GHL never read the real schedule (connected does NOT equal conflict-checking). Turned conflict-checking ON at the user level, which fixed availability across all of Scott’s host calendars. Gotcha for the collective Investor Presentation calendar: enable conflict-checking for each host. Second gotcha: an all-day event marked</w:t>
+            </w:r>
+            <w:r>
+              <w:t xml:space="preserve"> </w:t>
+            </w:r>
+            <w:r>
+              <w:t xml:space="preserve">“Busy”</w:t>
+            </w:r>
+            <w:r>
+              <w:t xml:space="preserve"> </w:t>
+            </w:r>
+            <w:r>
+              <w:t xml:space="preserve">blocks the entire day (zero slots) - set such events to</w:t>
+            </w:r>
+            <w:r>
+              <w:t xml:space="preserve"> </w:t>
+            </w:r>
+            <w:r>
+              <w:t xml:space="preserve">“Free”</w:t>
+            </w:r>
+            <w:r>
+              <w:t xml:space="preserve"> </w:t>
+            </w:r>
+            <w:r>
+              <w:t xml:space="preserve">if they should not block bookings.</w:t>
             </w:r>
           </w:p>
         </w:tc>
@@ -10803,6 +10839,240 @@
         <w:insideV w:color="000000" w:space="0" w:sz="4" w:val="single"/>
       </w:tblBorders>
     </w:tblPr>
+  </w:style>
+  <w:style w:customStyle="1" w:styleId="SourceCode" w:type="paragraph">
+    <w:name w:val="Source Code"/>
+    <w:basedOn w:val="Normal"/>
+    <w:link w:val="VerbatimChar"/>
+    <w:pPr>
+      <w:wordWrap w:val="off"/>
+    </w:pPr>
+  </w:style>
+  <w:style w:customStyle="1" w:styleId="KeywordTok" w:type="character">
+    <w:name w:val="KeywordTok"/>
+    <w:basedOn w:val="VerbatimChar"/>
+    <w:rPr>
+      <w:b/>
+      <w:color w:val="007020"/>
+    </w:rPr>
+  </w:style>
+  <w:style w:customStyle="1" w:styleId="DataTypeTok" w:type="character">
+    <w:name w:val="DataTypeTok"/>
+    <w:basedOn w:val="VerbatimChar"/>
+    <w:rPr>
+      <w:color w:val="902000"/>
+    </w:rPr>
+  </w:style>
+  <w:style w:customStyle="1" w:styleId="DecValTok" w:type="character">
+    <w:name w:val="DecValTok"/>
+    <w:basedOn w:val="VerbatimChar"/>
+    <w:rPr>
+      <w:color w:val="40a070"/>
+    </w:rPr>
+  </w:style>
+  <w:style w:customStyle="1" w:styleId="BaseNTok" w:type="character">
+    <w:name w:val="BaseNTok"/>
+    <w:basedOn w:val="VerbatimChar"/>
+    <w:rPr>
+      <w:color w:val="40a070"/>
+    </w:rPr>
+  </w:style>
+  <w:style w:customStyle="1" w:styleId="FloatTok" w:type="character">
+    <w:name w:val="FloatTok"/>
+    <w:basedOn w:val="VerbatimChar"/>
+    <w:rPr>
+      <w:color w:val="40a070"/>
+    </w:rPr>
+  </w:style>
+  <w:style w:customStyle="1" w:styleId="ConstantTok" w:type="character">
+    <w:name w:val="ConstantTok"/>
+    <w:basedOn w:val="VerbatimChar"/>
+    <w:rPr>
+      <w:color w:val="880000"/>
+    </w:rPr>
+  </w:style>
+  <w:style w:customStyle="1" w:styleId="CharTok" w:type="character">
+    <w:name w:val="CharTok"/>
+    <w:basedOn w:val="VerbatimChar"/>
+    <w:rPr>
+      <w:color w:val="4070a0"/>
+    </w:rPr>
+  </w:style>
+  <w:style w:customStyle="1" w:styleId="SpecialCharTok" w:type="character">
+    <w:name w:val="SpecialCharTok"/>
+    <w:basedOn w:val="VerbatimChar"/>
+    <w:rPr>
+      <w:color w:val="4070a0"/>
+    </w:rPr>
+  </w:style>
+  <w:style w:customStyle="1" w:styleId="StringTok" w:type="character">
+    <w:name w:val="StringTok"/>
+    <w:basedOn w:val="VerbatimChar"/>
+    <w:rPr>
+      <w:color w:val="4070a0"/>
+    </w:rPr>
+  </w:style>
+  <w:style w:customStyle="1" w:styleId="VerbatimStringTok" w:type="character">
+    <w:name w:val="VerbatimStringTok"/>
+    <w:basedOn w:val="VerbatimChar"/>
+    <w:rPr>
+      <w:color w:val="4070a0"/>
+    </w:rPr>
+  </w:style>
+  <w:style w:customStyle="1" w:styleId="SpecialStringTok" w:type="character">
+    <w:name w:val="SpecialStringTok"/>
+    <w:basedOn w:val="VerbatimChar"/>
+    <w:rPr>
+      <w:color w:val="bb6688"/>
+    </w:rPr>
+  </w:style>
+  <w:style w:customStyle="1" w:styleId="ImportTok" w:type="character">
+    <w:name w:val="ImportTok"/>
+    <w:basedOn w:val="VerbatimChar"/>
+    <w:rPr>
+      <w:b/>
+      <w:color w:val="008000"/>
+    </w:rPr>
+  </w:style>
+  <w:style w:customStyle="1" w:styleId="CommentTok" w:type="character">
+    <w:name w:val="CommentTok"/>
+    <w:basedOn w:val="VerbatimChar"/>
+    <w:rPr>
+      <w:i/>
+      <w:color w:val="60a0b0"/>
+    </w:rPr>
+  </w:style>
+  <w:style w:customStyle="1" w:styleId="DocumentationTok" w:type="character">
+    <w:name w:val="DocumentationTok"/>
+    <w:basedOn w:val="VerbatimChar"/>
+    <w:rPr>
+      <w:i/>
+      <w:color w:val="ba2121"/>
+    </w:rPr>
+  </w:style>
+  <w:style w:customStyle="1" w:styleId="AnnotationTok" w:type="character">
+    <w:name w:val="AnnotationTok"/>
+    <w:basedOn w:val="VerbatimChar"/>
+    <w:rPr>
+      <w:b/>
+      <w:i/>
+      <w:color w:val="60a0b0"/>
+    </w:rPr>
+  </w:style>
+  <w:style w:customStyle="1" w:styleId="CommentVarTok" w:type="character">
+    <w:name w:val="CommentVarTok"/>
+    <w:basedOn w:val="VerbatimChar"/>
+    <w:rPr>
+      <w:b/>
+      <w:i/>
+      <w:color w:val="60a0b0"/>
+    </w:rPr>
+  </w:style>
+  <w:style w:customStyle="1" w:styleId="OtherTok" w:type="character">
+    <w:name w:val="OtherTok"/>
+    <w:basedOn w:val="VerbatimChar"/>
+    <w:rPr>
+      <w:color w:val="007020"/>
+    </w:rPr>
+  </w:style>
+  <w:style w:customStyle="1" w:styleId="FunctionTok" w:type="character">
+    <w:name w:val="FunctionTok"/>
+    <w:basedOn w:val="VerbatimChar"/>
+    <w:rPr>
+      <w:color w:val="06287e"/>
+    </w:rPr>
+  </w:style>
+  <w:style w:customStyle="1" w:styleId="VariableTok" w:type="character">
+    <w:name w:val="VariableTok"/>
+    <w:basedOn w:val="VerbatimChar"/>
+    <w:rPr>
+      <w:color w:val="19177c"/>
+    </w:rPr>
+  </w:style>
+  <w:style w:customStyle="1" w:styleId="ControlFlowTok" w:type="character">
+    <w:name w:val="ControlFlowTok"/>
+    <w:basedOn w:val="VerbatimChar"/>
+    <w:rPr>
+      <w:b/>
+      <w:color w:val="007020"/>
+    </w:rPr>
+  </w:style>
+  <w:style w:customStyle="1" w:styleId="OperatorTok" w:type="character">
+    <w:name w:val="OperatorTok"/>
+    <w:basedOn w:val="VerbatimChar"/>
+    <w:rPr>
+      <w:color w:val="666666"/>
+    </w:rPr>
+  </w:style>
+  <w:style w:customStyle="1" w:styleId="BuiltInTok" w:type="character">
+    <w:name w:val="BuiltInTok"/>
+    <w:basedOn w:val="VerbatimChar"/>
+    <w:rPr>
+      <w:color w:val="008000"/>
+    </w:rPr>
+  </w:style>
+  <w:style w:customStyle="1" w:styleId="ExtensionTok" w:type="character">
+    <w:name w:val="ExtensionTok"/>
+    <w:basedOn w:val="VerbatimChar"/>
+    <w:rPr/>
+  </w:style>
+  <w:style w:customStyle="1" w:styleId="PreprocessorTok" w:type="character">
+    <w:name w:val="PreprocessorTok"/>
+    <w:basedOn w:val="VerbatimChar"/>
+    <w:rPr>
+      <w:color w:val="bc7a00"/>
+    </w:rPr>
+  </w:style>
+  <w:style w:customStyle="1" w:styleId="AttributeTok" w:type="character">
+    <w:name w:val="AttributeTok"/>
+    <w:basedOn w:val="VerbatimChar"/>
+    <w:rPr>
+      <w:color w:val="7d9029"/>
+    </w:rPr>
+  </w:style>
+  <w:style w:customStyle="1" w:styleId="RegionMarkerTok" w:type="character">
+    <w:name w:val="RegionMarkerTok"/>
+    <w:basedOn w:val="VerbatimChar"/>
+    <w:rPr/>
+  </w:style>
+  <w:style w:customStyle="1" w:styleId="InformationTok" w:type="character">
+    <w:name w:val="InformationTok"/>
+    <w:basedOn w:val="VerbatimChar"/>
+    <w:rPr>
+      <w:b/>
+      <w:i/>
+      <w:color w:val="60a0b0"/>
+    </w:rPr>
+  </w:style>
+  <w:style w:customStyle="1" w:styleId="WarningTok" w:type="character">
+    <w:name w:val="WarningTok"/>
+    <w:basedOn w:val="VerbatimChar"/>
+    <w:rPr>
+      <w:b/>
+      <w:i/>
+      <w:color w:val="60a0b0"/>
+    </w:rPr>
+  </w:style>
+  <w:style w:customStyle="1" w:styleId="AlertTok" w:type="character">
+    <w:name w:val="AlertTok"/>
+    <w:basedOn w:val="VerbatimChar"/>
+    <w:rPr>
+      <w:b/>
+      <w:color w:val="ff0000"/>
+    </w:rPr>
+  </w:style>
+  <w:style w:customStyle="1" w:styleId="ErrorTok" w:type="character">
+    <w:name w:val="ErrorTok"/>
+    <w:basedOn w:val="VerbatimChar"/>
+    <w:rPr>
+      <w:b/>
+      <w:color w:val="ff0000"/>
+    </w:rPr>
+  </w:style>
+  <w:style w:customStyle="1" w:styleId="NormalTok" w:type="character">
+    <w:name w:val="NormalTok"/>
+    <w:basedOn w:val="VerbatimChar"/>
+    <w:rPr/>
   </w:style>
   <w:style w:customStyle="1" w:styleId="SourceCode" w:type="paragraph">
     <w:name w:val="Source Code"/>

--- a/Enyrgy_Session_Handoff.docx
+++ b/Enyrgy_Session_Handoff.docx
@@ -6136,18 +6136,18 @@
               <w:pStyle w:val="Compact"/>
             </w:pPr>
             <w:r>
-              <w:t xml:space="preserve">Scott</w:t>
-            </w:r>
-          </w:p>
-        </w:tc>
-        <w:tc>
-          <w:tcPr/>
-          <w:p>
-            <w:pPr>
-              <w:pStyle w:val="Compact"/>
-            </w:pPr>
-            <w:r>
-              <w:t xml:space="preserve">Pending securities attorney approval - placeholder in workflow</w:t>
+              <w:t xml:space="preserve">DONE (Session 14)</w:t>
+            </w:r>
+          </w:p>
+        </w:tc>
+        <w:tc>
+          <w:tcPr/>
+          <w:p>
+            <w:pPr>
+              <w:pStyle w:val="Compact"/>
+            </w:pPr>
+            <w:r>
+              <w:t xml:space="preserve">Attorney-approved. No longer a placeholder; the approved PPM is used in Touch 7.</w:t>
             </w:r>
           </w:p>
         </w:tc>
@@ -9796,7 +9796,7 @@
         <w:t xml:space="preserve">about-me.md</w:t>
       </w:r>
       <w:r>
-        <w:t xml:space="preserve">) and NOT a skills pass, so drafts break Scott’s own style guide (telegraphing, list scaffolding, no signature moves, wrong sign-off). One material compliance flag: the investor PPM draft asserted sharing the PPM without noting it is a placeholder pending securities-attorney approval (KB Section 12).</w:t>
+        <w:t xml:space="preserve">) and NOT a skills pass, so drafts break Scott’s own style guide (telegraphing, list scaffolding, no signature moves, wrong sign-off). One material compliance flag: the investor PPM draft asserted sharing the PPM without noting it is a placeholder pending securities-attorney approval (KB Section 12). (Since resolved: the PPM was attorney-approved in Session 14.)</w:t>
       </w:r>
     </w:p>
     <w:p>
@@ -10839,6 +10839,240 @@
         <w:insideV w:color="000000" w:space="0" w:sz="4" w:val="single"/>
       </w:tblBorders>
     </w:tblPr>
+  </w:style>
+  <w:style w:customStyle="1" w:styleId="SourceCode" w:type="paragraph">
+    <w:name w:val="Source Code"/>
+    <w:basedOn w:val="Normal"/>
+    <w:link w:val="VerbatimChar"/>
+    <w:pPr>
+      <w:wordWrap w:val="off"/>
+    </w:pPr>
+  </w:style>
+  <w:style w:customStyle="1" w:styleId="KeywordTok" w:type="character">
+    <w:name w:val="KeywordTok"/>
+    <w:basedOn w:val="VerbatimChar"/>
+    <w:rPr>
+      <w:b/>
+      <w:color w:val="007020"/>
+    </w:rPr>
+  </w:style>
+  <w:style w:customStyle="1" w:styleId="DataTypeTok" w:type="character">
+    <w:name w:val="DataTypeTok"/>
+    <w:basedOn w:val="VerbatimChar"/>
+    <w:rPr>
+      <w:color w:val="902000"/>
+    </w:rPr>
+  </w:style>
+  <w:style w:customStyle="1" w:styleId="DecValTok" w:type="character">
+    <w:name w:val="DecValTok"/>
+    <w:basedOn w:val="VerbatimChar"/>
+    <w:rPr>
+      <w:color w:val="40a070"/>
+    </w:rPr>
+  </w:style>
+  <w:style w:customStyle="1" w:styleId="BaseNTok" w:type="character">
+    <w:name w:val="BaseNTok"/>
+    <w:basedOn w:val="VerbatimChar"/>
+    <w:rPr>
+      <w:color w:val="40a070"/>
+    </w:rPr>
+  </w:style>
+  <w:style w:customStyle="1" w:styleId="FloatTok" w:type="character">
+    <w:name w:val="FloatTok"/>
+    <w:basedOn w:val="VerbatimChar"/>
+    <w:rPr>
+      <w:color w:val="40a070"/>
+    </w:rPr>
+  </w:style>
+  <w:style w:customStyle="1" w:styleId="ConstantTok" w:type="character">
+    <w:name w:val="ConstantTok"/>
+    <w:basedOn w:val="VerbatimChar"/>
+    <w:rPr>
+      <w:color w:val="880000"/>
+    </w:rPr>
+  </w:style>
+  <w:style w:customStyle="1" w:styleId="CharTok" w:type="character">
+    <w:name w:val="CharTok"/>
+    <w:basedOn w:val="VerbatimChar"/>
+    <w:rPr>
+      <w:color w:val="4070a0"/>
+    </w:rPr>
+  </w:style>
+  <w:style w:customStyle="1" w:styleId="SpecialCharTok" w:type="character">
+    <w:name w:val="SpecialCharTok"/>
+    <w:basedOn w:val="VerbatimChar"/>
+    <w:rPr>
+      <w:color w:val="4070a0"/>
+    </w:rPr>
+  </w:style>
+  <w:style w:customStyle="1" w:styleId="StringTok" w:type="character">
+    <w:name w:val="StringTok"/>
+    <w:basedOn w:val="VerbatimChar"/>
+    <w:rPr>
+      <w:color w:val="4070a0"/>
+    </w:rPr>
+  </w:style>
+  <w:style w:customStyle="1" w:styleId="VerbatimStringTok" w:type="character">
+    <w:name w:val="VerbatimStringTok"/>
+    <w:basedOn w:val="VerbatimChar"/>
+    <w:rPr>
+      <w:color w:val="4070a0"/>
+    </w:rPr>
+  </w:style>
+  <w:style w:customStyle="1" w:styleId="SpecialStringTok" w:type="character">
+    <w:name w:val="SpecialStringTok"/>
+    <w:basedOn w:val="VerbatimChar"/>
+    <w:rPr>
+      <w:color w:val="bb6688"/>
+    </w:rPr>
+  </w:style>
+  <w:style w:customStyle="1" w:styleId="ImportTok" w:type="character">
+    <w:name w:val="ImportTok"/>
+    <w:basedOn w:val="VerbatimChar"/>
+    <w:rPr>
+      <w:b/>
+      <w:color w:val="008000"/>
+    </w:rPr>
+  </w:style>
+  <w:style w:customStyle="1" w:styleId="CommentTok" w:type="character">
+    <w:name w:val="CommentTok"/>
+    <w:basedOn w:val="VerbatimChar"/>
+    <w:rPr>
+      <w:i/>
+      <w:color w:val="60a0b0"/>
+    </w:rPr>
+  </w:style>
+  <w:style w:customStyle="1" w:styleId="DocumentationTok" w:type="character">
+    <w:name w:val="DocumentationTok"/>
+    <w:basedOn w:val="VerbatimChar"/>
+    <w:rPr>
+      <w:i/>
+      <w:color w:val="ba2121"/>
+    </w:rPr>
+  </w:style>
+  <w:style w:customStyle="1" w:styleId="AnnotationTok" w:type="character">
+    <w:name w:val="AnnotationTok"/>
+    <w:basedOn w:val="VerbatimChar"/>
+    <w:rPr>
+      <w:b/>
+      <w:i/>
+      <w:color w:val="60a0b0"/>
+    </w:rPr>
+  </w:style>
+  <w:style w:customStyle="1" w:styleId="CommentVarTok" w:type="character">
+    <w:name w:val="CommentVarTok"/>
+    <w:basedOn w:val="VerbatimChar"/>
+    <w:rPr>
+      <w:b/>
+      <w:i/>
+      <w:color w:val="60a0b0"/>
+    </w:rPr>
+  </w:style>
+  <w:style w:customStyle="1" w:styleId="OtherTok" w:type="character">
+    <w:name w:val="OtherTok"/>
+    <w:basedOn w:val="VerbatimChar"/>
+    <w:rPr>
+      <w:color w:val="007020"/>
+    </w:rPr>
+  </w:style>
+  <w:style w:customStyle="1" w:styleId="FunctionTok" w:type="character">
+    <w:name w:val="FunctionTok"/>
+    <w:basedOn w:val="VerbatimChar"/>
+    <w:rPr>
+      <w:color w:val="06287e"/>
+    </w:rPr>
+  </w:style>
+  <w:style w:customStyle="1" w:styleId="VariableTok" w:type="character">
+    <w:name w:val="VariableTok"/>
+    <w:basedOn w:val="VerbatimChar"/>
+    <w:rPr>
+      <w:color w:val="19177c"/>
+    </w:rPr>
+  </w:style>
+  <w:style w:customStyle="1" w:styleId="ControlFlowTok" w:type="character">
+    <w:name w:val="ControlFlowTok"/>
+    <w:basedOn w:val="VerbatimChar"/>
+    <w:rPr>
+      <w:b/>
+      <w:color w:val="007020"/>
+    </w:rPr>
+  </w:style>
+  <w:style w:customStyle="1" w:styleId="OperatorTok" w:type="character">
+    <w:name w:val="OperatorTok"/>
+    <w:basedOn w:val="VerbatimChar"/>
+    <w:rPr>
+      <w:color w:val="666666"/>
+    </w:rPr>
+  </w:style>
+  <w:style w:customStyle="1" w:styleId="BuiltInTok" w:type="character">
+    <w:name w:val="BuiltInTok"/>
+    <w:basedOn w:val="VerbatimChar"/>
+    <w:rPr>
+      <w:color w:val="008000"/>
+    </w:rPr>
+  </w:style>
+  <w:style w:customStyle="1" w:styleId="ExtensionTok" w:type="character">
+    <w:name w:val="ExtensionTok"/>
+    <w:basedOn w:val="VerbatimChar"/>
+    <w:rPr/>
+  </w:style>
+  <w:style w:customStyle="1" w:styleId="PreprocessorTok" w:type="character">
+    <w:name w:val="PreprocessorTok"/>
+    <w:basedOn w:val="VerbatimChar"/>
+    <w:rPr>
+      <w:color w:val="bc7a00"/>
+    </w:rPr>
+  </w:style>
+  <w:style w:customStyle="1" w:styleId="AttributeTok" w:type="character">
+    <w:name w:val="AttributeTok"/>
+    <w:basedOn w:val="VerbatimChar"/>
+    <w:rPr>
+      <w:color w:val="7d9029"/>
+    </w:rPr>
+  </w:style>
+  <w:style w:customStyle="1" w:styleId="RegionMarkerTok" w:type="character">
+    <w:name w:val="RegionMarkerTok"/>
+    <w:basedOn w:val="VerbatimChar"/>
+    <w:rPr/>
+  </w:style>
+  <w:style w:customStyle="1" w:styleId="InformationTok" w:type="character">
+    <w:name w:val="InformationTok"/>
+    <w:basedOn w:val="VerbatimChar"/>
+    <w:rPr>
+      <w:b/>
+      <w:i/>
+      <w:color w:val="60a0b0"/>
+    </w:rPr>
+  </w:style>
+  <w:style w:customStyle="1" w:styleId="WarningTok" w:type="character">
+    <w:name w:val="WarningTok"/>
+    <w:basedOn w:val="VerbatimChar"/>
+    <w:rPr>
+      <w:b/>
+      <w:i/>
+      <w:color w:val="60a0b0"/>
+    </w:rPr>
+  </w:style>
+  <w:style w:customStyle="1" w:styleId="AlertTok" w:type="character">
+    <w:name w:val="AlertTok"/>
+    <w:basedOn w:val="VerbatimChar"/>
+    <w:rPr>
+      <w:b/>
+      <w:color w:val="ff0000"/>
+    </w:rPr>
+  </w:style>
+  <w:style w:customStyle="1" w:styleId="ErrorTok" w:type="character">
+    <w:name w:val="ErrorTok"/>
+    <w:basedOn w:val="VerbatimChar"/>
+    <w:rPr>
+      <w:b/>
+      <w:color w:val="ff0000"/>
+    </w:rPr>
+  </w:style>
+  <w:style w:customStyle="1" w:styleId="NormalTok" w:type="character">
+    <w:name w:val="NormalTok"/>
+    <w:basedOn w:val="VerbatimChar"/>
+    <w:rPr/>
   </w:style>
   <w:style w:customStyle="1" w:styleId="SourceCode" w:type="paragraph">
     <w:name w:val="Source Code"/>

--- a/Enyrgy_Session_Handoff.docx
+++ b/Enyrgy_Session_Handoff.docx
@@ -2,7 +2,7 @@
 <file path=word/document.xml><?xml version="1.0" encoding="utf-8"?>
 <w:document xmlns:w="http://schemas.openxmlformats.org/wordprocessingml/2006/main" xmlns:m="http://schemas.openxmlformats.org/officeDocument/2006/math" xmlns:r="http://schemas.openxmlformats.org/officeDocument/2006/relationships" xmlns:o="urn:schemas-microsoft-com:office:office" xmlns:v="urn:schemas-microsoft-com:vml" xmlns:w10="urn:schemas-microsoft-com:office:word" xmlns:a="http://schemas.openxmlformats.org/drawingml/2006/main" xmlns:pic="http://schemas.openxmlformats.org/drawingml/2006/picture" xmlns:wp="http://schemas.openxmlformats.org/drawingml/2006/wordprocessingDrawing">
   <w:body>
-    <w:bookmarkStart w:id="77" w:name="enyrgy-ghl---session-handoff"/>
+    <w:bookmarkStart w:id="70" w:name="enyrgy-ghl---session-handoff"/>
     <w:p>
       <w:pPr>
         <w:pStyle w:val="Heading1"/>
@@ -28,7 +28,7 @@
         <w:pStyle w:val="BodyText"/>
       </w:pPr>
       <w:r>
-        <w:t xml:space="preserve">Date of this handoff: July 26, 2026 (end of Session 14)</w:t>
+        <w:t xml:space="preserve">Date of this handoff: July 27, 2026 (end of Session 15)</w:t>
       </w:r>
     </w:p>
     <w:p>
@@ -38,7 +38,7 @@
         </w:pict>
       </w:r>
     </w:p>
-    <w:bookmarkStart w:id="17" w:name="how-to-use-this"/>
+    <w:bookmarkStart w:id="9" w:name="how-to-use-this"/>
     <w:p>
       <w:pPr>
         <w:pStyle w:val="Heading2"/>
@@ -89,8 +89,8 @@
         </w:pict>
       </w:r>
     </w:p>
-    <w:bookmarkEnd w:id="17"/>
-    <w:bookmarkStart w:id="18" w:name="X83f7989c9d53dc8acf736dbf330035db2e2858e"/>
+    <w:bookmarkEnd w:id="9"/>
+    <w:bookmarkStart w:id="10" w:name="X83f7989c9d53dc8acf736dbf330035db2e2858e"/>
     <w:p>
       <w:pPr>
         <w:pStyle w:val="Heading2"/>
@@ -608,8 +608,8 @@
         </w:pict>
       </w:r>
     </w:p>
-    <w:bookmarkEnd w:id="18"/>
-    <w:bookmarkStart w:id="19" w:name="key-constants"/>
+    <w:bookmarkEnd w:id="10"/>
+    <w:bookmarkStart w:id="11" w:name="key-constants"/>
     <w:p>
       <w:pPr>
         <w:pStyle w:val="Heading2"/>
@@ -1018,13 +1018,1077 @@
         </w:pict>
       </w:r>
     </w:p>
-    <w:bookmarkEnd w:id="19"/>
-    <w:bookmarkStart w:id="20" w:name="what-was-done-session-14-july-25-26-2026"/>
+    <w:bookmarkEnd w:id="11"/>
+    <w:bookmarkStart w:id="12" w:name="what-was-done-session-15-july-27-28-2026"/>
     <w:p>
       <w:pPr>
         <w:pStyle w:val="Heading2"/>
       </w:pPr>
       <w:r>
+        <w:t xml:space="preserve">WHAT WAS DONE (Session 15, July 27-28, 2026)</w:t>
+      </w:r>
+    </w:p>
+    <w:p>
+      <w:pPr>
+        <w:pStyle w:val="FirstParagraph"/>
+      </w:pPr>
+      <w:r>
+        <w:t xml:space="preserve">The session took Paperclip from</w:t>
+      </w:r>
+      <w:r>
+        <w:t xml:space="preserve"> </w:t>
+      </w:r>
+      <w:r>
+        <w:t xml:space="preserve">“built”</w:t>
+      </w:r>
+      <w:r>
+        <w:t xml:space="preserve"> </w:t>
+      </w:r>
+      <w:r>
+        <w:t xml:space="preserve">toward</w:t>
+      </w:r>
+      <w:r>
+        <w:t xml:space="preserve"> </w:t>
+      </w:r>
+      <w:r>
+        <w:t xml:space="preserve">“running”</w:t>
+      </w:r>
+      <w:r>
+        <w:t xml:space="preserve">: the live KB skill was repaired and re-synced, the first heartbeats were brought online and tuned, the two things that made the running system unusable day-to-day (an approval-card flood and cards with no context) were both fixed, a Q2 investor update was drafted, and a QC-raised</w:t>
+      </w:r>
+      <w:r>
+        <w:t xml:space="preserve"> </w:t>
+      </w:r>
+      <w:r>
+        <w:t xml:space="preserve">“systemic”</w:t>
+      </w:r>
+      <w:r>
+        <w:t xml:space="preserve"> </w:t>
+      </w:r>
+      <w:r>
+        <w:t xml:space="preserve">data issue was run to ground and proven a false alarm. That last item surfaced the most important operational lesson of the session: the agent org confabulates when it is credit-starved.</w:t>
+      </w:r>
+    </w:p>
+    <w:p>
+      <w:pPr>
+        <w:pStyle w:val="BodyText"/>
+      </w:pPr>
+      <w:r>
+        <w:rPr>
+          <w:b/>
+          <w:bCs/>
+        </w:rPr>
+        <w:t xml:space="preserve">Approval-card flood stopped (Ask-first policy rebalanced).</w:t>
+      </w:r>
+      <w:r>
+        <w:t xml:space="preserve"> </w:t>
+      </w:r>
+      <w:r>
+        <w:t xml:space="preserve">The</w:t>
+      </w:r>
+      <w:r>
+        <w:t xml:space="preserve"> </w:t>
+      </w:r>
+      <w:r>
+        <w:t xml:space="preserve">“Ask first”</w:t>
+      </w:r>
+      <w:r>
+        <w:t xml:space="preserve"> </w:t>
+      </w:r>
+      <w:r>
+        <w:t xml:space="preserve">gate was firing a review card on ordinary internal CRM housekeeping (tags, tasks, contact updates, stage moves), so Scott was drowning in low-value approvals and letting them auto-decline. Rebalanced the Rules (Apps &gt; Advanced setup &gt; Rules) so internal-organization writes auto-run while prospect-facing and money-adjacent actions stay gated. Added one rule —</w:t>
+      </w:r>
+      <w:r>
+        <w:t xml:space="preserve"> </w:t>
+      </w:r>
+      <w:r>
+        <w:rPr>
+          <w:b/>
+          <w:bCs/>
+        </w:rPr>
+        <w:t xml:space="preserve">“When any agent uses 13 specific actions -&gt; Allow”</w:t>
+      </w:r>
+      <w:r>
+        <w:t xml:space="preserve"> </w:t>
+      </w:r>
+      <w:r>
+        <w:t xml:space="preserve">(the read/search actions plus Add/Remove Contact Tags, Create Task, Update Contact, Move Opportunity Stage) — and ordered the rule list so the first match resolves correctly:</w:t>
+      </w:r>
+      <w:r>
+        <w:t xml:space="preserve"> </w:t>
+      </w:r>
+      <w:r>
+        <w:rPr>
+          <w:b/>
+          <w:bCs/>
+        </w:rPr>
+        <w:t xml:space="preserve">row 1 = CFO -&gt; Ask first</w:t>
+      </w:r>
+      <w:r>
+        <w:t xml:space="preserve"> </w:t>
+      </w:r>
+      <w:r>
+        <w:t xml:space="preserve">(the investor/money agent stays fully gated on every write),</w:t>
+      </w:r>
+      <w:r>
+        <w:t xml:space="preserve"> </w:t>
+      </w:r>
+      <w:r>
+        <w:rPr>
+          <w:b/>
+          <w:bCs/>
+        </w:rPr>
+        <w:t xml:space="preserve">row 2 = the 13-action Allow</w:t>
+      </w:r>
+      <w:r>
+        <w:t xml:space="preserve">, then the per-tool Ask-first rules below. Still gated for everyone:</w:t>
+      </w:r>
+      <w:r>
+        <w:t xml:space="preserve"> </w:t>
+      </w:r>
+      <w:r>
+        <w:rPr>
+          <w:b/>
+          <w:bCs/>
+        </w:rPr>
+        <w:t xml:space="preserve">Send Message, Enroll In Workflow, Remove From Workflow</w:t>
+      </w:r>
+      <w:r>
+        <w:t xml:space="preserve"> </w:t>
+      </w:r>
+      <w:r>
+        <w:t xml:space="preserve">(all change what a prospect receives). The five per-tool Ask-first rules the Allow rule now supersedes (Add Contact Tags, Create Task, Move Opportunity Stage, Remove Contact Tags, Update Contact) are dead-but-harmless; can be toggled off to declutter. Verified live with Test-a-rule: SDR+Add Contact Tags = Allow, any+Send Message = Ask first, CFO+Add Contact Tags = Ask first. Design note: tagging is auto-allowed even though a tag can trigger a GHL drip, because that drip copy is the human-approved static sequence; the real send risk is the agent composing a fresh 1:1 message, which is</w:t>
+      </w:r>
+      <w:r>
+        <w:t xml:space="preserve"> </w:t>
+      </w:r>
+      <w:r>
+        <w:rPr>
+          <w:rStyle w:val="VerbatimChar"/>
+        </w:rPr>
+        <w:t xml:space="preserve">Send Message</w:t>
+      </w:r>
+      <w:r>
+        <w:t xml:space="preserve"> </w:t>
+      </w:r>
+      <w:r>
+        <w:t xml:space="preserve">and stays gated.</w:t>
+      </w:r>
+    </w:p>
+    <w:p>
+      <w:pPr>
+        <w:pStyle w:val="BodyText"/>
+      </w:pPr>
+      <w:r>
+        <w:rPr>
+          <w:b/>
+          <w:bCs/>
+        </w:rPr>
+        <w:t xml:space="preserve">Approval cards now explain themselves (code, deployed).</w:t>
+      </w:r>
+      <w:r>
+        <w:t xml:space="preserve"> </w:t>
+      </w:r>
+      <w:r>
+        <w:t xml:space="preserve">The review-queue card (</w:t>
+      </w:r>
+      <w:r>
+        <w:t xml:space="preserve">“Waiting for your OK”</w:t>
+      </w:r>
+      <w:r>
+        <w:t xml:space="preserve">) showed only a generic</w:t>
+      </w:r>
+      <w:r>
+        <w:t xml:space="preserve"> </w:t>
+      </w:r>
+      <w:r>
+        <w:t xml:space="preserve">“we’re checking with you first”</w:t>
+      </w:r>
+      <w:r>
+        <w:t xml:space="preserve"> </w:t>
+      </w:r>
+      <w:r>
+        <w:t xml:space="preserve">line plus raw field values, with no indication of what Approve vs Decline actually does — so the cards were unactionable. Restructured the humanized preview in</w:t>
+      </w:r>
+      <w:r>
+        <w:t xml:space="preserve"> </w:t>
+      </w:r>
+      <w:r>
+        <w:rPr>
+          <w:rStyle w:val="VerbatimChar"/>
+        </w:rPr>
+        <w:t xml:space="preserve">server/src/services/tool-gateway.ts</w:t>
+      </w:r>
+      <w:r>
+        <w:t xml:space="preserve"> </w:t>
+      </w:r>
+      <w:r>
+        <w:t xml:space="preserve">(</w:t>
+      </w:r>
+      <w:r>
+        <w:rPr>
+          <w:rStyle w:val="VerbatimChar"/>
+        </w:rPr>
+        <w:t xml:space="preserve">buildHumanizedActionPreview</w:t>
+      </w:r>
+      <w:r>
+        <w:t xml:space="preserve">) into three parts: what’s happening, the specifics, and an explicit</w:t>
+      </w:r>
+      <w:r>
+        <w:t xml:space="preserve"> </w:t>
+      </w:r>
+      <w:r>
+        <w:rPr>
+          <w:b/>
+          <w:bCs/>
+        </w:rPr>
+        <w:t xml:space="preserve">If you approve / If you decline</w:t>
+      </w:r>
+      <w:r>
+        <w:t xml:space="preserve"> </w:t>
+      </w:r>
+      <w:r>
+        <w:t xml:space="preserve">outcome pair (destructive actions warn the change may be irreversible). Server-side change, so it applies to every pending and future card automatically. Committed</w:t>
+      </w:r>
+      <w:r>
+        <w:t xml:space="preserve"> </w:t>
+      </w:r>
+      <w:r>
+        <w:rPr>
+          <w:rStyle w:val="VerbatimChar"/>
+        </w:rPr>
+        <w:t xml:space="preserve">04855fad</w:t>
+      </w:r>
+      <w:r>
+        <w:t xml:space="preserve">, pushed to master, deployed on Railway. This is a fork divergence from upstream Paperclip UI copy.</w:t>
+      </w:r>
+    </w:p>
+    <w:p>
+      <w:pPr>
+        <w:pStyle w:val="BodyText"/>
+      </w:pPr>
+      <w:r>
+        <w:rPr>
+          <w:b/>
+          <w:bCs/>
+        </w:rPr>
+        <w:t xml:space="preserve">Live KB skill repaired and re-synced.</w:t>
+      </w:r>
+      <w:r>
+        <w:t xml:space="preserve"> </w:t>
+      </w:r>
+      <w:r>
+        <w:t xml:space="preserve">The</w:t>
+      </w:r>
+      <w:r>
+        <w:t xml:space="preserve"> </w:t>
+      </w:r>
+      <w:r>
+        <w:rPr>
+          <w:rStyle w:val="VerbatimChar"/>
+        </w:rPr>
+        <w:t xml:space="preserve">enyrgy-knowledge-base</w:t>
+      </w:r>
+      <w:r>
+        <w:t xml:space="preserve"> </w:t>
+      </w:r>
+      <w:r>
+        <w:t xml:space="preserve">Company Skill had accumulated duplicated/malformed frontmatter and a doubled sentence from prior</w:t>
+      </w:r>
+      <w:r>
+        <w:t xml:space="preserve"> </w:t>
+      </w:r>
+      <w:r>
+        <w:t xml:space="preserve">“select-all paste”</w:t>
+      </w:r>
+      <w:r>
+        <w:t xml:space="preserve"> </w:t>
+      </w:r>
+      <w:r>
+        <w:t xml:space="preserve">syncs; the KB Manager auto-repaired it but that reverted the Session-14 edits. Provided the full clean KB body for a careful single-paste (keep frontmatter, replace body only), which Scott confirmed fixed.</w:t>
+      </w:r>
+      <w:r>
+        <w:t xml:space="preserve"> </w:t>
+      </w:r>
+      <w:r>
+        <w:rPr>
+          <w:b/>
+          <w:bCs/>
+        </w:rPr>
+        <w:t xml:space="preserve">Sync lesson:</w:t>
+      </w:r>
+      <w:r>
+        <w:t xml:space="preserve"> </w:t>
+      </w:r>
+      <w:r>
+        <w:t xml:space="preserve">never select-all-paste the KB into Skill Studio; replace the body only and verify no duplicate footer.</w:t>
+      </w:r>
+    </w:p>
+    <w:p>
+      <w:pPr>
+        <w:pStyle w:val="BodyText"/>
+      </w:pPr>
+      <w:r>
+        <w:rPr>
+          <w:b/>
+          <w:bCs/>
+        </w:rPr>
+        <w:t xml:space="preserve">Duplicate voice skill removed.</w:t>
+      </w:r>
+      <w:r>
+        <w:t xml:space="preserve"> </w:t>
+      </w:r>
+      <w:r>
+        <w:t xml:space="preserve">Two</w:t>
+      </w:r>
+      <w:r>
+        <w:t xml:space="preserve"> </w:t>
+      </w:r>
+      <w:r>
+        <w:rPr>
+          <w:rStyle w:val="VerbatimChar"/>
+        </w:rPr>
+        <w:t xml:space="preserve">enyrgy-agent-voice-style</w:t>
+      </w:r>
+      <w:r>
+        <w:t xml:space="preserve"> </w:t>
+      </w:r>
+      <w:r>
+        <w:t xml:space="preserve">skills existed — one attached to 8 agents (the real one) and a bundled 0-agent duplicate created from the repo</w:t>
+      </w:r>
+      <w:r>
+        <w:t xml:space="preserve"> </w:t>
+      </w:r>
+      <w:r>
+        <w:rPr>
+          <w:rStyle w:val="VerbatimChar"/>
+        </w:rPr>
+        <w:t xml:space="preserve">skills/enyrgy-agent-voice-style/SKILL.md</w:t>
+      </w:r>
+      <w:r>
+        <w:t xml:space="preserve">. Removed the bundled copy (</w:t>
+      </w:r>
+      <w:r>
+        <w:rPr>
+          <w:rStyle w:val="VerbatimChar"/>
+        </w:rPr>
+        <w:t xml:space="preserve">git rm -r skills/enyrgy-agent-voice-style/</w:t>
+      </w:r>
+      <w:r>
+        <w:t xml:space="preserve">, committed + pushed); kept the root reference doc</w:t>
+      </w:r>
+      <w:r>
+        <w:t xml:space="preserve"> </w:t>
+      </w:r>
+      <w:r>
+        <w:rPr>
+          <w:rStyle w:val="VerbatimChar"/>
+        </w:rPr>
+        <w:t xml:space="preserve">Enyrgy_Agent_Voice_Style_Skill.md</w:t>
+      </w:r>
+      <w:r>
+        <w:t xml:space="preserve">.</w:t>
+      </w:r>
+    </w:p>
+    <w:p>
+      <w:pPr>
+        <w:pStyle w:val="BodyText"/>
+      </w:pPr>
+      <w:r>
+        <w:rPr>
+          <w:b/>
+          <w:bCs/>
+        </w:rPr>
+        <w:t xml:space="preserve">PPM placeholder guardrail lifted (attorney-approved).</w:t>
+      </w:r>
+      <w:r>
+        <w:t xml:space="preserve"> </w:t>
+      </w:r>
+      <w:r>
+        <w:t xml:space="preserve">The PPM is now attorney-approved, so the</w:t>
+      </w:r>
+      <w:r>
+        <w:t xml:space="preserve"> </w:t>
+      </w:r>
+      <w:r>
+        <w:t xml:space="preserve">“placeholder / do not send”</w:t>
+      </w:r>
+      <w:r>
+        <w:t xml:space="preserve"> </w:t>
+      </w:r>
+      <w:r>
+        <w:t xml:space="preserve">guardrail was removed across the KB (Section 12), the agent instruction blocks, and the guides. PPM may be sent after the intro meeting; accreditation still gates only wire instructions and accepting investment (unchanged attorney rule).</w:t>
+      </w:r>
+    </w:p>
+    <w:p>
+      <w:pPr>
+        <w:pStyle w:val="BodyText"/>
+      </w:pPr>
+      <w:r>
+        <w:rPr>
+          <w:b/>
+          <w:bCs/>
+        </w:rPr>
+        <w:t xml:space="preserve">Anthropic billing fixed -&gt; heartbeats unblocked.</w:t>
+      </w:r>
+      <w:r>
+        <w:t xml:space="preserve"> </w:t>
+      </w:r>
+      <w:r>
+        <w:t xml:space="preserve">Sentinel and other heartbeats were failing with</w:t>
+      </w:r>
+      <w:r>
+        <w:t xml:space="preserve"> </w:t>
+      </w:r>
+      <w:r>
+        <w:rPr>
+          <w:rStyle w:val="VerbatimChar"/>
+        </w:rPr>
+        <w:t xml:space="preserve">acpx_session_init_failed</w:t>
+      </w:r>
+      <w:r>
+        <w:t xml:space="preserve"> </w:t>
+      </w:r>
+      <w:r>
+        <w:t xml:space="preserve">/</w:t>
+      </w:r>
+      <w:r>
+        <w:t xml:space="preserve"> </w:t>
+      </w:r>
+      <w:r>
+        <w:t xml:space="preserve">“Credit balance is too low.”</w:t>
+      </w:r>
+      <w:r>
+        <w:t xml:space="preserve"> </w:t>
+      </w:r>
+      <w:r>
+        <w:t xml:space="preserve">Root cause was two separate caps at console.anthropic.com: the prepaid</w:t>
+      </w:r>
+      <w:r>
+        <w:t xml:space="preserve"> </w:t>
+      </w:r>
+      <w:r>
+        <w:rPr>
+          <w:b/>
+          <w:bCs/>
+        </w:rPr>
+        <w:t xml:space="preserve">credit balance</w:t>
+      </w:r>
+      <w:r>
+        <w:t xml:space="preserve"> </w:t>
+      </w:r>
+      <w:r>
+        <w:t xml:space="preserve">AND the monthly</w:t>
+      </w:r>
+      <w:r>
+        <w:t xml:space="preserve"> </w:t>
+      </w:r>
+      <w:r>
+        <w:rPr>
+          <w:b/>
+          <w:bCs/>
+        </w:rPr>
+        <w:t xml:space="preserve">spend limit</w:t>
+      </w:r>
+      <w:r>
+        <w:t xml:space="preserve"> </w:t>
+      </w:r>
+      <w:r>
+        <w:t xml:space="preserve">— topping up credits alone does not override the monthly cap. Scott added credits (settings/billing) and raised the monthly limit (settings/limits); Sentinel then ran successfully. Staged go-live is underway (bring heartbeat groups online one at a time; CEO/COO/CRO heartbeats remain OFF — their earlier spend was a one-time escalation/recovery storm during the KB/credit incident, not heartbeat cost).</w:t>
+      </w:r>
+    </w:p>
+    <w:p>
+      <w:pPr>
+        <w:pStyle w:val="BodyText"/>
+      </w:pPr>
+      <w:r>
+        <w:rPr>
+          <w:b/>
+          <w:bCs/>
+        </w:rPr>
+        <w:t xml:space="preserve">Budget model clarified (no company-wide cap exists).</w:t>
+      </w:r>
+      <w:r>
+        <w:t xml:space="preserve"> </w:t>
+      </w:r>
+      <w:r>
+        <w:t xml:space="preserve">Paperclip has per-agent and per-project budgets (Costs &gt; Budgets) but</w:t>
+      </w:r>
+      <w:r>
+        <w:t xml:space="preserve"> </w:t>
+      </w:r>
+      <w:r>
+        <w:rPr>
+          <w:b/>
+          <w:bCs/>
+        </w:rPr>
+        <w:t xml:space="preserve">no single org-wide budget field</w:t>
+      </w:r>
+      <w:r>
+        <w:t xml:space="preserve">; the effective ceiling is the sum of per-agent caps (~$59/mo). Heartbeats replay large context on every wake so even no-op wakes cost; GHL drip emails are static (~$0 Anthropic); variable cost tracks agent decisions, not message volume.</w:t>
+      </w:r>
+    </w:p>
+    <w:p>
+      <w:pPr>
+        <w:pStyle w:val="BodyText"/>
+      </w:pPr>
+      <w:r>
+        <w:rPr>
+          <w:b/>
+          <w:bCs/>
+        </w:rPr>
+        <w:t xml:space="preserve">Tool-policy toggle bug fixed (deployed).</w:t>
+      </w:r>
+      <w:r>
+        <w:t xml:space="preserve"> </w:t>
+      </w:r>
+      <w:r>
+        <w:t xml:space="preserve">Toggling a</w:t>
+      </w:r>
+      <w:r>
+        <w:t xml:space="preserve"> </w:t>
+      </w:r>
+      <w:r>
+        <w:rPr>
+          <w:rStyle w:val="VerbatimChar"/>
+        </w:rPr>
+        <w:t xml:space="preserve">require_approval</w:t>
+      </w:r>
+      <w:r>
+        <w:t xml:space="preserve"> </w:t>
+      </w:r>
+      <w:r>
+        <w:t xml:space="preserve">Rule on/off failed with</w:t>
+      </w:r>
+      <w:r>
+        <w:t xml:space="preserve"> </w:t>
+      </w:r>
+      <w:r>
+        <w:t xml:space="preserve">“Tool policy type require_approval does not support config”</w:t>
+      </w:r>
+      <w:r>
+        <w:t xml:space="preserve"> </w:t>
+      </w:r>
+      <w:r>
+        <w:t xml:space="preserve">because</w:t>
+      </w:r>
+      <w:r>
+        <w:t xml:space="preserve"> </w:t>
+      </w:r>
+      <w:r>
+        <w:rPr>
+          <w:rStyle w:val="VerbatimChar"/>
+        </w:rPr>
+        <w:t xml:space="preserve">updatePolicy</w:t>
+      </w:r>
+      <w:r>
+        <w:t xml:space="preserve"> </w:t>
+      </w:r>
+      <w:r>
+        <w:t xml:space="preserve">re-validated the rule’s stored config on every update, and some seeded rules carry a legacy config blob. Fix: validate only what the update actually changes (type always, conditions only when provided, config only when config/type changes). Creates and duplicates stay strict. Commit</w:t>
+      </w:r>
+      <w:r>
+        <w:t xml:space="preserve"> </w:t>
+      </w:r>
+      <w:r>
+        <w:rPr>
+          <w:rStyle w:val="VerbatimChar"/>
+        </w:rPr>
+        <w:t xml:space="preserve">0ffb2dd4</w:t>
+      </w:r>
+      <w:r>
+        <w:t xml:space="preserve">.</w:t>
+      </w:r>
+    </w:p>
+    <w:p>
+      <w:pPr>
+        <w:pStyle w:val="BodyText"/>
+      </w:pPr>
+      <w:r>
+        <w:rPr>
+          <w:b/>
+          <w:bCs/>
+        </w:rPr>
+        <w:t xml:space="preserve">Heartbeat intervals tuned and the go-live staging set.</w:t>
+      </w:r>
+      <w:r>
+        <w:t xml:space="preserve"> </w:t>
+      </w:r>
+      <w:r>
+        <w:t xml:space="preserve">Found the live heartbeats were misconfigured (Dispatcher polling every 30 min, QC weekly, revenue agents off). Corrected the ON set: Dispatcher</w:t>
+      </w:r>
+      <w:r>
+        <w:t xml:space="preserve"> </w:t>
+      </w:r>
+      <w:r>
+        <w:rPr>
+          <w:rStyle w:val="VerbatimChar"/>
+        </w:rPr>
+        <w:t xml:space="preserve">28800</w:t>
+      </w:r>
+      <w:r>
+        <w:t xml:space="preserve"> </w:t>
+      </w:r>
+      <w:r>
+        <w:t xml:space="preserve">(8h, was the 30-min anomaly and largely redundant with WF-01 auto-routing), Quality Control</w:t>
+      </w:r>
+      <w:r>
+        <w:t xml:space="preserve"> </w:t>
+      </w:r>
+      <w:r>
+        <w:rPr>
+          <w:rStyle w:val="VerbatimChar"/>
+        </w:rPr>
+        <w:t xml:space="preserve">86400</w:t>
+      </w:r>
+      <w:r>
+        <w:t xml:space="preserve"> </w:t>
+      </w:r>
+      <w:r>
+        <w:t xml:space="preserve">(daily), Sales Outreach</w:t>
+      </w:r>
+      <w:r>
+        <w:t xml:space="preserve"> </w:t>
+      </w:r>
+      <w:r>
+        <w:rPr>
+          <w:rStyle w:val="VerbatimChar"/>
+        </w:rPr>
+        <w:t xml:space="preserve">3600</w:t>
+      </w:r>
+      <w:r>
+        <w:t xml:space="preserve"> </w:t>
+      </w:r>
+      <w:r>
+        <w:t xml:space="preserve">(1h), SDR</w:t>
+      </w:r>
+      <w:r>
+        <w:t xml:space="preserve"> </w:t>
+      </w:r>
+      <w:r>
+        <w:rPr>
+          <w:rStyle w:val="VerbatimChar"/>
+        </w:rPr>
+        <w:t xml:space="preserve">7200</w:t>
+      </w:r>
+      <w:r>
+        <w:t xml:space="preserve"> </w:t>
+      </w:r>
+      <w:r>
+        <w:t xml:space="preserve">(2h), Sentinel</w:t>
+      </w:r>
+      <w:r>
+        <w:t xml:space="preserve"> </w:t>
+      </w:r>
+      <w:r>
+        <w:rPr>
+          <w:rStyle w:val="VerbatimChar"/>
+        </w:rPr>
+        <w:t xml:space="preserve">86400</w:t>
+      </w:r>
+      <w:r>
+        <w:t xml:space="preserve"> </w:t>
+      </w:r>
+      <w:r>
+        <w:t xml:space="preserve">(24h), KB Manager</w:t>
+      </w:r>
+      <w:r>
+        <w:t xml:space="preserve"> </w:t>
+      </w:r>
+      <w:r>
+        <w:rPr>
+          <w:rStyle w:val="VerbatimChar"/>
+        </w:rPr>
+        <w:t xml:space="preserve">2592000</w:t>
+      </w:r>
+      <w:r>
+        <w:t xml:space="preserve"> </w:t>
+      </w:r>
+      <w:r>
+        <w:t xml:space="preserve">(30d, effectively off). Only ~8 agents should ever run on a timer heartbeat (the proactive monitors + the two revenue agents); the executives (CEO/COO/CRO/CFO), Audit and Compliance, PRD Gatherer, and Onboarding stay</w:t>
+      </w:r>
+      <w:r>
+        <w:t xml:space="preserve"> </w:t>
+      </w:r>
+      <w:r>
+        <w:rPr>
+          <w:b/>
+          <w:bCs/>
+        </w:rPr>
+        <w:t xml:space="preserve">event-driven, timer OFF</w:t>
+      </w:r>
+      <w:r>
+        <w:t xml:space="preserve">. IMPORTANT trap: every OFF agent shows a</w:t>
+      </w:r>
+      <w:r>
+        <w:t xml:space="preserve"> </w:t>
+      </w:r>
+      <w:r>
+        <w:rPr>
+          <w:rStyle w:val="VerbatimChar"/>
+        </w:rPr>
+        <w:t xml:space="preserve">300s</w:t>
+      </w:r>
+      <w:r>
+        <w:t xml:space="preserve"> </w:t>
+      </w:r>
+      <w:r>
+        <w:t xml:space="preserve">(5-minute) default, so whenever you enable one you MUST set its interval in the same step. Remaining rollout, gated on watching cost between each: Reactivation</w:t>
+      </w:r>
+      <w:r>
+        <w:t xml:space="preserve"> </w:t>
+      </w:r>
+      <w:r>
+        <w:rPr>
+          <w:rStyle w:val="VerbatimChar"/>
+        </w:rPr>
+        <w:t xml:space="preserve">21600</w:t>
+      </w:r>
+      <w:r>
+        <w:t xml:space="preserve">, Referral and Reviews</w:t>
+      </w:r>
+      <w:r>
+        <w:t xml:space="preserve"> </w:t>
+      </w:r>
+      <w:r>
+        <w:rPr>
+          <w:rStyle w:val="VerbatimChar"/>
+        </w:rPr>
+        <w:t xml:space="preserve">21600</w:t>
+      </w:r>
+      <w:r>
+        <w:t xml:space="preserve"> </w:t>
+      </w:r>
+      <w:r>
+        <w:t xml:space="preserve">(only after WF-07 review link + referral app), Sales Scout</w:t>
+      </w:r>
+      <w:r>
+        <w:t xml:space="preserve"> </w:t>
+      </w:r>
+      <w:r>
+        <w:rPr>
+          <w:rStyle w:val="VerbatimChar"/>
+        </w:rPr>
+        <w:t xml:space="preserve">43200</w:t>
+      </w:r>
+      <w:r>
+        <w:t xml:space="preserve">, CSM</w:t>
+      </w:r>
+      <w:r>
+        <w:t xml:space="preserve"> </w:t>
+      </w:r>
+      <w:r>
+        <w:rPr>
+          <w:rStyle w:val="VerbatimChar"/>
+        </w:rPr>
+        <w:t xml:space="preserve">43200</w:t>
+      </w:r>
+      <w:r>
+        <w:t xml:space="preserve">.</w:t>
+      </w:r>
+    </w:p>
+    <w:p>
+      <w:pPr>
+        <w:pStyle w:val="BodyText"/>
+      </w:pPr>
+      <w:r>
+        <w:rPr>
+          <w:b/>
+          <w:bCs/>
+        </w:rPr>
+        <w:t xml:space="preserve">Q2 2026 investor update drafted (standalone .docx, not committed).</w:t>
+      </w:r>
+      <w:r>
+        <w:t xml:space="preserve"> </w:t>
+      </w:r>
+      <w:r>
+        <w:t xml:space="preserve">Built from the KB and session logs only, no invented figures. Includes real Q2 financials (revenue $34,866.86, gross profit $30,834.68, opex $55,822.26, net loss $24,987.58, of which $33,464.79 was non-recurring: $26,897.97 fundraise costs + $6,566.82 annual insurance renewal, so underlying operations ran ~$8,477 positive), the commercial membership reframe (operators use Enyrgy as a member-acquisition and tier-upgrade draw, moving off per-modality pricing), a Team section (Brian Cameron, Millie Carrillo, Shanna Schuckman, Thea Cartier), the operating-platform section (Enterprise Architecture v1.0 + 29 workflows), and YourTango named. Compliance-clean (no em-dashes, no prohibited words, N=5 caveat, offering terms point to the PPM). Needs Brian + attorney sign-off before sending; send only to existing/already-introduced investors.</w:t>
+      </w:r>
+    </w:p>
+    <w:p>
+      <w:pPr>
+        <w:pStyle w:val="BodyText"/>
+      </w:pPr>
+      <w:r>
+        <w:rPr>
+          <w:b/>
+          <w:bCs/>
+        </w:rPr>
+        <w:t xml:space="preserve">QC</w:t>
+      </w:r>
+      <w:r>
+        <w:rPr>
+          <w:b/>
+          <w:bCs/>
+        </w:rPr>
+        <w:t xml:space="preserve"> </w:t>
+      </w:r>
+      <w:r>
+        <w:rPr>
+          <w:b/>
+          <w:bCs/>
+        </w:rPr>
+        <w:t xml:space="preserve">“systemic lifecycle”</w:t>
+      </w:r>
+      <w:r>
+        <w:rPr>
+          <w:b/>
+          <w:bCs/>
+        </w:rPr>
+        <w:t xml:space="preserve"> </w:t>
+      </w:r>
+      <w:r>
+        <w:rPr>
+          <w:b/>
+          <w:bCs/>
+        </w:rPr>
+        <w:t xml:space="preserve">escalation (ENY-20) run to ground: FALSE POSITIVE, and the real finding is agent confabulation under credit starvation.</w:t>
+      </w:r>
+      <w:r>
+        <w:t xml:space="preserve"> </w:t>
+      </w:r>
+      <w:r>
+        <w:t xml:space="preserve">QC’s weekly audit escalated a</w:t>
+      </w:r>
+      <w:r>
+        <w:t xml:space="preserve"> </w:t>
+      </w:r>
+      <w:r>
+        <w:t xml:space="preserve">“systemic, most active contacts affected”</w:t>
+      </w:r>
+      <w:r>
+        <w:t xml:space="preserve"> </w:t>
+      </w:r>
+      <w:r>
+        <w:t xml:space="preserve">lifecycle bug (status tags stacking, contacts stuck at New Lead, WF-04 not running). COO then</w:t>
+      </w:r>
+      <w:r>
+        <w:t xml:space="preserve"> </w:t>
+      </w:r>
+      <w:r>
+        <w:t xml:space="preserve">“verified it live”</w:t>
+      </w:r>
+      <w:r>
+        <w:t xml:space="preserve"> </w:t>
+      </w:r>
+      <w:r>
+        <w:t xml:space="preserve">and confirmed it. Both were wrong. Every specific claim was checked by hand against the live sub-account and none held: the New Lead stage had one legitimate same-day lead (Barry Fingerhut via Tired Test); the named magnet leads (Sonya, Engle, Crystal, Celestina, Lynette) carry zero</w:t>
+      </w:r>
+      <w:r>
+        <w:t xml:space="preserve"> </w:t>
+      </w:r>
+      <w:r>
+        <w:rPr>
+          <w:rStyle w:val="VerbatimChar"/>
+        </w:rPr>
+        <w:t xml:space="preserve">status_</w:t>
+      </w:r>
+      <w:r>
+        <w:t xml:space="preserve"> </w:t>
+      </w:r>
+      <w:r>
+        <w:t xml:space="preserve">tags; Preston carries a single clean</w:t>
+      </w:r>
+      <w:r>
+        <w:t xml:space="preserve"> </w:t>
+      </w:r>
+      <w:r>
+        <w:rPr>
+          <w:rStyle w:val="VerbatimChar"/>
+        </w:rPr>
+        <w:t xml:space="preserve">status_solicitation</w:t>
+      </w:r>
+      <w:r>
+        <w:t xml:space="preserve">;</w:t>
+      </w:r>
+      <w:r>
+        <w:t xml:space="preserve"> </w:t>
+      </w:r>
+      <w:r>
+        <w:t xml:space="preserve">“Test Calendar”</w:t>
+      </w:r>
+      <w:r>
+        <w:t xml:space="preserve"> </w:t>
+      </w:r>
+      <w:r>
+        <w:t xml:space="preserve">and spam contact Saloni were already deleted; and WF-04 Stale Lead Sentinel has run</w:t>
+      </w:r>
+      <w:r>
+        <w:t xml:space="preserve"> </w:t>
+      </w:r>
+      <w:r>
+        <w:rPr>
+          <w:b/>
+          <w:bCs/>
+        </w:rPr>
+        <w:t xml:space="preserve">every day</w:t>
+      </w:r>
+      <w:r>
+        <w:t xml:space="preserve"> </w:t>
+      </w:r>
+      <w:r>
+        <w:t xml:space="preserve">(Jul 23 to 28, last run Jul 28 08:02, all Finished) — COO had misread the workflow’s last-</w:t>
+      </w:r>
+      <w:r>
+        <w:rPr>
+          <w:i/>
+          <w:iCs/>
+        </w:rPr>
+        <w:t xml:space="preserve">edit</w:t>
+      </w:r>
+      <w:r>
+        <w:t xml:space="preserve"> </w:t>
+      </w:r>
+      <w:r>
+        <w:t xml:space="preserve">date (2026-06-27) as its last-</w:t>
+      </w:r>
+      <w:r>
+        <w:rPr>
+          <w:i/>
+          <w:iCs/>
+        </w:rPr>
+        <w:t xml:space="preserve">run</w:t>
+      </w:r>
+      <w:r>
+        <w:t xml:space="preserve"> </w:t>
+      </w:r>
+      <w:r>
+        <w:t xml:space="preserve">date. Root cause: the agent org was</w:t>
+      </w:r>
+      <w:r>
+        <w:t xml:space="preserve"> </w:t>
+      </w:r>
+      <w:r>
+        <w:rPr>
+          <w:b/>
+          <w:bCs/>
+        </w:rPr>
+        <w:t xml:space="preserve">credit-starved and budget-hard-stopped</w:t>
+      </w:r>
+      <w:r>
+        <w:t xml:space="preserve">, and in that state it did not fail quietly, it produced confident, specific, fabricated claims. A related platform bug: the delegated fix (ENY-24) was auto-flipped to</w:t>
+      </w:r>
+      <w:r>
+        <w:t xml:space="preserve"> </w:t>
+      </w:r>
+      <w:r>
+        <w:rPr>
+          <w:rStyle w:val="VerbatimChar"/>
+        </w:rPr>
+        <w:t xml:space="preserve">done</w:t>
+      </w:r>
+      <w:r>
+        <w:t xml:space="preserve"> </w:t>
+      </w:r>
+      <w:r>
+        <w:t xml:space="preserve">during</w:t>
+      </w:r>
+      <w:r>
+        <w:t xml:space="preserve"> </w:t>
+      </w:r>
+      <w:r>
+        <w:t xml:space="preserve">“credit-balance recovery”</w:t>
+      </w:r>
+      <w:r>
+        <w:t xml:space="preserve"> </w:t>
+      </w:r>
+      <w:r>
+        <w:t xml:space="preserve">with no execution, masking the (non-existent) issue.</w:t>
+      </w:r>
+      <w:r>
+        <w:t xml:space="preserve"> </w:t>
+      </w:r>
+      <w:r>
+        <w:rPr>
+          <w:b/>
+          <w:bCs/>
+        </w:rPr>
+        <w:t xml:space="preserve">Standing lessons adopted:</w:t>
+      </w:r>
+      <w:r>
+        <w:t xml:space="preserve"> </w:t>
+      </w:r>
+      <w:r>
+        <w:t xml:space="preserve">(1) verify every agent audit/verification against the live GHL account before acting; agent escalations are leads, not facts; (2) keep Anthropic credit buffered and budgets with headroom, because starvation multiplies cost (dying runs re-wake and replay a growing thread) and triggers confabulation; (3) the QC instruction was tightened to require cited contact IDs + observed tags and to forbid inferring status from stage. Cleanup: ENY-20, ENY-30, and the phantom replacement fix ENY-35 were cancelled; ENY-29 and ENY-31 (Saloni reconciliation) were already Done; Saloni was an intentional human spam deletion, not an unapproved action.</w:t>
+      </w:r>
+      <w:r>
+        <w:t xml:space="preserve"> </w:t>
+      </w:r>
+      <w:r>
+        <w:rPr>
+          <w:b/>
+          <w:bCs/>
+        </w:rPr>
+        <w:t xml:space="preserve">Open platform fix:</w:t>
+      </w:r>
+      <w:r>
+        <w:t xml:space="preserve"> </w:t>
+      </w:r>
+      <w:r>
+        <w:t xml:space="preserve">runs that die on a credit/budget error must go to</w:t>
+      </w:r>
+      <w:r>
+        <w:t xml:space="preserve"> </w:t>
+      </w:r>
+      <w:r>
+        <w:rPr>
+          <w:rStyle w:val="VerbatimChar"/>
+        </w:rPr>
+        <w:t xml:space="preserve">blocked</w:t>
+      </w:r>
+      <w:r>
+        <w:t xml:space="preserve">, never</w:t>
+      </w:r>
+      <w:r>
+        <w:t xml:space="preserve"> </w:t>
+      </w:r>
+      <w:r>
+        <w:rPr>
+          <w:rStyle w:val="VerbatimChar"/>
+        </w:rPr>
+        <w:t xml:space="preserve">done</w:t>
+      </w:r>
+      <w:r>
+        <w:t xml:space="preserve"> </w:t>
+      </w:r>
+      <w:r>
+        <w:t xml:space="preserve">(the phantom-completion bug).</w:t>
+      </w:r>
+    </w:p>
+    <w:p>
+      <w:pPr>
+        <w:pStyle w:val="BodyText"/>
+      </w:pPr>
+      <w:r>
+        <w:rPr>
+          <w:b/>
+          <w:bCs/>
+        </w:rPr>
+        <w:t xml:space="preserve">Consolidated open-items list created.</w:t>
+      </w:r>
+      <w:r>
+        <w:t xml:space="preserve"> </w:t>
+      </w:r>
+      <w:r>
+        <w:rPr>
+          <w:rStyle w:val="VerbatimChar"/>
+        </w:rPr>
+        <w:t xml:space="preserve">Enyrgy_Master_TODO.md</w:t>
+      </w:r>
+      <w:r>
+        <w:t xml:space="preserve"> </w:t>
+      </w:r>
+      <w:r>
+        <w:t xml:space="preserve">reconciles every open item across the EA, WIP, IG, and Phase 2 guide against the live state, in priority order. Use it as the single punch list going forward.</w:t>
+      </w:r>
+    </w:p>
+    <w:bookmarkEnd w:id="12"/>
+    <w:bookmarkStart w:id="13" w:name="what-was-done-session-14-july-25-26-2026"/>
+    <w:p>
+      <w:pPr>
+        <w:pStyle w:val="Heading2"/>
+      </w:pPr>
+      <w:r>
         <w:t xml:space="preserve">WHAT WAS DONE (Session 14, July 25-26, 2026)</w:t>
       </w:r>
     </w:p>
@@ -1942,8 +3006,8 @@
         <w:t xml:space="preserve">). Its canvas tile does not render; open it via command palette or direct service URL.</w:t>
       </w:r>
     </w:p>
-    <w:bookmarkEnd w:id="20"/>
-    <w:bookmarkStart w:id="21" w:name="what-was-done-session-13-july-22-2026"/>
+    <w:bookmarkEnd w:id="13"/>
+    <w:bookmarkStart w:id="14" w:name="what-was-done-session-13-july-22-2026"/>
     <w:p>
       <w:pPr>
         <w:pStyle w:val="Heading2"/>
@@ -2535,8 +3599,8 @@
         <w:t xml:space="preserve">All 17 agents can read GHL; all writes are held for human approval (8 company-wide ask-first policies plus the CFO’s own gate). No heartbeats run yet, so nothing fires on a schedule until launch. The org is go-live ready.</w:t>
       </w:r>
     </w:p>
-    <w:bookmarkEnd w:id="21"/>
-    <w:bookmarkStart w:id="29" w:name="what-was-done-session-12-july-20-21-2026"/>
+    <w:bookmarkEnd w:id="14"/>
+    <w:bookmarkStart w:id="22" w:name="what-was-done-session-12-july-20-21-2026"/>
     <w:p>
       <w:pPr>
         <w:pStyle w:val="Heading2"/>
@@ -2545,7 +3609,7 @@
         <w:t xml:space="preserve">WHAT WAS DONE (Session 12, July 20-21, 2026)</w:t>
       </w:r>
     </w:p>
-    <w:bookmarkStart w:id="22" w:name="Xad79708e49764ac648f3d5f45964ab3cd542d6f"/>
+    <w:bookmarkStart w:id="15" w:name="Xad79708e49764ac648f3d5f45964ab3cd542d6f"/>
     <w:p>
       <w:pPr>
         <w:pStyle w:val="Heading3"/>
@@ -2699,8 +3763,8 @@
         <w:t xml:space="preserve">(NOT –yes) in the Railway Console so it read the env vars and wrote config.json to the volume; onboard generated the bootstrap-CEO invite URL; opened it and claimed CEO/owner with scott@enyrgy.com.</w:t>
       </w:r>
     </w:p>
-    <w:bookmarkEnd w:id="22"/>
-    <w:bookmarkStart w:id="23" w:name="Xf124d3d22d72216dff1a6fad5ca71afa11782c9"/>
+    <w:bookmarkEnd w:id="15"/>
+    <w:bookmarkStart w:id="16" w:name="Xf124d3d22d72216dff1a6fad5ca71afa11782c9"/>
     <w:p>
       <w:pPr>
         <w:pStyle w:val="Heading3"/>
@@ -2743,8 +3807,8 @@
         <w:t xml:space="preserve">Monthly spend limit = $25 (the API stops serving at $25 in a calendar month). Auto-reload turned OFF, so the prepaid credit balance is a second hard floor - nothing can charge the card without a deliberate top-up. About $8 was spent this session on setup, environment-check probes, and the brief agent runs before cleanup; the counter resets Aug 1.</w:t>
       </w:r>
     </w:p>
-    <w:bookmarkEnd w:id="23"/>
-    <w:bookmarkStart w:id="24" w:name="X7c93f2fc17f574273a7e7707a25d05916cd841a"/>
+    <w:bookmarkEnd w:id="16"/>
+    <w:bookmarkStart w:id="17" w:name="X7c93f2fc17f574273a7e7707a25d05916cd841a"/>
     <w:p>
       <w:pPr>
         <w:pStyle w:val="Heading3"/>
@@ -2807,8 +3871,8 @@
         <w:t xml:space="preserve">The two paused built-in helper agents (Reflection Coach, Summarizer) are Paperclip defaults; left as-is.</w:t>
       </w:r>
     </w:p>
-    <w:bookmarkEnd w:id="24"/>
-    <w:bookmarkStart w:id="25" w:name="Xa811478b79a7118b930d55b212472bac7da4a63"/>
+    <w:bookmarkEnd w:id="17"/>
+    <w:bookmarkStart w:id="18" w:name="Xa811478b79a7118b930d55b212472bac7da4a63"/>
     <w:p>
       <w:pPr>
         <w:pStyle w:val="Heading3"/>
@@ -2837,8 +3901,8 @@
         <w:t xml:space="preserve">Private Integration in GHL with exactly 15 scopes: contacts (r/w), conversations (r/w), conversations/message (r/w), opportunities (r/w), locations/tags (r/w), workflows.readonly, calendars.readonly, calendars/events.readonly, forms.readonly, locations/customFields.readonly. Deliberately withheld billing, users, oauth, payments, and settings scopes. Token copied and held by Scott (not stored in chat).</w:t>
       </w:r>
     </w:p>
-    <w:bookmarkEnd w:id="25"/>
-    <w:bookmarkStart w:id="26" w:name="X5b6a8001376f3af2fcf65764685f829c50a953d"/>
+    <w:bookmarkEnd w:id="18"/>
+    <w:bookmarkStart w:id="19" w:name="X5b6a8001376f3af2fcf65764685f829c50a953d"/>
     <w:p>
       <w:pPr>
         <w:pStyle w:val="Heading3"/>
@@ -2879,8 +3943,8 @@
         <w:t xml:space="preserve">Building this bridge is the first task next session and unblocks the rest of the agent-org build.</w:t>
       </w:r>
     </w:p>
-    <w:bookmarkEnd w:id="26"/>
-    <w:bookmarkStart w:id="27" w:name="X2ac6b8e8d2fc49e12399051a2e50a433e682a53"/>
+    <w:bookmarkEnd w:id="19"/>
+    <w:bookmarkStart w:id="20" w:name="X2ac6b8e8d2fc49e12399051a2e50a433e682a53"/>
     <w:p>
       <w:pPr>
         <w:pStyle w:val="Heading3"/>
@@ -2925,8 +3989,8 @@
         <w:t xml:space="preserve">NOT STARTED: Step 3 Load KB; Steps 4-6 build the remaining 15 agents (CEO already exists); Step 7 compliance gate; Step 8 5-contact test; Step 9 staged go-live.</w:t>
       </w:r>
     </w:p>
-    <w:bookmarkEnd w:id="27"/>
-    <w:bookmarkStart w:id="28" w:name="Xf91d26447d0b09b2d9eb7e6479e104dbfc30e41"/>
+    <w:bookmarkEnd w:id="20"/>
+    <w:bookmarkStart w:id="21" w:name="Xf91d26447d0b09b2d9eb7e6479e104dbfc30e41"/>
     <w:p>
       <w:pPr>
         <w:pStyle w:val="Heading3"/>
@@ -2990,9 +4054,9 @@
         </w:pict>
       </w:r>
     </w:p>
-    <w:bookmarkEnd w:id="28"/>
-    <w:bookmarkEnd w:id="29"/>
-    <w:bookmarkStart w:id="39" w:name="what-was-done-session-11-july-19-2026"/>
+    <w:bookmarkEnd w:id="21"/>
+    <w:bookmarkEnd w:id="22"/>
+    <w:bookmarkStart w:id="32" w:name="what-was-done-session-11-july-19-2026"/>
     <w:p>
       <w:pPr>
         <w:pStyle w:val="Heading2"/>
@@ -3001,7 +4065,7 @@
         <w:t xml:space="preserve">WHAT WAS DONE (Session 11, July 19, 2026)</w:t>
       </w:r>
     </w:p>
-    <w:bookmarkStart w:id="30" w:name="Xa3d538e25c540d7ac9ef4f4a452f35807541e37"/>
+    <w:bookmarkStart w:id="23" w:name="Xa3d538e25c540d7ac9ef4f4a452f35807541e37"/>
     <w:p>
       <w:pPr>
         <w:pStyle w:val="Heading3"/>
@@ -3155,8 +4219,8 @@
         <w:t xml:space="preserve">tag.</w:t>
       </w:r>
     </w:p>
-    <w:bookmarkEnd w:id="30"/>
-    <w:bookmarkStart w:id="31" w:name="Xb24fa00c0e662b9de7db923ef015abe50dd6a8b"/>
+    <w:bookmarkEnd w:id="23"/>
+    <w:bookmarkStart w:id="24" w:name="Xb24fa00c0e662b9de7db923ef015abe50dd6a8b"/>
     <w:p>
       <w:pPr>
         <w:pStyle w:val="Heading3"/>
@@ -3209,8 +4273,8 @@
         <w:t xml:space="preserve">. Allow Re-Entry ON. This shields every new Shopify buyer from lead nurture (they already purchased) while flagging them as a customer. Closes the going-forward gap created by Contact Sync (new buyers auto-create contacts that would otherwise hit WF-01).</w:t>
       </w:r>
     </w:p>
-    <w:bookmarkEnd w:id="31"/>
-    <w:bookmarkStart w:id="32" w:name="remaining-shopify-not-done-today"/>
+    <w:bookmarkEnd w:id="24"/>
+    <w:bookmarkStart w:id="25" w:name="remaining-shopify-not-done-today"/>
     <w:p>
       <w:pPr>
         <w:pStyle w:val="Heading3"/>
@@ -3288,8 +4352,8 @@
         <w:t xml:space="preserve">Abandoned-checkout webhook: developer build, highest-ROI recovery piece.</w:t>
       </w:r>
     </w:p>
-    <w:bookmarkEnd w:id="32"/>
-    <w:bookmarkStart w:id="33" w:name="X76fadb91bef3eef1f3a22b9dabd964c23af8599"/>
+    <w:bookmarkEnd w:id="25"/>
+    <w:bookmarkStart w:id="26" w:name="X76fadb91bef3eef1f3a22b9dabd964c23af8599"/>
     <w:p>
       <w:pPr>
         <w:pStyle w:val="Heading3"/>
@@ -3333,8 +4397,8 @@
         <w:t xml:space="preserve">now reliably suppresses all five drips.</w:t>
       </w:r>
     </w:p>
-    <w:bookmarkEnd w:id="33"/>
-    <w:bookmarkStart w:id="34" w:name="X38b1a71603fdcc4c7a23ee3ff736692e228b793"/>
+    <w:bookmarkEnd w:id="26"/>
+    <w:bookmarkStart w:id="27" w:name="X38b1a71603fdcc4c7a23ee3ff736692e228b793"/>
     <w:p>
       <w:pPr>
         <w:pStyle w:val="Heading3"/>
@@ -3363,8 +4427,8 @@
         <w:t xml:space="preserve">branch and renamed the gate to a router; the accreditation nudge stays for non-accredited. Accreditation is still required later, before commitment/subscription/wire (handled in the pipeline, untouched). The PPM email copy was confirmed accreditation-neutral (Session 11).</w:t>
       </w:r>
     </w:p>
-    <w:bookmarkEnd w:id="34"/>
-    <w:bookmarkStart w:id="35" w:name="X588532203d8bd4aa54ed8cf766cdad02a5db62d"/>
+    <w:bookmarkEnd w:id="27"/>
+    <w:bookmarkStart w:id="28" w:name="X588532203d8bd4aa54ed8cf766cdad02a5db62d"/>
     <w:p>
       <w:pPr>
         <w:pStyle w:val="Heading3"/>
@@ -3454,8 +4518,8 @@
         <w:t xml:space="preserve">(carrier queue, typically a few business days). SMS cannot send from the toll-free until this passes.</w:t>
       </w:r>
     </w:p>
-    <w:bookmarkEnd w:id="35"/>
-    <w:bookmarkStart w:id="36" w:name="X66a8e1d39418aa85f3166dd9446a8437db0a1b3"/>
+    <w:bookmarkEnd w:id="28"/>
+    <w:bookmarkStart w:id="29" w:name="X66a8e1d39418aa85f3166dd9446a8437db0a1b3"/>
     <w:p>
       <w:pPr>
         <w:pStyle w:val="Heading3"/>
@@ -3522,8 +4586,8 @@
         <w:t xml:space="preserve">(instant/Search Console was overridden, likely due to the shared GCU address). Scott records the live walkthrough video at the office next (a pre-existing Instagram clip cannot be used; must be a fresh, unedited recording through Google’s tool showing signage, the demo unit, and proof of management). Once verified, grab the review link and wire into WF-07.</w:t>
       </w:r>
     </w:p>
-    <w:bookmarkEnd w:id="36"/>
-    <w:bookmarkStart w:id="37" w:name="X88e666813efa23d3f1c5379efe3f1b34d612a87"/>
+    <w:bookmarkEnd w:id="29"/>
+    <w:bookmarkStart w:id="30" w:name="X88e666813efa23d3f1c5379efe3f1b34d612a87"/>
     <w:p>
       <w:pPr>
         <w:pStyle w:val="Heading3"/>
@@ -3832,8 +4896,8 @@
         <w:t xml:space="preserve">(.md + .docx, WF-29 spec + the three reassurance emails).</w:t>
       </w:r>
     </w:p>
-    <w:bookmarkEnd w:id="37"/>
-    <w:bookmarkStart w:id="38" w:name="Xf6b1f1ebbf33969a49fb05f42c51b3df4bd891e"/>
+    <w:bookmarkEnd w:id="30"/>
+    <w:bookmarkStart w:id="31" w:name="Xf6b1f1ebbf33969a49fb05f42c51b3df4bd891e"/>
     <w:p>
       <w:pPr>
         <w:pStyle w:val="Heading3"/>
@@ -3885,9 +4949,9 @@
         </w:pict>
       </w:r>
     </w:p>
-    <w:bookmarkEnd w:id="38"/>
-    <w:bookmarkEnd w:id="39"/>
-    <w:bookmarkStart w:id="45" w:name="what-was-done-session-10-july-18-2026"/>
+    <w:bookmarkEnd w:id="31"/>
+    <w:bookmarkEnd w:id="32"/>
+    <w:bookmarkStart w:id="38" w:name="what-was-done-session-10-july-18-2026"/>
     <w:p>
       <w:pPr>
         <w:pStyle w:val="Heading2"/>
@@ -3896,7 +4960,7 @@
         <w:t xml:space="preserve">WHAT WAS DONE (Session 10, July 18, 2026)</w:t>
       </w:r>
     </w:p>
-    <w:bookmarkStart w:id="40" w:name="X8a593e7fd46c540d90065ea17972e7bed0449ce"/>
+    <w:bookmarkStart w:id="33" w:name="X8a593e7fd46c540d90065ea17972e7bed0449ce"/>
     <w:p>
       <w:pPr>
         <w:pStyle w:val="Heading3"/>
@@ -4163,8 +5227,8 @@
         <w:t xml:space="preserve">(.md + .docx). The form’s share URL (https://api.leadconnectorhq.com/widget/form/OjahkWeVDeozQkfG9dW2) is the video upload link in both emails.</w:t>
       </w:r>
     </w:p>
-    <w:bookmarkEnd w:id="40"/>
-    <w:bookmarkStart w:id="41" w:name="Xc979635fde4ee3b49e75c81ba773b12defa98c7"/>
+    <w:bookmarkEnd w:id="33"/>
+    <w:bookmarkStart w:id="34" w:name="Xc979635fde4ee3b49e75c81ba773b12defa98c7"/>
     <w:p>
       <w:pPr>
         <w:pStyle w:val="Heading3"/>
@@ -4181,8 +5245,8 @@
         <w:t xml:space="preserve">Registration Date (Date), Skin Type (Single Options 1-6), Gender (Single Options Male/Female), Height (Text, ft/in), Weight (Number, lbs), Vitamin D Level (Number, ng/mL), plus Age was intentionally skipped (derivable from birthdate and goes stale). Birthdate uses GHL’s native Date of Birth field, not a custom field.</w:t>
       </w:r>
     </w:p>
-    <w:bookmarkEnd w:id="41"/>
-    <w:bookmarkStart w:id="42" w:name="Xf313635a57578d15d4ec79da1e50fcc4e357623"/>
+    <w:bookmarkEnd w:id="34"/>
+    <w:bookmarkStart w:id="35" w:name="Xf313635a57578d15d4ec79da1e50fcc4e357623"/>
     <w:p>
       <w:pPr>
         <w:pStyle w:val="Heading3"/>
@@ -4412,8 +5476,8 @@
         <w:t xml:space="preserve">(617 rows).</w:t>
       </w:r>
     </w:p>
-    <w:bookmarkEnd w:id="42"/>
-    <w:bookmarkStart w:id="43" w:name="note-found-during-the-audit-not-blocking"/>
+    <w:bookmarkEnd w:id="35"/>
+    <w:bookmarkStart w:id="36" w:name="note-found-during-the-audit-not-blocking"/>
     <w:p>
       <w:pPr>
         <w:pStyle w:val="Heading3"/>
@@ -4475,8 +5539,8 @@
         <w:t xml:space="preserve">tag does. Worth adding a bypass gate to those three later for consistency.</w:t>
       </w:r>
     </w:p>
-    <w:bookmarkEnd w:id="43"/>
-    <w:bookmarkStart w:id="44" w:name="next-up-testimonials"/>
+    <w:bookmarkEnd w:id="36"/>
+    <w:bookmarkStart w:id="37" w:name="next-up-testimonials"/>
     <w:p>
       <w:pPr>
         <w:pStyle w:val="Heading3"/>
@@ -4527,9 +5591,9 @@
         </w:pict>
       </w:r>
     </w:p>
-    <w:bookmarkEnd w:id="44"/>
-    <w:bookmarkEnd w:id="45"/>
-    <w:bookmarkStart w:id="52" w:name="what-was-done-session-9-july-17-2026"/>
+    <w:bookmarkEnd w:id="37"/>
+    <w:bookmarkEnd w:id="38"/>
+    <w:bookmarkStart w:id="45" w:name="what-was-done-session-9-july-17-2026"/>
     <w:p>
       <w:pPr>
         <w:pStyle w:val="Heading2"/>
@@ -4538,7 +5602,7 @@
         <w:t xml:space="preserve">WHAT WAS DONE (Session 9, July 17, 2026)</w:t>
       </w:r>
     </w:p>
-    <w:bookmarkStart w:id="46" w:name="X7969b9da8b6bf8be6a4b3ecbd5db5f877a6c563"/>
+    <w:bookmarkStart w:id="39" w:name="X7969b9da8b6bf8be6a4b3ecbd5db5f877a6c563"/>
     <w:p>
       <w:pPr>
         <w:pStyle w:val="Heading3"/>
@@ -4555,8 +5619,8 @@
         <w:t xml:space="preserve">Walked through the full GHL integration for the Vitamin D Assessment (Lead Magnet 5) and took it live and tested. WF-21 Vitamin D Assessment Capture: Inbound Webhook trigger, Create Contact with all 11 fields mapped, a Standard Add Tag with the six always-on tags (type_consumer, source_lead_magnet, status_new, magnet_lead, drip_bypass, magnet_vitamin_d_assessment), a Dynamic Add Tag that reads the quiz’s tags list, the CUB-refined results email, and (redundant now) a risk-band Condition. Two custom fields added (Deficiency Risk Score, Deficiency Risk Band). Page deployed to go.enyrgy.com/vitamin-d-assessment. Live end-to-end test passed: contact created with fields and tags, results email delivered.</w:t>
       </w:r>
     </w:p>
-    <w:bookmarkEnd w:id="46"/>
-    <w:bookmarkStart w:id="47" w:name="segmentation-solved-in-one-action"/>
+    <w:bookmarkEnd w:id="39"/>
+    <w:bookmarkStart w:id="40" w:name="segmentation-solved-in-one-action"/>
     <w:p>
       <w:pPr>
         <w:pStyle w:val="Heading3"/>
@@ -4603,8 +5667,8 @@
         <w:t xml:space="preserve">applies them all. This replaced the planned SMS Consent field plus separate goal and SMS workflows. GHL requires one action per mode (Standard vs Dynamic), so WF-21 has both.</w:t>
       </w:r>
     </w:p>
-    <w:bookmarkEnd w:id="47"/>
-    <w:bookmarkStart w:id="48" w:name="X0c1b816f89adb039ac6cefe75845b5183d72531"/>
+    <w:bookmarkEnd w:id="40"/>
+    <w:bookmarkStart w:id="41" w:name="X0c1b816f89adb039ac6cefe75845b5183d72531"/>
     <w:p>
       <w:pPr>
         <w:pStyle w:val="Heading3"/>
@@ -4621,8 +5685,8 @@
         <w:t xml:space="preserve">A 3-email solution-aware series. Trigger on the magnet tag, 2-day wait, Email 1 (Your D3 does one job. Light does five.), 2-day wait, Email 2 (study and safety), 3-day wait, Email 3 (own-labs close), then Add to WF-17 Long-Term Nurture. Emails routed through CUB, eugene-skill, and humanize-pro.</w:t>
       </w:r>
     </w:p>
-    <w:bookmarkEnd w:id="48"/>
-    <w:bookmarkStart w:id="49" w:name="key-fixes-found-during-go-live"/>
+    <w:bookmarkEnd w:id="41"/>
+    <w:bookmarkStart w:id="42" w:name="key-fixes-found-during-go-live"/>
     <w:p>
       <w:pPr>
         <w:pStyle w:val="Heading3"/>
@@ -4679,8 +5743,8 @@
         <w:t xml:space="preserve">Disclosures: removed the annual skin-exam line from all emails, the page footer, and the Brand Guide, per Scott.</w:t>
       </w:r>
     </w:p>
-    <w:bookmarkEnd w:id="49"/>
-    <w:bookmarkStart w:id="50" w:name="website-ctas-added"/>
+    <w:bookmarkEnd w:id="42"/>
+    <w:bookmarkStart w:id="43" w:name="website-ctas-added"/>
     <w:p>
       <w:pPr>
         <w:pStyle w:val="Heading3"/>
@@ -4709,8 +5773,8 @@
         <w:t xml:space="preserve">CTA on five pages, all linking to go.enyrgy.com/vitamin-d-assessment: The Science and FAQ (primary orange), Home, The Platform, and Our Story (secondary outline).</w:t>
       </w:r>
     </w:p>
-    <w:bookmarkEnd w:id="50"/>
-    <w:bookmarkStart w:id="51" w:name="follow-ons"/>
+    <w:bookmarkEnd w:id="43"/>
+    <w:bookmarkStart w:id="44" w:name="follow-ons"/>
     <w:p>
       <w:pPr>
         <w:pStyle w:val="Heading3"/>
@@ -4774,9 +5838,9 @@
         </w:pict>
       </w:r>
     </w:p>
-    <w:bookmarkEnd w:id="51"/>
-    <w:bookmarkEnd w:id="52"/>
-    <w:bookmarkStart w:id="58" w:name="what-was-done-session-8-july-17-2026"/>
+    <w:bookmarkEnd w:id="44"/>
+    <w:bookmarkEnd w:id="45"/>
+    <w:bookmarkStart w:id="51" w:name="what-was-done-session-8-july-17-2026"/>
     <w:p>
       <w:pPr>
         <w:pStyle w:val="Heading2"/>
@@ -4785,7 +5849,7 @@
         <w:t xml:space="preserve">WHAT WAS DONE (Session 8, July 17, 2026)</w:t>
       </w:r>
     </w:p>
-    <w:bookmarkStart w:id="53" w:name="yourtango-partnership-assets"/>
+    <w:bookmarkStart w:id="46" w:name="yourtango-partnership-assets"/>
     <w:p>
       <w:pPr>
         <w:pStyle w:val="Heading3"/>
@@ -4808,8 +5872,8 @@
         <w:t xml:space="preserve">) and produced: the revised article for Tom (7 signs, 729 words, single CTA to the Tired Test), an internal editorial record, and Scott’s response to Millie. Article and CTA were run through humanize-pro and CUB rather than hand-edited; CUB found a vague antecedent and a buried lede that a manual read missed.</w:t>
       </w:r>
     </w:p>
-    <w:bookmarkEnd w:id="53"/>
-    <w:bookmarkStart w:id="54" w:name="lead-magnets.md-repaired-v2.0-to-v2.1"/>
+    <w:bookmarkEnd w:id="46"/>
+    <w:bookmarkStart w:id="47" w:name="lead-magnets.md-repaired-v2.0-to-v2.1"/>
     <w:p>
       <w:pPr>
         <w:pStyle w:val="Heading3"/>
@@ -4826,8 +5890,8 @@
         <w:t xml:space="preserve">The Tired Test section contained the Vitamin D Assessment’s questions (Fitzpatrick skin type, latitude, an ICP router) filed under the wrong heading. Those were moved to a new Lead Magnet 5 section. The Tired Test section now matches its source spec and the live quiz: four Problem-Aware questions, one result for everyone. The single-path design is now documented as intentional so it is not mistaken for a gap again.</w:t>
       </w:r>
     </w:p>
-    <w:bookmarkEnd w:id="54"/>
-    <w:bookmarkStart w:id="55" w:name="vitamin-d-assessment-documented"/>
+    <w:bookmarkEnd w:id="47"/>
+    <w:bookmarkStart w:id="48" w:name="vitamin-d-assessment-documented"/>
     <w:p>
       <w:pPr>
         <w:pStyle w:val="Heading3"/>
@@ -4844,8 +5908,8 @@
         <w:t xml:space="preserve">Lead Magnet 5 existed as built HTML but was never documented in lead-magnets.md. It now has a full section: fields, tags, scoring, build steps outstanding, and its place in the funnel relative to the Tired Test.</w:t>
       </w:r>
     </w:p>
-    <w:bookmarkEnd w:id="55"/>
-    <w:bookmarkStart w:id="56" w:name="in-4-claim-corrected"/>
+    <w:bookmarkEnd w:id="48"/>
+    <w:bookmarkStart w:id="49" w:name="in-4-claim-corrected"/>
     <w:p>
       <w:pPr>
         <w:pStyle w:val="Heading3"/>
@@ -4898,8 +5962,8 @@
         <w:t xml:space="preserve">(trials were 71, 35, and 25 participants). The objections sheet needs this correction.</w:t>
       </w:r>
     </w:p>
-    <w:bookmarkEnd w:id="56"/>
-    <w:bookmarkStart w:id="57" w:name="about-me.md-cleaned"/>
+    <w:bookmarkEnd w:id="49"/>
+    <w:bookmarkStart w:id="50" w:name="about-me.md-cleaned"/>
     <w:p>
       <w:pPr>
         <w:pStyle w:val="Heading3"/>
@@ -4968,9 +6032,9 @@
         </w:pict>
       </w:r>
     </w:p>
-    <w:bookmarkEnd w:id="57"/>
-    <w:bookmarkEnd w:id="58"/>
-    <w:bookmarkStart w:id="63" w:name="Xf8697388ee1f0c921a2cc901f609b36fb20cf09"/>
+    <w:bookmarkEnd w:id="50"/>
+    <w:bookmarkEnd w:id="51"/>
+    <w:bookmarkStart w:id="56" w:name="Xf8697388ee1f0c921a2cc901f609b36fb20cf09"/>
     <w:p>
       <w:pPr>
         <w:pStyle w:val="Heading2"/>
@@ -4979,7 +6043,7 @@
         <w:t xml:space="preserve">WHAT WAS DONE THIS SESSION (Session 7, July 13, 2026)</w:t>
       </w:r>
     </w:p>
-    <w:bookmarkStart w:id="59" w:name="Xfe651bf2b93763394aca303f217d9d0fe647ed5"/>
+    <w:bookmarkStart w:id="52" w:name="Xfe651bf2b93763394aca303f217d9d0fe647ed5"/>
     <w:p>
       <w:pPr>
         <w:pStyle w:val="Heading3"/>
@@ -5011,8 +6075,8 @@
         <w:t xml:space="preserve">(.md + .docx). It takes Scott from an empty Paperclip install to a tested, governed 16-agent organization operating the GHL sub-account. Contents: what Paperclip is and how it connects to GHL (open-source, self-hosted, bring-your-own-agent, acting on GHL via API); prerequisites and key constants; the reconciled org chart; deploy and connect steps with least-privilege scopes; KB load checklist; ready-to-paste instruction blocks for the CEO orchestrator and every COO and CRO division agent; the compliance gate wired as a hard approval gate with the attorney-confirmed PPM and accreditation rule; the agent-to-workflow mapping (WF-01 through WF-10); governance (budgets, heartbeats, config revisioning, rollback); a 5-contact test plan with pass and fail criteria per agent; and a staged go-live with graceful fallback to Phase 1.</w:t>
       </w:r>
     </w:p>
-    <w:bookmarkEnd w:id="59"/>
-    <w:bookmarkStart w:id="60" w:name="agent-count-reconciled"/>
+    <w:bookmarkEnd w:id="52"/>
+    <w:bookmarkStart w:id="53" w:name="agent-count-reconciled"/>
     <w:p>
       <w:pPr>
         <w:pStyle w:val="Heading3"/>
@@ -5041,8 +6105,8 @@
         <w:t xml:space="preserve">figure in WIP-3 was an error; the correct upper bound is 22 (16 core plus all six recommended Phase 2 additions). Corrected in WIP-3 and stated in the Phase 2 guide.</w:t>
       </w:r>
     </w:p>
-    <w:bookmarkEnd w:id="60"/>
-    <w:bookmarkStart w:id="61" w:name="em-dash-rule-enforced-across-all-docs"/>
+    <w:bookmarkEnd w:id="53"/>
+    <w:bookmarkStart w:id="54" w:name="em-dash-rule-enforced-across-all-docs"/>
     <w:p>
       <w:pPr>
         <w:pStyle w:val="Heading3"/>
@@ -5092,8 +6156,8 @@
         <w:t xml:space="preserve">) was also corrected.</w:t>
       </w:r>
     </w:p>
-    <w:bookmarkEnd w:id="61"/>
-    <w:bookmarkStart w:id="62" w:name="brand-style-rebuilt-on-all-.docx"/>
+    <w:bookmarkEnd w:id="54"/>
+    <w:bookmarkStart w:id="55" w:name="brand-style-rebuilt-on-all-.docx"/>
     <w:p>
       <w:pPr>
         <w:pStyle w:val="Heading3"/>
@@ -5180,9 +6244,9 @@
         </w:pict>
       </w:r>
     </w:p>
-    <w:bookmarkEnd w:id="62"/>
-    <w:bookmarkEnd w:id="63"/>
-    <w:bookmarkStart w:id="66" w:name="what-was-done-session-6-july-13-2026"/>
+    <w:bookmarkEnd w:id="55"/>
+    <w:bookmarkEnd w:id="56"/>
+    <w:bookmarkStart w:id="59" w:name="what-was-done-session-6-july-13-2026"/>
     <w:p>
       <w:pPr>
         <w:pStyle w:val="Heading2"/>
@@ -5191,7 +6255,7 @@
         <w:t xml:space="preserve">WHAT WAS DONE (Session 6, July 13, 2026)</w:t>
       </w:r>
     </w:p>
-    <w:bookmarkStart w:id="64" w:name="implementation-guide-v3.8.4---v3.9"/>
+    <w:bookmarkStart w:id="57" w:name="implementation-guide-v3.8.4---v3.9"/>
     <w:p>
       <w:pPr>
         <w:pStyle w:val="Heading3"/>
@@ -5490,8 +6554,8 @@
         <w:t xml:space="preserve">- Brand fonts updated to Montserrat throughout the Word doc</w:t>
       </w:r>
     </w:p>
-    <w:bookmarkEnd w:id="64"/>
-    <w:bookmarkStart w:id="65" w:name="wip-tracker-updated-enyrgy_ghl_wip-3"/>
+    <w:bookmarkEnd w:id="57"/>
+    <w:bookmarkStart w:id="58" w:name="wip-tracker-updated-enyrgy_ghl_wip-3"/>
     <w:p>
       <w:pPr>
         <w:pStyle w:val="Heading3"/>
@@ -5645,9 +6709,9 @@
         </w:pict>
       </w:r>
     </w:p>
-    <w:bookmarkEnd w:id="65"/>
-    <w:bookmarkEnd w:id="66"/>
-    <w:bookmarkStart w:id="67" w:name="Xfe56ff4e1dcd5a74aec735bb0b50325b1f7d45f"/>
+    <w:bookmarkEnd w:id="58"/>
+    <w:bookmarkEnd w:id="59"/>
+    <w:bookmarkStart w:id="60" w:name="Xfe56ff4e1dcd5a74aec735bb0b50325b1f7d45f"/>
     <w:p>
       <w:pPr>
         <w:pStyle w:val="Heading2"/>
@@ -5737,8 +6801,8 @@
         </w:pict>
       </w:r>
     </w:p>
-    <w:bookmarkEnd w:id="67"/>
-    <w:bookmarkStart w:id="72" w:name="remaining-open-tasks"/>
+    <w:bookmarkEnd w:id="60"/>
+    <w:bookmarkStart w:id="65" w:name="remaining-open-tasks"/>
     <w:p>
       <w:pPr>
         <w:pStyle w:val="Heading2"/>
@@ -5747,7 +6811,7 @@
         <w:t xml:space="preserve">REMAINING OPEN TASKS</w:t>
       </w:r>
     </w:p>
-    <w:bookmarkStart w:id="68" w:name="high-priority"/>
+    <w:bookmarkStart w:id="61" w:name="high-priority"/>
     <w:p>
       <w:pPr>
         <w:pStyle w:val="Heading3"/>
@@ -6481,8 +7545,8 @@
         </w:tc>
       </w:tr>
     </w:tbl>
-    <w:bookmarkEnd w:id="68"/>
-    <w:bookmarkStart w:id="69" w:name="medium-priority"/>
+    <w:bookmarkEnd w:id="61"/>
+    <w:bookmarkStart w:id="62" w:name="medium-priority"/>
     <w:p>
       <w:pPr>
         <w:pStyle w:val="Heading3"/>
@@ -6905,8 +7969,8 @@
         </w:tc>
       </w:tr>
     </w:tbl>
-    <w:bookmarkEnd w:id="69"/>
-    <w:bookmarkStart w:id="70" w:name="website-punch-list-enyrgy.com"/>
+    <w:bookmarkEnd w:id="62"/>
+    <w:bookmarkStart w:id="63" w:name="website-punch-list-enyrgy.com"/>
     <w:p>
       <w:pPr>
         <w:pStyle w:val="Heading3"/>
@@ -7057,8 +8121,8 @@
         <w:t xml:space="preserve">row linking to go.enyrgy.com/winter-protocol (NOT enyrgy.com/winter-protocol, which is blank). Funnel WF-19/WF-20 is already live; this is website surfacing only. Optional: seasonal hero band Aug-Mar, hidden Apr-Jul. A scheduled reminder is also set for late August.</w:t>
       </w:r>
     </w:p>
-    <w:bookmarkEnd w:id="70"/>
-    <w:bookmarkStart w:id="71" w:name="low-priority-future"/>
+    <w:bookmarkEnd w:id="63"/>
+    <w:bookmarkStart w:id="64" w:name="low-priority-future"/>
     <w:p>
       <w:pPr>
         <w:pStyle w:val="Heading3"/>
@@ -7394,9 +8458,9 @@
         </w:pict>
       </w:r>
     </w:p>
-    <w:bookmarkEnd w:id="71"/>
-    <w:bookmarkEnd w:id="72"/>
-    <w:bookmarkStart w:id="73" w:name="Xd5e62dec0e4aa635b1cc955a3d912b35f7f6a98"/>
+    <w:bookmarkEnd w:id="64"/>
+    <w:bookmarkEnd w:id="65"/>
+    <w:bookmarkStart w:id="66" w:name="Xd5e62dec0e4aa635b1cc955a3d912b35f7f6a98"/>
     <w:p>
       <w:pPr>
         <w:pStyle w:val="Heading2"/>
@@ -8003,8 +9067,8 @@
         </w:pict>
       </w:r>
     </w:p>
-    <w:bookmarkEnd w:id="73"/>
-    <w:bookmarkStart w:id="74" w:name="key-urls-webhooks"/>
+    <w:bookmarkEnd w:id="66"/>
+    <w:bookmarkStart w:id="67" w:name="key-urls-webhooks"/>
     <w:p>
       <w:pPr>
         <w:pStyle w:val="Heading2"/>
@@ -8254,8 +9318,8 @@
         </w:pict>
       </w:r>
     </w:p>
-    <w:bookmarkEnd w:id="74"/>
-    <w:bookmarkStart w:id="75" w:name="documents-current-as-of-this-session"/>
+    <w:bookmarkEnd w:id="67"/>
+    <w:bookmarkStart w:id="68" w:name="documents-current-as-of-this-session"/>
     <w:p>
       <w:pPr>
         <w:pStyle w:val="Heading2"/>
@@ -9118,8 +10182,8 @@
         </w:pict>
       </w:r>
     </w:p>
-    <w:bookmarkEnd w:id="75"/>
-    <w:bookmarkStart w:id="76" w:name="Xae771769396c083263e27c67a98ebffd5730439"/>
+    <w:bookmarkEnd w:id="68"/>
+    <w:bookmarkStart w:id="69" w:name="Xae771769396c083263e27c67a98ebffd5730439"/>
     <w:p>
       <w:pPr>
         <w:pStyle w:val="Heading2"/>
@@ -9896,13 +10960,12 @@
         <w:t xml:space="preserve">CONFIDENTIAL - Enyrgy Inc - 5115 N 27th Ave, Bld 66, Phoenix, AZ 85017 - enyrgy.com - Sunlight. Evolved.</w:t>
       </w:r>
     </w:p>
-    <w:bookmarkEnd w:id="76"/>
-    <w:bookmarkEnd w:id="77"/>
+    <w:bookmarkEnd w:id="69"/>
+    <w:bookmarkEnd w:id="70"/>
     <w:sectPr>
-      <w:pgSz w:h="15840" w:orient="portrait" w:w="12240"/>
-      <w:pgMar w:bottom="1440" w:footer="708" w:gutter="0" w:header="708" w:left="1440" w:right="1440" w:top="1440"/>
-      <w:pgNumType/>
-      <w:docGrid w:linePitch="360"/>
+      <w:footnotePr>
+        <w:numRestart w:val="eachSect"/>
+      </w:footnotePr>
     </w:sectPr>
   </w:body>
 </w:document>
@@ -9912,28 +10975,6 @@
 <w:comments xmlns:w="http://schemas.openxmlformats.org/wordprocessingml/2006/main" xmlns:m="http://schemas.openxmlformats.org/officeDocument/2006/math" xmlns:r="http://schemas.openxmlformats.org/officeDocument/2006/relationships" xmlns:o="urn:schemas-microsoft-com:office:office" xmlns:v="urn:schemas-microsoft-com:vml" xmlns:w10="urn:schemas-microsoft-com:office:word" xmlns:a="http://schemas.openxmlformats.org/drawingml/2006/main" xmlns:pic="http://schemas.openxmlformats.org/drawingml/2006/picture" xmlns:wp="http://schemas.openxmlformats.org/drawingml/2006/wordprocessingDrawing"/>
 </file>
 
-<file path=word/footer1.xml><?xml version="1.0" encoding="utf-8"?>
-<w:ftr xmlns:wpc="http://schemas.microsoft.com/office/word/2010/wordprocessingCanvas" xmlns:mc="http://schemas.openxmlformats.org/markup-compatibility/2006" xmlns:o="urn:schemas-microsoft-com:office:office" xmlns:r="http://schemas.openxmlformats.org/officeDocument/2006/relationships" xmlns:m="http://schemas.openxmlformats.org/officeDocument/2006/math" xmlns:v="urn:schemas-microsoft-com:vml" xmlns:wp14="http://schemas.microsoft.com/office/word/2010/wordprocessingDrawing" xmlns:wp="http://schemas.openxmlformats.org/drawingml/2006/wordprocessingDrawing" xmlns:w10="urn:schemas-microsoft-com:office:word" xmlns:w="http://schemas.openxmlformats.org/wordprocessingml/2006/main" xmlns:w14="http://schemas.microsoft.com/office/word/2010/wordml" xmlns:w15="http://schemas.microsoft.com/office/word/2012/wordml" xmlns:wpg="http://schemas.microsoft.com/office/word/2010/wordprocessingGroup" xmlns:wpi="http://schemas.microsoft.com/office/word/2010/wordprocessingInk" xmlns:wne="http://schemas.microsoft.com/office/word/2006/wordml" xmlns:wps="http://schemas.microsoft.com/office/word/2010/wordprocessingShape">
-  <w:p>
-    <w:pPr>
-      <w:jc w:val="center"/>
-    </w:pPr>
-    <w:r>
-      <w:rPr>
-        <w:rFonts w:ascii="Montserrat" w:cs="Montserrat" w:eastAsia="Montserrat" w:hAnsi="Montserrat"/>
-        <w:color w:val="6B6B66"/>
-        <w:sz w:val="16"/>
-        <w:szCs w:val="16"/>
-      </w:rPr>
-      <w:fldChar w:fldCharType="begin"/>
-      <w:instrText xml:space="preserve">PAGE</w:instrText>
-      <w:fldChar w:fldCharType="separate"/>
-      <w:fldChar w:fldCharType="end"/>
-    </w:r>
-  </w:p>
-</w:ftr>
-</file>
-
 <file path=word/footnotes.xml><?xml version="1.0" encoding="utf-8"?>
 <w:footnotes xmlns:w="http://schemas.openxmlformats.org/wordprocessingml/2006/main" xmlns:m="http://schemas.openxmlformats.org/officeDocument/2006/math" xmlns:r="http://schemas.openxmlformats.org/officeDocument/2006/relationships" xmlns:o="urn:schemas-microsoft-com:office:office" xmlns:v="urn:schemas-microsoft-com:vml" xmlns:w10="urn:schemas-microsoft-com:office:word" xmlns:a="http://schemas.openxmlformats.org/drawingml/2006/main" xmlns:pic="http://schemas.openxmlformats.org/drawingml/2006/picture" xmlns:wp="http://schemas.openxmlformats.org/drawingml/2006/wordprocessingDrawing">
   <w:footnote w:type="continuationSeparator" w:id="0">
@@ -9953,117 +10994,8 @@
 </w:footnotes>
 </file>
 
-<file path=word/header1.xml><?xml version="1.0" encoding="utf-8"?>
-<w:hdr xmlns:wpc="http://schemas.microsoft.com/office/word/2010/wordprocessingCanvas" xmlns:mc="http://schemas.openxmlformats.org/markup-compatibility/2006" xmlns:o="urn:schemas-microsoft-com:office:office" xmlns:r="http://schemas.openxmlformats.org/officeDocument/2006/relationships" xmlns:m="http://schemas.openxmlformats.org/officeDocument/2006/math" xmlns:v="urn:schemas-microsoft-com:vml" xmlns:wp14="http://schemas.microsoft.com/office/word/2010/wordprocessingDrawing" xmlns:wp="http://schemas.openxmlformats.org/drawingml/2006/wordprocessingDrawing" xmlns:w10="urn:schemas-microsoft-com:office:word" xmlns:w="http://schemas.openxmlformats.org/wordprocessingml/2006/main" xmlns:w14="http://schemas.microsoft.com/office/word/2010/wordml" xmlns:w15="http://schemas.microsoft.com/office/word/2012/wordml" xmlns:wpg="http://schemas.microsoft.com/office/word/2010/wordprocessingGroup" xmlns:wpi="http://schemas.microsoft.com/office/word/2010/wordprocessingInk" xmlns:wne="http://schemas.microsoft.com/office/word/2006/wordml" xmlns:wps="http://schemas.microsoft.com/office/word/2010/wordprocessingShape" xmlns:cx="http://schemas.microsoft.com/office/drawing/2014/chartex" xmlns:cx1="http://schemas.microsoft.com/office/drawing/2015/9/8/chartex" xmlns:cx2="http://schemas.microsoft.com/office/drawing/2015/10/21/chartex" xmlns:cx3="http://schemas.microsoft.com/office/drawing/2016/5/9/chartex" xmlns:cx4="http://schemas.microsoft.com/office/drawing/2016/5/10/chartex" xmlns:cx5="http://schemas.microsoft.com/office/drawing/2016/5/11/chartex" xmlns:cx6="http://schemas.microsoft.com/office/drawing/2016/5/12/chartex" xmlns:cx7="http://schemas.microsoft.com/office/drawing/2016/5/13/chartex" xmlns:cx8="http://schemas.microsoft.com/office/drawing/2016/5/14/chartex" xmlns:w16cid="http://schemas.microsoft.com/office/word/2016/wordml/cid" xmlns:w16se="http://schemas.microsoft.com/office/word/2015/wordml/symex">
-  <w:p>
-    <w:pPr>
-      <w:pBdr>
-        <w:bottom w:val="single" w:color="E64C38" w:sz="8"/>
-      </w:pBdr>
-      <w:spacing w:after="120"/>
-      <w:jc w:val="left"/>
-    </w:pPr>
-    <w:r>
-      <w:rPr>
-        <w:rFonts w:ascii="Montserrat" w:cs="Montserrat" w:eastAsia="Montserrat" w:hAnsi="Montserrat"/>
-        <w:b/>
-        <w:bCs/>
-        <w:color w:val="E64C38"/>
-        <w:sz w:val="16"/>
-        <w:szCs w:val="16"/>
-      </w:rPr>
-      <w:t xml:space="preserve">Enyrgy GHL Session Handoff</w:t>
-    </w:r>
-  </w:p>
-</w:hdr>
-</file>
-
 <file path=word/numbering.xml><?xml version="1.0" encoding="utf-8"?>
-<w:numbering xmlns:m="http://schemas.openxmlformats.org/officeDocument/2006/math" xmlns:mc="http://schemas.openxmlformats.org/markup-compatibility/2006" xmlns:o="urn:schemas-microsoft-com:office:office" xmlns:r="http://schemas.openxmlformats.org/officeDocument/2006/relationships" xmlns:v="urn:schemas-microsoft-com:vml" xmlns:w="http://schemas.openxmlformats.org/wordprocessingml/2006/main" xmlns:w10="urn:schemas-microsoft-com:office:word" xmlns:w14="http://schemas.microsoft.com/office/word/2010/wordml" xmlns:w15="http://schemas.microsoft.com/office/word/2012/wordml" xmlns:wne="http://schemas.microsoft.com/office/word/2006/wordml" xmlns:wp="http://schemas.openxmlformats.org/drawingml/2006/wordprocessingDrawing" xmlns:wp14="http://schemas.microsoft.com/office/word/2010/wordprocessingDrawing" xmlns:wpc="http://schemas.microsoft.com/office/word/2010/wordprocessingCanvas" xmlns:wpg="http://schemas.microsoft.com/office/word/2010/wordprocessingGroup" xmlns:wpi="http://schemas.microsoft.com/office/word/2010/wordprocessingInk" xmlns:wps="http://schemas.microsoft.com/office/word/2010/wordprocessingShape" mc:Ignorable="w14 w15 wp14">
-  <w:abstractNum w15:restartNumberingAfterBreak="0" w:abstractNumId="1">
-    <w:multiLevelType w:val="hybridMultilevel"/>
-    <w:lvl w15:tentative="1" w:ilvl="0">
-      <w:start w:val="1"/>
-      <w:numFmt w:val="bullet"/>
-      <w:lvlText w:val="●"/>
-      <w:lvlJc w:val="left"/>
-      <w:pPr>
-        <w:ind w:hanging="360" w:left="720"/>
-      </w:pPr>
-    </w:lvl>
-    <w:lvl w15:tentative="1" w:ilvl="1">
-      <w:start w:val="1"/>
-      <w:numFmt w:val="bullet"/>
-      <w:lvlText w:val="○"/>
-      <w:lvlJc w:val="left"/>
-      <w:pPr>
-        <w:ind w:hanging="360" w:left="1440"/>
-      </w:pPr>
-    </w:lvl>
-    <w:lvl w15:tentative="1" w:ilvl="2">
-      <w:start w:val="1"/>
-      <w:numFmt w:val="bullet"/>
-      <w:lvlText w:val="■"/>
-      <w:lvlJc w:val="left"/>
-      <w:pPr>
-        <w:ind w:hanging="360" w:left="2160"/>
-      </w:pPr>
-    </w:lvl>
-    <w:lvl w15:tentative="1" w:ilvl="3">
-      <w:start w:val="1"/>
-      <w:numFmt w:val="bullet"/>
-      <w:lvlText w:val="●"/>
-      <w:lvlJc w:val="left"/>
-      <w:pPr>
-        <w:ind w:hanging="360" w:left="2880"/>
-      </w:pPr>
-    </w:lvl>
-    <w:lvl w15:tentative="1" w:ilvl="4">
-      <w:start w:val="1"/>
-      <w:numFmt w:val="bullet"/>
-      <w:lvlText w:val="○"/>
-      <w:lvlJc w:val="left"/>
-      <w:pPr>
-        <w:ind w:hanging="360" w:left="3600"/>
-      </w:pPr>
-    </w:lvl>
-    <w:lvl w15:tentative="1" w:ilvl="5">
-      <w:start w:val="1"/>
-      <w:numFmt w:val="bullet"/>
-      <w:lvlText w:val="■"/>
-      <w:lvlJc w:val="left"/>
-      <w:pPr>
-        <w:ind w:hanging="360" w:left="4320"/>
-      </w:pPr>
-    </w:lvl>
-    <w:lvl w15:tentative="1" w:ilvl="6">
-      <w:start w:val="1"/>
-      <w:numFmt w:val="bullet"/>
-      <w:lvlText w:val="●"/>
-      <w:lvlJc w:val="left"/>
-      <w:pPr>
-        <w:ind w:hanging="360" w:left="5040"/>
-      </w:pPr>
-    </w:lvl>
-    <w:lvl w15:tentative="1" w:ilvl="7">
-      <w:start w:val="1"/>
-      <w:numFmt w:val="bullet"/>
-      <w:lvlText w:val="●"/>
-      <w:lvlJc w:val="left"/>
-      <w:pPr>
-        <w:ind w:hanging="360" w:left="5760"/>
-      </w:pPr>
-    </w:lvl>
-    <w:lvl w15:tentative="1" w:ilvl="8">
-      <w:start w:val="1"/>
-      <w:numFmt w:val="bullet"/>
-      <w:lvlText w:val="●"/>
-      <w:lvlJc w:val="left"/>
-      <w:pPr>
-        <w:ind w:hanging="360" w:left="6480"/>
-      </w:pPr>
-    </w:lvl>
-  </w:abstractNum>
+<w:numbering xmlns:w="http://schemas.openxmlformats.org/wordprocessingml/2006/main">
   <w:abstractNum w:abstractNumId="990">
     <w:nsid w:val="0000A990"/>
     <w:multiLevelType w:val="multilevel"/>
@@ -10328,12 +11260,6 @@
       </w:rPr>
     </w:lvl>
   </w:abstractNum>
-  <w:num w:numId="1">
-    <w:abstractNumId w:val="1"/>
-    <w:lvlOverride w:ilvl="0">
-      <w:startOverride w:val="1"/>
-    </w:lvlOverride>
-  </w:num>
   <w:num w:numId="1000">
     <w:abstractNumId w:val="990"/>
   </w:num>
@@ -10410,1137 +11336,668 @@
 </file>
 
 <file path=word/styles.xml><?xml version="1.0" encoding="utf-8"?>
-<w:styles xmlns:mc="http://schemas.openxmlformats.org/markup-compatibility/2006" xmlns:r="http://schemas.openxmlformats.org/officeDocument/2006/relationships" xmlns:w="http://schemas.openxmlformats.org/wordprocessingml/2006/main" xmlns:w14="http://schemas.microsoft.com/office/word/2010/wordml" xmlns:w15="http://schemas.microsoft.com/office/word/2012/wordml" mc:Ignorable="w14 w15">
+<w:styles xmlns:r="http://schemas.openxmlformats.org/officeDocument/2006/relationships" xmlns:w="http://schemas.openxmlformats.org/wordprocessingml/2006/main">
   <w:docDefaults>
     <w:rPrDefault>
       <w:rPr>
-        <w:rFonts w:ascii="Montserrat" w:cs="Montserrat" w:eastAsia="Montserrat" w:hAnsi="Montserrat"/>
-        <w:color w:val="1A1A1A"/>
-        <w:sz w:val="21"/>
-        <w:szCs w:val="21"/>
+        <w:rFonts w:asciiTheme="minorHAnsi" w:cstheme="minorBidi" w:eastAsiaTheme="minorEastAsia" w:hAnsiTheme="minorHAnsi"/>
+        <w:sz w:val="24"/>
+        <w:szCs w:val="24"/>
+        <w:lang w:bidi="ar-SA" w:eastAsia="zh-CN" w:val="en-US"/>
       </w:rPr>
     </w:rPrDefault>
-    <w:pPrDefault/>
+    <w:pPrDefault>
+      <w:pPr>
+        <w:spacing w:after="200"/>
+      </w:pPr>
+    </w:pPrDefault>
   </w:docDefaults>
+  <w:latentStyles w:count="276" w:defLockedState="0" w:defQFormat="0" w:defSemiHidden="0" w:defUIPriority="0" w:defUnhideWhenUsed="0"/>
+  <w:style w:default="1" w:styleId="Normal" w:type="paragraph">
+    <w:name w:val="Normal"/>
+    <w:qFormat/>
+  </w:style>
+  <w:style w:styleId="BodyText" w:type="paragraph">
+    <w:name w:val="Body Text"/>
+    <w:basedOn w:val="Normal"/>
+    <w:link w:val="BodyTextChar"/>
+    <w:qFormat/>
+    <w:pPr>
+      <w:spacing w:after="180" w:before="180"/>
+    </w:pPr>
+  </w:style>
+  <w:style w:customStyle="1" w:styleId="FirstParagraph" w:type="paragraph">
+    <w:name w:val="First Paragraph"/>
+    <w:basedOn w:val="BodyText"/>
+    <w:next w:val="BodyText"/>
+    <w:qFormat/>
+  </w:style>
+  <w:style w:customStyle="1" w:styleId="Compact" w:type="paragraph">
+    <w:name w:val="Compact"/>
+    <w:basedOn w:val="BodyText"/>
+    <w:qFormat/>
+    <w:pPr>
+      <w:spacing w:after="36" w:before="36"/>
+    </w:pPr>
+  </w:style>
   <w:style w:styleId="Title" w:type="paragraph">
     <w:name w:val="Title"/>
     <w:basedOn w:val="Normal"/>
-    <w:next w:val="Normal"/>
+    <w:next w:val="BodyText"/>
+    <w:link w:val="TitleChar"/>
+    <w:uiPriority w:val="10"/>
     <w:qFormat/>
+    <w:rsid w:val="00A10FD9"/>
+    <w:pPr>
+      <w:spacing w:after="80" w:line="240" w:lineRule="auto"/>
+      <w:contextualSpacing/>
+      <w:jc w:val="center"/>
+    </w:pPr>
     <w:rPr>
+      <w:rFonts w:asciiTheme="majorHAnsi" w:cstheme="majorBidi" w:eastAsiaTheme="majorEastAsia" w:hAnsiTheme="majorHAnsi"/>
       <w:sz w:val="56"/>
       <w:szCs w:val="56"/>
     </w:rPr>
   </w:style>
-  <w:style w:styleId="Heading1" w:type="paragraph">
-    <w:name w:val="Heading 1"/>
-    <w:basedOn w:val="Normal"/>
-    <w:next w:val="Normal"/>
-    <w:qFormat/>
+  <w:style w:customStyle="1" w:styleId="TitleChar" w:type="character">
+    <w:name w:val="Title Char"/>
+    <w:basedOn w:val="DefaultParagraphFont"/>
+    <w:link w:val="Title"/>
+    <w:uiPriority w:val="10"/>
+    <w:rsid w:val="00A10FD9"/>
     <w:rPr>
-      <w:color w:val="2E74B5"/>
-      <w:sz w:val="32"/>
-      <w:szCs w:val="32"/>
+      <w:rFonts w:asciiTheme="majorHAnsi" w:cstheme="majorBidi" w:eastAsiaTheme="majorEastAsia" w:hAnsiTheme="majorHAnsi"/>
+      <w:sz w:val="56"/>
+      <w:szCs w:val="56"/>
     </w:rPr>
   </w:style>
-  <w:style w:styleId="Heading2" w:type="paragraph">
-    <w:name w:val="Heading 2"/>
-    <w:basedOn w:val="Normal"/>
-    <w:next w:val="Normal"/>
+  <w:style w:styleId="Subtitle" w:type="paragraph">
+    <w:name w:val="Subtitle"/>
+    <w:basedOn w:val="Title"/>
+    <w:next w:val="BodyText"/>
+    <w:link w:val="SubtitleChar"/>
+    <w:uiPriority w:val="11"/>
     <w:qFormat/>
+    <w:rsid w:val="00A10FD9"/>
+    <w:pPr>
+      <w:numPr>
+        <w:ilvl w:val="1"/>
+      </w:numPr>
+    </w:pPr>
     <w:rPr>
-      <w:color w:val="2E74B5"/>
-      <w:sz w:val="26"/>
-      <w:szCs w:val="26"/>
+      <w:rFonts w:cstheme="majorBidi" w:eastAsiaTheme="majorEastAsia"/>
+      <w:spacing w:val="15"/>
+      <w:sz w:val="28"/>
+      <w:szCs w:val="28"/>
     </w:rPr>
   </w:style>
-  <w:style w:styleId="Heading3" w:type="paragraph">
-    <w:name w:val="Heading 3"/>
-    <w:basedOn w:val="Normal"/>
-    <w:next w:val="Normal"/>
+  <w:style w:customStyle="1" w:styleId="SubtitleChar" w:type="character">
+    <w:name w:val="Subtitle Char"/>
+    <w:basedOn w:val="DefaultParagraphFont"/>
+    <w:link w:val="Subtitle"/>
+    <w:uiPriority w:val="11"/>
+    <w:rsid w:val="00A10FD9"/>
+    <w:rPr>
+      <w:rFonts w:cstheme="majorBidi" w:eastAsiaTheme="majorEastAsia"/>
+      <w:color w:themeColor="text1" w:themeTint="A6" w:val="595959"/>
+      <w:spacing w:val="15"/>
+      <w:sz w:val="28"/>
+      <w:szCs w:val="28"/>
+    </w:rPr>
+  </w:style>
+  <w:style w:customStyle="1" w:styleId="Author" w:type="paragraph">
+    <w:name w:val="Author"/>
+    <w:basedOn w:val="Title"/>
+    <w:next w:val="BodyText"/>
     <w:qFormat/>
+    <w:pPr>
+      <w:keepNext/>
+      <w:keepLines/>
+    </w:pPr>
     <w:rPr>
-      <w:color w:val="1F4D78"/>
       <w:sz w:val="24"/>
       <w:szCs w:val="24"/>
     </w:rPr>
   </w:style>
-  <w:style w:styleId="Heading4" w:type="paragraph">
-    <w:name w:val="Heading 4"/>
-    <w:basedOn w:val="Normal"/>
-    <w:next w:val="Normal"/>
+  <w:style w:styleId="Date" w:type="paragraph">
+    <w:name w:val="Date"/>
+    <w:basedOn w:val="Title"/>
+    <w:next w:val="BodyText"/>
     <w:qFormat/>
+    <w:pPr>
+      <w:keepNext/>
+      <w:keepLines/>
+    </w:pPr>
     <w:rPr>
-      <w:i/>
-      <w:iCs/>
-      <w:color w:val="2E74B5"/>
+      <w:sz w:val="24"/>
+      <w:szCs w:val="24"/>
     </w:rPr>
   </w:style>
-  <w:style w:styleId="Heading5" w:type="paragraph">
-    <w:name w:val="Heading 5"/>
+  <w:style w:customStyle="1" w:styleId="AbstractTitle" w:type="paragraph">
+    <w:name w:val="Abstract Title"/>
     <w:basedOn w:val="Normal"/>
-    <w:next w:val="Normal"/>
+    <w:next w:val="Abstract"/>
     <w:qFormat/>
+    <w:pPr>
+      <w:keepNext/>
+      <w:keepLines/>
+      <w:spacing w:after="0" w:before="300"/>
+      <w:jc w:val="center"/>
+    </w:pPr>
     <w:rPr>
-      <w:color w:val="2E74B5"/>
+      <w:b/>
+      <w:sz w:val="20"/>
+      <w:szCs w:val="20"/>
     </w:rPr>
   </w:style>
-  <w:style w:styleId="Heading6" w:type="paragraph">
-    <w:name w:val="Heading 6"/>
+  <w:style w:customStyle="1" w:styleId="Abstract" w:type="paragraph">
+    <w:name w:val="Abstract"/>
     <w:basedOn w:val="Normal"/>
-    <w:next w:val="Normal"/>
+    <w:next w:val="BodyText"/>
     <w:qFormat/>
-    <w:rPr>
-      <w:color w:val="1F4D78"/>
-    </w:rPr>
-  </w:style>
-  <w:style w:styleId="Strong" w:type="paragraph">
-    <w:name w:val="Strong"/>
-    <w:basedOn w:val="Normal"/>
-    <w:next w:val="Normal"/>
-    <w:qFormat/>
-    <w:rPr>
-      <w:b/>
-      <w:bCs/>
-    </w:rPr>
-  </w:style>
-  <w:style w:styleId="ListParagraph" w:type="paragraph">
-    <w:name w:val="List Paragraph"/>
-    <w:basedOn w:val="Normal"/>
-    <w:qFormat/>
-  </w:style>
-  <w:style w:styleId="Hyperlink" w:type="character">
-    <w:name w:val="Hyperlink"/>
-    <w:basedOn w:val="DefaultParagraphFont"/>
-    <w:uiPriority w:val="99"/>
-    <w:unhideWhenUsed/>
-    <w:rPr>
-      <w:color w:val="0563C1"/>
-      <w:u w:val="single"/>
-    </w:rPr>
-  </w:style>
-  <w:style w:styleId="FootnoteReference" w:type="character">
-    <w:name w:val="footnote reference"/>
-    <w:basedOn w:val="DefaultParagraphFont"/>
-    <w:uiPriority w:val="99"/>
-    <w:semiHidden/>
-    <w:unhideWhenUsed/>
-    <w:rPr>
-      <w:vertAlign w:val="superscript"/>
-    </w:rPr>
-  </w:style>
-  <w:style w:styleId="FootnoteText" w:type="paragraph">
-    <w:name w:val="footnote text"/>
-    <w:basedOn w:val="Normal"/>
-    <w:link w:val="FootnoteTextChar"/>
-    <w:uiPriority w:val="99"/>
-    <w:semiHidden/>
-    <w:unhideWhenUsed/>
     <w:pPr>
-      <w:spacing w:after="0" w:line="240" w:lineRule="auto"/>
+      <w:keepNext/>
+      <w:keepLines/>
+      <w:spacing w:after="300" w:before="100"/>
     </w:pPr>
     <w:rPr>
       <w:sz w:val="20"/>
       <w:szCs w:val="20"/>
     </w:rPr>
   </w:style>
-  <w:style w:styleId="FootnoteTextChar" w:type="character">
-    <w:name w:val="Footnote Text Char"/>
-    <w:basedOn w:val="DefaultParagraphFont"/>
-    <w:link w:val="FootnoteText"/>
-    <w:uiPriority w:val="99"/>
+  <w:style w:styleId="Bibliography" w:type="paragraph">
+    <w:name w:val="Bibliography"/>
+    <w:basedOn w:val="Normal"/>
+    <w:next w:val="Bibliography"/>
+    <w:qFormat/>
+    <w:pPr/>
+    <w:rPr/>
+  </w:style>
+  <w:style w:styleId="Heading1" w:type="paragraph">
+    <w:name w:val="heading 1"/>
+    <w:basedOn w:val="Normal"/>
+    <w:next w:val="BodyText"/>
+    <w:link w:val="Heading1Char"/>
+    <w:uiPriority w:val="9"/>
+    <w:qFormat/>
+    <w:rsid w:val="00A10FD9"/>
+    <w:pPr>
+      <w:keepNext/>
+      <w:keepLines/>
+      <w:spacing w:after="80" w:before="360"/>
+      <w:outlineLvl w:val="0"/>
+    </w:pPr>
+    <w:rPr>
+      <w:rFonts w:asciiTheme="majorHAnsi" w:cstheme="majorBidi" w:eastAsiaTheme="majorEastAsia" w:hAnsiTheme="majorHAnsi"/>
+      <w:color w:themeColor="accent1" w:themeShade="BF" w:val="0F4761"/>
+      <w:sz w:val="40"/>
+      <w:szCs w:val="40"/>
+    </w:rPr>
+  </w:style>
+  <w:style w:styleId="Heading2" w:type="paragraph">
+    <w:name w:val="heading 2"/>
+    <w:basedOn w:val="Normal"/>
+    <w:next w:val="BodyText"/>
+    <w:link w:val="Heading2Char"/>
+    <w:uiPriority w:val="9"/>
     <w:semiHidden/>
     <w:unhideWhenUsed/>
+    <w:qFormat/>
+    <w:rsid w:val="00A10FD9"/>
+    <w:pPr>
+      <w:keepNext/>
+      <w:keepLines/>
+      <w:spacing w:after="80" w:before="160"/>
+      <w:outlineLvl w:val="1"/>
+    </w:pPr>
     <w:rPr>
-      <w:sz w:val="20"/>
-      <w:szCs w:val="20"/>
+      <w:rFonts w:asciiTheme="majorHAnsi" w:cstheme="majorBidi" w:eastAsiaTheme="majorEastAsia" w:hAnsiTheme="majorHAnsi"/>
+      <w:color w:themeColor="accent1" w:themeShade="BF" w:val="0F4761"/>
+      <w:sz w:val="32"/>
+      <w:szCs w:val="32"/>
     </w:rPr>
   </w:style>
-  <w:style w:styleId="EndnoteReference" w:type="character">
-    <w:name w:val="endnote reference"/>
-    <w:basedOn w:val="DefaultParagraphFont"/>
-    <w:uiPriority w:val="99"/>
+  <w:style w:styleId="Heading3" w:type="paragraph">
+    <w:name w:val="heading 3"/>
+    <w:basedOn w:val="Normal"/>
+    <w:next w:val="BodyText"/>
+    <w:link w:val="Heading3Char"/>
+    <w:uiPriority w:val="9"/>
     <w:semiHidden/>
     <w:unhideWhenUsed/>
+    <w:qFormat/>
+    <w:rsid w:val="00A10FD9"/>
+    <w:pPr>
+      <w:keepNext/>
+      <w:keepLines/>
+      <w:spacing w:after="80" w:before="160"/>
+      <w:outlineLvl w:val="2"/>
+    </w:pPr>
+    <w:rPr>
+      <w:rFonts w:cstheme="majorBidi" w:eastAsiaTheme="majorEastAsia"/>
+      <w:color w:themeColor="accent1" w:themeShade="BF" w:val="0F4761"/>
+      <w:sz w:val="28"/>
+      <w:szCs w:val="28"/>
+    </w:rPr>
+  </w:style>
+  <w:style w:styleId="Heading4" w:type="paragraph">
+    <w:name w:val="heading 4"/>
+    <w:basedOn w:val="Normal"/>
+    <w:next w:val="BodyText"/>
+    <w:link w:val="Heading4Char"/>
+    <w:uiPriority w:val="9"/>
+    <w:semiHidden/>
+    <w:unhideWhenUsed/>
+    <w:qFormat/>
+    <w:rsid w:val="00A10FD9"/>
+    <w:pPr>
+      <w:keepNext/>
+      <w:keepLines/>
+      <w:spacing w:after="40" w:before="80"/>
+      <w:outlineLvl w:val="3"/>
+    </w:pPr>
+    <w:rPr>
+      <w:rFonts w:cstheme="majorBidi" w:eastAsiaTheme="majorEastAsia"/>
+      <w:i/>
+      <w:iCs/>
+      <w:color w:themeColor="accent1" w:themeShade="BF" w:val="0F4761"/>
+    </w:rPr>
+  </w:style>
+  <w:style w:styleId="Heading5" w:type="paragraph">
+    <w:name w:val="heading 5"/>
+    <w:basedOn w:val="Normal"/>
+    <w:next w:val="BodyText"/>
+    <w:link w:val="Heading5Char"/>
+    <w:uiPriority w:val="9"/>
+    <w:semiHidden/>
+    <w:unhideWhenUsed/>
+    <w:qFormat/>
+    <w:rsid w:val="00A10FD9"/>
+    <w:pPr>
+      <w:keepNext/>
+      <w:keepLines/>
+      <w:spacing w:after="40" w:before="80"/>
+      <w:outlineLvl w:val="4"/>
+    </w:pPr>
+    <w:rPr>
+      <w:rFonts w:cstheme="majorBidi" w:eastAsiaTheme="majorEastAsia"/>
+      <w:color w:themeColor="accent1" w:themeShade="BF" w:val="0F4761"/>
+    </w:rPr>
+  </w:style>
+  <w:style w:styleId="Heading6" w:type="paragraph">
+    <w:name w:val="heading 6"/>
+    <w:basedOn w:val="Normal"/>
+    <w:next w:val="BodyText"/>
+    <w:link w:val="Heading6Char"/>
+    <w:uiPriority w:val="9"/>
+    <w:semiHidden/>
+    <w:unhideWhenUsed/>
+    <w:qFormat/>
+    <w:rsid w:val="00A10FD9"/>
+    <w:pPr>
+      <w:keepNext/>
+      <w:keepLines/>
+      <w:spacing w:after="0" w:before="40"/>
+      <w:outlineLvl w:val="5"/>
+    </w:pPr>
+    <w:rPr>
+      <w:rFonts w:cstheme="majorBidi" w:eastAsiaTheme="majorEastAsia"/>
+      <w:i/>
+      <w:iCs/>
+      <w:color w:themeColor="text1" w:themeTint="A6" w:val="595959"/>
+    </w:rPr>
+  </w:style>
+  <w:style w:styleId="Heading7" w:type="paragraph">
+    <w:name w:val="heading 7"/>
+    <w:basedOn w:val="Normal"/>
+    <w:next w:val="BodyText"/>
+    <w:link w:val="Heading7Char"/>
+    <w:uiPriority w:val="9"/>
+    <w:semiHidden/>
+    <w:unhideWhenUsed/>
+    <w:qFormat/>
+    <w:rsid w:val="00A10FD9"/>
+    <w:pPr>
+      <w:keepNext/>
+      <w:keepLines/>
+      <w:spacing w:after="0" w:before="40"/>
+      <w:outlineLvl w:val="6"/>
+    </w:pPr>
+    <w:rPr>
+      <w:rFonts w:cstheme="majorBidi" w:eastAsiaTheme="majorEastAsia"/>
+      <w:color w:themeColor="text1" w:themeTint="A6" w:val="595959"/>
+    </w:rPr>
+  </w:style>
+  <w:style w:styleId="Heading8" w:type="paragraph">
+    <w:name w:val="heading 8"/>
+    <w:basedOn w:val="Normal"/>
+    <w:next w:val="BodyText"/>
+    <w:link w:val="Heading8Char"/>
+    <w:uiPriority w:val="9"/>
+    <w:semiHidden/>
+    <w:unhideWhenUsed/>
+    <w:qFormat/>
+    <w:rsid w:val="00A10FD9"/>
+    <w:pPr>
+      <w:keepNext/>
+      <w:keepLines/>
+      <w:spacing w:after="0"/>
+      <w:outlineLvl w:val="7"/>
+    </w:pPr>
+    <w:rPr>
+      <w:rFonts w:cstheme="majorBidi" w:eastAsiaTheme="majorEastAsia"/>
+      <w:i/>
+      <w:iCs/>
+      <w:color w:themeColor="text1" w:themeTint="D8" w:val="272727"/>
+    </w:rPr>
+  </w:style>
+  <w:style w:styleId="Heading9" w:type="paragraph">
+    <w:name w:val="heading 9"/>
+    <w:basedOn w:val="Normal"/>
+    <w:next w:val="BodyText"/>
+    <w:link w:val="Heading9Char"/>
+    <w:uiPriority w:val="9"/>
+    <w:semiHidden/>
+    <w:unhideWhenUsed/>
+    <w:qFormat/>
+    <w:rsid w:val="00A10FD9"/>
+    <w:pPr>
+      <w:keepNext/>
+      <w:keepLines/>
+      <w:spacing w:after="0"/>
+      <w:outlineLvl w:val="8"/>
+    </w:pPr>
+    <w:rPr>
+      <w:rFonts w:cstheme="majorBidi" w:eastAsiaTheme="majorEastAsia"/>
+      <w:color w:themeColor="text1" w:themeTint="D8" w:val="272727"/>
+    </w:rPr>
+  </w:style>
+  <w:style w:customStyle="1" w:styleId="Heading1Char" w:type="character">
+    <w:name w:val="Heading 1 Char"/>
+    <w:basedOn w:val="DefaultParagraphFont"/>
+    <w:link w:val="Heading1"/>
+    <w:uiPriority w:val="9"/>
+    <w:rsid w:val="00A10FD9"/>
+    <w:rPr>
+      <w:rFonts w:asciiTheme="majorHAnsi" w:cstheme="majorBidi" w:eastAsiaTheme="majorEastAsia" w:hAnsiTheme="majorHAnsi"/>
+      <w:color w:themeColor="accent1" w:themeShade="BF" w:val="0F4761"/>
+      <w:sz w:val="40"/>
+      <w:szCs w:val="40"/>
+    </w:rPr>
+  </w:style>
+  <w:style w:customStyle="1" w:styleId="Heading2Char" w:type="character">
+    <w:name w:val="Heading 2 Char"/>
+    <w:basedOn w:val="DefaultParagraphFont"/>
+    <w:link w:val="Heading2"/>
+    <w:uiPriority w:val="9"/>
+    <w:semiHidden/>
+    <w:rsid w:val="00A10FD9"/>
+    <w:rPr>
+      <w:rFonts w:asciiTheme="majorHAnsi" w:cstheme="majorBidi" w:eastAsiaTheme="majorEastAsia" w:hAnsiTheme="majorHAnsi"/>
+      <w:color w:themeColor="accent1" w:themeShade="BF" w:val="0F4761"/>
+      <w:sz w:val="32"/>
+      <w:szCs w:val="32"/>
+    </w:rPr>
+  </w:style>
+  <w:style w:customStyle="1" w:styleId="Heading3Char" w:type="character">
+    <w:name w:val="Heading 3 Char"/>
+    <w:basedOn w:val="DefaultParagraphFont"/>
+    <w:link w:val="Heading3"/>
+    <w:uiPriority w:val="9"/>
+    <w:semiHidden/>
+    <w:rsid w:val="00A10FD9"/>
+    <w:rPr>
+      <w:rFonts w:cstheme="majorBidi" w:eastAsiaTheme="majorEastAsia"/>
+      <w:color w:themeColor="accent1" w:themeShade="BF" w:val="0F4761"/>
+      <w:sz w:val="28"/>
+      <w:szCs w:val="28"/>
+    </w:rPr>
+  </w:style>
+  <w:style w:customStyle="1" w:styleId="Heading4Char" w:type="character">
+    <w:name w:val="Heading 4 Char"/>
+    <w:basedOn w:val="DefaultParagraphFont"/>
+    <w:link w:val="Heading4"/>
+    <w:uiPriority w:val="9"/>
+    <w:semiHidden/>
+    <w:rsid w:val="00A10FD9"/>
+    <w:rPr>
+      <w:rFonts w:cstheme="majorBidi" w:eastAsiaTheme="majorEastAsia"/>
+      <w:i/>
+      <w:iCs/>
+      <w:color w:themeColor="accent1" w:themeShade="BF" w:val="0F4761"/>
+    </w:rPr>
+  </w:style>
+  <w:style w:customStyle="1" w:styleId="Heading5Char" w:type="character">
+    <w:name w:val="Heading 5 Char"/>
+    <w:basedOn w:val="DefaultParagraphFont"/>
+    <w:link w:val="Heading5"/>
+    <w:uiPriority w:val="9"/>
+    <w:semiHidden/>
+    <w:rsid w:val="00A10FD9"/>
+    <w:rPr>
+      <w:rFonts w:cstheme="majorBidi" w:eastAsiaTheme="majorEastAsia"/>
+      <w:color w:themeColor="accent1" w:themeShade="BF" w:val="0F4761"/>
+    </w:rPr>
+  </w:style>
+  <w:style w:customStyle="1" w:styleId="Heading6Char" w:type="character">
+    <w:name w:val="Heading 6 Char"/>
+    <w:basedOn w:val="DefaultParagraphFont"/>
+    <w:link w:val="Heading6"/>
+    <w:uiPriority w:val="9"/>
+    <w:semiHidden/>
+    <w:rsid w:val="00A10FD9"/>
+    <w:rPr>
+      <w:rFonts w:cstheme="majorBidi" w:eastAsiaTheme="majorEastAsia"/>
+      <w:i/>
+      <w:iCs/>
+      <w:color w:themeColor="text1" w:themeTint="A6" w:val="595959"/>
+    </w:rPr>
+  </w:style>
+  <w:style w:customStyle="1" w:styleId="Heading7Char" w:type="character">
+    <w:name w:val="Heading 7 Char"/>
+    <w:basedOn w:val="DefaultParagraphFont"/>
+    <w:link w:val="Heading7"/>
+    <w:uiPriority w:val="9"/>
+    <w:semiHidden/>
+    <w:rsid w:val="00A10FD9"/>
+    <w:rPr>
+      <w:rFonts w:cstheme="majorBidi" w:eastAsiaTheme="majorEastAsia"/>
+      <w:color w:themeColor="text1" w:themeTint="A6" w:val="595959"/>
+    </w:rPr>
+  </w:style>
+  <w:style w:customStyle="1" w:styleId="Heading8Char" w:type="character">
+    <w:name w:val="Heading 8 Char"/>
+    <w:basedOn w:val="DefaultParagraphFont"/>
+    <w:link w:val="Heading8"/>
+    <w:uiPriority w:val="9"/>
+    <w:semiHidden/>
+    <w:rsid w:val="00A10FD9"/>
+    <w:rPr>
+      <w:rFonts w:cstheme="majorBidi" w:eastAsiaTheme="majorEastAsia"/>
+      <w:i/>
+      <w:iCs/>
+      <w:color w:themeColor="text1" w:themeTint="D8" w:val="272727"/>
+    </w:rPr>
+  </w:style>
+  <w:style w:customStyle="1" w:styleId="Heading9Char" w:type="character">
+    <w:name w:val="Heading 9 Char"/>
+    <w:basedOn w:val="DefaultParagraphFont"/>
+    <w:link w:val="Heading9"/>
+    <w:uiPriority w:val="9"/>
+    <w:semiHidden/>
+    <w:rsid w:val="00A10FD9"/>
+    <w:rPr>
+      <w:rFonts w:cstheme="majorBidi" w:eastAsiaTheme="majorEastAsia"/>
+      <w:color w:themeColor="text1" w:themeTint="D8" w:val="272727"/>
+    </w:rPr>
+  </w:style>
+  <w:style w:styleId="BlockText" w:type="paragraph">
+    <w:name w:val="Block Text"/>
+    <w:basedOn w:val="BodyText"/>
+    <w:next w:val="BodyText"/>
+    <w:uiPriority w:val="9"/>
+    <w:unhideWhenUsed/>
+    <w:qFormat/>
+    <w:pPr>
+      <w:spacing w:after="100" w:before="100"/>
+      <w:ind w:firstLine="0" w:left="480" w:right="480"/>
+    </w:pPr>
+  </w:style>
+  <w:style w:styleId="FootnoteText" w:type="paragraph">
+    <w:name w:val="Footnote Text"/>
+    <w:basedOn w:val="Normal"/>
+    <w:next w:val="FootnoteText"/>
+    <w:uiPriority w:val="9"/>
+    <w:unhideWhenUsed/>
+    <w:qFormat/>
+  </w:style>
+  <w:style w:styleId="FootnoteBlockText" w:type="paragraph">
+    <w:name w:val="Footnote Block Text"/>
+    <w:basedOn w:val="FootnoteText"/>
+    <w:next w:val="FootnoteText"/>
+    <w:uiPriority w:val="9"/>
+    <w:unhideWhenUsed/>
+    <w:qFormat/>
+    <w:pPr>
+      <w:spacing w:after="100" w:before="100"/>
+      <w:ind w:firstLine="0" w:left="480" w:right="480"/>
+    </w:pPr>
+  </w:style>
+  <w:style w:default="1" w:styleId="DefaultParagraphFont" w:type="character">
+    <w:name w:val="Default Paragraph Font"/>
+    <w:semiHidden/>
+    <w:unhideWhenUsed/>
+  </w:style>
+  <w:style w:default="1" w:styleId="Table" w:type="table">
+    <w:name w:val="Table"/>
+    <w:basedOn w:val="TableNormal"/>
+    <w:semiHidden/>
+    <w:unhideWhenUsed/>
+    <w:qFormat/>
+    <w:tblPr>
+      <w:tblBorders>
+        <w:top w:val="single" w:sz="4" w:space="0" w:color="808080"/>
+        <w:left w:val="single" w:sz="4" w:space="0" w:color="808080"/>
+        <w:bottom w:val="single" w:sz="4" w:space="0" w:color="808080"/>
+        <w:right w:val="single" w:sz="4" w:space="0" w:color="808080"/>
+        <w:insideH w:val="single" w:sz="4" w:space="0" w:color="808080"/>
+        <w:insideV w:val="single" w:sz="4" w:space="0" w:color="808080"/>
+      </w:tblBorders>
+      <w:tblInd w:type="dxa" w:w="0"/>
+      <w:tblCellMar>
+        <w:top w:type="dxa" w:w="0"/>
+        <w:left w:type="dxa" w:w="108"/>
+        <w:bottom w:type="dxa" w:w="0"/>
+        <w:right w:type="dxa" w:w="108"/>
+      </w:tblCellMar>
+    </w:tblPr>
+    <w:tblStylePr w:type="firstRow">
+      <w:tcPr>
+        <w:tcBorders>
+          <w:bottom w:val="single"/>
+        </w:tcBorders>
+        <w:vAlign w:val="bottom"/>
+      </w:tcPr>
+    </w:tblStylePr>
+  </w:style>
+  <w:style w:customStyle="1" w:styleId="DefinitionTerm" w:type="paragraph">
+    <w:name w:val="Definition Term"/>
+    <w:basedOn w:val="Normal"/>
+    <w:next w:val="Definition"/>
+    <w:pPr>
+      <w:keepNext/>
+      <w:keepLines/>
+      <w:spacing w:after="0"/>
+    </w:pPr>
+    <w:rPr>
+      <w:b/>
+    </w:rPr>
+  </w:style>
+  <w:style w:customStyle="1" w:styleId="Definition" w:type="paragraph">
+    <w:name w:val="Definition"/>
+    <w:basedOn w:val="Normal"/>
+  </w:style>
+  <w:style w:styleId="Caption" w:type="paragraph">
+    <w:name w:val="Caption"/>
+    <w:basedOn w:val="Normal"/>
+    <w:link w:val="BodyTextChar"/>
+    <w:pPr>
+      <w:spacing w:after="120" w:before="0"/>
+    </w:pPr>
+    <w:rPr>
+      <w:i/>
+    </w:rPr>
+  </w:style>
+  <w:style w:customStyle="1" w:styleId="TableCaption" w:type="paragraph">
+    <w:name w:val="Table Caption"/>
+    <w:basedOn w:val="Caption"/>
+    <w:pPr>
+      <w:keepNext/>
+    </w:pPr>
+  </w:style>
+  <w:style w:customStyle="1" w:styleId="ImageCaption" w:type="paragraph">
+    <w:name w:val="Image Caption"/>
+    <w:basedOn w:val="Caption"/>
+  </w:style>
+  <w:style w:customStyle="1" w:styleId="Figure" w:type="paragraph">
+    <w:name w:val="Figure"/>
+    <w:basedOn w:val="Normal"/>
+  </w:style>
+  <w:style w:customStyle="1" w:styleId="CaptionedFigure" w:type="paragraph">
+    <w:name w:val="Captioned Figure"/>
+    <w:basedOn w:val="Figure"/>
+    <w:pPr>
+      <w:keepNext/>
+    </w:pPr>
+  </w:style>
+  <w:style w:customStyle="1" w:styleId="BodyTextChar" w:type="character">
+    <w:name w:val="Body Text Char"/>
+    <w:basedOn w:val="DefaultParagraphFont"/>
+    <w:link w:val="BodyText"/>
+  </w:style>
+  <w:style w:customStyle="1" w:styleId="VerbatimChar" w:type="character">
+    <w:name w:val="Verbatim Char"/>
+    <w:basedOn w:val="BodyTextChar"/>
+    <w:rPr>
+      <w:rFonts w:ascii="Consolas" w:hAnsi="Consolas"/>
+      <w:sz w:val="22"/>
+    </w:rPr>
+  </w:style>
+  <w:style w:customStyle="1" w:styleId="SectionNumber" w:type="character">
+    <w:name w:val="Section Number"/>
+    <w:basedOn w:val="BodyTextChar"/>
+  </w:style>
+  <w:style w:styleId="FootnoteReference" w:type="character">
+    <w:name w:val="Footnote Reference"/>
+    <w:basedOn w:val="BodyTextChar"/>
     <w:rPr>
       <w:vertAlign w:val="superscript"/>
     </w:rPr>
   </w:style>
-  <w:style w:styleId="EndnoteText" w:type="paragraph">
-    <w:name w:val="endnote text"/>
-    <w:basedOn w:val="Normal"/>
-    <w:link w:val="EndnoteTextChar"/>
-    <w:uiPriority w:val="99"/>
-    <w:semiHidden/>
+  <w:style w:styleId="Hyperlink" w:type="character">
+    <w:name w:val="Hyperlink"/>
+    <w:basedOn w:val="BodyTextChar"/>
+    <w:rPr>
+      <w:color w:themeColor="accent1" w:val="4F81BD"/>
+    </w:rPr>
+  </w:style>
+  <w:style w:styleId="TOCHeading" w:type="paragraph">
+    <w:name w:val="TOC Heading"/>
+    <w:basedOn w:val="Heading1"/>
+    <w:next w:val="BodyText"/>
+    <w:uiPriority w:val="39"/>
     <w:unhideWhenUsed/>
+    <w:qFormat/>
     <w:pPr>
-      <w:spacing w:after="0" w:line="240" w:lineRule="auto"/>
+      <w:spacing w:before="240" w:line="259" w:lineRule="auto"/>
+      <w:outlineLvl w:val="9"/>
     </w:pPr>
     <w:rPr>
-      <w:sz w:val="20"/>
-      <w:szCs w:val="20"/>
+      <w:rFonts w:asciiTheme="majorHAnsi" w:cstheme="majorBidi" w:eastAsiaTheme="majorEastAsia" w:hAnsiTheme="majorHAnsi"/>
+      <w:b w:val="0"/>
+      <w:bCs w:val="0"/>
+      <w:color w:themeColor="accent1" w:themeShade="BF" w:val="365F91"/>
     </w:rPr>
-  </w:style>
-  <w:style w:styleId="EndnoteTextChar" w:type="character">
-    <w:name w:val="Endnote Text Char"/>
-    <w:basedOn w:val="DefaultParagraphFont"/>
-    <w:link w:val="EndnoteText"/>
-    <w:uiPriority w:val="99"/>
-    <w:semiHidden/>
-    <w:unhideWhenUsed/>
-    <w:rPr>
-      <w:sz w:val="20"/>
-      <w:szCs w:val="20"/>
-    </w:rPr>
-  </w:style>
-  <w:style w:customStyle="1" w:styleId="SourceCode" w:type="paragraph">
-    <w:name w:val="Source Code"/>
-    <w:basedOn w:val="Normal"/>
-    <w:link w:val="VerbatimChar"/>
-    <w:pPr>
-      <w:wordWrap w:val="off"/>
-    </w:pPr>
-  </w:style>
-  <w:style w:customStyle="1" w:styleId="KeywordTok" w:type="character">
-    <w:name w:val="KeywordTok"/>
-    <w:basedOn w:val="VerbatimChar"/>
-    <w:rPr>
-      <w:b/>
-      <w:color w:val="007020"/>
-    </w:rPr>
-  </w:style>
-  <w:style w:customStyle="1" w:styleId="DataTypeTok" w:type="character">
-    <w:name w:val="DataTypeTok"/>
-    <w:basedOn w:val="VerbatimChar"/>
-    <w:rPr>
-      <w:color w:val="902000"/>
-    </w:rPr>
-  </w:style>
-  <w:style w:customStyle="1" w:styleId="DecValTok" w:type="character">
-    <w:name w:val="DecValTok"/>
-    <w:basedOn w:val="VerbatimChar"/>
-    <w:rPr>
-      <w:color w:val="40a070"/>
-    </w:rPr>
-  </w:style>
-  <w:style w:customStyle="1" w:styleId="BaseNTok" w:type="character">
-    <w:name w:val="BaseNTok"/>
-    <w:basedOn w:val="VerbatimChar"/>
-    <w:rPr>
-      <w:color w:val="40a070"/>
-    </w:rPr>
-  </w:style>
-  <w:style w:customStyle="1" w:styleId="FloatTok" w:type="character">
-    <w:name w:val="FloatTok"/>
-    <w:basedOn w:val="VerbatimChar"/>
-    <w:rPr>
-      <w:color w:val="40a070"/>
-    </w:rPr>
-  </w:style>
-  <w:style w:customStyle="1" w:styleId="ConstantTok" w:type="character">
-    <w:name w:val="ConstantTok"/>
-    <w:basedOn w:val="VerbatimChar"/>
-    <w:rPr>
-      <w:color w:val="880000"/>
-    </w:rPr>
-  </w:style>
-  <w:style w:customStyle="1" w:styleId="CharTok" w:type="character">
-    <w:name w:val="CharTok"/>
-    <w:basedOn w:val="VerbatimChar"/>
-    <w:rPr>
-      <w:color w:val="4070a0"/>
-    </w:rPr>
-  </w:style>
-  <w:style w:customStyle="1" w:styleId="SpecialCharTok" w:type="character">
-    <w:name w:val="SpecialCharTok"/>
-    <w:basedOn w:val="VerbatimChar"/>
-    <w:rPr>
-      <w:color w:val="4070a0"/>
-    </w:rPr>
-  </w:style>
-  <w:style w:customStyle="1" w:styleId="StringTok" w:type="character">
-    <w:name w:val="StringTok"/>
-    <w:basedOn w:val="VerbatimChar"/>
-    <w:rPr>
-      <w:color w:val="4070a0"/>
-    </w:rPr>
-  </w:style>
-  <w:style w:customStyle="1" w:styleId="VerbatimStringTok" w:type="character">
-    <w:name w:val="VerbatimStringTok"/>
-    <w:basedOn w:val="VerbatimChar"/>
-    <w:rPr>
-      <w:color w:val="4070a0"/>
-    </w:rPr>
-  </w:style>
-  <w:style w:customStyle="1" w:styleId="SpecialStringTok" w:type="character">
-    <w:name w:val="SpecialStringTok"/>
-    <w:basedOn w:val="VerbatimChar"/>
-    <w:rPr>
-      <w:color w:val="bb6688"/>
-    </w:rPr>
-  </w:style>
-  <w:style w:customStyle="1" w:styleId="ImportTok" w:type="character">
-    <w:name w:val="ImportTok"/>
-    <w:basedOn w:val="VerbatimChar"/>
-    <w:rPr>
-      <w:b/>
-      <w:color w:val="008000"/>
-    </w:rPr>
-  </w:style>
-  <w:style w:customStyle="1" w:styleId="CommentTok" w:type="character">
-    <w:name w:val="CommentTok"/>
-    <w:basedOn w:val="VerbatimChar"/>
-    <w:rPr>
-      <w:i/>
-      <w:color w:val="60a0b0"/>
-    </w:rPr>
-  </w:style>
-  <w:style w:customStyle="1" w:styleId="DocumentationTok" w:type="character">
-    <w:name w:val="DocumentationTok"/>
-    <w:basedOn w:val="VerbatimChar"/>
-    <w:rPr>
-      <w:i/>
-      <w:color w:val="ba2121"/>
-    </w:rPr>
-  </w:style>
-  <w:style w:customStyle="1" w:styleId="AnnotationTok" w:type="character">
-    <w:name w:val="AnnotationTok"/>
-    <w:basedOn w:val="VerbatimChar"/>
-    <w:rPr>
-      <w:b/>
-      <w:i/>
-      <w:color w:val="60a0b0"/>
-    </w:rPr>
-  </w:style>
-  <w:style w:customStyle="1" w:styleId="CommentVarTok" w:type="character">
-    <w:name w:val="CommentVarTok"/>
-    <w:basedOn w:val="VerbatimChar"/>
-    <w:rPr>
-      <w:b/>
-      <w:i/>
-      <w:color w:val="60a0b0"/>
-    </w:rPr>
-  </w:style>
-  <w:style w:customStyle="1" w:styleId="OtherTok" w:type="character">
-    <w:name w:val="OtherTok"/>
-    <w:basedOn w:val="VerbatimChar"/>
-    <w:rPr>
-      <w:color w:val="007020"/>
-    </w:rPr>
-  </w:style>
-  <w:style w:customStyle="1" w:styleId="FunctionTok" w:type="character">
-    <w:name w:val="FunctionTok"/>
-    <w:basedOn w:val="VerbatimChar"/>
-    <w:rPr>
-      <w:color w:val="06287e"/>
-    </w:rPr>
-  </w:style>
-  <w:style w:customStyle="1" w:styleId="VariableTok" w:type="character">
-    <w:name w:val="VariableTok"/>
-    <w:basedOn w:val="VerbatimChar"/>
-    <w:rPr>
-      <w:color w:val="19177c"/>
-    </w:rPr>
-  </w:style>
-  <w:style w:customStyle="1" w:styleId="ControlFlowTok" w:type="character">
-    <w:name w:val="ControlFlowTok"/>
-    <w:basedOn w:val="VerbatimChar"/>
-    <w:rPr>
-      <w:b/>
-      <w:color w:val="007020"/>
-    </w:rPr>
-  </w:style>
-  <w:style w:customStyle="1" w:styleId="OperatorTok" w:type="character">
-    <w:name w:val="OperatorTok"/>
-    <w:basedOn w:val="VerbatimChar"/>
-    <w:rPr>
-      <w:color w:val="666666"/>
-    </w:rPr>
-  </w:style>
-  <w:style w:customStyle="1" w:styleId="BuiltInTok" w:type="character">
-    <w:name w:val="BuiltInTok"/>
-    <w:basedOn w:val="VerbatimChar"/>
-    <w:rPr>
-      <w:color w:val="008000"/>
-    </w:rPr>
-  </w:style>
-  <w:style w:customStyle="1" w:styleId="ExtensionTok" w:type="character">
-    <w:name w:val="ExtensionTok"/>
-    <w:basedOn w:val="VerbatimChar"/>
-    <w:rPr/>
-  </w:style>
-  <w:style w:customStyle="1" w:styleId="PreprocessorTok" w:type="character">
-    <w:name w:val="PreprocessorTok"/>
-    <w:basedOn w:val="VerbatimChar"/>
-    <w:rPr>
-      <w:color w:val="bc7a00"/>
-    </w:rPr>
-  </w:style>
-  <w:style w:customStyle="1" w:styleId="AttributeTok" w:type="character">
-    <w:name w:val="AttributeTok"/>
-    <w:basedOn w:val="VerbatimChar"/>
-    <w:rPr>
-      <w:color w:val="7d9029"/>
-    </w:rPr>
-  </w:style>
-  <w:style w:customStyle="1" w:styleId="RegionMarkerTok" w:type="character">
-    <w:name w:val="RegionMarkerTok"/>
-    <w:basedOn w:val="VerbatimChar"/>
-    <w:rPr/>
-  </w:style>
-  <w:style w:customStyle="1" w:styleId="InformationTok" w:type="character">
-    <w:name w:val="InformationTok"/>
-    <w:basedOn w:val="VerbatimChar"/>
-    <w:rPr>
-      <w:b/>
-      <w:i/>
-      <w:color w:val="60a0b0"/>
-    </w:rPr>
-  </w:style>
-  <w:style w:customStyle="1" w:styleId="WarningTok" w:type="character">
-    <w:name w:val="WarningTok"/>
-    <w:basedOn w:val="VerbatimChar"/>
-    <w:rPr>
-      <w:b/>
-      <w:i/>
-      <w:color w:val="60a0b0"/>
-    </w:rPr>
-  </w:style>
-  <w:style w:customStyle="1" w:styleId="AlertTok" w:type="character">
-    <w:name w:val="AlertTok"/>
-    <w:basedOn w:val="VerbatimChar"/>
-    <w:rPr>
-      <w:b/>
-      <w:color w:val="ff0000"/>
-    </w:rPr>
-  </w:style>
-  <w:style w:customStyle="1" w:styleId="ErrorTok" w:type="character">
-    <w:name w:val="ErrorTok"/>
-    <w:basedOn w:val="VerbatimChar"/>
-    <w:rPr>
-      <w:b/>
-      <w:color w:val="ff0000"/>
-    </w:rPr>
-  </w:style>
-  <w:style w:customStyle="1" w:styleId="NormalTok" w:type="character">
-    <w:name w:val="NormalTok"/>
-    <w:basedOn w:val="VerbatimChar"/>
-    <w:rPr/>
-  </w:style>
-  <w:style w:styleId="Table" w:type="table">
-    <w:name w:val="Table"/>
-    <w:tblPr>
-      <w:tblBorders>
-        <w:top w:color="000000" w:space="0" w:sz="4" w:val="single"/>
-        <w:left w:color="000000" w:space="0" w:sz="4" w:val="single"/>
-        <w:bottom w:color="000000" w:space="0" w:sz="4" w:val="single"/>
-        <w:right w:color="000000" w:space="0" w:sz="4" w:val="single"/>
-        <w:insideH w:color="000000" w:space="0" w:sz="4" w:val="single"/>
-        <w:insideV w:color="000000" w:space="0" w:sz="4" w:val="single"/>
-      </w:tblBorders>
-    </w:tblPr>
-  </w:style>
-  <w:style w:customStyle="1" w:styleId="SourceCode" w:type="paragraph">
-    <w:name w:val="Source Code"/>
-    <w:basedOn w:val="Normal"/>
-    <w:link w:val="VerbatimChar"/>
-    <w:pPr>
-      <w:wordWrap w:val="off"/>
-    </w:pPr>
-  </w:style>
-  <w:style w:customStyle="1" w:styleId="KeywordTok" w:type="character">
-    <w:name w:val="KeywordTok"/>
-    <w:basedOn w:val="VerbatimChar"/>
-    <w:rPr>
-      <w:b/>
-      <w:color w:val="007020"/>
-    </w:rPr>
-  </w:style>
-  <w:style w:customStyle="1" w:styleId="DataTypeTok" w:type="character">
-    <w:name w:val="DataTypeTok"/>
-    <w:basedOn w:val="VerbatimChar"/>
-    <w:rPr>
-      <w:color w:val="902000"/>
-    </w:rPr>
-  </w:style>
-  <w:style w:customStyle="1" w:styleId="DecValTok" w:type="character">
-    <w:name w:val="DecValTok"/>
-    <w:basedOn w:val="VerbatimChar"/>
-    <w:rPr>
-      <w:color w:val="40a070"/>
-    </w:rPr>
-  </w:style>
-  <w:style w:customStyle="1" w:styleId="BaseNTok" w:type="character">
-    <w:name w:val="BaseNTok"/>
-    <w:basedOn w:val="VerbatimChar"/>
-    <w:rPr>
-      <w:color w:val="40a070"/>
-    </w:rPr>
-  </w:style>
-  <w:style w:customStyle="1" w:styleId="FloatTok" w:type="character">
-    <w:name w:val="FloatTok"/>
-    <w:basedOn w:val="VerbatimChar"/>
-    <w:rPr>
-      <w:color w:val="40a070"/>
-    </w:rPr>
-  </w:style>
-  <w:style w:customStyle="1" w:styleId="ConstantTok" w:type="character">
-    <w:name w:val="ConstantTok"/>
-    <w:basedOn w:val="VerbatimChar"/>
-    <w:rPr>
-      <w:color w:val="880000"/>
-    </w:rPr>
-  </w:style>
-  <w:style w:customStyle="1" w:styleId="CharTok" w:type="character">
-    <w:name w:val="CharTok"/>
-    <w:basedOn w:val="VerbatimChar"/>
-    <w:rPr>
-      <w:color w:val="4070a0"/>
-    </w:rPr>
-  </w:style>
-  <w:style w:customStyle="1" w:styleId="SpecialCharTok" w:type="character">
-    <w:name w:val="SpecialCharTok"/>
-    <w:basedOn w:val="VerbatimChar"/>
-    <w:rPr>
-      <w:color w:val="4070a0"/>
-    </w:rPr>
-  </w:style>
-  <w:style w:customStyle="1" w:styleId="StringTok" w:type="character">
-    <w:name w:val="StringTok"/>
-    <w:basedOn w:val="VerbatimChar"/>
-    <w:rPr>
-      <w:color w:val="4070a0"/>
-    </w:rPr>
-  </w:style>
-  <w:style w:customStyle="1" w:styleId="VerbatimStringTok" w:type="character">
-    <w:name w:val="VerbatimStringTok"/>
-    <w:basedOn w:val="VerbatimChar"/>
-    <w:rPr>
-      <w:color w:val="4070a0"/>
-    </w:rPr>
-  </w:style>
-  <w:style w:customStyle="1" w:styleId="SpecialStringTok" w:type="character">
-    <w:name w:val="SpecialStringTok"/>
-    <w:basedOn w:val="VerbatimChar"/>
-    <w:rPr>
-      <w:color w:val="bb6688"/>
-    </w:rPr>
-  </w:style>
-  <w:style w:customStyle="1" w:styleId="ImportTok" w:type="character">
-    <w:name w:val="ImportTok"/>
-    <w:basedOn w:val="VerbatimChar"/>
-    <w:rPr>
-      <w:b/>
-      <w:color w:val="008000"/>
-    </w:rPr>
-  </w:style>
-  <w:style w:customStyle="1" w:styleId="CommentTok" w:type="character">
-    <w:name w:val="CommentTok"/>
-    <w:basedOn w:val="VerbatimChar"/>
-    <w:rPr>
-      <w:i/>
-      <w:color w:val="60a0b0"/>
-    </w:rPr>
-  </w:style>
-  <w:style w:customStyle="1" w:styleId="DocumentationTok" w:type="character">
-    <w:name w:val="DocumentationTok"/>
-    <w:basedOn w:val="VerbatimChar"/>
-    <w:rPr>
-      <w:i/>
-      <w:color w:val="ba2121"/>
-    </w:rPr>
-  </w:style>
-  <w:style w:customStyle="1" w:styleId="AnnotationTok" w:type="character">
-    <w:name w:val="AnnotationTok"/>
-    <w:basedOn w:val="VerbatimChar"/>
-    <w:rPr>
-      <w:b/>
-      <w:i/>
-      <w:color w:val="60a0b0"/>
-    </w:rPr>
-  </w:style>
-  <w:style w:customStyle="1" w:styleId="CommentVarTok" w:type="character">
-    <w:name w:val="CommentVarTok"/>
-    <w:basedOn w:val="VerbatimChar"/>
-    <w:rPr>
-      <w:b/>
-      <w:i/>
-      <w:color w:val="60a0b0"/>
-    </w:rPr>
-  </w:style>
-  <w:style w:customStyle="1" w:styleId="OtherTok" w:type="character">
-    <w:name w:val="OtherTok"/>
-    <w:basedOn w:val="VerbatimChar"/>
-    <w:rPr>
-      <w:color w:val="007020"/>
-    </w:rPr>
-  </w:style>
-  <w:style w:customStyle="1" w:styleId="FunctionTok" w:type="character">
-    <w:name w:val="FunctionTok"/>
-    <w:basedOn w:val="VerbatimChar"/>
-    <w:rPr>
-      <w:color w:val="06287e"/>
-    </w:rPr>
-  </w:style>
-  <w:style w:customStyle="1" w:styleId="VariableTok" w:type="character">
-    <w:name w:val="VariableTok"/>
-    <w:basedOn w:val="VerbatimChar"/>
-    <w:rPr>
-      <w:color w:val="19177c"/>
-    </w:rPr>
-  </w:style>
-  <w:style w:customStyle="1" w:styleId="ControlFlowTok" w:type="character">
-    <w:name w:val="ControlFlowTok"/>
-    <w:basedOn w:val="VerbatimChar"/>
-    <w:rPr>
-      <w:b/>
-      <w:color w:val="007020"/>
-    </w:rPr>
-  </w:style>
-  <w:style w:customStyle="1" w:styleId="OperatorTok" w:type="character">
-    <w:name w:val="OperatorTok"/>
-    <w:basedOn w:val="VerbatimChar"/>
-    <w:rPr>
-      <w:color w:val="666666"/>
-    </w:rPr>
-  </w:style>
-  <w:style w:customStyle="1" w:styleId="BuiltInTok" w:type="character">
-    <w:name w:val="BuiltInTok"/>
-    <w:basedOn w:val="VerbatimChar"/>
-    <w:rPr>
-      <w:color w:val="008000"/>
-    </w:rPr>
-  </w:style>
-  <w:style w:customStyle="1" w:styleId="ExtensionTok" w:type="character">
-    <w:name w:val="ExtensionTok"/>
-    <w:basedOn w:val="VerbatimChar"/>
-    <w:rPr/>
-  </w:style>
-  <w:style w:customStyle="1" w:styleId="PreprocessorTok" w:type="character">
-    <w:name w:val="PreprocessorTok"/>
-    <w:basedOn w:val="VerbatimChar"/>
-    <w:rPr>
-      <w:color w:val="bc7a00"/>
-    </w:rPr>
-  </w:style>
-  <w:style w:customStyle="1" w:styleId="AttributeTok" w:type="character">
-    <w:name w:val="AttributeTok"/>
-    <w:basedOn w:val="VerbatimChar"/>
-    <w:rPr>
-      <w:color w:val="7d9029"/>
-    </w:rPr>
-  </w:style>
-  <w:style w:customStyle="1" w:styleId="RegionMarkerTok" w:type="character">
-    <w:name w:val="RegionMarkerTok"/>
-    <w:basedOn w:val="VerbatimChar"/>
-    <w:rPr/>
-  </w:style>
-  <w:style w:customStyle="1" w:styleId="InformationTok" w:type="character">
-    <w:name w:val="InformationTok"/>
-    <w:basedOn w:val="VerbatimChar"/>
-    <w:rPr>
-      <w:b/>
-      <w:i/>
-      <w:color w:val="60a0b0"/>
-    </w:rPr>
-  </w:style>
-  <w:style w:customStyle="1" w:styleId="WarningTok" w:type="character">
-    <w:name w:val="WarningTok"/>
-    <w:basedOn w:val="VerbatimChar"/>
-    <w:rPr>
-      <w:b/>
-      <w:i/>
-      <w:color w:val="60a0b0"/>
-    </w:rPr>
-  </w:style>
-  <w:style w:customStyle="1" w:styleId="AlertTok" w:type="character">
-    <w:name w:val="AlertTok"/>
-    <w:basedOn w:val="VerbatimChar"/>
-    <w:rPr>
-      <w:b/>
-      <w:color w:val="ff0000"/>
-    </w:rPr>
-  </w:style>
-  <w:style w:customStyle="1" w:styleId="ErrorTok" w:type="character">
-    <w:name w:val="ErrorTok"/>
-    <w:basedOn w:val="VerbatimChar"/>
-    <w:rPr>
-      <w:b/>
-      <w:color w:val="ff0000"/>
-    </w:rPr>
-  </w:style>
-  <w:style w:customStyle="1" w:styleId="NormalTok" w:type="character">
-    <w:name w:val="NormalTok"/>
-    <w:basedOn w:val="VerbatimChar"/>
-    <w:rPr/>
-  </w:style>
-  <w:style w:customStyle="1" w:styleId="SourceCode" w:type="paragraph">
-    <w:name w:val="Source Code"/>
-    <w:basedOn w:val="Normal"/>
-    <w:link w:val="VerbatimChar"/>
-    <w:pPr>
-      <w:wordWrap w:val="off"/>
-    </w:pPr>
-  </w:style>
-  <w:style w:customStyle="1" w:styleId="KeywordTok" w:type="character">
-    <w:name w:val="KeywordTok"/>
-    <w:basedOn w:val="VerbatimChar"/>
-    <w:rPr>
-      <w:b/>
-      <w:color w:val="007020"/>
-    </w:rPr>
-  </w:style>
-  <w:style w:customStyle="1" w:styleId="DataTypeTok" w:type="character">
-    <w:name w:val="DataTypeTok"/>
-    <w:basedOn w:val="VerbatimChar"/>
-    <w:rPr>
-      <w:color w:val="902000"/>
-    </w:rPr>
-  </w:style>
-  <w:style w:customStyle="1" w:styleId="DecValTok" w:type="character">
-    <w:name w:val="DecValTok"/>
-    <w:basedOn w:val="VerbatimChar"/>
-    <w:rPr>
-      <w:color w:val="40a070"/>
-    </w:rPr>
-  </w:style>
-  <w:style w:customStyle="1" w:styleId="BaseNTok" w:type="character">
-    <w:name w:val="BaseNTok"/>
-    <w:basedOn w:val="VerbatimChar"/>
-    <w:rPr>
-      <w:color w:val="40a070"/>
-    </w:rPr>
-  </w:style>
-  <w:style w:customStyle="1" w:styleId="FloatTok" w:type="character">
-    <w:name w:val="FloatTok"/>
-    <w:basedOn w:val="VerbatimChar"/>
-    <w:rPr>
-      <w:color w:val="40a070"/>
-    </w:rPr>
-  </w:style>
-  <w:style w:customStyle="1" w:styleId="ConstantTok" w:type="character">
-    <w:name w:val="ConstantTok"/>
-    <w:basedOn w:val="VerbatimChar"/>
-    <w:rPr>
-      <w:color w:val="880000"/>
-    </w:rPr>
-  </w:style>
-  <w:style w:customStyle="1" w:styleId="CharTok" w:type="character">
-    <w:name w:val="CharTok"/>
-    <w:basedOn w:val="VerbatimChar"/>
-    <w:rPr>
-      <w:color w:val="4070a0"/>
-    </w:rPr>
-  </w:style>
-  <w:style w:customStyle="1" w:styleId="SpecialCharTok" w:type="character">
-    <w:name w:val="SpecialCharTok"/>
-    <w:basedOn w:val="VerbatimChar"/>
-    <w:rPr>
-      <w:color w:val="4070a0"/>
-    </w:rPr>
-  </w:style>
-  <w:style w:customStyle="1" w:styleId="StringTok" w:type="character">
-    <w:name w:val="StringTok"/>
-    <w:basedOn w:val="VerbatimChar"/>
-    <w:rPr>
-      <w:color w:val="4070a0"/>
-    </w:rPr>
-  </w:style>
-  <w:style w:customStyle="1" w:styleId="VerbatimStringTok" w:type="character">
-    <w:name w:val="VerbatimStringTok"/>
-    <w:basedOn w:val="VerbatimChar"/>
-    <w:rPr>
-      <w:color w:val="4070a0"/>
-    </w:rPr>
-  </w:style>
-  <w:style w:customStyle="1" w:styleId="SpecialStringTok" w:type="character">
-    <w:name w:val="SpecialStringTok"/>
-    <w:basedOn w:val="VerbatimChar"/>
-    <w:rPr>
-      <w:color w:val="bb6688"/>
-    </w:rPr>
-  </w:style>
-  <w:style w:customStyle="1" w:styleId="ImportTok" w:type="character">
-    <w:name w:val="ImportTok"/>
-    <w:basedOn w:val="VerbatimChar"/>
-    <w:rPr>
-      <w:b/>
-      <w:color w:val="008000"/>
-    </w:rPr>
-  </w:style>
-  <w:style w:customStyle="1" w:styleId="CommentTok" w:type="character">
-    <w:name w:val="CommentTok"/>
-    <w:basedOn w:val="VerbatimChar"/>
-    <w:rPr>
-      <w:i/>
-      <w:color w:val="60a0b0"/>
-    </w:rPr>
-  </w:style>
-  <w:style w:customStyle="1" w:styleId="DocumentationTok" w:type="character">
-    <w:name w:val="DocumentationTok"/>
-    <w:basedOn w:val="VerbatimChar"/>
-    <w:rPr>
-      <w:i/>
-      <w:color w:val="ba2121"/>
-    </w:rPr>
-  </w:style>
-  <w:style w:customStyle="1" w:styleId="AnnotationTok" w:type="character">
-    <w:name w:val="AnnotationTok"/>
-    <w:basedOn w:val="VerbatimChar"/>
-    <w:rPr>
-      <w:b/>
-      <w:i/>
-      <w:color w:val="60a0b0"/>
-    </w:rPr>
-  </w:style>
-  <w:style w:customStyle="1" w:styleId="CommentVarTok" w:type="character">
-    <w:name w:val="CommentVarTok"/>
-    <w:basedOn w:val="VerbatimChar"/>
-    <w:rPr>
-      <w:b/>
-      <w:i/>
-      <w:color w:val="60a0b0"/>
-    </w:rPr>
-  </w:style>
-  <w:style w:customStyle="1" w:styleId="OtherTok" w:type="character">
-    <w:name w:val="OtherTok"/>
-    <w:basedOn w:val="VerbatimChar"/>
-    <w:rPr>
-      <w:color w:val="007020"/>
-    </w:rPr>
-  </w:style>
-  <w:style w:customStyle="1" w:styleId="FunctionTok" w:type="character">
-    <w:name w:val="FunctionTok"/>
-    <w:basedOn w:val="VerbatimChar"/>
-    <w:rPr>
-      <w:color w:val="06287e"/>
-    </w:rPr>
-  </w:style>
-  <w:style w:customStyle="1" w:styleId="VariableTok" w:type="character">
-    <w:name w:val="VariableTok"/>
-    <w:basedOn w:val="VerbatimChar"/>
-    <w:rPr>
-      <w:color w:val="19177c"/>
-    </w:rPr>
-  </w:style>
-  <w:style w:customStyle="1" w:styleId="ControlFlowTok" w:type="character">
-    <w:name w:val="ControlFlowTok"/>
-    <w:basedOn w:val="VerbatimChar"/>
-    <w:rPr>
-      <w:b/>
-      <w:color w:val="007020"/>
-    </w:rPr>
-  </w:style>
-  <w:style w:customStyle="1" w:styleId="OperatorTok" w:type="character">
-    <w:name w:val="OperatorTok"/>
-    <w:basedOn w:val="VerbatimChar"/>
-    <w:rPr>
-      <w:color w:val="666666"/>
-    </w:rPr>
-  </w:style>
-  <w:style w:customStyle="1" w:styleId="BuiltInTok" w:type="character">
-    <w:name w:val="BuiltInTok"/>
-    <w:basedOn w:val="VerbatimChar"/>
-    <w:rPr>
-      <w:color w:val="008000"/>
-    </w:rPr>
-  </w:style>
-  <w:style w:customStyle="1" w:styleId="ExtensionTok" w:type="character">
-    <w:name w:val="ExtensionTok"/>
-    <w:basedOn w:val="VerbatimChar"/>
-    <w:rPr/>
-  </w:style>
-  <w:style w:customStyle="1" w:styleId="PreprocessorTok" w:type="character">
-    <w:name w:val="PreprocessorTok"/>
-    <w:basedOn w:val="VerbatimChar"/>
-    <w:rPr>
-      <w:color w:val="bc7a00"/>
-    </w:rPr>
-  </w:style>
-  <w:style w:customStyle="1" w:styleId="AttributeTok" w:type="character">
-    <w:name w:val="AttributeTok"/>
-    <w:basedOn w:val="VerbatimChar"/>
-    <w:rPr>
-      <w:color w:val="7d9029"/>
-    </w:rPr>
-  </w:style>
-  <w:style w:customStyle="1" w:styleId="RegionMarkerTok" w:type="character">
-    <w:name w:val="RegionMarkerTok"/>
-    <w:basedOn w:val="VerbatimChar"/>
-    <w:rPr/>
-  </w:style>
-  <w:style w:customStyle="1" w:styleId="InformationTok" w:type="character">
-    <w:name w:val="InformationTok"/>
-    <w:basedOn w:val="VerbatimChar"/>
-    <w:rPr>
-      <w:b/>
-      <w:i/>
-      <w:color w:val="60a0b0"/>
-    </w:rPr>
-  </w:style>
-  <w:style w:customStyle="1" w:styleId="WarningTok" w:type="character">
-    <w:name w:val="WarningTok"/>
-    <w:basedOn w:val="VerbatimChar"/>
-    <w:rPr>
-      <w:b/>
-      <w:i/>
-      <w:color w:val="60a0b0"/>
-    </w:rPr>
-  </w:style>
-  <w:style w:customStyle="1" w:styleId="AlertTok" w:type="character">
-    <w:name w:val="AlertTok"/>
-    <w:basedOn w:val="VerbatimChar"/>
-    <w:rPr>
-      <w:b/>
-      <w:color w:val="ff0000"/>
-    </w:rPr>
-  </w:style>
-  <w:style w:customStyle="1" w:styleId="ErrorTok" w:type="character">
-    <w:name w:val="ErrorTok"/>
-    <w:basedOn w:val="VerbatimChar"/>
-    <w:rPr>
-      <w:b/>
-      <w:color w:val="ff0000"/>
-    </w:rPr>
-  </w:style>
-  <w:style w:customStyle="1" w:styleId="NormalTok" w:type="character">
-    <w:name w:val="NormalTok"/>
-    <w:basedOn w:val="VerbatimChar"/>
-    <w:rPr/>
-  </w:style>
-  <w:style w:customStyle="1" w:styleId="SourceCode" w:type="paragraph">
-    <w:name w:val="Source Code"/>
-    <w:basedOn w:val="Normal"/>
-    <w:link w:val="VerbatimChar"/>
-    <w:pPr>
-      <w:wordWrap w:val="off"/>
-    </w:pPr>
-  </w:style>
-  <w:style w:customStyle="1" w:styleId="KeywordTok" w:type="character">
-    <w:name w:val="KeywordTok"/>
-    <w:basedOn w:val="VerbatimChar"/>
-    <w:rPr>
-      <w:b/>
-      <w:color w:val="007020"/>
-    </w:rPr>
-  </w:style>
-  <w:style w:customStyle="1" w:styleId="DataTypeTok" w:type="character">
-    <w:name w:val="DataTypeTok"/>
-    <w:basedOn w:val="VerbatimChar"/>
-    <w:rPr>
-      <w:color w:val="902000"/>
-    </w:rPr>
-  </w:style>
-  <w:style w:customStyle="1" w:styleId="DecValTok" w:type="character">
-    <w:name w:val="DecValTok"/>
-    <w:basedOn w:val="VerbatimChar"/>
-    <w:rPr>
-      <w:color w:val="40a070"/>
-    </w:rPr>
-  </w:style>
-  <w:style w:customStyle="1" w:styleId="BaseNTok" w:type="character">
-    <w:name w:val="BaseNTok"/>
-    <w:basedOn w:val="VerbatimChar"/>
-    <w:rPr>
-      <w:color w:val="40a070"/>
-    </w:rPr>
-  </w:style>
-  <w:style w:customStyle="1" w:styleId="FloatTok" w:type="character">
-    <w:name w:val="FloatTok"/>
-    <w:basedOn w:val="VerbatimChar"/>
-    <w:rPr>
-      <w:color w:val="40a070"/>
-    </w:rPr>
-  </w:style>
-  <w:style w:customStyle="1" w:styleId="ConstantTok" w:type="character">
-    <w:name w:val="ConstantTok"/>
-    <w:basedOn w:val="VerbatimChar"/>
-    <w:rPr>
-      <w:color w:val="880000"/>
-    </w:rPr>
-  </w:style>
-  <w:style w:customStyle="1" w:styleId="CharTok" w:type="character">
-    <w:name w:val="CharTok"/>
-    <w:basedOn w:val="VerbatimChar"/>
-    <w:rPr>
-      <w:color w:val="4070a0"/>
-    </w:rPr>
-  </w:style>
-  <w:style w:customStyle="1" w:styleId="SpecialCharTok" w:type="character">
-    <w:name w:val="SpecialCharTok"/>
-    <w:basedOn w:val="VerbatimChar"/>
-    <w:rPr>
-      <w:color w:val="4070a0"/>
-    </w:rPr>
-  </w:style>
-  <w:style w:customStyle="1" w:styleId="StringTok" w:type="character">
-    <w:name w:val="StringTok"/>
-    <w:basedOn w:val="VerbatimChar"/>
-    <w:rPr>
-      <w:color w:val="4070a0"/>
-    </w:rPr>
-  </w:style>
-  <w:style w:customStyle="1" w:styleId="VerbatimStringTok" w:type="character">
-    <w:name w:val="VerbatimStringTok"/>
-    <w:basedOn w:val="VerbatimChar"/>
-    <w:rPr>
-      <w:color w:val="4070a0"/>
-    </w:rPr>
-  </w:style>
-  <w:style w:customStyle="1" w:styleId="SpecialStringTok" w:type="character">
-    <w:name w:val="SpecialStringTok"/>
-    <w:basedOn w:val="VerbatimChar"/>
-    <w:rPr>
-      <w:color w:val="bb6688"/>
-    </w:rPr>
-  </w:style>
-  <w:style w:customStyle="1" w:styleId="ImportTok" w:type="character">
-    <w:name w:val="ImportTok"/>
-    <w:basedOn w:val="VerbatimChar"/>
-    <w:rPr>
-      <w:b/>
-      <w:color w:val="008000"/>
-    </w:rPr>
-  </w:style>
-  <w:style w:customStyle="1" w:styleId="CommentTok" w:type="character">
-    <w:name w:val="CommentTok"/>
-    <w:basedOn w:val="VerbatimChar"/>
-    <w:rPr>
-      <w:i/>
-      <w:color w:val="60a0b0"/>
-    </w:rPr>
-  </w:style>
-  <w:style w:customStyle="1" w:styleId="DocumentationTok" w:type="character">
-    <w:name w:val="DocumentationTok"/>
-    <w:basedOn w:val="VerbatimChar"/>
-    <w:rPr>
-      <w:i/>
-      <w:color w:val="ba2121"/>
-    </w:rPr>
-  </w:style>
-  <w:style w:customStyle="1" w:styleId="AnnotationTok" w:type="character">
-    <w:name w:val="AnnotationTok"/>
-    <w:basedOn w:val="VerbatimChar"/>
-    <w:rPr>
-      <w:b/>
-      <w:i/>
-      <w:color w:val="60a0b0"/>
-    </w:rPr>
-  </w:style>
-  <w:style w:customStyle="1" w:styleId="CommentVarTok" w:type="character">
-    <w:name w:val="CommentVarTok"/>
-    <w:basedOn w:val="VerbatimChar"/>
-    <w:rPr>
-      <w:b/>
-      <w:i/>
-      <w:color w:val="60a0b0"/>
-    </w:rPr>
-  </w:style>
-  <w:style w:customStyle="1" w:styleId="OtherTok" w:type="character">
-    <w:name w:val="OtherTok"/>
-    <w:basedOn w:val="VerbatimChar"/>
-    <w:rPr>
-      <w:color w:val="007020"/>
-    </w:rPr>
-  </w:style>
-  <w:style w:customStyle="1" w:styleId="FunctionTok" w:type="character">
-    <w:name w:val="FunctionTok"/>
-    <w:basedOn w:val="VerbatimChar"/>
-    <w:rPr>
-      <w:color w:val="06287e"/>
-    </w:rPr>
-  </w:style>
-  <w:style w:customStyle="1" w:styleId="VariableTok" w:type="character">
-    <w:name w:val="VariableTok"/>
-    <w:basedOn w:val="VerbatimChar"/>
-    <w:rPr>
-      <w:color w:val="19177c"/>
-    </w:rPr>
-  </w:style>
-  <w:style w:customStyle="1" w:styleId="ControlFlowTok" w:type="character">
-    <w:name w:val="ControlFlowTok"/>
-    <w:basedOn w:val="VerbatimChar"/>
-    <w:rPr>
-      <w:b/>
-      <w:color w:val="007020"/>
-    </w:rPr>
-  </w:style>
-  <w:style w:customStyle="1" w:styleId="OperatorTok" w:type="character">
-    <w:name w:val="OperatorTok"/>
-    <w:basedOn w:val="VerbatimChar"/>
-    <w:rPr>
-      <w:color w:val="666666"/>
-    </w:rPr>
-  </w:style>
-  <w:style w:customStyle="1" w:styleId="BuiltInTok" w:type="character">
-    <w:name w:val="BuiltInTok"/>
-    <w:basedOn w:val="VerbatimChar"/>
-    <w:rPr>
-      <w:color w:val="008000"/>
-    </w:rPr>
-  </w:style>
-  <w:style w:customStyle="1" w:styleId="ExtensionTok" w:type="character">
-    <w:name w:val="ExtensionTok"/>
-    <w:basedOn w:val="VerbatimChar"/>
-    <w:rPr/>
-  </w:style>
-  <w:style w:customStyle="1" w:styleId="PreprocessorTok" w:type="character">
-    <w:name w:val="PreprocessorTok"/>
-    <w:basedOn w:val="VerbatimChar"/>
-    <w:rPr>
-      <w:color w:val="bc7a00"/>
-    </w:rPr>
-  </w:style>
-  <w:style w:customStyle="1" w:styleId="AttributeTok" w:type="character">
-    <w:name w:val="AttributeTok"/>
-    <w:basedOn w:val="VerbatimChar"/>
-    <w:rPr>
-      <w:color w:val="7d9029"/>
-    </w:rPr>
-  </w:style>
-  <w:style w:customStyle="1" w:styleId="RegionMarkerTok" w:type="character">
-    <w:name w:val="RegionMarkerTok"/>
-    <w:basedOn w:val="VerbatimChar"/>
-    <w:rPr/>
-  </w:style>
-  <w:style w:customStyle="1" w:styleId="InformationTok" w:type="character">
-    <w:name w:val="InformationTok"/>
-    <w:basedOn w:val="VerbatimChar"/>
-    <w:rPr>
-      <w:b/>
-      <w:i/>
-      <w:color w:val="60a0b0"/>
-    </w:rPr>
-  </w:style>
-  <w:style w:customStyle="1" w:styleId="WarningTok" w:type="character">
-    <w:name w:val="WarningTok"/>
-    <w:basedOn w:val="VerbatimChar"/>
-    <w:rPr>
-      <w:b/>
-      <w:i/>
-      <w:color w:val="60a0b0"/>
-    </w:rPr>
-  </w:style>
-  <w:style w:customStyle="1" w:styleId="AlertTok" w:type="character">
-    <w:name w:val="AlertTok"/>
-    <w:basedOn w:val="VerbatimChar"/>
-    <w:rPr>
-      <w:b/>
-      <w:color w:val="ff0000"/>
-    </w:rPr>
-  </w:style>
-  <w:style w:customStyle="1" w:styleId="ErrorTok" w:type="character">
-    <w:name w:val="ErrorTok"/>
-    <w:basedOn w:val="VerbatimChar"/>
-    <w:rPr>
-      <w:b/>
-      <w:color w:val="ff0000"/>
-    </w:rPr>
-  </w:style>
-  <w:style w:customStyle="1" w:styleId="NormalTok" w:type="character">
-    <w:name w:val="NormalTok"/>
-    <w:basedOn w:val="VerbatimChar"/>
-    <w:rPr/>
   </w:style>
   <w:style w:type="paragraph" w:customStyle="1" w:styleId="SourceCode">
     <w:name w:val="Source Code"/>

--- a/Enyrgy_Session_Handoff.docx
+++ b/Enyrgy_Session_Handoff.docx
@@ -4442,35 +4442,45 @@
         <w:pStyle w:val="FirstParagraph"/>
       </w:pPr>
       <w:r>
-        <w:t xml:space="preserve">Important distinction that was hidden before: the</w:t>
-      </w:r>
-      <w:r>
-        <w:t xml:space="preserve"> </w:t>
-      </w:r>
-      <w:r>
+        <w:rPr>
+          <w:b/>
+          <w:bCs/>
+        </w:rPr>
+        <w:t xml:space="preserve">CORRECTION (July 28, 2026): the claim below that a 10DLC/local-number registration was</w:t>
+      </w:r>
+      <w:r>
+        <w:rPr>
+          <w:b/>
+          <w:bCs/>
+        </w:rPr>
+        <w:t xml:space="preserve"> </w:t>
+      </w:r>
+      <w:r>
+        <w:rPr>
+          <w:b/>
+          <w:bCs/>
+        </w:rPr>
         <w:t xml:space="preserve">“A2P Fully Approved”</w:t>
       </w:r>
       <w:r>
-        <w:t xml:space="preserve"> </w:t>
-      </w:r>
-      <w:r>
-        <w:t xml:space="preserve">state is</w:t>
-      </w:r>
-      <w:r>
-        <w:t xml:space="preserve"> </w:t>
-      </w:r>
-      <w:r>
-        <w:rPr>
-          <w:b/>
-          <w:bCs/>
-        </w:rPr>
-        <w:t xml:space="preserve">10DLC</w:t>
-      </w:r>
-      <w:r>
-        <w:t xml:space="preserve"> </w:t>
-      </w:r>
-      <w:r>
-        <w:t xml:space="preserve">(local numbers, TCR Brand + Campaign). The toll-free number</w:t>
+        <w:rPr>
+          <w:b/>
+          <w:bCs/>
+        </w:rPr>
+        <w:t xml:space="preserve"> </w:t>
+      </w:r>
+      <w:r>
+        <w:rPr>
+          <w:b/>
+          <w:bCs/>
+        </w:rPr>
+        <w:t xml:space="preserve">was WRONG. No 10DLC/local number was ever approved and none is associated with the account. SMS runs solely on the toll-free 888-316-1695, whose Toll-Free Verification was approved July 28, 2026. The original (incorrect) Session 11 note is preserved below for history.</w:t>
+      </w:r>
+      <w:r>
+        <w:t xml:space="preserve"> </w:t>
+      </w:r>
+      <w:r>
+        <w:t xml:space="preserve">Original note: the toll-free number</w:t>
       </w:r>
       <w:r>
         <w:t xml:space="preserve"> </w:t>
@@ -7118,30 +7128,18 @@
               <w:pStyle w:val="Compact"/>
             </w:pPr>
             <w:r>
-              <w:t xml:space="preserve">PENDING carrier (Session 11)</w:t>
-            </w:r>
-          </w:p>
-        </w:tc>
-        <w:tc>
-          <w:tcPr/>
-          <w:p>
-            <w:pPr>
-              <w:pStyle w:val="Compact"/>
-            </w:pPr>
-            <w:r>
-              <w:t xml:space="preserve">Separate from 10DLC. Was Rejected (30496 use-case inconsistency), corrected to marketing-consistent, resubmitted, now</w:t>
-            </w:r>
-            <w:r>
-              <w:t xml:space="preserve"> </w:t>
-            </w:r>
-            <w:r>
-              <w:t xml:space="preserve">“Verification in progress.”</w:t>
-            </w:r>
-            <w:r>
-              <w:t xml:space="preserve"> </w:t>
-            </w:r>
-            <w:r>
-              <w:t xml:space="preserve">No SMS from the toll-free until it passes.</w:t>
+              <w:t xml:space="preserve">APPROVED July 28, 2026</w:t>
+            </w:r>
+          </w:p>
+        </w:tc>
+        <w:tc>
+          <w:tcPr/>
+          <w:p>
+            <w:pPr>
+              <w:pStyle w:val="Compact"/>
+            </w:pPr>
+            <w:r>
+              <w:t xml:space="preserve">The ONLY SMS number on the account (no 10DLC/local number exists). Was Rejected (30496 use-case inconsistency), corrected to marketing-consistent, resubmitted, and approved. SMS now sends from the toll-free.</w:t>
             </w:r>
           </w:p>
         </w:tc>

--- a/Enyrgy_Session_Handoff.docx
+++ b/Enyrgy_Session_Handoff.docx
@@ -2080,6 +2080,93 @@
       </w:r>
       <w:r>
         <w:t xml:space="preserve">reconciles every open item across the EA, WIP, IG, and Phase 2 guide against the live state, in priority order. Use it as the single punch list going forward.</w:t>
+      </w:r>
+    </w:p>
+    <w:p>
+      <w:pPr>
+        <w:pStyle w:val="BodyText"/>
+      </w:pPr>
+      <w:r>
+        <w:rPr>
+          <w:b/>
+          <w:bCs/>
+        </w:rPr>
+        <w:t xml:space="preserve">Fixed: accessory reorders were triggering device onboarding.</w:t>
+      </w:r>
+      <w:r>
+        <w:t xml:space="preserve"> </w:t>
+      </w:r>
+      <w:r>
+        <w:t xml:space="preserve">A customer who reordered a wall mount (a Shopify accessory) received the WF-06 New Customer Onboarding</w:t>
+      </w:r>
+      <w:r>
+        <w:t xml:space="preserve"> </w:t>
+      </w:r>
+      <w:r>
+        <w:t xml:space="preserve">“your unit is on its way, register before it arrives”</w:t>
+      </w:r>
+      <w:r>
+        <w:t xml:space="preserve"> </w:t>
+      </w:r>
+      <w:r>
+        <w:t xml:space="preserve">sequence, days after the device had already been delivered and after Scott had spoken with them. Root cause: WF-28 Shopify Order Fulfilled applied the</w:t>
+      </w:r>
+      <w:r>
+        <w:t xml:space="preserve"> </w:t>
+      </w:r>
+      <w:r>
+        <w:rPr>
+          <w:rStyle w:val="VerbatimChar"/>
+        </w:rPr>
+        <w:t xml:space="preserve">unit_shipped</w:t>
+      </w:r>
+      <w:r>
+        <w:t xml:space="preserve"> </w:t>
+      </w:r>
+      <w:r>
+        <w:t xml:space="preserve">tag on ANY fulfilled order, and WF-06 triggers on that tag. Fix: added a product filter to WF-28’s Order-Fulfilled trigger so it applies</w:t>
+      </w:r>
+      <w:r>
+        <w:t xml:space="preserve"> </w:t>
+      </w:r>
+      <w:r>
+        <w:rPr>
+          <w:rStyle w:val="VerbatimChar"/>
+        </w:rPr>
+        <w:t xml:space="preserve">unit_shipped</w:t>
+      </w:r>
+      <w:r>
+        <w:t xml:space="preserve"> </w:t>
+      </w:r>
+      <w:r>
+        <w:t xml:space="preserve">only when the fulfilled order contains the Home System device (the sole product sold through Shopify; the Commercial unit is sold off-Shopify, so no additional product needed in the filter). WF-06’s trigger is the</w:t>
+      </w:r>
+      <w:r>
+        <w:t xml:space="preserve"> </w:t>
+      </w:r>
+      <w:r>
+        <w:rPr>
+          <w:rStyle w:val="VerbatimChar"/>
+        </w:rPr>
+        <w:t xml:space="preserve">unit_shipped</w:t>
+      </w:r>
+      <w:r>
+        <w:t xml:space="preserve"> </w:t>
+      </w:r>
+      <w:r>
+        <w:t xml:space="preserve">tag (a Contact-tag trigger that fires when the tag is added; it does not add the tag), so the single WF-28 filter fully controls onboarding. The mistimed SMS to the affected customer had failed to send (toll-free SMS was not yet live), so only a harmless</w:t>
+      </w:r>
+      <w:r>
+        <w:t xml:space="preserve"> </w:t>
+      </w:r>
+      <w:r>
+        <w:t xml:space="preserve">“register your device”</w:t>
+      </w:r>
+      <w:r>
+        <w:t xml:space="preserve"> </w:t>
+      </w:r>
+      <w:r>
+        <w:t xml:space="preserve">email reached them.</w:t>
       </w:r>
     </w:p>
     <w:bookmarkEnd w:id="12"/>

--- a/Enyrgy_Session_Handoff.docx
+++ b/Enyrgy_Session_Handoff.docx
@@ -2167,6 +2167,24 @@
       </w:r>
       <w:r>
         <w:t xml:space="preserve">email reached them.</w:t>
+      </w:r>
+    </w:p>
+    <w:p>
+      <w:pPr>
+        <w:pStyle w:val="BodyText"/>
+      </w:pPr>
+      <w:r>
+        <w:rPr>
+          <w:b/>
+          <w:bCs/>
+        </w:rPr>
+        <w:t xml:space="preserve">Decision: referral program deferred to the next Enyrgy version.</w:t>
+      </w:r>
+      <w:r>
+        <w:t xml:space="preserve"> </w:t>
+      </w:r>
+      <w:r>
+        <w:t xml:space="preserve">Scott decided not to implement a third-party Shopify referral app (ReferralCandy/Smile.io) now; the next version of Enyrgy will have a built-in loyalty/referral program. So WF-07’s referral link stays an intentional placeholder until then, and the Referral and Reviews agent’s referral function waits for that program (its review and testimonial functions are ready now). Intended terms when it ships: $150 off referee / $100 store credit referrer.</w:t>
       </w:r>
     </w:p>
     <w:bookmarkEnd w:id="12"/>

--- a/Enyrgy_Session_Handoff.docx
+++ b/Enyrgy_Session_Handoff.docx
@@ -28,7 +28,7 @@
         <w:pStyle w:val="BodyText"/>
       </w:pPr>
       <w:r>
-        <w:t xml:space="preserve">Date of this handoff: July 27, 2026 (end of Session 15)</w:t>
+        <w:t xml:space="preserve">Date of this handoff: July 28, 2026 (end of Session 15)</w:t>
       </w:r>
     </w:p>
     <w:p>
@@ -2185,6 +2185,302 @@
       </w:r>
       <w:r>
         <w:t xml:space="preserve">Scott decided not to implement a third-party Shopify referral app (ReferralCandy/Smile.io) now; the next version of Enyrgy will have a built-in loyalty/referral program. So WF-07’s referral link stays an intentional placeholder until then, and the Referral and Reviews agent’s referral function waits for that program (its review and testimonial functions are ready now). Intended terms when it ships: $150 off referee / $100 store credit referrer.</w:t>
+      </w:r>
+    </w:p>
+    <w:p>
+      <w:pPr>
+        <w:pStyle w:val="BodyText"/>
+      </w:pPr>
+      <w:r>
+        <w:rPr>
+          <w:b/>
+          <w:bCs/>
+        </w:rPr>
+        <w:t xml:space="preserve">July 28 wrap (marketing-ops cleanup + go-live tuning).</w:t>
+      </w:r>
+      <w:r>
+        <w:t xml:space="preserve"> </w:t>
+      </w:r>
+      <w:r>
+        <w:t xml:space="preserve">-</w:t>
+      </w:r>
+      <w:r>
+        <w:t xml:space="preserve"> </w:t>
+      </w:r>
+      <w:r>
+        <w:rPr>
+          <w:b/>
+          <w:bCs/>
+        </w:rPr>
+        <w:t xml:space="preserve">Heartbeat lineup settled for early stage.</w:t>
+      </w:r>
+      <w:r>
+        <w:t xml:space="preserve"> </w:t>
+      </w:r>
+      <w:r>
+        <w:t xml:space="preserve">ON: Sentinel 24h, Quality Control daily, Dispatcher 8h, Sales Outreach 1h, SDR 2h, Reactivation 6h, KB Manager 30d. HELD until volume ramps (daily is plenty when enabled): Referral and Reviews (block trimmed, referral function paused), Sales Scout, CSM. Event-driven / timer OFF: CEO/COO/CRO/CFO, Audit and Compliance, PRD Gatherer, Onboarding.</w:t>
+      </w:r>
+      <w:r>
+        <w:t xml:space="preserve"> </w:t>
+      </w:r>
+      <w:r>
+        <w:t xml:space="preserve">-</w:t>
+      </w:r>
+      <w:r>
+        <w:t xml:space="preserve"> </w:t>
+      </w:r>
+      <w:r>
+        <w:rPr>
+          <w:b/>
+          <w:bCs/>
+        </w:rPr>
+        <w:t xml:space="preserve">WF-07 fully wired.</w:t>
+      </w:r>
+      <w:r>
+        <w:t xml:space="preserve"> </w:t>
+      </w:r>
+      <w:r>
+        <w:t xml:space="preserve">Day-14 review SMS carries the Google (g.page/r/CfN5Rj0CdmrfEAI/review) + Trustpilot links; the testimonial-form link is live in the WF-07 email and on the enyrgy.com website.</w:t>
+      </w:r>
+      <w:r>
+        <w:t xml:space="preserve"> </w:t>
+      </w:r>
+      <w:r>
+        <w:t xml:space="preserve">-</w:t>
+      </w:r>
+      <w:r>
+        <w:t xml:space="preserve"> </w:t>
+      </w:r>
+      <w:r>
+        <w:rPr>
+          <w:b/>
+          <w:bCs/>
+        </w:rPr>
+        <w:t xml:space="preserve">Toll-free 888 approved for SMS.</w:t>
+      </w:r>
+      <w:r>
+        <w:t xml:space="preserve"> </w:t>
+      </w:r>
+      <w:r>
+        <w:t xml:space="preserve">IMPORTANT: the account has NO 10DLC / local number and never did (an earlier</w:t>
+      </w:r>
+      <w:r>
+        <w:t xml:space="preserve"> </w:t>
+      </w:r>
+      <w:r>
+        <w:t xml:space="preserve">“A2P 10DLC approved”</w:t>
+      </w:r>
+      <w:r>
+        <w:t xml:space="preserve"> </w:t>
+      </w:r>
+      <w:r>
+        <w:t xml:space="preserve">claim was wrong; corrected across all docs). SMS runs solely on 888-316-1695.</w:t>
+      </w:r>
+      <w:r>
+        <w:t xml:space="preserve"> </w:t>
+      </w:r>
+      <w:r>
+        <w:t xml:space="preserve">-</w:t>
+      </w:r>
+      <w:r>
+        <w:t xml:space="preserve"> </w:t>
+      </w:r>
+      <w:r>
+        <w:rPr>
+          <w:b/>
+          <w:bCs/>
+        </w:rPr>
+        <w:t xml:space="preserve">CNAM caller-ID</w:t>
+      </w:r>
+      <w:r>
+        <w:t xml:space="preserve"> </w:t>
+      </w:r>
+      <w:r>
+        <w:t xml:space="preserve">confirmed Approved in LC Phone with Friendly Name</w:t>
+      </w:r>
+      <w:r>
+        <w:t xml:space="preserve"> </w:t>
+      </w:r>
+      <w:r>
+        <w:t xml:space="preserve">“Enyrgy Inc”</w:t>
+      </w:r>
+      <w:r>
+        <w:t xml:space="preserve">.</w:t>
+      </w:r>
+      <w:r>
+        <w:t xml:space="preserve"> </w:t>
+      </w:r>
+      <w:r>
+        <w:t xml:space="preserve">-</w:t>
+      </w:r>
+      <w:r>
+        <w:t xml:space="preserve"> </w:t>
+      </w:r>
+      <w:r>
+        <w:rPr>
+          <w:b/>
+          <w:bCs/>
+        </w:rPr>
+        <w:t xml:space="preserve">Content assets complete.</w:t>
+      </w:r>
+      <w:r>
+        <w:t xml:space="preserve"> </w:t>
+      </w:r>
+      <w:r>
+        <w:t xml:space="preserve">Commercial ROI one-pager (</w:t>
+      </w:r>
+      <w:r>
+        <w:rPr>
+          <w:rStyle w:val="VerbatimChar"/>
+        </w:rPr>
+        <w:t xml:space="preserve">Enyrgy_Commercial_ROI.pdf</w:t>
+      </w:r>
+      <w:r>
+        <w:t xml:space="preserve"> </w:t>
+      </w:r>
+      <w:r>
+        <w:t xml:space="preserve">+ editable</w:t>
+      </w:r>
+      <w:r>
+        <w:t xml:space="preserve"> </w:t>
+      </w:r>
+      <w:r>
+        <w:rPr>
+          <w:rStyle w:val="VerbatimChar"/>
+        </w:rPr>
+        <w:t xml:space="preserve">.html</w:t>
+      </w:r>
+      <w:r>
+        <w:t xml:space="preserve"> </w:t>
+      </w:r>
+      <w:r>
+        <w:t xml:space="preserve">in repo; one placeholder = commercial booking link). Inbound 888 voicemail greeting recorded in Scott’s voice. Outbound investor-drip voicemail script drafted (optional, record only if that touch is activated).</w:t>
+      </w:r>
+      <w:r>
+        <w:t xml:space="preserve"> </w:t>
+      </w:r>
+      <w:r>
+        <w:t xml:space="preserve">-</w:t>
+      </w:r>
+      <w:r>
+        <w:t xml:space="preserve"> </w:t>
+      </w:r>
+      <w:r>
+        <w:rPr>
+          <w:b/>
+          <w:bCs/>
+        </w:rPr>
+        <w:t xml:space="preserve">WF-28 fix.</w:t>
+      </w:r>
+      <w:r>
+        <w:t xml:space="preserve"> </w:t>
+      </w:r>
+      <w:r>
+        <w:t xml:space="preserve">Accessory-only Shopify reorders (e.g., wall mount) were triggering WF-06 device onboarding because WF-28 applied</w:t>
+      </w:r>
+      <w:r>
+        <w:t xml:space="preserve"> </w:t>
+      </w:r>
+      <w:r>
+        <w:rPr>
+          <w:rStyle w:val="VerbatimChar"/>
+        </w:rPr>
+        <w:t xml:space="preserve">unit_shipped</w:t>
+      </w:r>
+      <w:r>
+        <w:t xml:space="preserve"> </w:t>
+      </w:r>
+      <w:r>
+        <w:t xml:space="preserve">on any fulfilled order. Gated WF-28’s trigger to the Home System product (the only device sold via Shopify; commercial is off-Shopify). WF-06 triggers on the</w:t>
+      </w:r>
+      <w:r>
+        <w:t xml:space="preserve"> </w:t>
+      </w:r>
+      <w:r>
+        <w:rPr>
+          <w:rStyle w:val="VerbatimChar"/>
+        </w:rPr>
+        <w:t xml:space="preserve">unit_shipped</w:t>
+      </w:r>
+      <w:r>
+        <w:t xml:space="preserve"> </w:t>
+      </w:r>
+      <w:r>
+        <w:t xml:space="preserve">tag, so the single filter fully controls it.</w:t>
+      </w:r>
+      <w:r>
+        <w:t xml:space="preserve"> </w:t>
+      </w:r>
+      <w:r>
+        <w:t xml:space="preserve">-</w:t>
+      </w:r>
+      <w:r>
+        <w:t xml:space="preserve"> </w:t>
+      </w:r>
+      <w:r>
+        <w:rPr>
+          <w:b/>
+          <w:bCs/>
+        </w:rPr>
+        <w:t xml:space="preserve">GHL agency corrections.</w:t>
+      </w:r>
+      <w:r>
+        <w:t xml:space="preserve"> </w:t>
+      </w:r>
+      <w:r>
+        <w:t xml:space="preserve">Agency mailing address corrected to Phoenix; Business Category fixed Medical -&gt; Health &amp; Wellness (Self Service Health Station niche; no A2P impact, separate TCR filing).</w:t>
+      </w:r>
+      <w:r>
+        <w:t xml:space="preserve"> </w:t>
+      </w:r>
+      <w:r>
+        <w:t xml:space="preserve">-</w:t>
+      </w:r>
+      <w:r>
+        <w:t xml:space="preserve"> </w:t>
+      </w:r>
+      <w:r>
+        <w:rPr>
+          <w:b/>
+          <w:bCs/>
+        </w:rPr>
+        <w:t xml:space="preserve">OPEN, employee-facing:</w:t>
+      </w:r>
+      <w:r>
+        <w:t xml:space="preserve"> </w:t>
+      </w:r>
+      <w:r>
+        <w:t xml:space="preserve">Enyrgy agency system emails send with the sender display name</w:t>
+      </w:r>
+      <w:r>
+        <w:t xml:space="preserve"> </w:t>
+      </w:r>
+      <w:r>
+        <w:t xml:space="preserve">“Ledgerix Pro LLC”</w:t>
+      </w:r>
+      <w:r>
+        <w:t xml:space="preserve"> </w:t>
+      </w:r>
+      <w:r>
+        <w:t xml:space="preserve">(Scott’s SEPARATE GHL agency, Relationship 0-783-665, vs the Enyrgy agency’s 0-167-470). Both agencies were verified internally correct (each Company Name matches its own brand; Enyrgy templates use {{agency.name}} = Enyrgy Inc so email bodies are right). Therefore it is a HighLevel PLATFORM cross-agency sender-identity issue, not an editable field in either agency. A support ticket is drafted in</w:t>
+      </w:r>
+      <w:r>
+        <w:t xml:space="preserve"> </w:t>
+      </w:r>
+      <w:r>
+        <w:rPr>
+          <w:rStyle w:val="VerbatimChar"/>
+        </w:rPr>
+        <w:t xml:space="preserve">Enyrgy_Master_TODO.md</w:t>
+      </w:r>
+      <w:r>
+        <w:t xml:space="preserve">; that is the fix path.</w:t>
+      </w:r>
+      <w:r>
+        <w:t xml:space="preserve"> </w:t>
+      </w:r>
+      <w:r>
+        <w:t xml:space="preserve">- Also resolved July 28: investor-presentation calendar conflict; Q2 investor update sent to Brian for review; GBP verified/live.</w:t>
       </w:r>
     </w:p>
     <w:bookmarkEnd w:id="12"/>

--- a/Enyrgy_Session_Handoff.docx
+++ b/Enyrgy_Session_Handoff.docx
@@ -1966,7 +1966,7 @@
         <w:t xml:space="preserve">credit-starved and budget-hard-stopped</w:t>
       </w:r>
       <w:r>
-        <w:t xml:space="preserve">, and in that state it did not fail quietly, it produced confident, specific, fabricated claims. A related platform bug: the delegated fix (ENY-24) was auto-flipped to</w:t>
+        <w:t xml:space="preserve">, and in that state it did not fail quietly, it produced confident, specific, fabricated claims. A related claim (that the delegated fix ENY-24 was auto-flipped to</w:t>
       </w:r>
       <w:r>
         <w:t xml:space="preserve"> </w:t>
@@ -1993,7 +1993,31 @@
         <w:t xml:space="preserve"> </w:t>
       </w:r>
       <w:r>
-        <w:t xml:space="preserve">with no execution, masking the (non-existent) issue.</w:t>
+        <w:t xml:space="preserve">with no execution) was later investigated in code and debunked: credit/budget failures route to</w:t>
+      </w:r>
+      <w:r>
+        <w:t xml:space="preserve"> </w:t>
+      </w:r>
+      <w:r>
+        <w:rPr>
+          <w:rStyle w:val="VerbatimChar"/>
+        </w:rPr>
+        <w:t xml:space="preserve">blocked</w:t>
+      </w:r>
+      <w:r>
+        <w:t xml:space="preserve">, never</w:t>
+      </w:r>
+      <w:r>
+        <w:t xml:space="preserve"> </w:t>
+      </w:r>
+      <w:r>
+        <w:rPr>
+          <w:rStyle w:val="VerbatimChar"/>
+        </w:rPr>
+        <w:t xml:space="preserve">done</w:t>
+      </w:r>
+      <w:r>
+        <w:t xml:space="preserve">, so there is no such platform bug. It was another confabulation.</w:t>
       </w:r>
       <w:r>
         <w:t xml:space="preserve"> </w:t>
@@ -2019,13 +2043,43 @@
           <w:b/>
           <w:bCs/>
         </w:rPr>
-        <w:t xml:space="preserve">Open platform fix:</w:t>
-      </w:r>
-      <w:r>
-        <w:t xml:space="preserve"> </w:t>
-      </w:r>
-      <w:r>
-        <w:t xml:space="preserve">runs that die on a credit/budget error must go to</w:t>
+        <w:t xml:space="preserve">Phantom-completion</w:t>
+      </w:r>
+      <w:r>
+        <w:rPr>
+          <w:b/>
+          <w:bCs/>
+        </w:rPr>
+        <w:t xml:space="preserve"> </w:t>
+      </w:r>
+      <w:r>
+        <w:rPr>
+          <w:b/>
+          <w:bCs/>
+        </w:rPr>
+        <w:t xml:space="preserve">“bug”</w:t>
+      </w:r>
+      <w:r>
+        <w:rPr>
+          <w:b/>
+          <w:bCs/>
+        </w:rPr>
+        <w:t xml:space="preserve">: investigated and debunked (July 28).</w:t>
+      </w:r>
+      <w:r>
+        <w:t xml:space="preserve"> </w:t>
+      </w:r>
+      <w:r>
+        <w:t xml:space="preserve">The recovery code (</w:t>
+      </w:r>
+      <w:r>
+        <w:rPr>
+          <w:rStyle w:val="VerbatimChar"/>
+        </w:rPr>
+        <w:t xml:space="preserve">server/src/services/recovery/service.ts</w:t>
+      </w:r>
+      <w:r>
+        <w:t xml:space="preserve">) already routes credit/budget failures to</w:t>
       </w:r>
       <w:r>
         <w:t xml:space="preserve"> </w:t>
@@ -2052,7 +2106,22 @@
         <w:t xml:space="preserve"> </w:t>
       </w:r>
       <w:r>
-        <w:t xml:space="preserve">(the phantom-completion bug).</w:t>
+        <w:t xml:space="preserve">(the only</w:t>
+      </w:r>
+      <w:r>
+        <w:t xml:space="preserve"> </w:t>
+      </w:r>
+      <w:r>
+        <w:rPr>
+          <w:rStyle w:val="VerbatimChar"/>
+        </w:rPr>
+        <w:t xml:space="preserve">done</w:t>
+      </w:r>
+      <w:r>
+        <w:t xml:space="preserve"> </w:t>
+      </w:r>
+      <w:r>
+        <w:t xml:space="preserve">transition is a legitimate watchdog fold requiring a succeeded run). No code change; the claim was another COO confabulation.</w:t>
       </w:r>
     </w:p>
     <w:p>

--- a/Enyrgy_Session_Handoff.docx
+++ b/Enyrgy_Session_Handoff.docx
@@ -2301,6 +2301,824 @@
       </w:r>
       <w:r>
         <w:t xml:space="preserve">reconciles every open item across the EA, WIP, IG, and Phase 2 guide against the live state, in priority order. Use it as the single punch list going forward.</w:t>
+      </w:r>
+    </w:p>
+    <w:p>
+      <w:pPr>
+        <w:pStyle w:val="BodyText"/>
+      </w:pPr>
+      <w:r>
+        <w:rPr>
+          <w:b/>
+          <w:bCs/>
+        </w:rPr>
+        <w:t xml:space="preserve">FlexOffers affiliate attribution built end to end (July 29).</w:t>
+      </w:r>
+      <w:r>
+        <w:t xml:space="preserve"> </w:t>
+      </w:r>
+      <w:r>
+        <w:t xml:space="preserve">Affiliates drive traffic to the free Tired Test, but the sale happens weeks later on a different domain (shop.enyrgy.com), so cookie/pixel tracking cannot attribute it. Built a</w:t>
+      </w:r>
+      <w:r>
+        <w:t xml:space="preserve"> </w:t>
+      </w:r>
+      <w:r>
+        <w:rPr>
+          <w:b/>
+          <w:bCs/>
+        </w:rPr>
+        <w:t xml:space="preserve">capture-and-postback</w:t>
+      </w:r>
+      <w:r>
+        <w:t xml:space="preserve"> </w:t>
+      </w:r>
+      <w:r>
+        <w:t xml:space="preserve">chain instead, which is cookie-free and time-independent:</w:t>
+      </w:r>
+      <w:r>
+        <w:t xml:space="preserve"> </w:t>
+      </w:r>
+      <w:r>
+        <w:t xml:space="preserve">1.</w:t>
+      </w:r>
+      <w:r>
+        <w:t xml:space="preserve"> </w:t>
+      </w:r>
+      <w:r>
+        <w:rPr>
+          <w:b/>
+          <w:bCs/>
+        </w:rPr>
+        <w:t xml:space="preserve">FlexOffers program:</w:t>
+      </w:r>
+      <w:r>
+        <w:t xml:space="preserve"> </w:t>
+      </w:r>
+      <w:r>
+        <w:t xml:space="preserve">“Enyrgy - Tired Test (S2S)”</w:t>
+      </w:r>
+      <w:r>
+        <w:t xml:space="preserve"> </w:t>
+      </w:r>
+      <w:r>
+        <w:rPr>
+          <w:b/>
+          <w:bCs/>
+        </w:rPr>
+        <w:t xml:space="preserve">#250377</w:t>
+      </w:r>
+      <w:r>
+        <w:t xml:space="preserve"> </w:t>
+      </w:r>
+      <w:r>
+        <w:t xml:space="preserve">(default campaign #144482449, creative #6673704</w:t>
+      </w:r>
+      <w:r>
+        <w:t xml:space="preserve"> </w:t>
+      </w:r>
+      <w:r>
+        <w:t xml:space="preserve">“Take the free Tired Test…”</w:t>
+      </w:r>
+      <w:r>
+        <w:t xml:space="preserve">). Payout</w:t>
+      </w:r>
+      <w:r>
+        <w:t xml:space="preserve"> </w:t>
+      </w:r>
+      <w:r>
+        <w:rPr>
+          <w:b/>
+          <w:bCs/>
+        </w:rPr>
+        <w:t xml:space="preserve">$600 fixed amount, CPA</w:t>
+      </w:r>
+      <w:r>
+        <w:t xml:space="preserve"> </w:t>
+      </w:r>
+      <w:r>
+        <w:t xml:space="preserve">(~20 percent of the $2,995 unit; leaves ~$1,377 gross profit per affiliate sale after the ~34 percent product cost).</w:t>
+      </w:r>
+      <w:r>
+        <w:t xml:space="preserve"> </w:t>
+      </w:r>
+      <w:r>
+        <w:rPr>
+          <w:b/>
+          <w:bCs/>
+        </w:rPr>
+        <w:t xml:space="preserve">Return Days 365</w:t>
+      </w:r>
+      <w:r>
+        <w:t xml:space="preserve"> </w:t>
+      </w:r>
+      <w:r>
+        <w:t xml:space="preserve">(FlexOffers allows up to 999, which solves the multi-week nurture cycle).</w:t>
+      </w:r>
+      <w:r>
+        <w:t xml:space="preserve"> </w:t>
+      </w:r>
+      <w:r>
+        <w:rPr>
+          <w:b/>
+          <w:bCs/>
+        </w:rPr>
+        <w:t xml:space="preserve">Manual Review</w:t>
+      </w:r>
+      <w:r>
+        <w:t xml:space="preserve"> </w:t>
+      </w:r>
+      <w:r>
+        <w:t xml:space="preserve">publisher approval, chosen deliberately over Automated: automated only manages refund risk, while manual review lets Scott vet publishers before they can make health claims that become Enyrgy’s FTC problem. Deep Linking OFF (it requires FlexOffers tracking code on every page; we track via S2S). Unchecked promotional methods: the three coupon types (Enyrgy does not discount), Sub-Network (unvetted sub-affiliates), Browser Extension (last-click hijacking).</w:t>
+      </w:r>
+      <w:r>
+        <w:t xml:space="preserve"> </w:t>
+      </w:r>
+      <w:r>
+        <w:t xml:space="preserve">2.</w:t>
+      </w:r>
+      <w:r>
+        <w:t xml:space="preserve"> </w:t>
+      </w:r>
+      <w:r>
+        <w:rPr>
+          <w:b/>
+          <w:bCs/>
+        </w:rPr>
+        <w:t xml:space="preserve">Program default URL</w:t>
+      </w:r>
+      <w:r>
+        <w:t xml:space="preserve"> </w:t>
+      </w:r>
+      <w:r>
+        <w:t xml:space="preserve">points at</w:t>
+      </w:r>
+      <w:r>
+        <w:t xml:space="preserve"> </w:t>
+      </w:r>
+      <w:r>
+        <w:rPr>
+          <w:rStyle w:val="VerbatimChar"/>
+        </w:rPr>
+        <w:t xml:space="preserve">https://go.enyrgy.com/tired-test</w:t>
+      </w:r>
+      <w:r>
+        <w:t xml:space="preserve">. NOTE: the S2S program’s campaign is flagged DEFAULT, so its Destination URL is locked to the program default; that is why the program default, not the campaign, carries the quiz URL. Campaigns cannot be moved between programs (the Program field is disabled on edit).</w:t>
+      </w:r>
+      <w:r>
+        <w:t xml:space="preserve"> </w:t>
+      </w:r>
+      <w:r>
+        <w:t xml:space="preserve">3.</w:t>
+      </w:r>
+      <w:r>
+        <w:t xml:space="preserve"> </w:t>
+      </w:r>
+      <w:r>
+        <w:rPr>
+          <w:b/>
+          <w:bCs/>
+        </w:rPr>
+        <w:t xml:space="preserve">Capture:</w:t>
+      </w:r>
+      <w:r>
+        <w:t xml:space="preserve"> </w:t>
+      </w:r>
+      <w:r>
+        <w:t xml:space="preserve">the Tired Test page reads</w:t>
+      </w:r>
+      <w:r>
+        <w:t xml:space="preserve"> </w:t>
+      </w:r>
+      <w:r>
+        <w:rPr>
+          <w:rStyle w:val="VerbatimChar"/>
+        </w:rPr>
+        <w:t xml:space="preserve">refid</w:t>
+      </w:r>
+      <w:r>
+        <w:t xml:space="preserve"> </w:t>
+      </w:r>
+      <w:r>
+        <w:t xml:space="preserve">from the landing URL and persists it to</w:t>
+      </w:r>
+      <w:r>
+        <w:t xml:space="preserve"> </w:t>
+      </w:r>
+      <w:r>
+        <w:rPr>
+          <w:rStyle w:val="VerbatimChar"/>
+        </w:rPr>
+        <w:t xml:space="preserve">localStorage</w:t>
+      </w:r>
+      <w:r>
+        <w:t xml:space="preserve">, so it survives refreshes and a visitor returning later without the affiliate link. It is sent to the WF-12 webhook as</w:t>
+      </w:r>
+      <w:r>
+        <w:t xml:space="preserve"> </w:t>
+      </w:r>
+      <w:r>
+        <w:rPr>
+          <w:rStyle w:val="VerbatimChar"/>
+        </w:rPr>
+        <w:t xml:space="preserve">flexoffers_refid</w:t>
+      </w:r>
+      <w:r>
+        <w:t xml:space="preserve"> </w:t>
+      </w:r>
+      <w:r>
+        <w:t xml:space="preserve">on every submission (empty string when there is no affiliate, keeping the payload shape stable for GHL’s field mapper). Also pushes a</w:t>
+      </w:r>
+      <w:r>
+        <w:t xml:space="preserve"> </w:t>
+      </w:r>
+      <w:r>
+        <w:rPr>
+          <w:rStyle w:val="VerbatimChar"/>
+        </w:rPr>
+        <w:t xml:space="preserve">source_flexoffers</w:t>
+      </w:r>
+      <w:r>
+        <w:t xml:space="preserve"> </w:t>
+      </w:r>
+      <w:r>
+        <w:t xml:space="preserve">tag for segmentation. Page committed to the repo at</w:t>
+      </w:r>
+      <w:r>
+        <w:t xml:space="preserve"> </w:t>
+      </w:r>
+      <w:r>
+        <w:rPr>
+          <w:rStyle w:val="VerbatimChar"/>
+        </w:rPr>
+        <w:t xml:space="preserve">lead-magnets/tired-test.html</w:t>
+      </w:r>
+      <w:r>
+        <w:t xml:space="preserve">.</w:t>
+      </w:r>
+      <w:r>
+        <w:t xml:space="preserve"> </w:t>
+      </w:r>
+      <w:r>
+        <w:t xml:space="preserve">4.</w:t>
+      </w:r>
+      <w:r>
+        <w:t xml:space="preserve"> </w:t>
+      </w:r>
+      <w:r>
+        <w:rPr>
+          <w:b/>
+          <w:bCs/>
+        </w:rPr>
+        <w:t xml:space="preserve">Storage:</w:t>
+      </w:r>
+      <w:r>
+        <w:t xml:space="preserve"> </w:t>
+      </w:r>
+      <w:r>
+        <w:t xml:space="preserve">new contact custom field</w:t>
+      </w:r>
+      <w:r>
+        <w:t xml:space="preserve"> </w:t>
+      </w:r>
+      <w:r>
+        <w:rPr>
+          <w:b/>
+          <w:bCs/>
+        </w:rPr>
+        <w:t xml:space="preserve">FlexOffers Refid</w:t>
+      </w:r>
+      <w:r>
+        <w:t xml:space="preserve"> </w:t>
+      </w:r>
+      <w:r>
+        <w:t xml:space="preserve">(key</w:t>
+      </w:r>
+      <w:r>
+        <w:t xml:space="preserve"> </w:t>
+      </w:r>
+      <w:r>
+        <w:rPr>
+          <w:rStyle w:val="VerbatimChar"/>
+        </w:rPr>
+        <w:t xml:space="preserve">flexoffers_refid</w:t>
+      </w:r>
+      <w:r>
+        <w:t xml:space="preserve">), mapped in</w:t>
+      </w:r>
+      <w:r>
+        <w:t xml:space="preserve"> </w:t>
+      </w:r>
+      <w:r>
+        <w:rPr>
+          <w:b/>
+          <w:bCs/>
+        </w:rPr>
+        <w:t xml:space="preserve">WF-12</w:t>
+      </w:r>
+      <w:r>
+        <w:t xml:space="preserve"> </w:t>
+      </w:r>
+      <w:r>
+        <w:t xml:space="preserve">from</w:t>
+      </w:r>
+      <w:r>
+        <w:t xml:space="preserve"> </w:t>
+      </w:r>
+      <w:r>
+        <w:rPr>
+          <w:rStyle w:val="VerbatimChar"/>
+        </w:rPr>
+        <w:t xml:space="preserve">{{inboundWebhookRequest.flexoffers_refid}}</w:t>
+      </w:r>
+      <w:r>
+        <w:t xml:space="preserve">. VERIFIED live: a test submission with</w:t>
+      </w:r>
+      <w:r>
+        <w:t xml:space="preserve"> </w:t>
+      </w:r>
+      <w:r>
+        <w:rPr>
+          <w:rStyle w:val="VerbatimChar"/>
+        </w:rPr>
+        <w:t xml:space="preserve">refid=24.TESTFLEX002</w:t>
+      </w:r>
+      <w:r>
+        <w:t xml:space="preserve"> </w:t>
+      </w:r>
+      <w:r>
+        <w:t xml:space="preserve">stored correctly on the contact.</w:t>
+      </w:r>
+      <w:r>
+        <w:t xml:space="preserve"> </w:t>
+      </w:r>
+      <w:r>
+        <w:t xml:space="preserve">5.</w:t>
+      </w:r>
+      <w:r>
+        <w:t xml:space="preserve"> </w:t>
+      </w:r>
+      <w:r>
+        <w:rPr>
+          <w:b/>
+          <w:bCs/>
+        </w:rPr>
+        <w:t xml:space="preserve">Postback:</w:t>
+      </w:r>
+      <w:r>
+        <w:t xml:space="preserve"> </w:t>
+      </w:r>
+      <w:r>
+        <w:rPr>
+          <w:b/>
+          <w:bCs/>
+        </w:rPr>
+        <w:t xml:space="preserve">WF-30 FlexOffers Sale Postback</w:t>
+      </w:r>
+      <w:r>
+        <w:t xml:space="preserve">. Trigger</w:t>
+      </w:r>
+      <w:r>
+        <w:t xml:space="preserve"> </w:t>
+      </w:r>
+      <w:r>
+        <w:rPr>
+          <w:b/>
+          <w:bCs/>
+        </w:rPr>
+        <w:t xml:space="preserve">Order fulfilled</w:t>
+      </w:r>
+      <w:r>
+        <w:t xml:space="preserve"> </w:t>
+      </w:r>
+      <w:r>
+        <w:t xml:space="preserve">filtered to</w:t>
+      </w:r>
+      <w:r>
+        <w:t xml:space="preserve"> </w:t>
+      </w:r>
+      <w:r>
+        <w:rPr>
+          <w:rStyle w:val="VerbatimChar"/>
+        </w:rPr>
+        <w:t xml:space="preserve">Fulfilled Products contains the Home System</w:t>
+      </w:r>
+      <w:r>
+        <w:t xml:space="preserve">, then a condition</w:t>
+      </w:r>
+      <w:r>
+        <w:t xml:space="preserve"> </w:t>
+      </w:r>
+      <w:r>
+        <w:rPr>
+          <w:rStyle w:val="VerbatimChar"/>
+        </w:rPr>
+        <w:t xml:space="preserve">FlexOffers Refid is not empty</w:t>
+      </w:r>
+      <w:r>
+        <w:t xml:space="preserve">, then a Webhook POST. GHL’s webhook action has no query-params section (only Custom Data, which goes in the JSON body), and FlexOffers’</w:t>
+      </w:r>
+      <w:r>
+        <w:t xml:space="preserve"> </w:t>
+      </w:r>
+      <w:r>
+        <w:rPr>
+          <w:rStyle w:val="VerbatimChar"/>
+        </w:rPr>
+        <w:t xml:space="preserve">da.ashx</w:t>
+      </w:r>
+      <w:r>
+        <w:t xml:space="preserve"> </w:t>
+      </w:r>
+      <w:r>
+        <w:t xml:space="preserve">reads the query string, so</w:t>
+      </w:r>
+      <w:r>
+        <w:t xml:space="preserve"> </w:t>
+      </w:r>
+      <w:r>
+        <w:rPr>
+          <w:b/>
+          <w:bCs/>
+        </w:rPr>
+        <w:t xml:space="preserve">all parameters live in the URL</w:t>
+      </w:r>
+      <w:r>
+        <w:t xml:space="preserve">:</w:t>
+      </w:r>
+      <w:r>
+        <w:t xml:space="preserve"> </w:t>
+      </w:r>
+      <w:r>
+        <w:rPr>
+          <w:rStyle w:val="VerbatimChar"/>
+        </w:rPr>
+        <w:t xml:space="preserve">advertiserid</w:t>
+      </w:r>
+      <w:r>
+        <w:t xml:space="preserve">,</w:t>
+      </w:r>
+      <w:r>
+        <w:t xml:space="preserve"> </w:t>
+      </w:r>
+      <w:r>
+        <w:rPr>
+          <w:rStyle w:val="VerbatimChar"/>
+        </w:rPr>
+        <w:t xml:space="preserve">clickid={{contact.flexoffers_refid}}</w:t>
+      </w:r>
+      <w:r>
+        <w:t xml:space="preserve">,</w:t>
+      </w:r>
+      <w:r>
+        <w:t xml:space="preserve"> </w:t>
+      </w:r>
+      <w:r>
+        <w:rPr>
+          <w:rStyle w:val="VerbatimChar"/>
+        </w:rPr>
+        <w:t xml:space="preserve">ordernumber={{order.number}}</w:t>
+      </w:r>
+      <w:r>
+        <w:t xml:space="preserve">,</w:t>
+      </w:r>
+      <w:r>
+        <w:t xml:space="preserve"> </w:t>
+      </w:r>
+      <w:r>
+        <w:rPr>
+          <w:rStyle w:val="VerbatimChar"/>
+        </w:rPr>
+        <w:t xml:space="preserve">orderamount={{order.subtotal_price}}</w:t>
+      </w:r>
+      <w:r>
+        <w:t xml:space="preserve"> </w:t>
+      </w:r>
+      <w:r>
+        <w:t xml:space="preserve">(subtotal, not total, because FlexOffers defines orderamount as before tax and shipping), plus</w:t>
+      </w:r>
+      <w:r>
+        <w:t xml:space="preserve"> </w:t>
+      </w:r>
+      <w:r>
+        <w:rPr>
+          <w:rStyle w:val="VerbatimChar"/>
+        </w:rPr>
+        <w:t xml:space="preserve">currency=USD&amp;geo=USA&amp;platform=S2S</w:t>
+      </w:r>
+      <w:r>
+        <w:t xml:space="preserve">.</w:t>
+      </w:r>
+      <w:r>
+        <w:t xml:space="preserve"> </w:t>
+      </w:r>
+      <w:r>
+        <w:rPr>
+          <w:b/>
+          <w:bCs/>
+        </w:rPr>
+        <w:t xml:space="preserve">Two bugs caught during the build, both by Scott.</w:t>
+      </w:r>
+      <w:r>
+        <w:t xml:space="preserve"> </w:t>
+      </w:r>
+      <w:r>
+        <w:t xml:space="preserve">(a) The trigger was originally</w:t>
+      </w:r>
+      <w:r>
+        <w:t xml:space="preserve"> </w:t>
+      </w:r>
+      <w:r>
+        <w:rPr>
+          <w:i/>
+          <w:iCs/>
+        </w:rPr>
+        <w:t xml:space="preserve">Shopify order placed</w:t>
+      </w:r>
+      <w:r>
+        <w:t xml:space="preserve"> </w:t>
+      </w:r>
+      <w:r>
+        <w:t xml:space="preserve">with no product filter, which combined with the flat $600 CPA would have paid</w:t>
+      </w:r>
+      <w:r>
+        <w:t xml:space="preserve"> </w:t>
+      </w:r>
+      <w:r>
+        <w:rPr>
+          <w:b/>
+          <w:bCs/>
+        </w:rPr>
+        <w:t xml:space="preserve">$600 on a $297 wall-mount reorder</w:t>
+      </w:r>
+      <w:r>
+        <w:t xml:space="preserve"> </w:t>
+      </w:r>
+      <w:r>
+        <w:t xml:space="preserve">(a $303 loss) and again on every future accessory reorder by any affiliate-referred customer. Fixed by switching to</w:t>
+      </w:r>
+      <w:r>
+        <w:t xml:space="preserve"> </w:t>
+      </w:r>
+      <w:r>
+        <w:rPr>
+          <w:i/>
+          <w:iCs/>
+        </w:rPr>
+        <w:t xml:space="preserve">Order fulfilled</w:t>
+      </w:r>
+      <w:r>
+        <w:t xml:space="preserve">, the only trigger exposing a</w:t>
+      </w:r>
+      <w:r>
+        <w:t xml:space="preserve"> </w:t>
+      </w:r>
+      <w:r>
+        <w:rPr>
+          <w:b/>
+          <w:bCs/>
+        </w:rPr>
+        <w:t xml:space="preserve">Fulfilled Products</w:t>
+      </w:r>
+      <w:r>
+        <w:t xml:space="preserve"> </w:t>
+      </w:r>
+      <w:r>
+        <w:t xml:space="preserve">filter, and gating on the Home System. (b) Scott correctly questioned whether the Shopify</w:t>
+      </w:r>
+      <w:r>
+        <w:t xml:space="preserve"> </w:t>
+      </w:r>
+      <w:r>
+        <w:rPr>
+          <w:rStyle w:val="VerbatimChar"/>
+        </w:rPr>
+        <w:t xml:space="preserve">Number</w:t>
+      </w:r>
+      <w:r>
+        <w:t xml:space="preserve"> </w:t>
+      </w:r>
+      <w:r>
+        <w:t xml:space="preserve">merge field meant quantity rather than order number (it is the order number; quantity lives under the</w:t>
+      </w:r>
+      <w:r>
+        <w:t xml:space="preserve"> </w:t>
+      </w:r>
+      <w:r>
+        <w:rPr>
+          <w:rStyle w:val="VerbatimChar"/>
+        </w:rPr>
+        <w:t xml:space="preserve">Products</w:t>
+      </w:r>
+      <w:r>
+        <w:t xml:space="preserve"> </w:t>
+      </w:r>
+      <w:r>
+        <w:t xml:space="preserve">submenu).</w:t>
+      </w:r>
+      <w:r>
+        <w:t xml:space="preserve"> </w:t>
+      </w:r>
+      <w:r>
+        <w:rPr>
+          <w:b/>
+          <w:bCs/>
+        </w:rPr>
+        <w:t xml:space="preserve">Known gaps, recorded honestly:</w:t>
+      </w:r>
+      <w:r>
+        <w:t xml:space="preserve"> </w:t>
+      </w:r>
+      <w:r>
+        <w:t xml:space="preserve">the</w:t>
+      </w:r>
+      <w:r>
+        <w:t xml:space="preserve"> </w:t>
+      </w:r>
+      <w:r>
+        <w:rPr>
+          <w:rStyle w:val="VerbatimChar"/>
+        </w:rPr>
+        <w:t xml:space="preserve">{{order.number}}</w:t>
+      </w:r>
+      <w:r>
+        <w:t xml:space="preserve"> </w:t>
+      </w:r>
+      <w:r>
+        <w:t xml:space="preserve">and</w:t>
+      </w:r>
+      <w:r>
+        <w:t xml:space="preserve"> </w:t>
+      </w:r>
+      <w:r>
+        <w:rPr>
+          <w:rStyle w:val="VerbatimChar"/>
+        </w:rPr>
+        <w:t xml:space="preserve">{{order.subtotal_price}}</w:t>
+      </w:r>
+      <w:r>
+        <w:t xml:space="preserve"> </w:t>
+      </w:r>
+      <w:r>
+        <w:t xml:space="preserve">tokens were selected while a different trigger was active and are UNVERIFIED, because testing required a real Shopify order and Shopify’s payment/refund cycle made that too costly (a</w:t>
+      </w:r>
+      <w:r>
+        <w:t xml:space="preserve"> </w:t>
+      </w:r>
+      <w:r>
+        <w:t xml:space="preserve">“mark as pending”</w:t>
+      </w:r>
+      <w:r>
+        <w:t xml:space="preserve"> </w:t>
+      </w:r>
+      <w:r>
+        <w:t xml:space="preserve">unpaid order was offered but Scott judged the charge risk too high). Verify on the first real affiliate sale via WF-30 Execution Logs. Also inherent to any setup like this: attribution depends on the buyer using the</w:t>
+      </w:r>
+      <w:r>
+        <w:t xml:space="preserve"> </w:t>
+      </w:r>
+      <w:r>
+        <w:rPr>
+          <w:b/>
+          <w:bCs/>
+        </w:rPr>
+        <w:t xml:space="preserve">same email</w:t>
+      </w:r>
+      <w:r>
+        <w:t xml:space="preserve"> </w:t>
+      </w:r>
+      <w:r>
+        <w:t xml:space="preserve">at Shopify checkout as on the quiz; a different email creates a new contact with no refid and that sale will not credit.</w:t>
+      </w:r>
+      <w:r>
+        <w:t xml:space="preserve"> </w:t>
+      </w:r>
+      <w:r>
+        <w:rPr>
+          <w:b/>
+          <w:bCs/>
+        </w:rPr>
+        <w:t xml:space="preserve">Waiting on the FlexOffers rep:</w:t>
+      </w:r>
+      <w:r>
+        <w:t xml:space="preserve"> </w:t>
+      </w:r>
+      <w:r>
+        <w:t xml:space="preserve">a test tracking link for 250377 (to verify the click-to-capture path for free), surfacing 250377 to the network, and migrating the 124 publishers approved on the OLD program (#247334) since approvals are per-program and 250377 currently has zero. Only after they migrate should old creative</w:t>
+      </w:r>
+      <w:r>
+        <w:t xml:space="preserve"> </w:t>
+      </w:r>
+      <w:r>
+        <w:rPr>
+          <w:b/>
+          <w:bCs/>
+        </w:rPr>
+        <w:t xml:space="preserve">#6673701</w:t>
+      </w:r>
+      <w:r>
+        <w:t xml:space="preserve"> </w:t>
+      </w:r>
+      <w:r>
+        <w:t xml:space="preserve">be disabled (it has no S2S tracking, so anyone promoting it earns nothing). Also note the old program shows</w:t>
+      </w:r>
+      <w:r>
+        <w:t xml:space="preserve"> </w:t>
+      </w:r>
+      <w:r>
+        <w:rPr>
+          <w:b/>
+          <w:bCs/>
+        </w:rPr>
+        <w:t xml:space="preserve">4,233 clicks in 30 days with 0 tracked sales</w:t>
+      </w:r>
+      <w:r>
+        <w:t xml:space="preserve">, which is the signature of conversion tracking never having worked there; that audience is a warm list of publishers already willing to promote.</w:t>
+      </w:r>
+      <w:r>
+        <w:t xml:space="preserve"> </w:t>
+      </w:r>
+      <w:r>
+        <w:rPr>
+          <w:b/>
+          <w:bCs/>
+        </w:rPr>
+        <w:t xml:space="preserve">Caution learned:</w:t>
+      </w:r>
+      <w:r>
+        <w:t xml:space="preserve"> </w:t>
+      </w:r>
+      <w:r>
+        <w:t xml:space="preserve">the FlexOffers</w:t>
+      </w:r>
+      <w:r>
+        <w:t xml:space="preserve"> </w:t>
+      </w:r>
+      <w:r>
+        <w:t xml:space="preserve">“Advertiser Assistant”</w:t>
+      </w:r>
+      <w:r>
+        <w:t xml:space="preserve"> </w:t>
+      </w:r>
+      <w:r>
+        <w:t xml:space="preserve">AI fabricated a postback URL (wrong domain</w:t>
+      </w:r>
+      <w:r>
+        <w:t xml:space="preserve"> </w:t>
+      </w:r>
+      <w:r>
+        <w:rPr>
+          <w:rStyle w:val="VerbatimChar"/>
+        </w:rPr>
+        <w:t xml:space="preserve">flexlinks.com</w:t>
+      </w:r>
+      <w:r>
+        <w:t xml:space="preserve"> </w:t>
+      </w:r>
+      <w:r>
+        <w:t xml:space="preserve">instead of</w:t>
+      </w:r>
+      <w:r>
+        <w:t xml:space="preserve"> </w:t>
+      </w:r>
+      <w:r>
+        <w:rPr>
+          <w:rStyle w:val="VerbatimChar"/>
+        </w:rPr>
+        <w:t xml:space="preserve">flexlinkspro.com</w:t>
+      </w:r>
+      <w:r>
+        <w:t xml:space="preserve">, and a made-up</w:t>
+      </w:r>
+      <w:r>
+        <w:t xml:space="preserve"> </w:t>
+      </w:r>
+      <w:r>
+        <w:rPr>
+          <w:rStyle w:val="VerbatimChar"/>
+        </w:rPr>
+        <w:t xml:space="preserve">advertiserid</w:t>
+      </w:r>
+      <w:r>
+        <w:t xml:space="preserve"> </w:t>
+      </w:r>
+      <w:r>
+        <w:t xml:space="preserve">built from the program number with</w:t>
+      </w:r>
+      <w:r>
+        <w:t xml:space="preserve"> </w:t>
+      </w:r>
+      <w:r>
+        <w:rPr>
+          <w:rStyle w:val="VerbatimChar"/>
+        </w:rPr>
+        <w:t xml:space="preserve">XXXX</w:t>
+      </w:r>
+      <w:r>
+        <w:t xml:space="preserve"> </w:t>
+      </w:r>
+      <w:r>
+        <w:t xml:space="preserve">placeholders). The real GUID came from the human rep. Same lesson as the agent confabulation above: verify AI-supplied identifiers against the authoritative source.</w:t>
       </w:r>
     </w:p>
     <w:p>

--- a/Enyrgy_Session_Handoff.docx
+++ b/Enyrgy_Session_Handoff.docx
@@ -3034,6 +3034,292 @@
       </w:r>
       <w:r>
         <w:t xml:space="preserve">, which is the signature of conversion tracking never having worked there; that audience is a warm list of publishers already willing to promote.</w:t>
+      </w:r>
+      <w:r>
+        <w:t xml:space="preserve"> </w:t>
+      </w:r>
+      <w:r>
+        <w:rPr>
+          <w:b/>
+          <w:bCs/>
+        </w:rPr>
+        <w:t xml:space="preserve">All five lead magnets wired for affiliate attribution (July 30).</w:t>
+      </w:r>
+      <w:r>
+        <w:t xml:space="preserve"> </w:t>
+      </w:r>
+      <w:r>
+        <w:t xml:space="preserve">The capture chain now runs on every magnet, not just the Tired Test:</w:t>
+      </w:r>
+      <w:r>
+        <w:t xml:space="preserve"> </w:t>
+      </w:r>
+      <w:r>
+        <w:rPr>
+          <w:b/>
+          <w:bCs/>
+        </w:rPr>
+        <w:t xml:space="preserve">Tired Test</w:t>
+      </w:r>
+      <w:r>
+        <w:t xml:space="preserve"> </w:t>
+      </w:r>
+      <w:r>
+        <w:t xml:space="preserve">(</w:t>
+      </w:r>
+      <w:r>
+        <w:rPr>
+          <w:rStyle w:val="VerbatimChar"/>
+        </w:rPr>
+        <w:t xml:space="preserve">/tired-test</w:t>
+      </w:r>
+      <w:r>
+        <w:t xml:space="preserve">, WF-12),</w:t>
+      </w:r>
+      <w:r>
+        <w:t xml:space="preserve"> </w:t>
+      </w:r>
+      <w:r>
+        <w:rPr>
+          <w:b/>
+          <w:bCs/>
+        </w:rPr>
+        <w:t xml:space="preserve">Vitamin D Assessment</w:t>
+      </w:r>
+      <w:r>
+        <w:t xml:space="preserve"> </w:t>
+      </w:r>
+      <w:r>
+        <w:t xml:space="preserve">(</w:t>
+      </w:r>
+      <w:r>
+        <w:rPr>
+          <w:rStyle w:val="VerbatimChar"/>
+        </w:rPr>
+        <w:t xml:space="preserve">/vitamin-d-assessment</w:t>
+      </w:r>
+      <w:r>
+        <w:t xml:space="preserve">, WF-21, webhook</w:t>
+      </w:r>
+      <w:r>
+        <w:t xml:space="preserve"> </w:t>
+      </w:r>
+      <w:r>
+        <w:rPr>
+          <w:rStyle w:val="VerbatimChar"/>
+        </w:rPr>
+        <w:t xml:space="preserve">d2692dc6-1e9f-466c-8525-58c466c426bd</w:t>
+      </w:r>
+      <w:r>
+        <w:t xml:space="preserve">),</w:t>
+      </w:r>
+      <w:r>
+        <w:t xml:space="preserve"> </w:t>
+      </w:r>
+      <w:r>
+        <w:rPr>
+          <w:b/>
+          <w:bCs/>
+        </w:rPr>
+        <w:t xml:space="preserve">Synthesis Gap</w:t>
+      </w:r>
+      <w:r>
+        <w:t xml:space="preserve"> </w:t>
+      </w:r>
+      <w:r>
+        <w:t xml:space="preserve">(</w:t>
+      </w:r>
+      <w:r>
+        <w:rPr>
+          <w:rStyle w:val="VerbatimChar"/>
+        </w:rPr>
+        <w:t xml:space="preserve">/synthesis-gap</w:t>
+      </w:r>
+      <w:r>
+        <w:t xml:space="preserve">, WF-15),</w:t>
+      </w:r>
+      <w:r>
+        <w:t xml:space="preserve"> </w:t>
+      </w:r>
+      <w:r>
+        <w:rPr>
+          <w:b/>
+          <w:bCs/>
+        </w:rPr>
+        <w:t xml:space="preserve">Recovery Protocol</w:t>
+      </w:r>
+      <w:r>
+        <w:t xml:space="preserve"> </w:t>
+      </w:r>
+      <w:r>
+        <w:t xml:space="preserve">(</w:t>
+      </w:r>
+      <w:r>
+        <w:rPr>
+          <w:rStyle w:val="VerbatimChar"/>
+        </w:rPr>
+        <w:t xml:space="preserve">/recovery-protocol</w:t>
+      </w:r>
+      <w:r>
+        <w:t xml:space="preserve">, WF-18),</w:t>
+      </w:r>
+      <w:r>
+        <w:t xml:space="preserve"> </w:t>
+      </w:r>
+      <w:r>
+        <w:rPr>
+          <w:b/>
+          <w:bCs/>
+        </w:rPr>
+        <w:t xml:space="preserve">Winter Protocol</w:t>
+      </w:r>
+      <w:r>
+        <w:t xml:space="preserve"> </w:t>
+      </w:r>
+      <w:r>
+        <w:t xml:space="preserve">(</w:t>
+      </w:r>
+      <w:r>
+        <w:rPr>
+          <w:rStyle w:val="VerbatimChar"/>
+        </w:rPr>
+        <w:t xml:space="preserve">/winter-protocol</w:t>
+      </w:r>
+      <w:r>
+        <w:t xml:space="preserve">, WF-19). Each page reads</w:t>
+      </w:r>
+      <w:r>
+        <w:t xml:space="preserve"> </w:t>
+      </w:r>
+      <w:r>
+        <w:rPr>
+          <w:rStyle w:val="VerbatimChar"/>
+        </w:rPr>
+        <w:t xml:space="preserve">refid</w:t>
+      </w:r>
+      <w:r>
+        <w:t xml:space="preserve"> </w:t>
+      </w:r>
+      <w:r>
+        <w:t xml:space="preserve">from the landing URL, persists it to localStorage, and sends it to its capture webhook; each capture workflow maps</w:t>
+      </w:r>
+      <w:r>
+        <w:t xml:space="preserve"> </w:t>
+      </w:r>
+      <w:r>
+        <w:rPr>
+          <w:rStyle w:val="VerbatimChar"/>
+        </w:rPr>
+        <w:t xml:space="preserve">{{inboundWebhookRequest.flexoffers_refid}}</w:t>
+      </w:r>
+      <w:r>
+        <w:t xml:space="preserve"> </w:t>
+      </w:r>
+      <w:r>
+        <w:t xml:space="preserve">to the contact’s FlexOffers Refid field. Every one was verified live end to end. All five pages are now version-controlled in</w:t>
+      </w:r>
+      <w:r>
+        <w:t xml:space="preserve"> </w:t>
+      </w:r>
+      <w:r>
+        <w:rPr>
+          <w:rStyle w:val="VerbatimChar"/>
+        </w:rPr>
+        <w:t xml:space="preserve">lead-magnets/</w:t>
+      </w:r>
+      <w:r>
+        <w:t xml:space="preserve">.</w:t>
+      </w:r>
+      <w:r>
+        <w:t xml:space="preserve"> </w:t>
+      </w:r>
+      <w:r>
+        <w:rPr>
+          <w:b/>
+          <w:bCs/>
+        </w:rPr>
+        <w:t xml:space="preserve">WF-30 is magnet-agnostic</w:t>
+      </w:r>
+      <w:r>
+        <w:t xml:space="preserve"> </w:t>
+      </w:r>
+      <w:r>
+        <w:t xml:space="preserve">(it fires on the sale, not the entry point), so one postback workflow covers all five.</w:t>
+      </w:r>
+      <w:r>
+        <w:t xml:space="preserve"> </w:t>
+      </w:r>
+      <w:r>
+        <w:rPr>
+          <w:b/>
+          <w:bCs/>
+        </w:rPr>
+        <w:t xml:space="preserve">Structure that makes this work:</w:t>
+      </w:r>
+      <w:r>
+        <w:t xml:space="preserve"> </w:t>
+      </w:r>
+      <w:r>
+        <w:t xml:space="preserve">ONE FlexOffers program (250377) with a</w:t>
+      </w:r>
+      <w:r>
+        <w:t xml:space="preserve"> </w:t>
+      </w:r>
+      <w:r>
+        <w:rPr>
+          <w:b/>
+          <w:bCs/>
+        </w:rPr>
+        <w:t xml:space="preserve">campaign per lead magnet</w:t>
+      </w:r>
+      <w:r>
+        <w:t xml:space="preserve">. The destination URL lives at the campaign level while tracking, payout, and publisher approvals sit at the program level, so a publisher applies once and can then promote whichever magnet fits their audience. Do NOT make each magnet its own program (publishers would have to apply five times, and there would be five postback configs). Non-default campaigns have an editable Destination URL on their LINK tab; the program’s DEFAULT campaign does not, which is why the program default URL carries the Tired Test link. Campaigns cannot be moved between programs (the Program field is disabled on edit).</w:t>
+      </w:r>
+      <w:r>
+        <w:t xml:space="preserve"> </w:t>
+      </w:r>
+      <w:r>
+        <w:rPr>
+          <w:b/>
+          <w:bCs/>
+        </w:rPr>
+        <w:t xml:space="preserve">Attribution behavior, by design:</w:t>
+      </w:r>
+      <w:r>
+        <w:t xml:space="preserve"> </w:t>
+      </w:r>
+      <w:r>
+        <w:t xml:space="preserve">the URL</w:t>
+      </w:r>
+      <w:r>
+        <w:t xml:space="preserve"> </w:t>
+      </w:r>
+      <w:r>
+        <w:rPr>
+          <w:rStyle w:val="VerbatimChar"/>
+        </w:rPr>
+        <w:t xml:space="preserve">refid</w:t>
+      </w:r>
+      <w:r>
+        <w:t xml:space="preserve"> </w:t>
+      </w:r>
+      <w:r>
+        <w:t xml:space="preserve">always wins, with localStorage as the fallback, so a visitor who clicks an affiliate link, wanders off, and returns later without the link still credits that affiliate. Last click wins if they later arrive via a different affiliate. TESTING GOTCHA that produced one confusing result: reusing an incognito session carries localStorage over and can mask a new refid, making it look like the wrong value was captured. Always close all incognito windows before a capture test, and confirm the URL bar still shows</w:t>
+      </w:r>
+      <w:r>
+        <w:t xml:space="preserve"> </w:t>
+      </w:r>
+      <w:r>
+        <w:rPr>
+          <w:rStyle w:val="VerbatimChar"/>
+        </w:rPr>
+        <w:t xml:space="preserve">?refid=</w:t>
+      </w:r>
+      <w:r>
+        <w:t xml:space="preserve"> </w:t>
+      </w:r>
+      <w:r>
+        <w:t xml:space="preserve">before submitting.</w:t>
       </w:r>
       <w:r>
         <w:t xml:space="preserve"> </w:t>

--- a/Enyrgy_Session_Handoff.docx
+++ b/Enyrgy_Session_Handoff.docx
@@ -3320,6 +3320,206 @@
       </w:r>
       <w:r>
         <w:t xml:space="preserve">before submitting.</w:t>
+      </w:r>
+      <w:r>
+        <w:t xml:space="preserve"> </w:t>
+      </w:r>
+      <w:r>
+        <w:rPr>
+          <w:b/>
+          <w:bCs/>
+        </w:rPr>
+        <w:t xml:space="preserve">Attribution set to FIRST-IN across all five capture workflows (July 30).</w:t>
+      </w:r>
+      <w:r>
+        <w:t xml:space="preserve"> </w:t>
+      </w:r>
+      <w:r>
+        <w:t xml:space="preserve">Scott raised the scenario: a prospect clicks affiliate A’s Tired Test link, enters nurture, then a month later clicks affiliate B’s Recovery Protocol link and buys. Technically no double-payment was ever possible (one refid field, one postback, one publisher credited), but the question of WHICH affiliate is real. Decision:</w:t>
+      </w:r>
+      <w:r>
+        <w:t xml:space="preserve"> </w:t>
+      </w:r>
+      <w:r>
+        <w:rPr>
+          <w:b/>
+          <w:bCs/>
+        </w:rPr>
+        <w:t xml:space="preserve">first-in wins</w:t>
+      </w:r>
+      <w:r>
+        <w:t xml:space="preserve">, because Enyrgy does the selling, so the affiliate’s genuine contribution is the introduction. Implementation on WF-12, WF-15, WF-18, WF-19, WF-21: the refid is NO LONGER mapped in Create Contact (an unconditional write there would overwrite before the guard runs and make it a no-op); instead each workflow ends with</w:t>
+      </w:r>
+      <w:r>
+        <w:t xml:space="preserve"> </w:t>
+      </w:r>
+      <w:r>
+        <w:rPr>
+          <w:rStyle w:val="VerbatimChar"/>
+        </w:rPr>
+        <w:t xml:space="preserve">If FlexOffers Refid is empty -&gt; Update contact field -&gt; FlexOffers Refid = {{inboundWebhookRequest.flexoffers_refid}}</w:t>
+      </w:r>
+      <w:r>
+        <w:t xml:space="preserve">.</w:t>
+      </w:r>
+      <w:r>
+        <w:t xml:space="preserve"> </w:t>
+      </w:r>
+      <w:r>
+        <w:rPr>
+          <w:b/>
+          <w:bCs/>
+        </w:rPr>
+        <w:t xml:space="preserve">CRITICAL GHL PLACEMENT RULE (learned the hard way):</w:t>
+      </w:r>
+      <w:r>
+        <w:t xml:space="preserve"> </w:t>
+      </w:r>
+      <w:r>
+        <w:t xml:space="preserve">condition branches never rejoin, so the guard MUST be the last thing in a workflow. Inserting it mid-flow swallows everything below into the Yes branch. This happened on WF-12: the tags and seasonal logic ended up inside the branch, meaning any contact who already had a refid would have received no tags and therefore no emails. Caught, reverted, rebuilt. To make the guard placement clean, two redundant conditions were removed (each verified redundant by inspection first, not assumed): WF-21’s risk-band Condition and WF-12’s seasonal Condition, both of which re-applied tags the page already sends and a Dynamic Add Tag already applies.</w:t>
+      </w:r>
+      <w:r>
+        <w:t xml:space="preserve"> </w:t>
+      </w:r>
+      <w:r>
+        <w:rPr>
+          <w:b/>
+          <w:bCs/>
+        </w:rPr>
+        <w:t xml:space="preserve">MUST TELL PUBLISHERS:</w:t>
+      </w:r>
+      <w:r>
+        <w:t xml:space="preserve"> </w:t>
+      </w:r>
+      <w:r>
+        <w:t xml:space="preserve">last-click is the industry default, so first-in has to be stated explicitly in the program terms and the Message Center newsletter, or the dispute just gets pointed at Enyrgy instead of between two affiliates. Open decision not addressed: an existing customer or long-time organic lead who clicks an affiliate link has an empty refid, so that affiliate would earn $600 on someone already in the database (a known affiliate leak).</w:t>
+      </w:r>
+      <w:r>
+        <w:t xml:space="preserve"> </w:t>
+      </w:r>
+      <w:r>
+        <w:rPr>
+          <w:b/>
+          <w:bCs/>
+        </w:rPr>
+        <w:t xml:space="preserve">COMPLIANCE BUG FOUND AND FIXED: false SMS consent on every Tired Test lead (July 30).</w:t>
+      </w:r>
+      <w:r>
+        <w:t xml:space="preserve"> </w:t>
+      </w:r>
+      <w:r>
+        <w:t xml:space="preserve">While inspecting WF-12 for the guard work, its static Add Tag was found to include</w:t>
+      </w:r>
+      <w:r>
+        <w:t xml:space="preserve"> </w:t>
+      </w:r>
+      <w:r>
+        <w:rPr>
+          <w:rStyle w:val="VerbatimChar"/>
+          <w:b/>
+          <w:bCs/>
+        </w:rPr>
+        <w:t xml:space="preserve">sms_consent_given</w:t>
+      </w:r>
+      <w:r>
+        <w:rPr>
+          <w:b/>
+          <w:bCs/>
+        </w:rPr>
+        <w:t xml:space="preserve"> </w:t>
+      </w:r>
+      <w:r>
+        <w:rPr>
+          <w:b/>
+          <w:bCs/>
+        </w:rPr>
+        <w:t xml:space="preserve">in the always-on list</w:t>
+      </w:r>
+      <w:r>
+        <w:t xml:space="preserve">, so every Tired Test lead was tagged as an SMS opt-in regardless of whether they checked the consent box or gave a phone number. The page only sets that tag conditionally (</w:t>
+      </w:r>
+      <w:r>
+        <w:rPr>
+          <w:rStyle w:val="VerbatimChar"/>
+        </w:rPr>
+        <w:t xml:space="preserve">if(smsConsent &amp;&amp; phone)</w:t>
+      </w:r>
+      <w:r>
+        <w:t xml:space="preserve">). Real TCPA/A2P exposure, and newly material now that the toll-free is live for SMS. FIX: removed it from the static list and added a</w:t>
+      </w:r>
+      <w:r>
+        <w:t xml:space="preserve"> </w:t>
+      </w:r>
+      <w:r>
+        <w:rPr>
+          <w:b/>
+          <w:bCs/>
+        </w:rPr>
+        <w:t xml:space="preserve">Dynamic Add Tag</w:t>
+      </w:r>
+      <w:r>
+        <w:t xml:space="preserve"> </w:t>
+      </w:r>
+      <w:r>
+        <w:t xml:space="preserve">reading</w:t>
+      </w:r>
+      <w:r>
+        <w:t xml:space="preserve"> </w:t>
+      </w:r>
+      <w:r>
+        <w:rPr>
+          <w:rStyle w:val="VerbatimChar"/>
+        </w:rPr>
+        <w:t xml:space="preserve">{{inboundWebhookRequest.tags}}</w:t>
+      </w:r>
+      <w:r>
+        <w:t xml:space="preserve">, so consent lands only when actually given. That also closed a second gap: WF-12 had</w:t>
+      </w:r>
+      <w:r>
+        <w:t xml:space="preserve"> </w:t>
+      </w:r>
+      <w:r>
+        <w:rPr>
+          <w:b/>
+          <w:bCs/>
+        </w:rPr>
+        <w:t xml:space="preserve">no dynamic tag action at all</w:t>
+      </w:r>
+      <w:r>
+        <w:t xml:space="preserve">, so the page’s other conditional tags (</w:t>
+      </w:r>
+      <w:r>
+        <w:rPr>
+          <w:rStyle w:val="VerbatimChar"/>
+        </w:rPr>
+        <w:t xml:space="preserve">low_sun_exposure</w:t>
+      </w:r>
+      <w:r>
+        <w:t xml:space="preserve">,</w:t>
+      </w:r>
+      <w:r>
+        <w:t xml:space="preserve"> </w:t>
+      </w:r>
+      <w:r>
+        <w:rPr>
+          <w:rStyle w:val="VerbatimChar"/>
+        </w:rPr>
+        <w:t xml:space="preserve">tired_test_seasonal</w:t>
+      </w:r>
+      <w:r>
+        <w:t xml:space="preserve">,</w:t>
+      </w:r>
+      <w:r>
+        <w:t xml:space="preserve"> </w:t>
+      </w:r>
+      <w:r>
+        <w:rPr>
+          <w:rStyle w:val="VerbatimChar"/>
+        </w:rPr>
+        <w:t xml:space="preserve">source_flexoffers</w:t>
+      </w:r>
+      <w:r>
+        <w:t xml:space="preserve">) were never landing either. STILL TO VERIFY: WF-21’s static list (the Vitamin D Assessment page also collects phone and SMS consent conditionally) for the same bug.</w:t>
       </w:r>
       <w:r>
         <w:t xml:space="preserve"> </w:t>

--- a/Enyrgy_Session_Handoff.docx
+++ b/Enyrgy_Session_Handoff.docx
@@ -3329,13 +3329,213 @@
           <w:b/>
           <w:bCs/>
         </w:rPr>
-        <w:t xml:space="preserve">Attribution set to FIRST-IN across all five capture workflows (July 30).</w:t>
-      </w:r>
-      <w:r>
-        <w:t xml:space="preserve"> </w:t>
-      </w:r>
-      <w:r>
-        <w:t xml:space="preserve">Scott raised the scenario: a prospect clicks affiliate A’s Tired Test link, enters nurture, then a month later clicks affiliate B’s Recovery Protocol link and buys. Technically no double-payment was ever possible (one refid field, one postback, one publisher credited), but the question of WHICH affiliate is real. Decision:</w:t>
+        <w:t xml:space="preserve">Attribution set to FIRST-IN and NEW-CONTACTS-ONLY (July 30, final architecture in WF-31).</w:t>
+      </w:r>
+      <w:r>
+        <w:t xml:space="preserve"> </w:t>
+      </w:r>
+      <w:r>
+        <w:t xml:space="preserve">Scott raised the scenario: a prospect clicks affiliate A’s Tired Test link, enters nurture, then a month later clicks affiliate B’s Recovery Protocol link and buys. No double-payment was ever possible (one refid field, one postback, one publisher credited), but which affiliate is a real question. Decision, and Scott pushed the rule further than the first proposal:</w:t>
+      </w:r>
+      <w:r>
+        <w:t xml:space="preserve"> </w:t>
+      </w:r>
+      <w:r>
+        <w:rPr>
+          <w:b/>
+          <w:bCs/>
+        </w:rPr>
+        <w:t xml:space="preserve">an affiliate earns the $600 only for introducing someone NEW to the database.</w:t>
+      </w:r>
+      <w:r>
+        <w:t xml:space="preserve"> </w:t>
+      </w:r>
+      <w:r>
+        <w:t xml:space="preserve">If a contact record already exists, Enyrgy had the relationship first, organic or via a prior affiliate, so a later affiliate does not collect.</w:t>
+      </w:r>
+      <w:r>
+        <w:t xml:space="preserve"> </w:t>
+      </w:r>
+      <w:r>
+        <w:rPr>
+          <w:b/>
+          <w:bCs/>
+        </w:rPr>
+        <w:t xml:space="preserve">Architecture, after two approaches failed:</w:t>
+      </w:r>
+      <w:r>
+        <w:t xml:space="preserve"> </w:t>
+      </w:r>
+      <w:r>
+        <w:t xml:space="preserve">GHL’s condition builder exposes no contact-creation date (searched</w:t>
+      </w:r>
+      <w:r>
+        <w:t xml:space="preserve"> </w:t>
+      </w:r>
+      <w:r>
+        <w:t xml:space="preserve">“created”</w:t>
+      </w:r>
+      <w:r>
+        <w:t xml:space="preserve"> </w:t>
+      </w:r>
+      <w:r>
+        <w:t xml:space="preserve">and</w:t>
+      </w:r>
+      <w:r>
+        <w:t xml:space="preserve"> </w:t>
+      </w:r>
+      <w:r>
+        <w:t xml:space="preserve">“date”</w:t>
+      </w:r>
+      <w:r>
+        <w:t xml:space="preserve">; only DOB and custom date fields), so</w:t>
+      </w:r>
+      <w:r>
+        <w:t xml:space="preserve"> </w:t>
+      </w:r>
+      <w:r>
+        <w:t xml:space="preserve">“is this contact new”</w:t>
+      </w:r>
+      <w:r>
+        <w:t xml:space="preserve"> </w:t>
+      </w:r>
+      <w:r>
+        <w:t xml:space="preserve">cannot be tested inside a capture workflow, and tags cannot substitute because the capture workflow’s own Add Tag actions run before any guard. The working solution uses GHL’s</w:t>
+      </w:r>
+      <w:r>
+        <w:t xml:space="preserve"> </w:t>
+      </w:r>
+      <w:r>
+        <w:rPr>
+          <w:b/>
+          <w:bCs/>
+        </w:rPr>
+        <w:t xml:space="preserve">Contact Created</w:t>
+      </w:r>
+      <w:r>
+        <w:t xml:space="preserve"> </w:t>
+      </w:r>
+      <w:r>
+        <w:t xml:space="preserve">trigger, which fires only on genuine creation. Each of the five capture workflows (WF-12/15/18/19/21) now just maps the click ID to a staging field in Create Contact,</w:t>
+      </w:r>
+      <w:r>
+        <w:t xml:space="preserve"> </w:t>
+      </w:r>
+      <w:r>
+        <w:rPr>
+          <w:b/>
+          <w:bCs/>
+        </w:rPr>
+        <w:t xml:space="preserve">FlexOffers Refid Incoming</w:t>
+      </w:r>
+      <w:r>
+        <w:t xml:space="preserve"> </w:t>
+      </w:r>
+      <w:r>
+        <w:t xml:space="preserve">(</w:t>
+      </w:r>
+      <w:r>
+        <w:rPr>
+          <w:rStyle w:val="VerbatimChar"/>
+        </w:rPr>
+        <w:t xml:space="preserve">flexoffers_refid_incoming</w:t>
+      </w:r>
+      <w:r>
+        <w:t xml:space="preserve">) =</w:t>
+      </w:r>
+      <w:r>
+        <w:t xml:space="preserve"> </w:t>
+      </w:r>
+      <w:r>
+        <w:rPr>
+          <w:rStyle w:val="VerbatimChar"/>
+        </w:rPr>
+        <w:t xml:space="preserve">{{inboundWebhookRequest.flexoffers_refid}}</w:t>
+      </w:r>
+      <w:r>
+        <w:t xml:space="preserve">, with no conditions or branching.</w:t>
+      </w:r>
+      <w:r>
+        <w:t xml:space="preserve"> </w:t>
+      </w:r>
+      <w:r>
+        <w:rPr>
+          <w:b/>
+          <w:bCs/>
+        </w:rPr>
+        <w:t xml:space="preserve">WF-31 FlexOffers First Touch</w:t>
+      </w:r>
+      <w:r>
+        <w:t xml:space="preserve"> </w:t>
+      </w:r>
+      <w:r>
+        <w:t xml:space="preserve">then does the attribution: trigger Contact Created (unfiltered) -&gt; Wait 2 minutes (lets custom fields finish writing; a trigger-level filter would silently drop refids that had not landed yet) -&gt; Condition</w:t>
+      </w:r>
+      <w:r>
+        <w:t xml:space="preserve"> </w:t>
+      </w:r>
+      <w:r>
+        <w:rPr>
+          <w:rStyle w:val="VerbatimChar"/>
+        </w:rPr>
+        <w:t xml:space="preserve">FlexOffers Refid Incoming is not empty AND FlexOffers Refid is empty</w:t>
+      </w:r>
+      <w:r>
+        <w:t xml:space="preserve"> </w:t>
+      </w:r>
+      <w:r>
+        <w:t xml:space="preserve">-&gt; Update Contact Field</w:t>
+      </w:r>
+      <w:r>
+        <w:t xml:space="preserve"> </w:t>
+      </w:r>
+      <w:r>
+        <w:rPr>
+          <w:rStyle w:val="VerbatimChar"/>
+        </w:rPr>
+        <w:t xml:space="preserve">FlexOffers Refid</w:t>
+      </w:r>
+      <w:r>
+        <w:t xml:space="preserve"> </w:t>
+      </w:r>
+      <w:r>
+        <w:t xml:space="preserve">=</w:t>
+      </w:r>
+      <w:r>
+        <w:t xml:space="preserve"> </w:t>
+      </w:r>
+      <w:r>
+        <w:rPr>
+          <w:rStyle w:val="VerbatimChar"/>
+        </w:rPr>
+        <w:t xml:space="preserve">{{contact.flexoffers_refid_incoming}}</w:t>
+      </w:r>
+      <w:r>
+        <w:t xml:space="preserve">. WF-31 reads from</w:t>
+      </w:r>
+      <w:r>
+        <w:t xml:space="preserve"> </w:t>
+      </w:r>
+      <w:r>
+        <w:rPr>
+          <w:rStyle w:val="VerbatimChar"/>
+        </w:rPr>
+        <w:t xml:space="preserve">contact.</w:t>
+      </w:r>
+      <w:r>
+        <w:t xml:space="preserve">, the capture workflows read from</w:t>
+      </w:r>
+      <w:r>
+        <w:t xml:space="preserve"> </w:t>
+      </w:r>
+      <w:r>
+        <w:rPr>
+          <w:rStyle w:val="VerbatimChar"/>
+        </w:rPr>
+        <w:t xml:space="preserve">inboundWebhookRequest.</w:t>
+      </w:r>
+      <w:r>
+        <w:t xml:space="preserve">. One rule, one workflow, five magnets inherit it. (Superseded note: an earlier per-workflow guard approach was built and then removed.) Scott raised the scenario: a prospect clicks affiliate A’s Tired Test link, enters nurture, then a month later clicks affiliate B’s Recovery Protocol link and buys. Technically no double-payment was ever possible (one refid field, one postback, one publisher credited), but the question of WHICH affiliate is real. Decision:</w:t>
       </w:r>
       <w:r>
         <w:t xml:space="preserve"> </w:t>

--- a/Enyrgy_Session_Handoff.docx
+++ b/Enyrgy_Session_Handoff.docx
@@ -3518,6 +3518,40 @@
     <w:p>
       <w:pPr>
         <w:pStyle w:val="FirstParagraph"/>
+      </w:pPr>
+      <w:r>
+        <w:rPr>
+          <w:b/>
+          <w:bCs/>
+        </w:rPr>
+        <w:t xml:space="preserve">Testimonial consent: the process has one door and stories keep arriving through the wall.</w:t>
+      </w:r>
+      <w:r>
+        <w:t xml:space="preserve"> </w:t>
+      </w:r>
+      <w:r>
+        <w:t xml:space="preserve">WF-25 routes every testimonial through a form that captures consent. WF-08 touch 3 features a real customer’s lab values, 28 to 84 over twelve weeks, and it reached live copy through a drafting session instead. Consent was confirmed with the customer on Aug 3, 2026 and the copy stands, but it existed because someone remembered to get it, not because anything required it. He is unnamed and not anonymous: within Enyrgy’s own customer base those two numbers identify exactly one person, which is an FTC endorsement whether or not he is named or paid, and health data under the Washington, California, Colorado and Connecticut privacy statutes.</w:t>
+      </w:r>
+      <w:r>
+        <w:t xml:space="preserve"> </w:t>
+      </w:r>
+      <w:r>
+        <w:rPr>
+          <w:b/>
+          <w:bCs/>
+        </w:rPr>
+        <w:t xml:space="preserve">A sweep of all 19 workflows on Aug 3 found this to be the only instance in the funnel.</w:t>
+      </w:r>
+      <w:r>
+        <w:t xml:space="preserve"> </w:t>
+      </w:r>
+      <w:r>
+        <w:t xml:space="preserve">Treat a second one as needing written consent on file before it ships.</w:t>
+      </w:r>
+    </w:p>
+    <w:p>
+      <w:pPr>
+        <w:pStyle w:val="BodyText"/>
       </w:pPr>
       <w:r>
         <w:rPr>
@@ -14557,7 +14591,7 @@
                 <w:b/>
                 <w:bCs/>
               </w:rPr>
-              <w:t xml:space="preserve">Company Skill re-synced Aug 2, 2026 and confirmed at repo commit</w:t>
+              <w:t xml:space="preserve">Company Skill re-synced Aug 3, 2026 and confirmed at repo commit</w:t>
             </w:r>
             <w:r>
               <w:rPr>
@@ -14572,7 +14606,7 @@
                 <w:b/>
                 <w:bCs/>
               </w:rPr>
-              <w:t xml:space="preserve">17c553b7</w:t>
+              <w:t xml:space="preserve">42090226</w:t>
             </w:r>
             <w:r>
               <w:rPr>
@@ -14585,7 +14619,74 @@
               <w:t xml:space="preserve"> </w:t>
             </w:r>
             <w:r>
-              <w:t xml:space="preserve">That sync carried: S2 sales anchor qualified (the unqualified</w:t>
+              <w:t xml:space="preserve">That sync carried nine targeted edits: S1 users-not-customers (a home unit supports six users, so</w:t>
+            </w:r>
+            <w:r>
+              <w:t xml:space="preserve"> </w:t>
+            </w:r>
+            <w:r>
+              <w:t xml:space="preserve">“600+ customers”</w:t>
+            </w:r>
+            <w:r>
+              <w:t xml:space="preserve"> </w:t>
+            </w:r>
+            <w:r>
+              <w:t xml:space="preserve">overstates unit sales), S1 Brian Cameron CFO as a former securities regulator, S1 referral operated manually via a hand-built Shopify code, S1 contact@enyrgy.com as the monitored inbound address, S4 pilot-to-study plus the two new rules behind it (never call it a pilot, since the study ran months after full production launch; write</w:t>
+            </w:r>
+            <w:r>
+              <w:t xml:space="preserve"> </w:t>
+            </w:r>
+            <w:r>
+              <w:t xml:space="preserve">“the five participants”</w:t>
+            </w:r>
+            <w:r>
+              <w:t xml:space="preserve"> </w:t>
+            </w:r>
+            <w:r>
+              <w:t xml:space="preserve">so the article does not imply a larger cohort in which only five responded), S4 participant-level line aligned, S5 the three advisor bios with publication and tenure figures plus the guidance paragraph, S6/S7 users and</w:t>
+            </w:r>
+            <w:r>
+              <w:t xml:space="preserve"> </w:t>
+            </w:r>
+            <w:r>
+              <w:t xml:space="preserve">“in research clinical trials”</w:t>
+            </w:r>
+            <w:r>
+              <w:t xml:space="preserve">, and S8 the approved one-in-four wording.</w:t>
+            </w:r>
+            <w:r>
+              <w:t xml:space="preserve"> </w:t>
+            </w:r>
+            <w:r>
+              <w:rPr>
+                <w:b/>
+                <w:bCs/>
+              </w:rPr>
+              <w:t xml:space="preserve">S8 was the one that mattered:</w:t>
+            </w:r>
+            <w:r>
+              <w:t xml:space="preserve"> </w:t>
+            </w:r>
+            <w:r>
+              <w:t xml:space="preserve">“in these trials”</w:t>
+            </w:r>
+            <w:r>
+              <w:t xml:space="preserve"> </w:t>
+            </w:r>
+            <w:r>
+              <w:t xml:space="preserve">is only unambiguous while it sits beside the citation, and an agent lifting the phrase into an email leaves the citation behind, so the reader parses it as Enyrgy’s own trials. Prior sync Aug 2 at</w:t>
+            </w:r>
+            <w:r>
+              <w:t xml:space="preserve"> </w:t>
+            </w:r>
+            <w:r>
+              <w:rPr>
+                <w:rStyle w:val="VerbatimChar"/>
+              </w:rPr>
+              <w:t xml:space="preserve">17c553b7</w:t>
+            </w:r>
+            <w:r>
+              <w:t xml:space="preserve">, which carried: S2 sales anchor qualified (the unqualified</w:t>
             </w:r>
             <w:r>
               <w:t xml:space="preserve"> </w:t>

--- a/Enyrgy_Session_Handoff.docx
+++ b/Enyrgy_Session_Handoff.docx
@@ -3936,13 +3936,13 @@
           <w:b/>
           <w:bCs/>
         </w:rPr>
-        <w:t xml:space="preserve">UNVERIFIED: Allow Re-Entry.</w:t>
-      </w:r>
-      <w:r>
-        <w:t xml:space="preserve"> </w:t>
-      </w:r>
-      <w:r>
-        <w:t xml:space="preserve">The second-reply test was never run. If off, only a contact’s first ever reply notifies anyone. Run it before trusting the workflow.</w:t>
+        <w:t xml:space="preserve">Allow Re-Entry VERIFIED ON, Aug 4.</w:t>
+      </w:r>
+      <w:r>
+        <w:t xml:space="preserve"> </w:t>
+      </w:r>
+      <w:r>
+        <w:t xml:space="preserve">Two replies from the same contact produced two enrollments and two notifications.</w:t>
       </w:r>
     </w:p>
     <w:p>
@@ -3955,43 +3955,13 @@
       </w:pPr>
       <w:r>
         <w:rPr>
-          <w:rStyle w:val="VerbatimChar"/>
-          <w:b/>
-          <w:bCs/>
-        </w:rPr>
-        <w:t xml:space="preserve">{{contact.link}}</w:t>
-      </w:r>
-      <w:r>
-        <w:rPr>
-          <w:b/>
-          <w:bCs/>
-        </w:rPr>
-        <w:t xml:space="preserve"> </w:t>
-      </w:r>
-      <w:r>
-        <w:rPr>
-          <w:b/>
-          <w:bCs/>
-        </w:rPr>
-        <w:t xml:space="preserve">fails GHL merge-field validation.</w:t>
-      </w:r>
-      <w:r>
-        <w:t xml:space="preserve"> </w:t>
-      </w:r>
-      <w:r>
-        <w:t xml:space="preserve">WF-02’s Day 1 notification uses the same field, so its</w:t>
-      </w:r>
-      <w:r>
-        <w:t xml:space="preserve"> </w:t>
-      </w:r>
-      <w:r>
-        <w:t xml:space="preserve">“View contact in GHL”</w:t>
-      </w:r>
-      <w:r>
-        <w:t xml:space="preserve"> </w:t>
-      </w:r>
-      <w:r>
-        <w:t xml:space="preserve">line may be rendering blank. Unchecked.</w:t>
+          <w:b/>
+          <w:bCs/>
+        </w:rPr>
+        <w:t xml:space="preserve">GHL inbound processing lagged 12 minutes once</w:t>
+      </w:r>
+      <w:r>
+        <w:t xml:space="preserve">, then ran clean at under a minute. A reply that seems not to have registered may simply not have been processed yet; wait fifteen minutes before diagnosing.</w:t>
       </w:r>
     </w:p>
     <w:p>
@@ -4004,6 +3974,55 @@
       </w:pPr>
       <w:r>
         <w:rPr>
+          <w:rStyle w:val="VerbatimChar"/>
+          <w:b/>
+          <w:bCs/>
+        </w:rPr>
+        <w:t xml:space="preserve">{{contact.link}}</w:t>
+      </w:r>
+      <w:r>
+        <w:rPr>
+          <w:b/>
+          <w:bCs/>
+        </w:rPr>
+        <w:t xml:space="preserve"> </w:t>
+      </w:r>
+      <w:r>
+        <w:rPr>
+          <w:b/>
+          <w:bCs/>
+        </w:rPr>
+        <w:t xml:space="preserve">fails GHL merge-field validation.</w:t>
+      </w:r>
+      <w:r>
+        <w:t xml:space="preserve"> </w:t>
+      </w:r>
+      <w:r>
+        <w:t xml:space="preserve">WF-02’s Day 1 notification uses the same field, so its</w:t>
+      </w:r>
+      <w:r>
+        <w:t xml:space="preserve"> </w:t>
+      </w:r>
+      <w:r>
+        <w:t xml:space="preserve">“View contact in GHL”</w:t>
+      </w:r>
+      <w:r>
+        <w:t xml:space="preserve"> </w:t>
+      </w:r>
+      <w:r>
+        <w:t xml:space="preserve">line may be rendering blank. Unchecked.</w:t>
+      </w:r>
+    </w:p>
+    <w:p>
+      <w:pPr>
+        <w:pStyle w:val="Compact"/>
+        <w:numPr>
+          <w:ilvl w:val="0"/>
+          <w:numId w:val="1009"/>
+        </w:numPr>
+      </w:pPr>
+      <w:r>
+        <w:rPr>
           <w:b/>
           <w:bCs/>
         </w:rPr>
@@ -4014,6 +4033,28 @@
       </w:r>
       <w:r>
         <w:t xml:space="preserve">Clicking it may unsubscribe the recipient and silence reply notifications, presenting as the original problem. Do not click.</w:t>
+      </w:r>
+    </w:p>
+    <w:p>
+      <w:pPr>
+        <w:pStyle w:val="Compact"/>
+        <w:numPr>
+          <w:ilvl w:val="0"/>
+          <w:numId w:val="1009"/>
+        </w:numPr>
+      </w:pPr>
+      <w:r>
+        <w:rPr>
+          <w:b/>
+          <w:bCs/>
+        </w:rPr>
+        <w:t xml:space="preserve">A cold inbound from someone never emailed first is untested</w:t>
+      </w:r>
+      <w:r>
+        <w:t xml:space="preserve"> </w:t>
+      </w:r>
+      <w:r>
+        <w:t xml:space="preserve">against the Customer Replied trigger. This is why the built-in Conversation Notification should be switched to In-App rather than turned off.</w:t>
       </w:r>
     </w:p>
     <w:bookmarkEnd w:id="19"/>

--- a/Enyrgy_Session_Handoff.docx
+++ b/Enyrgy_Session_Handoff.docx
@@ -3992,25 +3992,43 @@
           <w:b/>
           <w:bCs/>
         </w:rPr>
-        <w:t xml:space="preserve">fails GHL merge-field validation.</w:t>
-      </w:r>
-      <w:r>
-        <w:t xml:space="preserve"> </w:t>
-      </w:r>
-      <w:r>
-        <w:t xml:space="preserve">WF-02’s Day 1 notification uses the same field, so its</w:t>
-      </w:r>
-      <w:r>
-        <w:t xml:space="preserve"> </w:t>
-      </w:r>
-      <w:r>
-        <w:t xml:space="preserve">“View contact in GHL”</w:t>
-      </w:r>
-      <w:r>
-        <w:t xml:space="preserve"> </w:t>
-      </w:r>
-      <w:r>
-        <w:t xml:space="preserve">line may be rendering blank. Unchecked.</w:t>
+        <w:t xml:space="preserve">is valid; the editor is what breaks it.</w:t>
+      </w:r>
+      <w:r>
+        <w:t xml:space="preserve"> </w:t>
+      </w:r>
+      <w:r>
+        <w:t xml:space="preserve">Resolved Aug 4. WF-02 uses the field and saves clean. The rich-text editor auto-links it when you press space or Enter after the closing braces, wrapping it in an</w:t>
+      </w:r>
+      <w:r>
+        <w:t xml:space="preserve"> </w:t>
+      </w:r>
+      <w:r>
+        <w:rPr>
+          <w:rStyle w:val="VerbatimChar"/>
+        </w:rPr>
+        <w:t xml:space="preserve">&lt;a&gt;</w:t>
+      </w:r>
+      <w:r>
+        <w:t xml:space="preserve"> </w:t>
+      </w:r>
+      <w:r>
+        <w:t xml:space="preserve">tag and tripping the validator. Type the line then click away, or use the</w:t>
+      </w:r>
+      <w:r>
+        <w:t xml:space="preserve"> </w:t>
+      </w:r>
+      <w:r>
+        <w:rPr>
+          <w:rStyle w:val="VerbatimChar"/>
+        </w:rPr>
+        <w:t xml:space="preserve">&lt;/&gt;</w:t>
+      </w:r>
+      <w:r>
+        <w:t xml:space="preserve"> </w:t>
+      </w:r>
+      <w:r>
+        <w:t xml:space="preserve">source view. Black text is clean, blue means unlink and retry.</w:t>
       </w:r>
     </w:p>
     <w:p>

--- a/Enyrgy_Session_Handoff.docx
+++ b/Enyrgy_Session_Handoff.docx
@@ -3757,13 +3757,13 @@
           <w:b/>
           <w:bCs/>
         </w:rPr>
-        <w:t xml:space="preserve">Also do:</w:t>
-      </w:r>
-      <w:r>
-        <w:t xml:space="preserve"> </w:t>
-      </w:r>
-      <w:r>
-        <w:t xml:space="preserve">filter Contacts on</w:t>
+        <w:t xml:space="preserve">Sweep done Aug 4, incident closed.</w:t>
+      </w:r>
+      <w:r>
+        <w:t xml:space="preserve"> </w:t>
+      </w:r>
+      <w:r>
+        <w:t xml:space="preserve">Filtering Contacts on</w:t>
       </w:r>
       <w:r>
         <w:t xml:space="preserve"> </w:t>
@@ -3778,7 +3778,164 @@
         <w:t xml:space="preserve"> </w:t>
       </w:r>
       <w:r>
-        <w:t xml:space="preserve">and check whether other staff addresses went through the same path. Not yet done.</w:t>
+        <w:t xml:space="preserve">returned three records, all employees or contractors who are also device users. All three carry</w:t>
+      </w:r>
+      <w:r>
+        <w:t xml:space="preserve"> </w:t>
+      </w:r>
+      <w:r>
+        <w:rPr>
+          <w:rStyle w:val="VerbatimChar"/>
+        </w:rPr>
+        <w:t xml:space="preserve">drip_bypass</w:t>
+      </w:r>
+      <w:r>
+        <w:t xml:space="preserve"> </w:t>
+      </w:r>
+      <w:r>
+        <w:t xml:space="preserve">and</w:t>
+      </w:r>
+      <w:r>
+        <w:t xml:space="preserve"> </w:t>
+      </w:r>
+      <w:r>
+        <w:rPr>
+          <w:rStyle w:val="VerbatimChar"/>
+        </w:rPr>
+        <w:t xml:space="preserve">legacy_customer</w:t>
+      </w:r>
+      <w:r>
+        <w:t xml:space="preserve"> </w:t>
+      </w:r>
+      <w:r>
+        <w:t xml:space="preserve">from the Session 10 617-import and</w:t>
+      </w:r>
+      <w:r>
+        <w:t xml:space="preserve"> </w:t>
+      </w:r>
+      <w:r>
+        <w:rPr>
+          <w:b/>
+          <w:bCs/>
+        </w:rPr>
+        <w:t xml:space="preserve">no</w:t>
+      </w:r>
+      <w:r>
+        <w:rPr>
+          <w:b/>
+          <w:bCs/>
+        </w:rPr>
+        <w:t xml:space="preserve"> </w:t>
+      </w:r>
+      <w:r>
+        <w:rPr>
+          <w:rStyle w:val="VerbatimChar"/>
+          <w:b/>
+          <w:bCs/>
+        </w:rPr>
+        <w:t xml:space="preserve">type_</w:t>
+      </w:r>
+      <w:r>
+        <w:rPr>
+          <w:b/>
+          <w:bCs/>
+        </w:rPr>
+        <w:t xml:space="preserve"> </w:t>
+      </w:r>
+      <w:r>
+        <w:rPr>
+          <w:b/>
+          <w:bCs/>
+        </w:rPr>
+        <w:t xml:space="preserve">tags</w:t>
+      </w:r>
+      <w:r>
+        <w:t xml:space="preserve">, so none was ever routed as a lead.</w:t>
+      </w:r>
+      <w:r>
+        <w:t xml:space="preserve"> </w:t>
+      </w:r>
+      <w:r>
+        <w:rPr>
+          <w:rStyle w:val="VerbatimChar"/>
+        </w:rPr>
+        <w:t xml:space="preserve">scott@enyrgy.com</w:t>
+      </w:r>
+      <w:r>
+        <w:t xml:space="preserve"> </w:t>
+      </w:r>
+      <w:r>
+        <w:t xml:space="preserve">was the only casualty and it has been deleted.</w:t>
+      </w:r>
+    </w:p>
+    <w:p>
+      <w:pPr>
+        <w:pStyle w:val="BodyText"/>
+      </w:pPr>
+      <w:r>
+        <w:rPr>
+          <w:b/>
+          <w:bCs/>
+        </w:rPr>
+        <w:t xml:space="preserve">They were deliberately not given</w:t>
+      </w:r>
+      <w:r>
+        <w:rPr>
+          <w:b/>
+          <w:bCs/>
+        </w:rPr>
+        <w:t xml:space="preserve"> </w:t>
+      </w:r>
+      <w:r>
+        <w:rPr>
+          <w:rStyle w:val="VerbatimChar"/>
+          <w:b/>
+          <w:bCs/>
+        </w:rPr>
+        <w:t xml:space="preserve">no_route</w:t>
+      </w:r>
+      <w:r>
+        <w:rPr>
+          <w:b/>
+          <w:bCs/>
+        </w:rPr>
+        <w:t xml:space="preserve">.</w:t>
+      </w:r>
+      <w:r>
+        <w:t xml:space="preserve"> </w:t>
+      </w:r>
+      <w:r>
+        <w:t xml:space="preserve">WF-01’s domain condition already excludes every</w:t>
+      </w:r>
+      <w:r>
+        <w:t xml:space="preserve"> </w:t>
+      </w:r>
+      <w:r>
+        <w:rPr>
+          <w:rStyle w:val="VerbatimChar"/>
+        </w:rPr>
+        <w:t xml:space="preserve">@enyrgy.com</w:t>
+      </w:r>
+      <w:r>
+        <w:t xml:space="preserve"> </w:t>
+      </w:r>
+      <w:r>
+        <w:t xml:space="preserve">address before the tag check runs, and</w:t>
+      </w:r>
+      <w:r>
+        <w:t xml:space="preserve"> </w:t>
+      </w:r>
+      <w:r>
+        <w:rPr>
+          <w:rStyle w:val="VerbatimChar"/>
+        </w:rPr>
+        <w:t xml:space="preserve">drip_bypass</w:t>
+      </w:r>
+      <w:r>
+        <w:t xml:space="preserve"> </w:t>
+      </w:r>
+      <w:r>
+        <w:t xml:space="preserve">covers the drips. A third redundant layer would dilute what the tag means where it actually matters.</w:t>
       </w:r>
     </w:p>
     <w:p>

--- a/Enyrgy_Session_Handoff.docx
+++ b/Enyrgy_Session_Handoff.docx
@@ -15391,6 +15391,116 @@
             </w:pPr>
             <w:r>
               <w:t xml:space="preserve">All 16 role blocks + CFO + compliance gate + workflow map. Session 14: the narrowed blocks (Onboarding, Sales Outreach, Reactivation, Sentinel, Referral and Reviews) were DEPLOYED to the live agents (top block only; each live agent also has a standard Execution Contract not in this pack). On device at ~/Projects/enyrgy-paperclip-core. Upload to project.</w:t>
+            </w:r>
+          </w:p>
+        </w:tc>
+      </w:tr>
+      <w:tr>
+        <w:tc>
+          <w:tcPr/>
+          <w:p>
+            <w:pPr>
+              <w:pStyle w:val="Compact"/>
+            </w:pPr>
+            <w:r>
+              <w:t xml:space="preserve">campaigns/ (directory)</w:t>
+            </w:r>
+          </w:p>
+        </w:tc>
+        <w:tc>
+          <w:tcPr/>
+          <w:p>
+            <w:pPr>
+              <w:pStyle w:val="Compact"/>
+            </w:pPr>
+            <w:r>
+              <w:t xml:space="preserve">Session 16, Aug 3</w:t>
+            </w:r>
+          </w:p>
+        </w:tc>
+        <w:tc>
+          <w:tcPr/>
+          <w:p>
+            <w:pPr>
+              <w:pStyle w:val="Compact"/>
+            </w:pPr>
+            <w:r>
+              <w:t xml:space="preserve">.md + .docx per workflow</w:t>
+            </w:r>
+          </w:p>
+        </w:tc>
+        <w:tc>
+          <w:tcPr/>
+          <w:p>
+            <w:pPr>
+              <w:pStyle w:val="Compact"/>
+            </w:pPr>
+            <w:r>
+              <w:rPr>
+                <w:b/>
+                <w:bCs/>
+              </w:rPr>
+              <w:t xml:space="preserve">All 19 workflows, 94 touches, 83 corrections.</w:t>
+            </w:r>
+            <w:r>
+              <w:t xml:space="preserve"> </w:t>
+            </w:r>
+            <w:r>
+              <w:t xml:space="preserve">Every live email and SMS in GHL, with a per-workflow change log recording what was corrected and why. Plus</w:t>
+            </w:r>
+            <w:r>
+              <w:t xml:space="preserve"> </w:t>
+            </w:r>
+            <w:r>
+              <w:rPr>
+                <w:rStyle w:val="VerbatimChar"/>
+              </w:rPr>
+              <w:t xml:space="preserve">_INDEX</w:t>
+            </w:r>
+            <w:r>
+              <w:t xml:space="preserve">,</w:t>
+            </w:r>
+            <w:r>
+              <w:t xml:space="preserve"> </w:t>
+            </w:r>
+            <w:r>
+              <w:rPr>
+                <w:rStyle w:val="VerbatimChar"/>
+              </w:rPr>
+              <w:t xml:space="preserve">_LINKS</w:t>
+            </w:r>
+            <w:r>
+              <w:t xml:space="preserve"> </w:t>
+            </w:r>
+            <w:r>
+              <w:t xml:space="preserve">(canonical booking/form URLs),</w:t>
+            </w:r>
+            <w:r>
+              <w:t xml:space="preserve"> </w:t>
+            </w:r>
+            <w:r>
+              <w:rPr>
+                <w:rStyle w:val="VerbatimChar"/>
+              </w:rPr>
+              <w:t xml:space="preserve">_TEMPLATE</w:t>
+            </w:r>
+            <w:r>
+              <w:t xml:space="preserve"> </w:t>
+            </w:r>
+            <w:r>
+              <w:t xml:space="preserve">and</w:t>
+            </w:r>
+            <w:r>
+              <w:t xml:space="preserve"> </w:t>
+            </w:r>
+            <w:r>
+              <w:rPr>
+                <w:rStyle w:val="VerbatimChar"/>
+              </w:rPr>
+              <w:t xml:space="preserve">README</w:t>
+            </w:r>
+            <w:r>
+              <w:t xml:space="preserve">. GHL is the source of truth: change GHL first, then the file. Created because Standing Rule 9 did not exist when this copy was written.</w:t>
             </w:r>
           </w:p>
         </w:tc>

--- a/Enyrgy_Session_Handoff.docx
+++ b/Enyrgy_Session_Handoff.docx
@@ -28,7 +28,17 @@
         <w:pStyle w:val="BodyText"/>
       </w:pPr>
       <w:r>
-        <w:t xml:space="preserve">Date of this handoff: July 28, 2026 (end of Session 15)</w:t>
+        <w:t xml:space="preserve">Date of this handoff:</w:t>
+      </w:r>
+      <w:r>
+        <w:t xml:space="preserve"> </w:t>
+      </w:r>
+      <w:r>
+        <w:rPr>
+          <w:b/>
+          <w:bCs/>
+        </w:rPr>
+        <w:t xml:space="preserve">August 4, 2026 (end of Session 16)</w:t>
       </w:r>
     </w:p>
     <w:p>
@@ -15890,7 +15900,7 @@
               <w:pStyle w:val="Compact"/>
             </w:pPr>
             <w:r>
-              <w:t xml:space="preserve">Session 14</w:t>
+              <w:t xml:space="preserve">Session 16, Aug 4</w:t>
             </w:r>
           </w:p>
         </w:tc>

--- a/Enyrgy_Session_Handoff.docx
+++ b/Enyrgy_Session_Handoff.docx
@@ -15641,7 +15641,7 @@
                 <w:b/>
                 <w:bCs/>
               </w:rPr>
-              <w:t xml:space="preserve">Company Skill re-synced Aug 3, 2026 and confirmed at repo commit</w:t>
+              <w:t xml:space="preserve">Company Skill re-synced Aug 3, 2026 at repo commit</w:t>
             </w:r>
             <w:r>
               <w:rPr>
@@ -15663,7 +15663,35 @@
                 <w:b/>
                 <w:bCs/>
               </w:rPr>
-              <w:t xml:space="preserve">.</w:t>
+              <w:t xml:space="preserve">. DRIFTED SINCE:</w:t>
+            </w:r>
+            <w:r>
+              <w:t xml:space="preserve"> </w:t>
+            </w:r>
+            <w:r>
+              <w:t xml:space="preserve">KB Section 11 changed on Aug 4, removing the sentence</w:t>
+            </w:r>
+            <w:r>
+              <w:t xml:space="preserve"> </w:t>
+            </w:r>
+            <w:r>
+              <w:t xml:space="preserve">“Review all client-facing content against the January 2026 FDA Guidelines for Wellness Products before use.”</w:t>
+            </w:r>
+            <w:r>
+              <w:t xml:space="preserve"> </w:t>
+            </w:r>
+            <w:r>
+              <w:t xml:space="preserve">Removed on Scott’s decision because it instructed a check no agent could perform, against a guidance whose own scope test (decision-tree question A3, radiation exposure) appears to exclude UV-emitting devices. See TODO 4f.</w:t>
+            </w:r>
+            <w:r>
+              <w:t xml:space="preserve"> </w:t>
+            </w:r>
+            <w:r>
+              <w:rPr>
+                <w:b/>
+                <w:bCs/>
+              </w:rPr>
+              <w:t xml:space="preserve">One-line edit to re-sync: delete that sentence from Section 11 in Skill Studio.</w:t>
             </w:r>
             <w:r>
               <w:t xml:space="preserve"> </w:t>

--- a/Enyrgy_Session_Handoff.docx
+++ b/Enyrgy_Session_Handoff.docx
@@ -3510,13 +3510,13 @@
           <w:b/>
           <w:bCs/>
         </w:rPr>
-        <w:t xml:space="preserve">The fix, ten minutes.</w:t>
-      </w:r>
-      <w:r>
-        <w:t xml:space="preserve"> </w:t>
-      </w:r>
-      <w:r>
-        <w:t xml:space="preserve">WF-01’s Device User Check condition becomes:</w:t>
+        <w:t xml:space="preserve">The fix.</w:t>
+      </w:r>
+      <w:r>
+        <w:t xml:space="preserve"> </w:t>
+      </w:r>
+      <w:r>
+        <w:t xml:space="preserve">WF-01’s Device User Check condition is now, after a third pass on Aug 7:</w:t>
       </w:r>
     </w:p>
     <w:p>
@@ -3547,10 +3547,64 @@
         </w:rPr>
         <w:t xml:space="preserve">  AND Tags does NOT include no_route</w:t>
       </w:r>
+      <w:r>
+        <w:br/>
+      </w:r>
+      <w:r>
+        <w:rPr>
+          <w:rStyle w:val="VerbatimChar"/>
+        </w:rPr>
+        <w:t xml:space="preserve">  AND Email is not empty</w:t>
+      </w:r>
     </w:p>
     <w:p>
       <w:pPr>
         <w:pStyle w:val="FirstParagraph"/>
+      </w:pPr>
+      <w:r>
+        <w:rPr>
+          <w:b/>
+          <w:bCs/>
+        </w:rPr>
+        <w:t xml:space="preserve">The fourth clause was added Aug 7 after inbound spam calls did the same thing email had done.</w:t>
+      </w:r>
+      <w:r>
+        <w:t xml:space="preserve"> </w:t>
+      </w:r>
+      <w:r>
+        <w:t xml:space="preserve">GHL creates a contact for every inbound call, WF-01 routed them to</w:t>
+      </w:r>
+      <w:r>
+        <w:t xml:space="preserve"> </w:t>
+      </w:r>
+      <w:r>
+        <w:rPr>
+          <w:rStyle w:val="VerbatimChar"/>
+        </w:rPr>
+        <w:t xml:space="preserve">Default Consumer</w:t>
+      </w:r>
+      <w:r>
+        <w:t xml:space="preserve">, and four robocalls became four consumer leads with four Opportunities. Routing an email-less contact accomplishes nothing anyway: the Consumer Drip cannot send without an email, and WF-02’s SMS gate blocks the text without consent. Verified by the inverse of the Aug 4 test, a phone-only contact that previously came back tagged</w:t>
+      </w:r>
+      <w:r>
+        <w:t xml:space="preserve"> </w:t>
+      </w:r>
+      <w:r>
+        <w:rPr>
+          <w:rStyle w:val="VerbatimChar"/>
+        </w:rPr>
+        <w:t xml:space="preserve">type_consumer</w:t>
+      </w:r>
+      <w:r>
+        <w:t xml:space="preserve"> </w:t>
+      </w:r>
+      <w:r>
+        <w:t xml:space="preserve">now receives no tags at all.</w:t>
+      </w:r>
+    </w:p>
+    <w:p>
+      <w:pPr>
+        <w:pStyle w:val="BodyText"/>
       </w:pPr>
       <w:r>
         <w:t xml:space="preserve">The domain rule alone would have prevented this and needs no maintenance.</w:t>

--- a/Enyrgy_Session_Handoff.docx
+++ b/Enyrgy_Session_Handoff.docx
@@ -997,14 +997,6 @@
     </w:p>
     <w:tbl>
       <w:tblPr>
-        <w:tblBorders>
-          <w:top w:val="single" w:sz="6" w:space="0" w:color="AAAAAA"/>
-          <w:left w:val="single" w:sz="6" w:space="0" w:color="AAAAAA"/>
-          <w:bottom w:val="single" w:sz="6" w:space="0" w:color="AAAAAA"/>
-          <w:right w:val="single" w:sz="6" w:space="0" w:color="AAAAAA"/>
-          <w:insideH w:val="single" w:sz="6" w:space="0" w:color="AAAAAA"/>
-          <w:insideV w:val="single" w:sz="6" w:space="0" w:color="AAAAAA"/>
-        </w:tblBorders>
         <w:tblStyle w:val="Table"/>
         <w:tblW w:type="pct" w:w="5000"/>
         <w:tblLayout w:type="fixed"/>
@@ -7128,6 +7120,326 @@
           <w:b/>
           <w:bCs/>
         </w:rPr>
+        <w:t xml:space="preserve">PRODUCT FEED: DECIDED AGAINST, August 16, 2026. Do not set one up until Shopify captures</w:t>
+      </w:r>
+      <w:r>
+        <w:rPr>
+          <w:b/>
+          <w:bCs/>
+        </w:rPr>
+        <w:t xml:space="preserve"> </w:t>
+      </w:r>
+      <w:r>
+        <w:rPr>
+          <w:rStyle w:val="VerbatimChar"/>
+          <w:b/>
+          <w:bCs/>
+        </w:rPr>
+        <w:t xml:space="preserve">refid</w:t>
+      </w:r>
+      <w:r>
+        <w:rPr>
+          <w:b/>
+          <w:bCs/>
+        </w:rPr>
+        <w:t xml:space="preserve">.</w:t>
+      </w:r>
+      <w:r>
+        <w:t xml:space="preserve"> </w:t>
+      </w:r>
+      <w:r>
+        <w:t xml:space="preserve">FlexOffers offers advertisers a product feed (Programs → Products) that publishes a product catalog so publishers can promote individual SKUs. It looks like an obvious win on the page and it is not, because it is incompatible with how 250377 attributes sales.</w:t>
+      </w:r>
+    </w:p>
+    <w:p>
+      <w:pPr>
+        <w:pStyle w:val="BodyText"/>
+      </w:pPr>
+      <w:r>
+        <w:rPr>
+          <w:b/>
+          <w:bCs/>
+        </w:rPr>
+        <w:t xml:space="preserve">Why it breaks.</w:t>
+      </w:r>
+      <w:r>
+        <w:t xml:space="preserve"> </w:t>
+      </w:r>
+      <w:r>
+        <w:t xml:space="preserve">Attribution is capture-and-postback: the five lead-magnet pages read</w:t>
+      </w:r>
+      <w:r>
+        <w:t xml:space="preserve"> </w:t>
+      </w:r>
+      <w:r>
+        <w:rPr>
+          <w:rStyle w:val="VerbatimChar"/>
+        </w:rPr>
+        <w:t xml:space="preserve">refid</w:t>
+      </w:r>
+      <w:r>
+        <w:t xml:space="preserve"> </w:t>
+      </w:r>
+      <w:r>
+        <w:t xml:space="preserve">from the landing URL and store it, and WF-30 fires the postback on Order fulfilled gated on</w:t>
+      </w:r>
+      <w:r>
+        <w:t xml:space="preserve"> </w:t>
+      </w:r>
+      <w:r>
+        <w:rPr>
+          <w:rStyle w:val="VerbatimChar"/>
+        </w:rPr>
+        <w:t xml:space="preserve">FlexOffers Refid is not empty</w:t>
+      </w:r>
+      <w:r>
+        <w:t xml:space="preserve">. A product feed hands publishers product-level links that go</w:t>
+      </w:r>
+      <w:r>
+        <w:t xml:space="preserve"> </w:t>
+      </w:r>
+      <w:r>
+        <w:rPr>
+          <w:b/>
+          <w:bCs/>
+        </w:rPr>
+        <w:t xml:space="preserve">straight to</w:t>
+      </w:r>
+      <w:r>
+        <w:rPr>
+          <w:b/>
+          <w:bCs/>
+        </w:rPr>
+        <w:t xml:space="preserve"> </w:t>
+      </w:r>
+      <w:r>
+        <w:rPr>
+          <w:rStyle w:val="VerbatimChar"/>
+          <w:b/>
+          <w:bCs/>
+        </w:rPr>
+        <w:t xml:space="preserve">shop.enyrgy.com</w:t>
+      </w:r>
+      <w:r>
+        <w:rPr>
+          <w:b/>
+          <w:bCs/>
+        </w:rPr>
+        <w:t xml:space="preserve">, which runs none of that capture code</w:t>
+      </w:r>
+      <w:r>
+        <w:t xml:space="preserve">. A visitor arrives on Shopify with a</w:t>
+      </w:r>
+      <w:r>
+        <w:t xml:space="preserve"> </w:t>
+      </w:r>
+      <w:r>
+        <w:rPr>
+          <w:rStyle w:val="VerbatimChar"/>
+        </w:rPr>
+        <w:t xml:space="preserve">refid</w:t>
+      </w:r>
+      <w:r>
+        <w:t xml:space="preserve"> </w:t>
+      </w:r>
+      <w:r>
+        <w:t xml:space="preserve">nothing reads, buys, and WF-30 finds the field empty and sends no postback. The publisher earns nothing having done exactly what the feed invited. This is the same failure shape as the WF-25 reply path: the tool invites an action the system cannot pay for. It is also why</w:t>
+      </w:r>
+      <w:r>
+        <w:t xml:space="preserve"> </w:t>
+      </w:r>
+      <w:r>
+        <w:rPr>
+          <w:b/>
+          <w:bCs/>
+        </w:rPr>
+        <w:t xml:space="preserve">Deep Linking is OFF</w:t>
+      </w:r>
+      <w:r>
+        <w:t xml:space="preserve"> </w:t>
+      </w:r>
+      <w:r>
+        <w:t xml:space="preserve">on this program — a product feed is a deep-linking mechanism, and the reason it was rejected then still holds.</w:t>
+      </w:r>
+    </w:p>
+    <w:p>
+      <w:pPr>
+        <w:pStyle w:val="BodyText"/>
+      </w:pPr>
+      <w:r>
+        <w:rPr>
+          <w:b/>
+          <w:bCs/>
+        </w:rPr>
+        <w:t xml:space="preserve">Conditions to revisit.</w:t>
+      </w:r>
+      <w:r>
+        <w:t xml:space="preserve"> </w:t>
+      </w:r>
+      <w:r>
+        <w:t xml:space="preserve">Either (a) add</w:t>
+      </w:r>
+      <w:r>
+        <w:t xml:space="preserve"> </w:t>
+      </w:r>
+      <w:r>
+        <w:rPr>
+          <w:rStyle w:val="VerbatimChar"/>
+        </w:rPr>
+        <w:t xml:space="preserve">refid</w:t>
+      </w:r>
+      <w:r>
+        <w:t xml:space="preserve"> </w:t>
+      </w:r>
+      <w:r>
+        <w:t xml:space="preserve">capture to the Shopify product pages and carry it into the order, after which direct product links attribute correctly and deep linking becomes viable generally, or (b) leave it. With</w:t>
+      </w:r>
+      <w:r>
+        <w:t xml:space="preserve"> </w:t>
+      </w:r>
+      <w:r>
+        <w:rPr>
+          <w:b/>
+          <w:bCs/>
+        </w:rPr>
+        <w:t xml:space="preserve">two SKUs</w:t>
+      </w:r>
+      <w:r>
+        <w:t xml:space="preserve"> </w:t>
+      </w:r>
+      <w:r>
+        <w:t xml:space="preserve">(</w:t>
+      </w:r>
+      <w:r>
+        <w:rPr>
+          <w:rStyle w:val="VerbatimChar"/>
+        </w:rPr>
+        <w:t xml:space="preserve">EN-UVB-020</w:t>
+      </w:r>
+      <w:r>
+        <w:t xml:space="preserve"> </w:t>
+      </w:r>
+      <w:r>
+        <w:t xml:space="preserve">and</w:t>
+      </w:r>
+      <w:r>
+        <w:t xml:space="preserve"> </w:t>
+      </w:r>
+      <w:r>
+        <w:rPr>
+          <w:rStyle w:val="VerbatimChar"/>
+        </w:rPr>
+        <w:t xml:space="preserve">ENRG 011</w:t>
+      </w:r>
+      <w:r>
+        <w:t xml:space="preserve">) a feed earns very little regardless; feeds pay off on large catalogs. Do NOT take the third option that suggests itself, pointing every feed</w:t>
+      </w:r>
+      <w:r>
+        <w:t xml:space="preserve"> </w:t>
+      </w:r>
+      <w:r>
+        <w:rPr>
+          <w:rStyle w:val="VerbatimChar"/>
+        </w:rPr>
+        <w:t xml:space="preserve">LinkUrl</w:t>
+      </w:r>
+      <w:r>
+        <w:t xml:space="preserve"> </w:t>
+      </w:r>
+      <w:r>
+        <w:t xml:space="preserve">at a lead magnet — publishers expect a product page, get a quiz, and it reads as bait-and-switch.</w:t>
+      </w:r>
+    </w:p>
+    <w:p>
+      <w:pPr>
+        <w:pStyle w:val="BodyText"/>
+      </w:pPr>
+      <w:r>
+        <w:rPr>
+          <w:b/>
+          <w:bCs/>
+        </w:rPr>
+        <w:t xml:space="preserve">If it is ever built:</w:t>
+      </w:r>
+      <w:r>
+        <w:t xml:space="preserve"> </w:t>
+      </w:r>
+      <w:r>
+        <w:t xml:space="preserve">FlexOffers accepts CSV or XML, requires</w:t>
+      </w:r>
+      <w:r>
+        <w:t xml:space="preserve"> </w:t>
+      </w:r>
+      <w:r>
+        <w:rPr>
+          <w:rStyle w:val="VerbatimChar"/>
+        </w:rPr>
+        <w:t xml:space="preserve">AdvertiserId</w:t>
+      </w:r>
+      <w:r>
+        <w:t xml:space="preserve">,</w:t>
+      </w:r>
+      <w:r>
+        <w:t xml:space="preserve"> </w:t>
+      </w:r>
+      <w:r>
+        <w:rPr>
+          <w:rStyle w:val="VerbatimChar"/>
+        </w:rPr>
+        <w:t xml:space="preserve">Pid</w:t>
+      </w:r>
+      <w:r>
+        <w:t xml:space="preserve">,</w:t>
+      </w:r>
+      <w:r>
+        <w:t xml:space="preserve"> </w:t>
+      </w:r>
+      <w:r>
+        <w:rPr>
+          <w:rStyle w:val="VerbatimChar"/>
+        </w:rPr>
+        <w:t xml:space="preserve">Name</w:t>
+      </w:r>
+      <w:r>
+        <w:t xml:space="preserve">,</w:t>
+      </w:r>
+      <w:r>
+        <w:t xml:space="preserve"> </w:t>
+      </w:r>
+      <w:r>
+        <w:rPr>
+          <w:rStyle w:val="VerbatimChar"/>
+        </w:rPr>
+        <w:t xml:space="preserve">LinkUrl</w:t>
+      </w:r>
+      <w:r>
+        <w:t xml:space="preserve">, and accepts the same CSV used for the website, so</w:t>
+      </w:r>
+      <w:r>
+        <w:t xml:space="preserve"> </w:t>
+      </w:r>
+      <w:r>
+        <w:rPr>
+          <w:rStyle w:val="VerbatimChar"/>
+        </w:rPr>
+        <w:t xml:space="preserve">products_export_1.csv</w:t>
+      </w:r>
+      <w:r>
+        <w:t xml:space="preserve"> </w:t>
+      </w:r>
+      <w:r>
+        <w:t xml:space="preserve">is a starting point. The File Name convention is not in FlexOffers’ public docs; it is on the SPECIFICATIONS tab of that page.</w:t>
+      </w:r>
+    </w:p>
+    <w:p>
+      <w:pPr>
+        <w:pStyle w:val="BodyText"/>
+      </w:pPr>
+      <w:r>
+        <w:rPr>
+          <w:b/>
+          <w:bCs/>
+        </w:rPr>
         <w:t xml:space="preserve">Caution learned:</w:t>
       </w:r>
       <w:r>
@@ -12357,14 +12669,6 @@
     </w:p>
     <w:tbl>
       <w:tblPr>
-        <w:tblBorders>
-          <w:top w:val="single" w:sz="6" w:space="0" w:color="AAAAAA"/>
-          <w:left w:val="single" w:sz="6" w:space="0" w:color="AAAAAA"/>
-          <w:bottom w:val="single" w:sz="6" w:space="0" w:color="AAAAAA"/>
-          <w:right w:val="single" w:sz="6" w:space="0" w:color="AAAAAA"/>
-          <w:insideH w:val="single" w:sz="6" w:space="0" w:color="AAAAAA"/>
-          <w:insideV w:val="single" w:sz="6" w:space="0" w:color="AAAAAA"/>
-        </w:tblBorders>
         <w:tblStyle w:val="Table"/>
         <w:tblW w:type="pct" w:w="5000"/>
         <w:tblLayout w:type="fixed"/>
@@ -13088,14 +13392,6 @@
     </w:p>
     <w:tbl>
       <w:tblPr>
-        <w:tblBorders>
-          <w:top w:val="single" w:sz="6" w:space="0" w:color="AAAAAA"/>
-          <w:left w:val="single" w:sz="6" w:space="0" w:color="AAAAAA"/>
-          <w:bottom w:val="single" w:sz="6" w:space="0" w:color="AAAAAA"/>
-          <w:right w:val="single" w:sz="6" w:space="0" w:color="AAAAAA"/>
-          <w:insideH w:val="single" w:sz="6" w:space="0" w:color="AAAAAA"/>
-          <w:insideV w:val="single" w:sz="6" w:space="0" w:color="AAAAAA"/>
-        </w:tblBorders>
         <w:tblStyle w:val="Table"/>
         <w:tblW w:type="pct" w:w="5000"/>
         <w:tblLayout w:type="fixed"/>
@@ -13672,14 +13968,6 @@
     </w:p>
     <w:tbl>
       <w:tblPr>
-        <w:tblBorders>
-          <w:top w:val="single" w:sz="6" w:space="0" w:color="AAAAAA"/>
-          <w:left w:val="single" w:sz="6" w:space="0" w:color="AAAAAA"/>
-          <w:bottom w:val="single" w:sz="6" w:space="0" w:color="AAAAAA"/>
-          <w:right w:val="single" w:sz="6" w:space="0" w:color="AAAAAA"/>
-          <w:insideH w:val="single" w:sz="6" w:space="0" w:color="AAAAAA"/>
-          <w:insideV w:val="single" w:sz="6" w:space="0" w:color="AAAAAA"/>
-        </w:tblBorders>
         <w:tblStyle w:val="Table"/>
         <w:tblW w:type="pct" w:w="5000"/>
         <w:tblLayout w:type="fixed"/>
@@ -14018,14 +14306,6 @@
     </w:p>
     <w:tbl>
       <w:tblPr>
-        <w:tblBorders>
-          <w:top w:val="single" w:sz="6" w:space="0" w:color="AAAAAA"/>
-          <w:left w:val="single" w:sz="6" w:space="0" w:color="AAAAAA"/>
-          <w:bottom w:val="single" w:sz="6" w:space="0" w:color="AAAAAA"/>
-          <w:right w:val="single" w:sz="6" w:space="0" w:color="AAAAAA"/>
-          <w:insideH w:val="single" w:sz="6" w:space="0" w:color="AAAAAA"/>
-          <w:insideV w:val="single" w:sz="6" w:space="0" w:color="AAAAAA"/>
-        </w:tblBorders>
         <w:tblStyle w:val="Table"/>
         <w:tblW w:type="pct" w:w="5000"/>
         <w:tblLayout w:type="fixed"/>
@@ -14885,14 +15165,6 @@
     </w:p>
     <w:tbl>
       <w:tblPr>
-        <w:tblBorders>
-          <w:top w:val="single" w:sz="6" w:space="0" w:color="AAAAAA"/>
-          <w:left w:val="single" w:sz="6" w:space="0" w:color="AAAAAA"/>
-          <w:bottom w:val="single" w:sz="6" w:space="0" w:color="AAAAAA"/>
-          <w:right w:val="single" w:sz="6" w:space="0" w:color="AAAAAA"/>
-          <w:insideH w:val="single" w:sz="6" w:space="0" w:color="AAAAAA"/>
-          <w:insideV w:val="single" w:sz="6" w:space="0" w:color="AAAAAA"/>
-        </w:tblBorders>
         <w:tblStyle w:val="Table"/>
         <w:tblW w:type="pct" w:w="5000"/>
         <w:tblLayout w:type="fixed"/>
@@ -16190,14 +16462,6 @@
     </w:p>
     <w:tbl>
       <w:tblPr>
-        <w:tblBorders>
-          <w:top w:val="single" w:sz="6" w:space="0" w:color="AAAAAA"/>
-          <w:left w:val="single" w:sz="6" w:space="0" w:color="AAAAAA"/>
-          <w:bottom w:val="single" w:sz="6" w:space="0" w:color="AAAAAA"/>
-          <w:right w:val="single" w:sz="6" w:space="0" w:color="AAAAAA"/>
-          <w:insideH w:val="single" w:sz="6" w:space="0" w:color="AAAAAA"/>
-          <w:insideV w:val="single" w:sz="6" w:space="0" w:color="AAAAAA"/>
-        </w:tblBorders>
         <w:tblStyle w:val="Table"/>
         <w:tblW w:type="pct" w:w="5000"/>
         <w:tblLayout w:type="fixed"/>

--- a/Enyrgy_Session_Handoff.docx
+++ b/Enyrgy_Session_Handoff.docx
@@ -8163,7 +8163,7 @@
           <w:b/>
           <w:bCs/>
         </w:rPr>
-        <w:t xml:space="preserve">77 percent of indoor adults</w:t>
+        <w:t xml:space="preserve">77 percent of adults</w:t>
       </w:r>
       <w:r>
         <w:t xml:space="preserve"> </w:t>

--- a/Enyrgy_Session_Handoff.docx
+++ b/Enyrgy_Session_Handoff.docx
@@ -999,6 +999,14 @@
       <w:tblPr>
         <w:tblStyle w:val="Table"/>
         <w:tblW w:type="pct" w:w="5000"/>
+        <w:tblBorders>
+          <w:top w:val="single" w:sz="4" w:space="0" w:color="auto"/>
+          <w:left w:val="single" w:sz="4" w:space="0" w:color="auto"/>
+          <w:bottom w:val="single" w:sz="4" w:space="0" w:color="auto"/>
+          <w:right w:val="single" w:sz="4" w:space="0" w:color="auto"/>
+          <w:insideH w:val="single" w:sz="4" w:space="0" w:color="auto"/>
+          <w:insideV w:val="single" w:sz="4" w:space="0" w:color="auto"/>
+        </w:tblBorders>
         <w:tblLayout w:type="fixed"/>
         <w:tblLook w:firstRow="1" w:lastRow="0" w:firstColumn="0" w:lastColumn="0" w:noHBand="0" w:noVBand="0" w:val="0020"/>
       </w:tblPr>
@@ -2733,7 +2741,7 @@
           <w:b/>
           <w:bCs/>
         </w:rPr>
-        <w:t xml:space="preserve">The corporate-domain worry did not materialise.</w:t>
+        <w:t xml:space="preserve">The corporate-domain worry did not materialize.</w:t>
       </w:r>
       <w:r>
         <w:t xml:space="preserve"> </w:t>
@@ -5576,7 +5584,7 @@
         <w:t xml:space="preserve"> </w:t>
       </w:r>
       <w:r>
-        <w:t xml:space="preserve">(1) verify every agent audit/verification against the live GHL account before acting; agent escalations are leads, not facts; (2) keep Anthropic credit buffered and budgets with headroom, because starvation multiplies cost (dying runs re-wake and replay a growing thread) and triggers confabulation; (3) the QC instruction was tightened to require cited contact IDs + observed tags and to forbid inferring status from stage. Cleanup: ENY-20, ENY-30, and the phantom replacement fix ENY-35 were cancelled; ENY-29 and ENY-31 (Saloni reconciliation) were already Done; Saloni was an intentional human spam deletion, not an unapproved action.</w:t>
+        <w:t xml:space="preserve">(1) verify every agent audit/verification against the live GHL account before acting; agent escalations are leads, not facts; (2) keep Anthropic credit buffered and budgets with headroom, because starvation multiplies cost (dying runs re-wake and replay a growing thread) and triggers confabulation; (3) the QC instruction was tightened to require cited contact IDs + observed tags and to forbid inferring status from stage. Cleanup: ENY-20, ENY-30, and the phantom replacement fix ENY-35 were canceled; ENY-29 and ENY-31 (Saloni reconciliation) were already Done; Saloni was an intentional human spam deletion, not an unapproved action.</w:t>
       </w:r>
       <w:r>
         <w:t xml:space="preserve"> </w:t>
@@ -7259,7 +7267,7 @@
         <w:t xml:space="preserve"> </w:t>
       </w:r>
       <w:r>
-        <w:t xml:space="preserve">on this program — a product feed is a deep-linking mechanism, and the reason it was rejected then still holds.</w:t>
+        <w:t xml:space="preserve">on this program. A product feed is a deep-linking mechanism, and the reason it was rejected then still holds.</w:t>
       </w:r>
     </w:p>
     <w:p>
@@ -7347,7 +7355,7 @@
         <w:t xml:space="preserve"> </w:t>
       </w:r>
       <w:r>
-        <w:t xml:space="preserve">at a lead magnet — publishers expect a product page, get a quiz, and it reads as bait-and-switch.</w:t>
+        <w:t xml:space="preserve">at a lead magnet. Publishers expect a product page, get a quiz, and it reads as bait-and-switch.</w:t>
       </w:r>
     </w:p>
     <w:p>
@@ -9693,7 +9701,7 @@
         <w:t xml:space="preserve">“Hire your first engineer”</w:t>
       </w:r>
       <w:r>
-        <w:t xml:space="preserve">), which spawned a Founding Engineer agent and 6 sub-tasks. Stopped and cancelled the entire subtree; the workspace is clean (0 tasks, 0 running agents). No net spend damage.</w:t>
+        <w:t xml:space="preserve">), which spawned a Founding Engineer agent and 6 sub-tasks. Stopped and canceled the entire subtree; the workspace is clean (0 tasks, 0 running agents). No net spend damage.</w:t>
       </w:r>
     </w:p>
     <w:p>
@@ -12671,6 +12679,14 @@
       <w:tblPr>
         <w:tblStyle w:val="Table"/>
         <w:tblW w:type="pct" w:w="5000"/>
+        <w:tblBorders>
+          <w:top w:val="single" w:sz="4" w:space="0" w:color="auto"/>
+          <w:left w:val="single" w:sz="4" w:space="0" w:color="auto"/>
+          <w:bottom w:val="single" w:sz="4" w:space="0" w:color="auto"/>
+          <w:right w:val="single" w:sz="4" w:space="0" w:color="auto"/>
+          <w:insideH w:val="single" w:sz="4" w:space="0" w:color="auto"/>
+          <w:insideV w:val="single" w:sz="4" w:space="0" w:color="auto"/>
+        </w:tblBorders>
         <w:tblLayout w:type="fixed"/>
         <w:tblLook w:firstRow="1" w:lastRow="0" w:firstColumn="0" w:lastColumn="0" w:noHBand="0" w:noVBand="0" w:val="0020"/>
       </w:tblPr>
@@ -13394,6 +13410,14 @@
       <w:tblPr>
         <w:tblStyle w:val="Table"/>
         <w:tblW w:type="pct" w:w="5000"/>
+        <w:tblBorders>
+          <w:top w:val="single" w:sz="4" w:space="0" w:color="auto"/>
+          <w:left w:val="single" w:sz="4" w:space="0" w:color="auto"/>
+          <w:bottom w:val="single" w:sz="4" w:space="0" w:color="auto"/>
+          <w:right w:val="single" w:sz="4" w:space="0" w:color="auto"/>
+          <w:insideH w:val="single" w:sz="4" w:space="0" w:color="auto"/>
+          <w:insideV w:val="single" w:sz="4" w:space="0" w:color="auto"/>
+        </w:tblBorders>
         <w:tblLayout w:type="fixed"/>
         <w:tblLook w:firstRow="1" w:lastRow="0" w:firstColumn="0" w:lastColumn="0" w:noHBand="0" w:noVBand="0" w:val="0020"/>
       </w:tblPr>
@@ -13970,6 +13994,14 @@
       <w:tblPr>
         <w:tblStyle w:val="Table"/>
         <w:tblW w:type="pct" w:w="5000"/>
+        <w:tblBorders>
+          <w:top w:val="single" w:sz="4" w:space="0" w:color="auto"/>
+          <w:left w:val="single" w:sz="4" w:space="0" w:color="auto"/>
+          <w:bottom w:val="single" w:sz="4" w:space="0" w:color="auto"/>
+          <w:right w:val="single" w:sz="4" w:space="0" w:color="auto"/>
+          <w:insideH w:val="single" w:sz="4" w:space="0" w:color="auto"/>
+          <w:insideV w:val="single" w:sz="4" w:space="0" w:color="auto"/>
+        </w:tblBorders>
         <w:tblLayout w:type="fixed"/>
         <w:tblLook w:firstRow="1" w:lastRow="0" w:firstColumn="0" w:lastColumn="0" w:noHBand="0" w:noVBand="0" w:val="0020"/>
       </w:tblPr>
@@ -14308,6 +14340,14 @@
       <w:tblPr>
         <w:tblStyle w:val="Table"/>
         <w:tblW w:type="pct" w:w="5000"/>
+        <w:tblBorders>
+          <w:top w:val="single" w:sz="4" w:space="0" w:color="auto"/>
+          <w:left w:val="single" w:sz="4" w:space="0" w:color="auto"/>
+          <w:bottom w:val="single" w:sz="4" w:space="0" w:color="auto"/>
+          <w:right w:val="single" w:sz="4" w:space="0" w:color="auto"/>
+          <w:insideH w:val="single" w:sz="4" w:space="0" w:color="auto"/>
+          <w:insideV w:val="single" w:sz="4" w:space="0" w:color="auto"/>
+        </w:tblBorders>
         <w:tblLayout w:type="fixed"/>
         <w:tblLook w:firstRow="1" w:lastRow="0" w:firstColumn="0" w:lastColumn="0" w:noHBand="0" w:noVBand="0" w:val="0020"/>
       </w:tblPr>
@@ -15167,6 +15207,14 @@
       <w:tblPr>
         <w:tblStyle w:val="Table"/>
         <w:tblW w:type="pct" w:w="5000"/>
+        <w:tblBorders>
+          <w:top w:val="single" w:sz="4" w:space="0" w:color="auto"/>
+          <w:left w:val="single" w:sz="4" w:space="0" w:color="auto"/>
+          <w:bottom w:val="single" w:sz="4" w:space="0" w:color="auto"/>
+          <w:right w:val="single" w:sz="4" w:space="0" w:color="auto"/>
+          <w:insideH w:val="single" w:sz="4" w:space="0" w:color="auto"/>
+          <w:insideV w:val="single" w:sz="4" w:space="0" w:color="auto"/>
+        </w:tblBorders>
         <w:tblLayout w:type="fixed"/>
         <w:tblLook w:firstRow="1" w:lastRow="0" w:firstColumn="0" w:lastColumn="0" w:noHBand="0" w:noVBand="0" w:val="0020"/>
       </w:tblPr>
@@ -16464,6 +16512,14 @@
       <w:tblPr>
         <w:tblStyle w:val="Table"/>
         <w:tblW w:type="pct" w:w="5000"/>
+        <w:tblBorders>
+          <w:top w:val="single" w:sz="4" w:space="0" w:color="auto"/>
+          <w:left w:val="single" w:sz="4" w:space="0" w:color="auto"/>
+          <w:bottom w:val="single" w:sz="4" w:space="0" w:color="auto"/>
+          <w:right w:val="single" w:sz="4" w:space="0" w:color="auto"/>
+          <w:insideH w:val="single" w:sz="4" w:space="0" w:color="auto"/>
+          <w:insideV w:val="single" w:sz="4" w:space="0" w:color="auto"/>
+        </w:tblBorders>
         <w:tblLayout w:type="fixed"/>
         <w:tblLook w:firstRow="1" w:lastRow="0" w:firstColumn="0" w:lastColumn="0" w:noHBand="0" w:noVBand="0" w:val="0020"/>
       </w:tblPr>

--- a/Enyrgy_Session_Handoff.docx
+++ b/Enyrgy_Session_Handoff.docx
@@ -15976,7 +15976,187 @@
               <w:pStyle w:val="Compact"/>
             </w:pPr>
             <w:r>
-              <w:t xml:space="preserve">Shared agent-read KB, 15 sections, voice-passed.</w:t>
+              <w:t xml:space="preserve">Shared agent-read KB, 16 sections, voice-passed.</w:t>
+            </w:r>
+            <w:r>
+              <w:t xml:space="preserve"> </w:t>
+            </w:r>
+            <w:r>
+              <w:rPr>
+                <w:b/>
+                <w:bCs/>
+              </w:rPr>
+              <w:t xml:space="preserve">NEW Aug 24, 2026: Section 16, Contraindications and inbound health questions.</w:t>
+            </w:r>
+            <w:r>
+              <w:t xml:space="preserve"> </w:t>
+            </w:r>
+            <w:r>
+              <w:t xml:space="preserve">The contraindication list from the User Manual plus the rules for any conversation where a person names a condition, an injury, or a medication: never clear anyone, never treat absence from the list as clearance, never reason outward from it, do not record health details in GHL, escalate to Scott.</w:t>
+            </w:r>
+            <w:r>
+              <w:t xml:space="preserve"> </w:t>
+            </w:r>
+            <w:r>
+              <w:rPr>
+                <w:b/>
+                <w:bCs/>
+              </w:rPr>
+              <w:t xml:space="preserve">16.2</w:t>
+            </w:r>
+            <w:r>
+              <w:t xml:space="preserve"> </w:t>
+            </w:r>
+            <w:r>
+              <w:t xml:space="preserve">records the one standing exemption to the Section 11 prohibited-words scan, since the list needs</w:t>
+            </w:r>
+            <w:r>
+              <w:t xml:space="preserve"> </w:t>
+            </w:r>
+            <w:r>
+              <w:t xml:space="preserve">“diagnosed”</w:t>
+            </w:r>
+            <w:r>
+              <w:t xml:space="preserve"> </w:t>
+            </w:r>
+            <w:r>
+              <w:t xml:space="preserve">five times and scrubbing it breaks the disclosure.</w:t>
+            </w:r>
+            <w:r>
+              <w:t xml:space="preserve"> </w:t>
+            </w:r>
+            <w:r>
+              <w:rPr>
+                <w:b/>
+                <w:bCs/>
+              </w:rPr>
+              <w:t xml:space="preserve">16.3</w:t>
+            </w:r>
+            <w:r>
+              <w:t xml:space="preserve"> </w:t>
+            </w:r>
+            <w:r>
+              <w:t xml:space="preserve">is the substantive one: the app doses from Fitzpatrick skin type and cannot know what a user takes, so a photosensitizing drug puts the automatic cutoff above that person’s burn threshold. The safety record is silent on this in both directions, because we never screened for those drugs or recorded them, so it must not be cited in answer to a photosensitivity question.</w:t>
+            </w:r>
+            <w:r>
+              <w:t xml:space="preserve"> </w:t>
+            </w:r>
+            <w:r>
+              <w:rPr>
+                <w:b/>
+                <w:bCs/>
+              </w:rPr>
+              <w:t xml:space="preserve">16.5</w:t>
+            </w:r>
+            <w:r>
+              <w:t xml:space="preserve"> </w:t>
+            </w:r>
+            <w:r>
+              <w:t xml:space="preserve">separates vitamin D genetic non-response from the safety list; the biology overlaps with the supplement low-responder figure without being identical (GC and CYP2R1 act by either route, DHCR7 governs skin substrate).</w:t>
+            </w:r>
+            <w:r>
+              <w:t xml:space="preserve"> </w:t>
+            </w:r>
+            <w:r>
+              <w:rPr>
+                <w:b/>
+                <w:bCs/>
+              </w:rPr>
+              <w:t xml:space="preserve">16.6</w:t>
+            </w:r>
+            <w:r>
+              <w:t xml:space="preserve"> </w:t>
+            </w:r>
+            <w:r>
+              <w:t xml:space="preserve">adds the intact-skin rule, absent from every Enyrgy document until now: our own approved research says vitamin D supports wound repair, so a reader who owns a UVB platform can conclude the light should go on the wound, and nothing published said otherwise.</w:t>
+            </w:r>
+            <w:r>
+              <w:t xml:space="preserve"> </w:t>
+            </w:r>
+            <w:r>
+              <w:rPr>
+                <w:b/>
+                <w:bCs/>
+              </w:rPr>
+              <w:t xml:space="preserve">16.7</w:t>
+            </w:r>
+            <w:r>
+              <w:t xml:space="preserve"> </w:t>
+            </w:r>
+            <w:r>
+              <w:t xml:space="preserve">records the removal of the Heart/Pacemaker line (Scott’s decision, Aug 24) after research found no dermatological source supporting it; the 2019 AAD-NPF guidelines list neither implanted cardiac devices nor anything like them, and warnings of that shape trace to tanning-cabinet concerns about electromagnetic interference from ballasts and motors rather than from UV. Three constraints written in alongside: removal is not clearance, never volunteer it, never tell a customer holding the earlier printing that their manual is wrong.</w:t>
+            </w:r>
+            <w:r>
+              <w:t xml:space="preserve"> </w:t>
+            </w:r>
+            <w:r>
+              <w:rPr>
+                <w:b/>
+                <w:bCs/>
+              </w:rPr>
+              <w:t xml:space="preserve">The User Manual was revised to match</w:t>
+            </w:r>
+            <w:r>
+              <w:t xml:space="preserve"> </w:t>
+            </w:r>
+            <w:r>
+              <w:t xml:space="preserve">(EPP correction, pacemaker line removed,</w:t>
+            </w:r>
+            <w:r>
+              <w:t xml:space="preserve"> </w:t>
+            </w:r>
+            <w:r>
+              <w:rPr>
+                <w:rStyle w:val="VerbatimChar"/>
+              </w:rPr>
+              <w:t xml:space="preserve">Use on Intact Skin Only</w:t>
+            </w:r>
+            <w:r>
+              <w:t xml:space="preserve"> </w:t>
+            </w:r>
+            <w:r>
+              <w:t xml:space="preserve">subsection added) and saved by Scott as</w:t>
+            </w:r>
+            <w:r>
+              <w:t xml:space="preserve"> </w:t>
+            </w:r>
+            <w:r>
+              <w:rPr>
+                <w:rStyle w:val="VerbatimChar"/>
+              </w:rPr>
+              <w:t xml:space="preserve">Enyrgy Precision Wellness Platform User Manual v2.docx</w:t>
+            </w:r>
+            <w:r>
+              <w:t xml:space="preserve"> </w:t>
+            </w:r>
+            <w:r>
+              <w:t xml:space="preserve">in OneDrive. Units in the field carry the previous printing.</w:t>
+            </w:r>
+            <w:r>
+              <w:t xml:space="preserve"> </w:t>
+            </w:r>
+            <w:r>
+              <w:rPr>
+                <w:b/>
+                <w:bCs/>
+              </w:rPr>
+              <w:t xml:space="preserve">Brand Style Guide Section 08</w:t>
+            </w:r>
+            <w:r>
+              <w:t xml:space="preserve"> </w:t>
+            </w:r>
+            <w:r>
+              <w:t xml:space="preserve">now carries the same list plus the Intact Skin Notice; aligning it narrowed two consumer warnings, family history of skin cancer and breastfeeding, both recorded there as open. Pointers added at the KB header, Section 4 Safety and Section 11.</w:t>
+            </w:r>
+            <w:r>
+              <w:t xml:space="preserve"> </w:t>
+            </w:r>
+            <w:r>
+              <w:rPr>
+                <w:b/>
+                <w:bCs/>
+              </w:rPr>
+              <w:t xml:space="preserve">This section is NOT in the live Company Skill yet and the live agents cannot see it. Re-sync required.</w:t>
             </w:r>
             <w:r>
               <w:t xml:space="preserve"> </w:t>

--- a/Enyrgy_Session_Handoff.docx
+++ b/Enyrgy_Session_Handoff.docx
@@ -2,7 +2,7 @@
 <file path=word/document.xml><?xml version="1.0" encoding="utf-8"?>
 <w:document xmlns:w="http://schemas.openxmlformats.org/wordprocessingml/2006/main" xmlns:m="http://schemas.openxmlformats.org/officeDocument/2006/math" xmlns:r="http://schemas.openxmlformats.org/officeDocument/2006/relationships" xmlns:o="urn:schemas-microsoft-com:office:office" xmlns:v="urn:schemas-microsoft-com:vml" xmlns:w10="urn:schemas-microsoft-com:office:word" xmlns:a="http://schemas.openxmlformats.org/drawingml/2006/main" xmlns:pic="http://schemas.openxmlformats.org/drawingml/2006/picture" xmlns:wp="http://schemas.openxmlformats.org/drawingml/2006/wordprocessingDrawing">
   <w:body>
-    <w:bookmarkStart w:id="80" w:name="enyrgy-ghl---session-handoff"/>
+    <w:bookmarkStart w:id="90" w:name="enyrgy-ghl---session-handoff"/>
     <w:p>
       <w:pPr>
         <w:pStyle w:val="Heading1"/>
@@ -48,7 +48,7 @@
         </w:pict>
       </w:r>
     </w:p>
-    <w:bookmarkStart w:id="9" w:name="how-to-use-this"/>
+    <w:bookmarkStart w:id="19" w:name="how-to-use-this"/>
     <w:p>
       <w:pPr>
         <w:pStyle w:val="Heading2"/>
@@ -99,8 +99,8 @@
         </w:pict>
       </w:r>
     </w:p>
-    <w:bookmarkEnd w:id="9"/>
-    <w:bookmarkStart w:id="10" w:name="X2d999775a38c9ddc5f0d8a9409b96cba42e413d"/>
+    <w:bookmarkEnd w:id="19"/>
+    <w:bookmarkStart w:id="20" w:name="X2d999775a38c9ddc5f0d8a9409b96cba42e413d"/>
     <w:p>
       <w:pPr>
         <w:pStyle w:val="Heading2"/>
@@ -308,8 +308,8 @@
         </w:pict>
       </w:r>
     </w:p>
-    <w:bookmarkEnd w:id="10"/>
-    <w:bookmarkStart w:id="11" w:name="X83f7989c9d53dc8acf736dbf330035db2e2858e"/>
+    <w:bookmarkEnd w:id="20"/>
+    <w:bookmarkStart w:id="21" w:name="X83f7989c9d53dc8acf736dbf330035db2e2858e"/>
     <w:p>
       <w:pPr>
         <w:pStyle w:val="Heading2"/>
@@ -985,8 +985,8 @@
         </w:pict>
       </w:r>
     </w:p>
-    <w:bookmarkEnd w:id="11"/>
-    <w:bookmarkStart w:id="12" w:name="key-constants"/>
+    <w:bookmarkEnd w:id="21"/>
+    <w:bookmarkStart w:id="22" w:name="key-constants"/>
     <w:p>
       <w:pPr>
         <w:pStyle w:val="Heading2"/>
@@ -1436,8 +1436,8 @@
         </w:pict>
       </w:r>
     </w:p>
-    <w:bookmarkEnd w:id="12"/>
-    <w:bookmarkStart w:id="13" w:name="X5afde6c00b6514536673da706456213de7c97df"/>
+    <w:bookmarkEnd w:id="22"/>
+    <w:bookmarkStart w:id="23" w:name="X5afde6c00b6514536673da706456213de7c97df"/>
     <w:p>
       <w:pPr>
         <w:pStyle w:val="Heading2"/>
@@ -1588,8 +1588,8 @@
         </w:pict>
       </w:r>
     </w:p>
-    <w:bookmarkEnd w:id="13"/>
-    <w:bookmarkStart w:id="21" w:name="what-was-done-session-16-july-31-2026"/>
+    <w:bookmarkEnd w:id="23"/>
+    <w:bookmarkStart w:id="31" w:name="what-was-done-session-16-july-31-2026"/>
     <w:p>
       <w:pPr>
         <w:pStyle w:val="Heading2"/>
@@ -1598,7 +1598,7 @@
         <w:t xml:space="preserve">WHAT WAS DONE (Session 16, July 31, 2026)</w:t>
       </w:r>
     </w:p>
-    <w:bookmarkStart w:id="14" w:name="Xdb4eb561f908ed6ff5fec14bb12dc9aac86bfed"/>
+    <w:bookmarkStart w:id="24" w:name="Xdb4eb561f908ed6ff5fec14bb12dc9aac86bfed"/>
     <w:p>
       <w:pPr>
         <w:pStyle w:val="Heading3"/>
@@ -2790,8 +2790,8 @@
         <w:t xml:space="preserve">- Open rate caveat for future comparison: Apple Mail Privacy Protection auto-loads tracking pixels and some corporate scanners pre-fetch images, so opens skew high. Treat 75% as directional, and compare quarter over quarter rather than against an absolute benchmark.</w:t>
       </w:r>
     </w:p>
-    <w:bookmarkEnd w:id="14"/>
-    <w:bookmarkStart w:id="15" w:name="live-kb-skill-re-synced-aug-1-2026"/>
+    <w:bookmarkEnd w:id="24"/>
+    <w:bookmarkStart w:id="25" w:name="live-kb-skill-re-synced-aug-1-2026"/>
     <w:p>
       <w:pPr>
         <w:pStyle w:val="Heading3"/>
@@ -2951,8 +2951,8 @@
         <w:t xml:space="preserve">to see what actually changed, then apply only those hunks as find/replace in Skill Studio. Never select-all-paste. Always reopen after saving and confirm the body has content and the frontmatter appears exactly once.</w:t>
       </w:r>
     </w:p>
-    <w:bookmarkEnd w:id="15"/>
-    <w:bookmarkStart w:id="16" w:name="X3cc25ff4833ef94a23998dd3e92a7809d7710a4"/>
+    <w:bookmarkEnd w:id="25"/>
+    <w:bookmarkStart w:id="26" w:name="X3cc25ff4833ef94a23998dd3e92a7809d7710a4"/>
     <w:p>
       <w:pPr>
         <w:pStyle w:val="Heading3"/>
@@ -3162,8 +3162,8 @@
         <w:t xml:space="preserve">trigger sending an internal notification with the message body and contact link is the answer, the same pattern WF-26 uses. Test what GHL’s built-in notification actually contains before deciding whether to build it.</w:t>
       </w:r>
     </w:p>
-    <w:bookmarkEnd w:id="16"/>
-    <w:bookmarkStart w:id="17" w:name="quarterly-runbook-from-q3-onward"/>
+    <w:bookmarkEnd w:id="26"/>
+    <w:bookmarkStart w:id="27" w:name="quarterly-runbook-from-q3-onward"/>
     <w:p>
       <w:pPr>
         <w:pStyle w:val="Heading3"/>
@@ -3312,8 +3312,8 @@
         <w:t xml:space="preserve">Roughly ten minutes</w:t>
       </w:r>
     </w:p>
-    <w:bookmarkEnd w:id="17"/>
-    <w:bookmarkStart w:id="18" w:name="X79e49eaf88c6b3e95542a59a17dded4de51e90e"/>
+    <w:bookmarkEnd w:id="27"/>
+    <w:bookmarkStart w:id="28" w:name="X79e49eaf88c6b3e95542a59a17dded4de51e90e"/>
     <w:p>
       <w:pPr>
         <w:pStyle w:val="Heading3"/>
@@ -4041,8 +4041,8 @@
         <w:t xml:space="preserve">, built Aug 1 for the Outcode work. This distinction caused confusion once already.</w:t>
       </w:r>
     </w:p>
-    <w:bookmarkEnd w:id="18"/>
-    <w:bookmarkStart w:id="19" w:name="X0e27b19de0979e208ea1bc4f92f3e0b8477cfef"/>
+    <w:bookmarkEnd w:id="28"/>
+    <w:bookmarkStart w:id="29" w:name="X0e27b19de0979e208ea1bc4f92f3e0b8477cfef"/>
     <w:p>
       <w:pPr>
         <w:pStyle w:val="Heading3"/>
@@ -4296,8 +4296,8 @@
         <w:t xml:space="preserve">against the Customer Replied trigger. This is why the built-in Conversation Notification should be switched to In-App rather than turned off.</w:t>
       </w:r>
     </w:p>
-    <w:bookmarkEnd w:id="19"/>
-    <w:bookmarkStart w:id="20" w:name="campaign-capture-complete-aug-2-3-2026"/>
+    <w:bookmarkEnd w:id="29"/>
+    <w:bookmarkStart w:id="30" w:name="campaign-capture-complete-aug-2-3-2026"/>
     <w:p>
       <w:pPr>
         <w:pStyle w:val="Heading3"/>
@@ -4568,9 +4568,9 @@
         </w:pict>
       </w:r>
     </w:p>
-    <w:bookmarkEnd w:id="20"/>
-    <w:bookmarkEnd w:id="21"/>
-    <w:bookmarkStart w:id="22" w:name="what-was-done-session-15-july-27-28-2026"/>
+    <w:bookmarkEnd w:id="30"/>
+    <w:bookmarkEnd w:id="31"/>
+    <w:bookmarkStart w:id="32" w:name="what-was-done-session-15-july-27-28-2026"/>
     <w:p>
       <w:pPr>
         <w:pStyle w:val="Heading2"/>
@@ -7927,8 +7927,8 @@
         <w:t xml:space="preserve">- Also resolved July 28: investor-presentation calendar conflict; Q2 investor update sent to Brian for review; GBP verified/live.</w:t>
       </w:r>
     </w:p>
-    <w:bookmarkEnd w:id="22"/>
-    <w:bookmarkStart w:id="23" w:name="what-was-done-session-14-july-25-26-2026"/>
+    <w:bookmarkEnd w:id="32"/>
+    <w:bookmarkStart w:id="33" w:name="what-was-done-session-14-july-25-26-2026"/>
     <w:p>
       <w:pPr>
         <w:pStyle w:val="Heading2"/>
@@ -8851,8 +8851,8 @@
         <w:t xml:space="preserve">). Its canvas tile does not render; open it via command palette or direct service URL.</w:t>
       </w:r>
     </w:p>
-    <w:bookmarkEnd w:id="23"/>
-    <w:bookmarkStart w:id="24" w:name="what-was-done-session-13-july-22-2026"/>
+    <w:bookmarkEnd w:id="33"/>
+    <w:bookmarkStart w:id="34" w:name="what-was-done-session-13-july-22-2026"/>
     <w:p>
       <w:pPr>
         <w:pStyle w:val="Heading2"/>
@@ -9444,8 +9444,8 @@
         <w:t xml:space="preserve">All 17 agents can read GHL; all writes are held for human approval (8 company-wide ask-first policies plus the CFO’s own gate). No heartbeats run yet, so nothing fires on a schedule until launch. The org is go-live ready.</w:t>
       </w:r>
     </w:p>
-    <w:bookmarkEnd w:id="24"/>
-    <w:bookmarkStart w:id="32" w:name="what-was-done-session-12-july-20-21-2026"/>
+    <w:bookmarkEnd w:id="34"/>
+    <w:bookmarkStart w:id="42" w:name="what-was-done-session-12-july-20-21-2026"/>
     <w:p>
       <w:pPr>
         <w:pStyle w:val="Heading2"/>
@@ -9454,7 +9454,7 @@
         <w:t xml:space="preserve">WHAT WAS DONE (Session 12, July 20-21, 2026)</w:t>
       </w:r>
     </w:p>
-    <w:bookmarkStart w:id="25" w:name="Xad79708e49764ac648f3d5f45964ab3cd542d6f"/>
+    <w:bookmarkStart w:id="35" w:name="Xad79708e49764ac648f3d5f45964ab3cd542d6f"/>
     <w:p>
       <w:pPr>
         <w:pStyle w:val="Heading3"/>
@@ -9608,8 +9608,8 @@
         <w:t xml:space="preserve">(NOT –yes) in the Railway Console so it read the env vars and wrote config.json to the volume; onboard generated the bootstrap-CEO invite URL; opened it and claimed CEO/owner with scott@enyrgy.com.</w:t>
       </w:r>
     </w:p>
-    <w:bookmarkEnd w:id="25"/>
-    <w:bookmarkStart w:id="26" w:name="Xf124d3d22d72216dff1a6fad5ca71afa11782c9"/>
+    <w:bookmarkEnd w:id="35"/>
+    <w:bookmarkStart w:id="36" w:name="Xf124d3d22d72216dff1a6fad5ca71afa11782c9"/>
     <w:p>
       <w:pPr>
         <w:pStyle w:val="Heading3"/>
@@ -9652,8 +9652,8 @@
         <w:t xml:space="preserve">Monthly spend limit = $25 (the API stops serving at $25 in a calendar month). Auto-reload turned OFF, so the prepaid credit balance is a second hard floor - nothing can charge the card without a deliberate top-up. About $8 was spent this session on setup, environment-check probes, and the brief agent runs before cleanup; the counter resets Aug 1.</w:t>
       </w:r>
     </w:p>
-    <w:bookmarkEnd w:id="26"/>
-    <w:bookmarkStart w:id="27" w:name="X7c93f2fc17f574273a7e7707a25d05916cd841a"/>
+    <w:bookmarkEnd w:id="36"/>
+    <w:bookmarkStart w:id="37" w:name="X7c93f2fc17f574273a7e7707a25d05916cd841a"/>
     <w:p>
       <w:pPr>
         <w:pStyle w:val="Heading3"/>
@@ -9716,8 +9716,8 @@
         <w:t xml:space="preserve">The two paused built-in helper agents (Reflection Coach, Summarizer) are Paperclip defaults; left as-is.</w:t>
       </w:r>
     </w:p>
-    <w:bookmarkEnd w:id="27"/>
-    <w:bookmarkStart w:id="28" w:name="Xa811478b79a7118b930d55b212472bac7da4a63"/>
+    <w:bookmarkEnd w:id="37"/>
+    <w:bookmarkStart w:id="38" w:name="Xa811478b79a7118b930d55b212472bac7da4a63"/>
     <w:p>
       <w:pPr>
         <w:pStyle w:val="Heading3"/>
@@ -9746,8 +9746,8 @@
         <w:t xml:space="preserve">Private Integration in GHL with exactly 15 scopes: contacts (r/w), conversations (r/w), conversations/message (r/w), opportunities (r/w), locations/tags (r/w), workflows.readonly, calendars.readonly, calendars/events.readonly, forms.readonly, locations/customFields.readonly. Deliberately withheld billing, users, oauth, payments, and settings scopes. Token copied and held by Scott (not stored in chat).</w:t>
       </w:r>
     </w:p>
-    <w:bookmarkEnd w:id="28"/>
-    <w:bookmarkStart w:id="29" w:name="X5b6a8001376f3af2fcf65764685f829c50a953d"/>
+    <w:bookmarkEnd w:id="38"/>
+    <w:bookmarkStart w:id="39" w:name="X5b6a8001376f3af2fcf65764685f829c50a953d"/>
     <w:p>
       <w:pPr>
         <w:pStyle w:val="Heading3"/>
@@ -9788,8 +9788,8 @@
         <w:t xml:space="preserve">Building this bridge is the first task next session and unblocks the rest of the agent-org build.</w:t>
       </w:r>
     </w:p>
-    <w:bookmarkEnd w:id="29"/>
-    <w:bookmarkStart w:id="30" w:name="X2ac6b8e8d2fc49e12399051a2e50a433e682a53"/>
+    <w:bookmarkEnd w:id="39"/>
+    <w:bookmarkStart w:id="40" w:name="X2ac6b8e8d2fc49e12399051a2e50a433e682a53"/>
     <w:p>
       <w:pPr>
         <w:pStyle w:val="Heading3"/>
@@ -9834,8 +9834,8 @@
         <w:t xml:space="preserve">NOT STARTED: Step 3 Load KB; Steps 4-6 build the remaining 15 agents (CEO already exists); Step 7 compliance gate; Step 8 5-contact test; Step 9 staged go-live.</w:t>
       </w:r>
     </w:p>
-    <w:bookmarkEnd w:id="30"/>
-    <w:bookmarkStart w:id="31" w:name="Xf91d26447d0b09b2d9eb7e6479e104dbfc30e41"/>
+    <w:bookmarkEnd w:id="40"/>
+    <w:bookmarkStart w:id="41" w:name="Xf91d26447d0b09b2d9eb7e6479e104dbfc30e41"/>
     <w:p>
       <w:pPr>
         <w:pStyle w:val="Heading3"/>
@@ -9899,9 +9899,9 @@
         </w:pict>
       </w:r>
     </w:p>
-    <w:bookmarkEnd w:id="31"/>
-    <w:bookmarkEnd w:id="32"/>
-    <w:bookmarkStart w:id="42" w:name="what-was-done-session-11-july-19-2026"/>
+    <w:bookmarkEnd w:id="41"/>
+    <w:bookmarkEnd w:id="42"/>
+    <w:bookmarkStart w:id="52" w:name="what-was-done-session-11-july-19-2026"/>
     <w:p>
       <w:pPr>
         <w:pStyle w:val="Heading2"/>
@@ -9910,7 +9910,7 @@
         <w:t xml:space="preserve">WHAT WAS DONE (Session 11, July 19, 2026)</w:t>
       </w:r>
     </w:p>
-    <w:bookmarkStart w:id="33" w:name="Xa3d538e25c540d7ac9ef4f4a452f35807541e37"/>
+    <w:bookmarkStart w:id="43" w:name="Xa3d538e25c540d7ac9ef4f4a452f35807541e37"/>
     <w:p>
       <w:pPr>
         <w:pStyle w:val="Heading3"/>
@@ -10064,8 +10064,8 @@
         <w:t xml:space="preserve">tag.</w:t>
       </w:r>
     </w:p>
-    <w:bookmarkEnd w:id="33"/>
-    <w:bookmarkStart w:id="34" w:name="Xb24fa00c0e662b9de7db923ef015abe50dd6a8b"/>
+    <w:bookmarkEnd w:id="43"/>
+    <w:bookmarkStart w:id="44" w:name="Xb24fa00c0e662b9de7db923ef015abe50dd6a8b"/>
     <w:p>
       <w:pPr>
         <w:pStyle w:val="Heading3"/>
@@ -10118,8 +10118,8 @@
         <w:t xml:space="preserve">. Allow Re-Entry ON. This shields every new Shopify buyer from lead nurture (they already purchased) while flagging them as a customer. Closes the going-forward gap created by Contact Sync (new buyers auto-create contacts that would otherwise hit WF-01).</w:t>
       </w:r>
     </w:p>
-    <w:bookmarkEnd w:id="34"/>
-    <w:bookmarkStart w:id="35" w:name="remaining-shopify-not-done-today"/>
+    <w:bookmarkEnd w:id="44"/>
+    <w:bookmarkStart w:id="45" w:name="remaining-shopify-not-done-today"/>
     <w:p>
       <w:pPr>
         <w:pStyle w:val="Heading3"/>
@@ -10197,8 +10197,8 @@
         <w:t xml:space="preserve">Abandoned-checkout webhook: developer build, highest-ROI recovery piece.</w:t>
       </w:r>
     </w:p>
-    <w:bookmarkEnd w:id="35"/>
-    <w:bookmarkStart w:id="36" w:name="X76fadb91bef3eef1f3a22b9dabd964c23af8599"/>
+    <w:bookmarkEnd w:id="45"/>
+    <w:bookmarkStart w:id="46" w:name="X76fadb91bef3eef1f3a22b9dabd964c23af8599"/>
     <w:p>
       <w:pPr>
         <w:pStyle w:val="Heading3"/>
@@ -10242,8 +10242,8 @@
         <w:t xml:space="preserve">now reliably suppresses all five drips.</w:t>
       </w:r>
     </w:p>
-    <w:bookmarkEnd w:id="36"/>
-    <w:bookmarkStart w:id="37" w:name="X38b1a71603fdcc4c7a23ee3ff736692e228b793"/>
+    <w:bookmarkEnd w:id="46"/>
+    <w:bookmarkStart w:id="47" w:name="X38b1a71603fdcc4c7a23ee3ff736692e228b793"/>
     <w:p>
       <w:pPr>
         <w:pStyle w:val="Heading3"/>
@@ -10272,8 +10272,8 @@
         <w:t xml:space="preserve">branch and renamed the gate to a router; the accreditation nudge stays for non-accredited. Accreditation is still required later, before commitment/subscription/wire (handled in the pipeline, untouched). The PPM email copy was confirmed accreditation-neutral (Session 11).</w:t>
       </w:r>
     </w:p>
-    <w:bookmarkEnd w:id="37"/>
-    <w:bookmarkStart w:id="38" w:name="X588532203d8bd4aa54ed8cf766cdad02a5db62d"/>
+    <w:bookmarkEnd w:id="47"/>
+    <w:bookmarkStart w:id="48" w:name="X588532203d8bd4aa54ed8cf766cdad02a5db62d"/>
     <w:p>
       <w:pPr>
         <w:pStyle w:val="Heading3"/>
@@ -10373,8 +10373,8 @@
         <w:t xml:space="preserve">(carrier queue, typically a few business days). SMS cannot send from the toll-free until this passes.</w:t>
       </w:r>
     </w:p>
-    <w:bookmarkEnd w:id="38"/>
-    <w:bookmarkStart w:id="39" w:name="X66a8e1d39418aa85f3166dd9446a8437db0a1b3"/>
+    <w:bookmarkEnd w:id="48"/>
+    <w:bookmarkStart w:id="49" w:name="X66a8e1d39418aa85f3166dd9446a8437db0a1b3"/>
     <w:p>
       <w:pPr>
         <w:pStyle w:val="Heading3"/>
@@ -10441,8 +10441,8 @@
         <w:t xml:space="preserve">(instant/Search Console was overridden, likely due to the shared GCU address). Scott records the live walkthrough video at the office next (a pre-existing Instagram clip cannot be used; must be a fresh, unedited recording through Google’s tool showing signage, the demo unit, and proof of management). Once verified, grab the review link and wire into WF-07.</w:t>
       </w:r>
     </w:p>
-    <w:bookmarkEnd w:id="39"/>
-    <w:bookmarkStart w:id="40" w:name="X88e666813efa23d3f1c5379efe3f1b34d612a87"/>
+    <w:bookmarkEnd w:id="49"/>
+    <w:bookmarkStart w:id="50" w:name="X88e666813efa23d3f1c5379efe3f1b34d612a87"/>
     <w:p>
       <w:pPr>
         <w:pStyle w:val="Heading3"/>
@@ -10751,8 +10751,8 @@
         <w:t xml:space="preserve">(.md + .docx, WF-29 spec + the three reassurance emails).</w:t>
       </w:r>
     </w:p>
-    <w:bookmarkEnd w:id="40"/>
-    <w:bookmarkStart w:id="41" w:name="Xf6b1f1ebbf33969a49fb05f42c51b3df4bd891e"/>
+    <w:bookmarkEnd w:id="50"/>
+    <w:bookmarkStart w:id="51" w:name="Xf6b1f1ebbf33969a49fb05f42c51b3df4bd891e"/>
     <w:p>
       <w:pPr>
         <w:pStyle w:val="Heading3"/>
@@ -10804,9 +10804,9 @@
         </w:pict>
       </w:r>
     </w:p>
-    <w:bookmarkEnd w:id="41"/>
-    <w:bookmarkEnd w:id="42"/>
-    <w:bookmarkStart w:id="48" w:name="what-was-done-session-10-july-18-2026"/>
+    <w:bookmarkEnd w:id="51"/>
+    <w:bookmarkEnd w:id="52"/>
+    <w:bookmarkStart w:id="58" w:name="what-was-done-session-10-july-18-2026"/>
     <w:p>
       <w:pPr>
         <w:pStyle w:val="Heading2"/>
@@ -10815,7 +10815,7 @@
         <w:t xml:space="preserve">WHAT WAS DONE (Session 10, July 18, 2026)</w:t>
       </w:r>
     </w:p>
-    <w:bookmarkStart w:id="43" w:name="X8a593e7fd46c540d90065ea17972e7bed0449ce"/>
+    <w:bookmarkStart w:id="53" w:name="X8a593e7fd46c540d90065ea17972e7bed0449ce"/>
     <w:p>
       <w:pPr>
         <w:pStyle w:val="Heading3"/>
@@ -11082,8 +11082,8 @@
         <w:t xml:space="preserve">(.md + .docx). The form’s share URL (https://api.leadconnectorhq.com/widget/form/OjahkWeVDeozQkfG9dW2) is the video upload link in both emails.</w:t>
       </w:r>
     </w:p>
-    <w:bookmarkEnd w:id="43"/>
-    <w:bookmarkStart w:id="44" w:name="Xc979635fde4ee3b49e75c81ba773b12defa98c7"/>
+    <w:bookmarkEnd w:id="53"/>
+    <w:bookmarkStart w:id="54" w:name="Xc979635fde4ee3b49e75c81ba773b12defa98c7"/>
     <w:p>
       <w:pPr>
         <w:pStyle w:val="Heading3"/>
@@ -11100,8 +11100,8 @@
         <w:t xml:space="preserve">Registration Date (Date), Skin Type (Single Options 1-6), Gender (Single Options Male/Female), Height (Text, ft/in), Weight (Number, lbs), Vitamin D Level (Number, ng/mL), plus Age was intentionally skipped (derivable from birthdate and goes stale). Birthdate uses GHL’s native Date of Birth field, not a custom field.</w:t>
       </w:r>
     </w:p>
-    <w:bookmarkEnd w:id="44"/>
-    <w:bookmarkStart w:id="45" w:name="Xf313635a57578d15d4ec79da1e50fcc4e357623"/>
+    <w:bookmarkEnd w:id="54"/>
+    <w:bookmarkStart w:id="55" w:name="Xf313635a57578d15d4ec79da1e50fcc4e357623"/>
     <w:p>
       <w:pPr>
         <w:pStyle w:val="Heading3"/>
@@ -11331,8 +11331,8 @@
         <w:t xml:space="preserve">(617 rows).</w:t>
       </w:r>
     </w:p>
-    <w:bookmarkEnd w:id="45"/>
-    <w:bookmarkStart w:id="46" w:name="note-found-during-the-audit-not-blocking"/>
+    <w:bookmarkEnd w:id="55"/>
+    <w:bookmarkStart w:id="56" w:name="note-found-during-the-audit-not-blocking"/>
     <w:p>
       <w:pPr>
         <w:pStyle w:val="Heading3"/>
@@ -11394,8 +11394,8 @@
         <w:t xml:space="preserve">tag does. Worth adding a bypass gate to those three later for consistency.</w:t>
       </w:r>
     </w:p>
-    <w:bookmarkEnd w:id="46"/>
-    <w:bookmarkStart w:id="47" w:name="next-up-testimonials"/>
+    <w:bookmarkEnd w:id="56"/>
+    <w:bookmarkStart w:id="57" w:name="next-up-testimonials"/>
     <w:p>
       <w:pPr>
         <w:pStyle w:val="Heading3"/>
@@ -11446,9 +11446,9 @@
         </w:pict>
       </w:r>
     </w:p>
-    <w:bookmarkEnd w:id="47"/>
-    <w:bookmarkEnd w:id="48"/>
-    <w:bookmarkStart w:id="55" w:name="what-was-done-session-9-july-17-2026"/>
+    <w:bookmarkEnd w:id="57"/>
+    <w:bookmarkEnd w:id="58"/>
+    <w:bookmarkStart w:id="65" w:name="what-was-done-session-9-july-17-2026"/>
     <w:p>
       <w:pPr>
         <w:pStyle w:val="Heading2"/>
@@ -11457,7 +11457,7 @@
         <w:t xml:space="preserve">WHAT WAS DONE (Session 9, July 17, 2026)</w:t>
       </w:r>
     </w:p>
-    <w:bookmarkStart w:id="49" w:name="X7969b9da8b6bf8be6a4b3ecbd5db5f877a6c563"/>
+    <w:bookmarkStart w:id="59" w:name="X7969b9da8b6bf8be6a4b3ecbd5db5f877a6c563"/>
     <w:p>
       <w:pPr>
         <w:pStyle w:val="Heading3"/>
@@ -11474,8 +11474,8 @@
         <w:t xml:space="preserve">Walked through the full GHL integration for the Vitamin D Assessment (Lead Magnet 5) and took it live and tested. WF-21 Vitamin D Assessment Capture: Inbound Webhook trigger, Create Contact with all 11 fields mapped, a Standard Add Tag with the six always-on tags (type_consumer, source_lead_magnet, status_new, magnet_lead, drip_bypass, magnet_vitamin_d_assessment), a Dynamic Add Tag that reads the quiz’s tags list, the CUB-refined results email, and (redundant now) a risk-band Condition. Two custom fields added (Deficiency Risk Score, Deficiency Risk Band). Page deployed to go.enyrgy.com/vitamin-d-assessment. Live end-to-end test passed: contact created with fields and tags, results email delivered.</w:t>
       </w:r>
     </w:p>
-    <w:bookmarkEnd w:id="49"/>
-    <w:bookmarkStart w:id="50" w:name="segmentation-solved-in-one-action"/>
+    <w:bookmarkEnd w:id="59"/>
+    <w:bookmarkStart w:id="60" w:name="segmentation-solved-in-one-action"/>
     <w:p>
       <w:pPr>
         <w:pStyle w:val="Heading3"/>
@@ -11522,8 +11522,8 @@
         <w:t xml:space="preserve">applies them all. This replaced the planned SMS Consent field plus separate goal and SMS workflows. GHL requires one action per mode (Standard vs Dynamic), so WF-21 has both.</w:t>
       </w:r>
     </w:p>
-    <w:bookmarkEnd w:id="50"/>
-    <w:bookmarkStart w:id="51" w:name="X0c1b816f89adb039ac6cefe75845b5183d72531"/>
+    <w:bookmarkEnd w:id="60"/>
+    <w:bookmarkStart w:id="61" w:name="X0c1b816f89adb039ac6cefe75845b5183d72531"/>
     <w:p>
       <w:pPr>
         <w:pStyle w:val="Heading3"/>
@@ -11540,8 +11540,8 @@
         <w:t xml:space="preserve">A 3-email solution-aware series. Trigger on the magnet tag, 2-day wait, Email 1 (Your D3 does one job. Light does five.), 2-day wait, Email 2 (study and safety), 3-day wait, Email 3 (own-labs close), then Add to WF-17 Long-Term Nurture. Emails routed through CUB, eugene-skill, and humanize-pro.</w:t>
       </w:r>
     </w:p>
-    <w:bookmarkEnd w:id="51"/>
-    <w:bookmarkStart w:id="52" w:name="key-fixes-found-during-go-live"/>
+    <w:bookmarkEnd w:id="61"/>
+    <w:bookmarkStart w:id="62" w:name="key-fixes-found-during-go-live"/>
     <w:p>
       <w:pPr>
         <w:pStyle w:val="Heading3"/>
@@ -11598,8 +11598,8 @@
         <w:t xml:space="preserve">Disclosures: removed the annual skin-exam line from all emails, the page footer, and the Brand Guide, per Scott.</w:t>
       </w:r>
     </w:p>
-    <w:bookmarkEnd w:id="52"/>
-    <w:bookmarkStart w:id="53" w:name="website-ctas-added"/>
+    <w:bookmarkEnd w:id="62"/>
+    <w:bookmarkStart w:id="63" w:name="website-ctas-added"/>
     <w:p>
       <w:pPr>
         <w:pStyle w:val="Heading3"/>
@@ -11628,8 +11628,8 @@
         <w:t xml:space="preserve">CTA on five pages, all linking to go.enyrgy.com/vitamin-d-assessment: The Science and FAQ (primary orange), Home, The Platform, and Our Story (secondary outline).</w:t>
       </w:r>
     </w:p>
-    <w:bookmarkEnd w:id="53"/>
-    <w:bookmarkStart w:id="54" w:name="follow-ons"/>
+    <w:bookmarkEnd w:id="63"/>
+    <w:bookmarkStart w:id="64" w:name="follow-ons"/>
     <w:p>
       <w:pPr>
         <w:pStyle w:val="Heading3"/>
@@ -11693,9 +11693,9 @@
         </w:pict>
       </w:r>
     </w:p>
-    <w:bookmarkEnd w:id="54"/>
-    <w:bookmarkEnd w:id="55"/>
-    <w:bookmarkStart w:id="61" w:name="what-was-done-session-8-july-17-2026"/>
+    <w:bookmarkEnd w:id="64"/>
+    <w:bookmarkEnd w:id="65"/>
+    <w:bookmarkStart w:id="71" w:name="what-was-done-session-8-july-17-2026"/>
     <w:p>
       <w:pPr>
         <w:pStyle w:val="Heading2"/>
@@ -11704,7 +11704,7 @@
         <w:t xml:space="preserve">WHAT WAS DONE (Session 8, July 17, 2026)</w:t>
       </w:r>
     </w:p>
-    <w:bookmarkStart w:id="56" w:name="yourtango-partnership-assets"/>
+    <w:bookmarkStart w:id="66" w:name="yourtango-partnership-assets"/>
     <w:p>
       <w:pPr>
         <w:pStyle w:val="Heading3"/>
@@ -11727,8 +11727,8 @@
         <w:t xml:space="preserve">) and produced: the revised article for Tom (7 signs, 729 words, single CTA to the Tired Test), an internal editorial record, and Scott’s response to Millie. Article and CTA were run through humanize-pro and CUB rather than hand-edited; CUB found a vague antecedent and a buried lede that a manual read missed.</w:t>
       </w:r>
     </w:p>
-    <w:bookmarkEnd w:id="56"/>
-    <w:bookmarkStart w:id="57" w:name="lead-magnets.md-repaired-v2.0-to-v2.1"/>
+    <w:bookmarkEnd w:id="66"/>
+    <w:bookmarkStart w:id="67" w:name="lead-magnets.md-repaired-v2.0-to-v2.1"/>
     <w:p>
       <w:pPr>
         <w:pStyle w:val="Heading3"/>
@@ -11745,8 +11745,8 @@
         <w:t xml:space="preserve">The Tired Test section contained the Vitamin D Assessment’s questions (Fitzpatrick skin type, latitude, an ICP router) filed under the wrong heading. Those were moved to a new Lead Magnet 5 section. The Tired Test section now matches its source spec and the live quiz: four Problem-Aware questions, one result for everyone. The single-path design is now documented as intentional so it is not mistaken for a gap again.</w:t>
       </w:r>
     </w:p>
-    <w:bookmarkEnd w:id="57"/>
-    <w:bookmarkStart w:id="58" w:name="vitamin-d-assessment-documented"/>
+    <w:bookmarkEnd w:id="67"/>
+    <w:bookmarkStart w:id="68" w:name="vitamin-d-assessment-documented"/>
     <w:p>
       <w:pPr>
         <w:pStyle w:val="Heading3"/>
@@ -11763,8 +11763,8 @@
         <w:t xml:space="preserve">Lead Magnet 5 existed as built HTML but was never documented in lead-magnets.md. It now has a full section: fields, tags, scoring, build steps outstanding, and its place in the funnel relative to the Tired Test.</w:t>
       </w:r>
     </w:p>
-    <w:bookmarkEnd w:id="58"/>
-    <w:bookmarkStart w:id="59" w:name="in-4-claim-corrected"/>
+    <w:bookmarkEnd w:id="68"/>
+    <w:bookmarkStart w:id="69" w:name="in-4-claim-corrected"/>
     <w:p>
       <w:pPr>
         <w:pStyle w:val="Heading3"/>
@@ -11817,8 +11817,8 @@
         <w:t xml:space="preserve">(trials were 71, 35, and 25 participants). The objections sheet needs this correction.</w:t>
       </w:r>
     </w:p>
-    <w:bookmarkEnd w:id="59"/>
-    <w:bookmarkStart w:id="60" w:name="about-me.md-cleaned"/>
+    <w:bookmarkEnd w:id="69"/>
+    <w:bookmarkStart w:id="70" w:name="about-me.md-cleaned"/>
     <w:p>
       <w:pPr>
         <w:pStyle w:val="Heading3"/>
@@ -11887,9 +11887,9 @@
         </w:pict>
       </w:r>
     </w:p>
-    <w:bookmarkEnd w:id="60"/>
-    <w:bookmarkEnd w:id="61"/>
-    <w:bookmarkStart w:id="66" w:name="Xf8697388ee1f0c921a2cc901f609b36fb20cf09"/>
+    <w:bookmarkEnd w:id="70"/>
+    <w:bookmarkEnd w:id="71"/>
+    <w:bookmarkStart w:id="76" w:name="Xf8697388ee1f0c921a2cc901f609b36fb20cf09"/>
     <w:p>
       <w:pPr>
         <w:pStyle w:val="Heading2"/>
@@ -11898,7 +11898,7 @@
         <w:t xml:space="preserve">WHAT WAS DONE THIS SESSION (Session 7, July 13, 2026)</w:t>
       </w:r>
     </w:p>
-    <w:bookmarkStart w:id="62" w:name="Xfe651bf2b93763394aca303f217d9d0fe647ed5"/>
+    <w:bookmarkStart w:id="72" w:name="Xfe651bf2b93763394aca303f217d9d0fe647ed5"/>
     <w:p>
       <w:pPr>
         <w:pStyle w:val="Heading3"/>
@@ -11930,8 +11930,8 @@
         <w:t xml:space="preserve">(.md + .docx). It takes Scott from an empty Paperclip install to a tested, governed 16-agent organization operating the GHL sub-account. Contents: what Paperclip is and how it connects to GHL (open-source, self-hosted, bring-your-own-agent, acting on GHL via API); prerequisites and key constants; the reconciled org chart; deploy and connect steps with least-privilege scopes; KB load checklist; ready-to-paste instruction blocks for the CEO orchestrator and every COO and CRO division agent; the compliance gate wired as a hard approval gate with the attorney-confirmed PPM and accreditation rule; the agent-to-workflow mapping (WF-01 through WF-10); governance (budgets, heartbeats, config revisioning, rollback); a 5-contact test plan with pass and fail criteria per agent; and a staged go-live with graceful fallback to Phase 1.</w:t>
       </w:r>
     </w:p>
-    <w:bookmarkEnd w:id="62"/>
-    <w:bookmarkStart w:id="63" w:name="agent-count-reconciled"/>
+    <w:bookmarkEnd w:id="72"/>
+    <w:bookmarkStart w:id="73" w:name="agent-count-reconciled"/>
     <w:p>
       <w:pPr>
         <w:pStyle w:val="Heading3"/>
@@ -11960,8 +11960,8 @@
         <w:t xml:space="preserve">figure in WIP-3 was an error; the correct upper bound is 22 (16 core plus all six recommended Phase 2 additions). Corrected in WIP-3 and stated in the Phase 2 guide.</w:t>
       </w:r>
     </w:p>
-    <w:bookmarkEnd w:id="63"/>
-    <w:bookmarkStart w:id="64" w:name="em-dash-rule-enforced-across-all-docs"/>
+    <w:bookmarkEnd w:id="73"/>
+    <w:bookmarkStart w:id="74" w:name="em-dash-rule-enforced-across-all-docs"/>
     <w:p>
       <w:pPr>
         <w:pStyle w:val="Heading3"/>
@@ -12011,8 +12011,8 @@
         <w:t xml:space="preserve">) was also corrected.</w:t>
       </w:r>
     </w:p>
-    <w:bookmarkEnd w:id="64"/>
-    <w:bookmarkStart w:id="65" w:name="brand-style-rebuilt-on-all-.docx"/>
+    <w:bookmarkEnd w:id="74"/>
+    <w:bookmarkStart w:id="75" w:name="brand-style-rebuilt-on-all-.docx"/>
     <w:p>
       <w:pPr>
         <w:pStyle w:val="Heading3"/>
@@ -12099,9 +12099,9 @@
         </w:pict>
       </w:r>
     </w:p>
-    <w:bookmarkEnd w:id="65"/>
-    <w:bookmarkEnd w:id="66"/>
-    <w:bookmarkStart w:id="69" w:name="what-was-done-session-6-july-13-2026"/>
+    <w:bookmarkEnd w:id="75"/>
+    <w:bookmarkEnd w:id="76"/>
+    <w:bookmarkStart w:id="79" w:name="what-was-done-session-6-july-13-2026"/>
     <w:p>
       <w:pPr>
         <w:pStyle w:val="Heading2"/>
@@ -12110,7 +12110,7 @@
         <w:t xml:space="preserve">WHAT WAS DONE (Session 6, July 13, 2026)</w:t>
       </w:r>
     </w:p>
-    <w:bookmarkStart w:id="67" w:name="implementation-guide-v3.8.4---v3.9"/>
+    <w:bookmarkStart w:id="77" w:name="implementation-guide-v3.8.4---v3.9"/>
     <w:p>
       <w:pPr>
         <w:pStyle w:val="Heading3"/>
@@ -12409,8 +12409,8 @@
         <w:t xml:space="preserve">- Brand fonts updated to Montserrat throughout the Word doc</w:t>
       </w:r>
     </w:p>
-    <w:bookmarkEnd w:id="67"/>
-    <w:bookmarkStart w:id="68" w:name="wip-tracker-updated-enyrgy_ghl_wip-3"/>
+    <w:bookmarkEnd w:id="77"/>
+    <w:bookmarkStart w:id="78" w:name="wip-tracker-updated-enyrgy_ghl_wip-3"/>
     <w:p>
       <w:pPr>
         <w:pStyle w:val="Heading3"/>
@@ -12564,9 +12564,9 @@
         </w:pict>
       </w:r>
     </w:p>
-    <w:bookmarkEnd w:id="68"/>
-    <w:bookmarkEnd w:id="69"/>
-    <w:bookmarkStart w:id="70" w:name="Xfe56ff4e1dcd5a74aec735bb0b50325b1f7d45f"/>
+    <w:bookmarkEnd w:id="78"/>
+    <w:bookmarkEnd w:id="79"/>
+    <w:bookmarkStart w:id="80" w:name="Xfe56ff4e1dcd5a74aec735bb0b50325b1f7d45f"/>
     <w:p>
       <w:pPr>
         <w:pStyle w:val="Heading2"/>
@@ -12656,8 +12656,8 @@
         </w:pict>
       </w:r>
     </w:p>
-    <w:bookmarkEnd w:id="70"/>
-    <w:bookmarkStart w:id="75" w:name="remaining-open-tasks"/>
+    <w:bookmarkEnd w:id="80"/>
+    <w:bookmarkStart w:id="85" w:name="remaining-open-tasks"/>
     <w:p>
       <w:pPr>
         <w:pStyle w:val="Heading2"/>
@@ -12666,7 +12666,7 @@
         <w:t xml:space="preserve">REMAINING OPEN TASKS</w:t>
       </w:r>
     </w:p>
-    <w:bookmarkStart w:id="71" w:name="high-priority"/>
+    <w:bookmarkStart w:id="81" w:name="high-priority"/>
     <w:p>
       <w:pPr>
         <w:pStyle w:val="Heading3"/>
@@ -13396,8 +13396,8 @@
         </w:tc>
       </w:tr>
     </w:tbl>
-    <w:bookmarkEnd w:id="71"/>
-    <w:bookmarkStart w:id="72" w:name="medium-priority"/>
+    <w:bookmarkEnd w:id="81"/>
+    <w:bookmarkStart w:id="82" w:name="medium-priority"/>
     <w:p>
       <w:pPr>
         <w:pStyle w:val="Heading3"/>
@@ -13828,8 +13828,8 @@
         </w:tc>
       </w:tr>
     </w:tbl>
-    <w:bookmarkEnd w:id="72"/>
-    <w:bookmarkStart w:id="73" w:name="website-punch-list-enyrgy.com"/>
+    <w:bookmarkEnd w:id="82"/>
+    <w:bookmarkStart w:id="83" w:name="website-punch-list-enyrgy.com"/>
     <w:p>
       <w:pPr>
         <w:pStyle w:val="Heading3"/>
@@ -13980,8 +13980,8 @@
         <w:t xml:space="preserve">row linking to go.enyrgy.com/winter-protocol (NOT enyrgy.com/winter-protocol, which is blank). Funnel WF-19/WF-20 is already live; this is website surfacing only. Optional: seasonal hero band Aug-Mar, hidden Apr-Jul. A scheduled reminder is also set for late August.</w:t>
       </w:r>
     </w:p>
-    <w:bookmarkEnd w:id="73"/>
-    <w:bookmarkStart w:id="74" w:name="low-priority-future"/>
+    <w:bookmarkEnd w:id="83"/>
+    <w:bookmarkStart w:id="84" w:name="low-priority-future"/>
     <w:p>
       <w:pPr>
         <w:pStyle w:val="Heading3"/>
@@ -14325,9 +14325,9 @@
         </w:pict>
       </w:r>
     </w:p>
-    <w:bookmarkEnd w:id="74"/>
-    <w:bookmarkEnd w:id="75"/>
-    <w:bookmarkStart w:id="76" w:name="Xd5e62dec0e4aa635b1cc955a3d912b35f7f6a98"/>
+    <w:bookmarkEnd w:id="84"/>
+    <w:bookmarkEnd w:id="85"/>
+    <w:bookmarkStart w:id="86" w:name="Xd5e62dec0e4aa635b1cc955a3d912b35f7f6a98"/>
     <w:p>
       <w:pPr>
         <w:pStyle w:val="Heading2"/>
@@ -14942,8 +14942,8 @@
         </w:pict>
       </w:r>
     </w:p>
-    <w:bookmarkEnd w:id="76"/>
-    <w:bookmarkStart w:id="77" w:name="key-urls-webhooks"/>
+    <w:bookmarkEnd w:id="86"/>
+    <w:bookmarkStart w:id="87" w:name="key-urls-webhooks"/>
     <w:p>
       <w:pPr>
         <w:pStyle w:val="Heading2"/>
@@ -15193,8 +15193,8 @@
         </w:pict>
       </w:r>
     </w:p>
-    <w:bookmarkEnd w:id="77"/>
-    <w:bookmarkStart w:id="78" w:name="documents-current-as-of-this-session"/>
+    <w:bookmarkEnd w:id="87"/>
+    <w:bookmarkStart w:id="88" w:name="documents-current-as-of-this-session"/>
     <w:p>
       <w:pPr>
         <w:pStyle w:val="Heading2"/>
@@ -16245,13 +16245,28 @@
                 <w:b/>
                 <w:bCs/>
               </w:rPr>
-              <w:t xml:space="preserve">One-line edit to re-sync: delete that sentence from Section 11 in Skill Studio.</w:t>
+              <w:t xml:space="preserve">TWO edits now needed to re-sync:</w:t>
             </w:r>
             <w:r>
               <w:t xml:space="preserve"> </w:t>
             </w:r>
             <w:r>
-              <w:t xml:space="preserve">That sync carried nine targeted edits: S1 users-not-customers (a home unit supports six users, so</w:t>
+              <w:t xml:space="preserve">(1) delete that sentence from Section 11, and (2) add the take-home retail margin line to Section 3,</w:t>
+            </w:r>
+            <w:r>
+              <w:t xml:space="preserve"> </w:t>
+            </w:r>
+            <w:r>
+              <w:rPr>
+                <w:rStyle w:val="VerbatimChar"/>
+              </w:rPr>
+              <w:t xml:space="preserve">Take-home retail margin: approximately $600 per device</w:t>
+            </w:r>
+            <w:r>
+              <w:t xml:space="preserve"> </w:t>
+            </w:r>
+            <w:r>
+              <w:t xml:space="preserve">to a facility or shop reselling consumer units, confirmed by Scott during the Facility Overview build. That sync carried nine targeted edits: S1 users-not-customers (a home unit supports six users, so</w:t>
             </w:r>
             <w:r>
               <w:t xml:space="preserve"> </w:t>
@@ -16565,8 +16580,8 @@
         </w:pict>
       </w:r>
     </w:p>
-    <w:bookmarkEnd w:id="78"/>
-    <w:bookmarkStart w:id="79" w:name="Xae771769396c083263e27c67a98ebffd5730439"/>
+    <w:bookmarkEnd w:id="88"/>
+    <w:bookmarkStart w:id="89" w:name="Xae771769396c083263e27c67a98ebffd5730439"/>
     <w:p>
       <w:pPr>
         <w:pStyle w:val="Heading2"/>
@@ -17351,12 +17366,14 @@
         <w:t xml:space="preserve">CONFIDENTIAL - Enyrgy Inc - 5115 N 27th Ave, Bld 66, Phoenix, AZ 85017 - enyrgy.com - Sunlight. Evolved.</w:t>
       </w:r>
     </w:p>
-    <w:bookmarkEnd w:id="79"/>
-    <w:bookmarkEnd w:id="80"/>
+    <w:bookmarkEnd w:id="89"/>
+    <w:bookmarkEnd w:id="90"/>
     <w:sectPr>
-      <w:footnotePr>
-        <w:numRestart w:val="eachSect"/>
-      </w:footnotePr>
+      <w:headerReference r:id="rId9" w:type="default"/>
+      <w:footerReference r:id="rId10" w:type="default"/>
+      <w:pgSz w:h="15840" w:w="12240"/>
+      <w:pgMar w:bottom="1440" w:footer="720" w:gutter="0" w:header="720" w:left="1440" w:right="1440" w:top="1440"/>
+      <w:cols w:space="720"/>
     </w:sectPr>
   </w:body>
 </w:document>
@@ -17366,6 +17383,154 @@
 <w:comments xmlns:w="http://schemas.openxmlformats.org/wordprocessingml/2006/main" xmlns:m="http://schemas.openxmlformats.org/officeDocument/2006/math" xmlns:r="http://schemas.openxmlformats.org/officeDocument/2006/relationships" xmlns:o="urn:schemas-microsoft-com:office:office" xmlns:v="urn:schemas-microsoft-com:vml" xmlns:w10="urn:schemas-microsoft-com:office:word" xmlns:a="http://schemas.openxmlformats.org/drawingml/2006/main" xmlns:pic="http://schemas.openxmlformats.org/drawingml/2006/picture" xmlns:wp="http://schemas.openxmlformats.org/drawingml/2006/wordprocessingDrawing"/>
 </file>
 
+<file path=word/footer1.xml><?xml version="1.0" encoding="utf-8"?>
+<w:ftr xmlns:wpc="http://schemas.microsoft.com/office/word/2010/wordprocessingCanvas" xmlns:cx="http://schemas.microsoft.com/office/drawing/2014/chartex" xmlns:cx1="http://schemas.microsoft.com/office/drawing/2015/9/8/chartex" xmlns:cx2="http://schemas.microsoft.com/office/drawing/2015/10/21/chartex" xmlns:cx3="http://schemas.microsoft.com/office/drawing/2016/5/9/chartex" xmlns:cx4="http://schemas.microsoft.com/office/drawing/2016/5/10/chartex" xmlns:cx5="http://schemas.microsoft.com/office/drawing/2016/5/11/chartex" xmlns:cx6="http://schemas.microsoft.com/office/drawing/2016/5/12/chartex" xmlns:cx7="http://schemas.microsoft.com/office/drawing/2016/5/13/chartex" xmlns:cx8="http://schemas.microsoft.com/office/drawing/2016/5/14/chartex" xmlns:mc="http://schemas.openxmlformats.org/markup-compatibility/2006" xmlns:m="http://schemas.openxmlformats.org/officeDocument/2006/math" xmlns:aink="http://schemas.microsoft.com/office/drawing/2016/ink" xmlns:am3d="http://schemas.microsoft.com/office/drawing/2017/model3d" xmlns:oel="http://schemas.microsoft.com/office/2019/extlst" xmlns:r="http://schemas.openxmlformats.org/officeDocument/2006/relationships" xmlns:wp14="http://schemas.microsoft.com/office/word/2010/wordprocessingDrawing" xmlns:wp="http://schemas.openxmlformats.org/drawingml/2006/wordprocessingDrawing" xmlns:wpg="http://schemas.microsoft.com/office/word/2010/wordprocessingGroup" xmlns:wpi="http://schemas.microsoft.com/office/word/2010/wordprocessingInk" xmlns:wps="http://schemas.microsoft.com/office/word/2010/wordprocessingShape" xmlns:o="urn:schemas-microsoft-com:office:office" xmlns:v="urn:schemas-microsoft-com:vml" xmlns:w10="urn:schemas-microsoft-com:office:word" xmlns:w="http://schemas.openxmlformats.org/wordprocessingml/2006/main" xmlns:w14="http://schemas.microsoft.com/office/word/2010/wordml" xmlns:w15="http://schemas.microsoft.com/office/word/2012/wordml" xmlns:w16cex="http://schemas.microsoft.com/office/word/2018/wordml/cex" xmlns:w16cid="http://schemas.microsoft.com/office/word/2016/wordml/cid" xmlns:w16="http://schemas.microsoft.com/office/word/2018/wordml" xmlns:w16sdtdh="http://schemas.microsoft.com/office/word/2020/wordml/sdtdatahash" xmlns:w16sdtfl="http://schemas.microsoft.com/office/word/2024/wordml/sdtformatlock" xmlns:w16se="http://schemas.microsoft.com/office/word/2015/wordml/symex" xmlns:w16du="http://schemas.microsoft.com/office/word/2023/wordml/word16du" xmlns:wne="http://schemas.microsoft.com/office/word/2006/wordml" mc:Ignorable="w14 w15 w16se w16cid w16 w16cex w16sdtdh w16sdtfl w16du wp14">
+  <w:p>
+    <w:pPr>
+      <w:pBdr>
+        <w:top w:val="single" w:sz="4" w:space="1" w:color="CCCCCC"/>
+      </w:pBdr>
+      <w:jc w:val="center"/>
+    </w:pPr>
+    <w:r>
+      <w:rPr>
+        <w:rFonts w:ascii="Montserrat" w:eastAsia="Montserrat" w:hAnsi="Montserrat" w:cs="Montserrat"/>
+        <w:color w:val="888888"/>
+        <w:sz w:val="16"/>
+        <w:szCs w:val="16"/>
+      </w:rPr>
+      <w:t xml:space="preserve">Enyrgy </w:t>
+    </w:r>
+    <w:proofErr w:type="gramStart"/>
+    <w:r>
+      <w:rPr>
+        <w:rFonts w:ascii="Montserrat" w:eastAsia="Montserrat" w:hAnsi="Montserrat" w:cs="Montserrat"/>
+        <w:color w:val="888888"/>
+        <w:sz w:val="16"/>
+        <w:szCs w:val="16"/>
+      </w:rPr>
+      <w:t>Inc  ·</w:t>
+    </w:r>
+    <w:proofErr w:type="gramEnd"/>
+    <w:r>
+      <w:rPr>
+        <w:rFonts w:ascii="Montserrat" w:eastAsia="Montserrat" w:hAnsi="Montserrat" w:cs="Montserrat"/>
+        <w:color w:val="888888"/>
+        <w:sz w:val="16"/>
+        <w:szCs w:val="16"/>
+      </w:rPr>
+      <w:t xml:space="preserve">  Phoenix, </w:t>
+    </w:r>
+    <w:proofErr w:type="gramStart"/>
+    <w:r>
+      <w:rPr>
+        <w:rFonts w:ascii="Montserrat" w:eastAsia="Montserrat" w:hAnsi="Montserrat" w:cs="Montserrat"/>
+        <w:color w:val="888888"/>
+        <w:sz w:val="16"/>
+        <w:szCs w:val="16"/>
+      </w:rPr>
+      <w:t>AZ  ·</w:t>
+    </w:r>
+    <w:proofErr w:type="gramEnd"/>
+    <w:r>
+      <w:rPr>
+        <w:rFonts w:ascii="Montserrat" w:eastAsia="Montserrat" w:hAnsi="Montserrat" w:cs="Montserrat"/>
+        <w:color w:val="888888"/>
+        <w:sz w:val="16"/>
+        <w:szCs w:val="16"/>
+      </w:rPr>
+      <w:t xml:space="preserve">  </w:t>
+    </w:r>
+    <w:proofErr w:type="gramStart"/>
+    <w:r>
+      <w:rPr>
+        <w:rFonts w:ascii="Montserrat" w:eastAsia="Montserrat" w:hAnsi="Montserrat" w:cs="Montserrat"/>
+        <w:color w:val="888888"/>
+        <w:sz w:val="16"/>
+        <w:szCs w:val="16"/>
+      </w:rPr>
+      <w:t>enyrgy.com  ·</w:t>
+    </w:r>
+    <w:proofErr w:type="gramEnd"/>
+    <w:r>
+      <w:rPr>
+        <w:rFonts w:ascii="Montserrat" w:eastAsia="Montserrat" w:hAnsi="Montserrat" w:cs="Montserrat"/>
+        <w:color w:val="888888"/>
+        <w:sz w:val="16"/>
+        <w:szCs w:val="16"/>
+      </w:rPr>
+      <w:t xml:space="preserve">  Sunlight. Evolved.  </w:t>
+    </w:r>
+    <w:proofErr w:type="gramStart"/>
+    <w:r>
+      <w:rPr>
+        <w:rFonts w:ascii="Montserrat" w:eastAsia="Montserrat" w:hAnsi="Montserrat" w:cs="Montserrat"/>
+        <w:color w:val="888888"/>
+        <w:sz w:val="16"/>
+        <w:szCs w:val="16"/>
+      </w:rPr>
+      <w:t>·  Page</w:t>
+    </w:r>
+    <w:proofErr w:type="gramEnd"/>
+    <w:r>
+      <w:rPr>
+        <w:rFonts w:ascii="Montserrat" w:eastAsia="Montserrat" w:hAnsi="Montserrat" w:cs="Montserrat"/>
+        <w:color w:val="888888"/>
+        <w:sz w:val="16"/>
+        <w:szCs w:val="16"/>
+      </w:rPr>
+      <w:t xml:space="preserve"> </w:t>
+    </w:r>
+    <w:r>
+      <w:rPr>
+        <w:rFonts w:ascii="Montserrat" w:eastAsia="Montserrat" w:hAnsi="Montserrat" w:cs="Montserrat"/>
+        <w:color w:val="888888"/>
+        <w:sz w:val="16"/>
+        <w:szCs w:val="16"/>
+      </w:rPr>
+      <w:fldChar w:fldCharType="begin"/>
+    </w:r>
+    <w:r>
+      <w:rPr>
+        <w:rFonts w:ascii="Montserrat" w:eastAsia="Montserrat" w:hAnsi="Montserrat" w:cs="Montserrat"/>
+        <w:color w:val="888888"/>
+        <w:sz w:val="16"/>
+        <w:szCs w:val="16"/>
+      </w:rPr>
+      <w:instrText>PAGE</w:instrText>
+    </w:r>
+    <w:r>
+      <w:rPr>
+        <w:rFonts w:ascii="Montserrat" w:eastAsia="Montserrat" w:hAnsi="Montserrat" w:cs="Montserrat"/>
+        <w:color w:val="888888"/>
+        <w:sz w:val="16"/>
+        <w:szCs w:val="16"/>
+      </w:rPr>
+      <w:fldChar w:fldCharType="separate"/>
+    </w:r>
+    <w:r>
+      <w:rPr>
+        <w:rFonts w:ascii="Montserrat" w:eastAsia="Montserrat" w:hAnsi="Montserrat" w:cs="Montserrat"/>
+        <w:noProof/>
+        <w:color w:val="888888"/>
+        <w:sz w:val="16"/>
+        <w:szCs w:val="16"/>
+      </w:rPr>
+      <w:t>8</w:t>
+    </w:r>
+    <w:r>
+      <w:rPr>
+        <w:rFonts w:ascii="Montserrat" w:eastAsia="Montserrat" w:hAnsi="Montserrat" w:cs="Montserrat"/>
+        <w:color w:val="888888"/>
+        <w:sz w:val="16"/>
+        <w:szCs w:val="16"/>
+      </w:rPr>
+      <w:fldChar w:fldCharType="end"/>
+    </w:r>
+  </w:p>
+</w:ftr>
+</file>
+
 <file path=word/footnotes.xml><?xml version="1.0" encoding="utf-8"?>
 <w:footnotes xmlns:w="http://schemas.openxmlformats.org/wordprocessingml/2006/main" xmlns:m="http://schemas.openxmlformats.org/officeDocument/2006/math" xmlns:r="http://schemas.openxmlformats.org/officeDocument/2006/relationships" xmlns:o="urn:schemas-microsoft-com:office:office" xmlns:v="urn:schemas-microsoft-com:vml" xmlns:w10="urn:schemas-microsoft-com:office:word" xmlns:a="http://schemas.openxmlformats.org/drawingml/2006/main" xmlns:pic="http://schemas.openxmlformats.org/drawingml/2006/picture" xmlns:wp="http://schemas.openxmlformats.org/drawingml/2006/wordprocessingDrawing">
   <w:footnote w:type="continuationSeparator" w:id="0">
@@ -17385,8 +17550,487 @@
 </w:footnotes>
 </file>
 
+<file path=word/header1.xml><?xml version="1.0" encoding="utf-8"?>
+<w:hdr xmlns:wpc="http://schemas.microsoft.com/office/word/2010/wordprocessingCanvas" xmlns:cx="http://schemas.microsoft.com/office/drawing/2014/chartex" xmlns:cx1="http://schemas.microsoft.com/office/drawing/2015/9/8/chartex" xmlns:cx2="http://schemas.microsoft.com/office/drawing/2015/10/21/chartex" xmlns:cx3="http://schemas.microsoft.com/office/drawing/2016/5/9/chartex" xmlns:cx4="http://schemas.microsoft.com/office/drawing/2016/5/10/chartex" xmlns:cx5="http://schemas.microsoft.com/office/drawing/2016/5/11/chartex" xmlns:cx6="http://schemas.microsoft.com/office/drawing/2016/5/12/chartex" xmlns:cx7="http://schemas.microsoft.com/office/drawing/2016/5/13/chartex" xmlns:cx8="http://schemas.microsoft.com/office/drawing/2016/5/14/chartex" xmlns:mc="http://schemas.openxmlformats.org/markup-compatibility/2006" xmlns:m="http://schemas.openxmlformats.org/officeDocument/2006/math" xmlns:aink="http://schemas.microsoft.com/office/drawing/2016/ink" xmlns:am3d="http://schemas.microsoft.com/office/drawing/2017/model3d" xmlns:oel="http://schemas.microsoft.com/office/2019/extlst" xmlns:r="http://schemas.openxmlformats.org/officeDocument/2006/relationships" xmlns:wp14="http://schemas.microsoft.com/office/word/2010/wordprocessingDrawing" xmlns:wp="http://schemas.openxmlformats.org/drawingml/2006/wordprocessingDrawing" xmlns:wpg="http://schemas.microsoft.com/office/word/2010/wordprocessingGroup" xmlns:wpi="http://schemas.microsoft.com/office/word/2010/wordprocessingInk" xmlns:wps="http://schemas.microsoft.com/office/word/2010/wordprocessingShape" xmlns:o="urn:schemas-microsoft-com:office:office" xmlns:v="urn:schemas-microsoft-com:vml" xmlns:w10="urn:schemas-microsoft-com:office:word" xmlns:w="http://schemas.openxmlformats.org/wordprocessingml/2006/main" xmlns:w14="http://schemas.microsoft.com/office/word/2010/wordml" xmlns:w15="http://schemas.microsoft.com/office/word/2012/wordml" xmlns:w16cex="http://schemas.microsoft.com/office/word/2018/wordml/cex" xmlns:w16cid="http://schemas.microsoft.com/office/word/2016/wordml/cid" xmlns:w16="http://schemas.microsoft.com/office/word/2018/wordml" xmlns:w16sdtdh="http://schemas.microsoft.com/office/word/2020/wordml/sdtdatahash" xmlns:w16sdtfl="http://schemas.microsoft.com/office/word/2024/wordml/sdtformatlock" xmlns:w16se="http://schemas.microsoft.com/office/word/2015/wordml/symex" xmlns:w16du="http://schemas.microsoft.com/office/word/2023/wordml/word16du" xmlns:wne="http://schemas.microsoft.com/office/word/2006/wordml" mc:Ignorable="w14 w15 w16se w16cid w16 w16cex w16sdtdh w16sdtfl w16du wp14">
+  <w:p>
+    <w:pPr>
+      <w:pBdr>
+        <w:bottom w:val="single" w:sz="4" w:space="1" w:color="E64C38"/>
+      </w:pBdr>
+    </w:pPr>
+    <w:r>
+      <w:rPr>
+        <w:rFonts w:ascii="Montserrat" w:eastAsia="Montserrat" w:hAnsi="Montserrat" w:cs="Montserrat"/>
+        <w:b/>
+        <w:bCs/>
+        <w:color w:val="E64C38"/>
+        <w:sz w:val="18"/>
+        <w:szCs w:val="18"/>
+      </w:rPr>
+      <w:t xml:space="preserve">ENYRGY | Session Handoff </w:t>
+    </w:r>
+    <w:proofErr w:type="gramStart"/>
+    <w:r>
+      <w:rPr>
+        <w:rFonts w:ascii="Montserrat" w:eastAsia="Montserrat" w:hAnsi="Montserrat" w:cs="Montserrat"/>
+        <w:b/>
+        <w:bCs/>
+        <w:color w:val="E64C38"/>
+        <w:sz w:val="18"/>
+        <w:szCs w:val="18"/>
+      </w:rPr>
+      <w:t xml:space="preserve">v3.9  </w:t>
+    </w:r>
+    <w:r>
+      <w:rPr>
+        <w:rFonts w:ascii="Montserrat" w:eastAsia="Montserrat" w:hAnsi="Montserrat" w:cs="Montserrat"/>
+        <w:color w:val="999999"/>
+        <w:sz w:val="18"/>
+        <w:szCs w:val="18"/>
+      </w:rPr>
+      <w:t>CONFIDENTIAL</w:t>
+    </w:r>
+    <w:proofErr w:type="gramEnd"/>
+  </w:p>
+</w:hdr>
+</file>
+
 <file path=word/numbering.xml><?xml version="1.0" encoding="utf-8"?>
-<w:numbering xmlns:w="http://schemas.openxmlformats.org/wordprocessingml/2006/main">
+<w:numbering xmlns:aink="http://schemas.microsoft.com/office/drawing/2016/ink" xmlns:am3d="http://schemas.microsoft.com/office/drawing/2017/model3d" xmlns:cx="http://schemas.microsoft.com/office/drawing/2014/chartex" xmlns:cx1="http://schemas.microsoft.com/office/drawing/2015/9/8/chartex" xmlns:cx2="http://schemas.microsoft.com/office/drawing/2015/10/21/chartex" xmlns:cx3="http://schemas.microsoft.com/office/drawing/2016/5/9/chartex" xmlns:cx4="http://schemas.microsoft.com/office/drawing/2016/5/10/chartex" xmlns:cx5="http://schemas.microsoft.com/office/drawing/2016/5/11/chartex" xmlns:cx6="http://schemas.microsoft.com/office/drawing/2016/5/12/chartex" xmlns:cx7="http://schemas.microsoft.com/office/drawing/2016/5/13/chartex" xmlns:cx8="http://schemas.microsoft.com/office/drawing/2016/5/14/chartex" xmlns:m="http://schemas.openxmlformats.org/officeDocument/2006/math" xmlns:mc="http://schemas.openxmlformats.org/markup-compatibility/2006" xmlns:o="urn:schemas-microsoft-com:office:office" xmlns:oel="http://schemas.microsoft.com/office/2019/extlst" xmlns:r="http://schemas.openxmlformats.org/officeDocument/2006/relationships" xmlns:v="urn:schemas-microsoft-com:vml" xmlns:w="http://schemas.openxmlformats.org/wordprocessingml/2006/main" xmlns:w10="urn:schemas-microsoft-com:office:word" xmlns:w14="http://schemas.microsoft.com/office/word/2010/wordml" xmlns:w15="http://schemas.microsoft.com/office/word/2012/wordml" xmlns:w16="http://schemas.microsoft.com/office/word/2018/wordml" xmlns:w16cex="http://schemas.microsoft.com/office/word/2018/wordml/cex" xmlns:w16cid="http://schemas.microsoft.com/office/word/2016/wordml/cid" xmlns:w16du="http://schemas.microsoft.com/office/word/2023/wordml/word16du" xmlns:w16sdtdh="http://schemas.microsoft.com/office/word/2020/wordml/sdtdatahash" xmlns:w16sdtfl="http://schemas.microsoft.com/office/word/2024/wordml/sdtformatlock" xmlns:w16se="http://schemas.microsoft.com/office/word/2015/wordml/symex" xmlns:wne="http://schemas.microsoft.com/office/word/2006/wordml" xmlns:wp="http://schemas.openxmlformats.org/drawingml/2006/wordprocessingDrawing" xmlns:wp14="http://schemas.microsoft.com/office/word/2010/wordprocessingDrawing" xmlns:wpc="http://schemas.microsoft.com/office/word/2010/wordprocessingCanvas" xmlns:wpg="http://schemas.microsoft.com/office/word/2010/wordprocessingGroup" xmlns:wpi="http://schemas.microsoft.com/office/word/2010/wordprocessingInk" xmlns:wps="http://schemas.microsoft.com/office/word/2010/wordprocessingShape" mc:Ignorable="w14 w15 w16se w16cid w16 w16cex w16sdtdh w16sdtfl w16du wp14">
+  <w:abstractNum w15:restartNumberingAfterBreak="0" w:abstractNumId="0">
+    <w:nsid w:val="EA454B4C"/>
+    <w:multiLevelType w:val="multilevel"/>
+    <w:tmpl w:val="BDE24088"/>
+    <w:lvl w:ilvl="0">
+      <w:numFmt w:val="bullet"/>
+      <w:lvlText w:val="•"/>
+      <w:lvlJc w:val="left"/>
+      <w:pPr>
+        <w:tabs>
+          <w:tab w:pos="0" w:val="num"/>
+        </w:tabs>
+        <w:ind w:hanging="480" w:left="480"/>
+      </w:pPr>
+    </w:lvl>
+    <w:lvl w:ilvl="1">
+      <w:numFmt w:val="bullet"/>
+      <w:lvlText w:val="–"/>
+      <w:lvlJc w:val="left"/>
+      <w:pPr>
+        <w:tabs>
+          <w:tab w:pos="720" w:val="num"/>
+        </w:tabs>
+        <w:ind w:hanging="480" w:left="1200"/>
+      </w:pPr>
+    </w:lvl>
+    <w:lvl w:ilvl="2">
+      <w:numFmt w:val="bullet"/>
+      <w:lvlText w:val="•"/>
+      <w:lvlJc w:val="left"/>
+      <w:pPr>
+        <w:tabs>
+          <w:tab w:pos="1440" w:val="num"/>
+        </w:tabs>
+        <w:ind w:hanging="480" w:left="1920"/>
+      </w:pPr>
+    </w:lvl>
+    <w:lvl w:ilvl="3">
+      <w:numFmt w:val="bullet"/>
+      <w:lvlText w:val="–"/>
+      <w:lvlJc w:val="left"/>
+      <w:pPr>
+        <w:tabs>
+          <w:tab w:pos="2160" w:val="num"/>
+        </w:tabs>
+        <w:ind w:hanging="480" w:left="2640"/>
+      </w:pPr>
+    </w:lvl>
+    <w:lvl w:ilvl="4">
+      <w:numFmt w:val="bullet"/>
+      <w:lvlText w:val="•"/>
+      <w:lvlJc w:val="left"/>
+      <w:pPr>
+        <w:tabs>
+          <w:tab w:pos="2880" w:val="num"/>
+        </w:tabs>
+        <w:ind w:hanging="480" w:left="3360"/>
+      </w:pPr>
+    </w:lvl>
+    <w:lvl w:ilvl="5">
+      <w:numFmt w:val="bullet"/>
+      <w:lvlText w:val="–"/>
+      <w:lvlJc w:val="left"/>
+      <w:pPr>
+        <w:tabs>
+          <w:tab w:pos="3600" w:val="num"/>
+        </w:tabs>
+        <w:ind w:hanging="480" w:left="4080"/>
+      </w:pPr>
+    </w:lvl>
+    <w:lvl w:ilvl="6">
+      <w:numFmt w:val="bullet"/>
+      <w:lvlText w:val="•"/>
+      <w:lvlJc w:val="left"/>
+      <w:pPr>
+        <w:tabs>
+          <w:tab w:pos="4320" w:val="num"/>
+        </w:tabs>
+        <w:ind w:hanging="480" w:left="4800"/>
+      </w:pPr>
+    </w:lvl>
+    <w:lvl w:ilvl="7">
+      <w:numFmt w:val="bullet"/>
+      <w:lvlText w:val="–"/>
+      <w:lvlJc w:val="left"/>
+      <w:pPr>
+        <w:tabs>
+          <w:tab w:pos="5040" w:val="num"/>
+        </w:tabs>
+        <w:ind w:hanging="480" w:left="5520"/>
+      </w:pPr>
+    </w:lvl>
+    <w:lvl w:ilvl="8">
+      <w:numFmt w:val="bullet"/>
+      <w:lvlText w:val="•"/>
+      <w:lvlJc w:val="left"/>
+      <w:pPr>
+        <w:tabs>
+          <w:tab w:pos="5760" w:val="num"/>
+        </w:tabs>
+        <w:ind w:hanging="480" w:left="6240"/>
+      </w:pPr>
+    </w:lvl>
+  </w:abstractNum>
+  <w:abstractNum w15:restartNumberingAfterBreak="0" w:abstractNumId="1">
+    <w:nsid w:val="2C1AE401"/>
+    <w:multiLevelType w:val="multilevel"/>
+    <w:tmpl w:val="07FA7514"/>
+    <w:lvl w:ilvl="0">
+      <w:numFmt w:val="bullet"/>
+      <w:lvlText w:val=" "/>
+      <w:lvlJc w:val="left"/>
+      <w:pPr>
+        <w:tabs>
+          <w:tab w:pos="0" w:val="num"/>
+        </w:tabs>
+        <w:ind w:hanging="480" w:left="480"/>
+      </w:pPr>
+    </w:lvl>
+    <w:lvl w:ilvl="1">
+      <w:numFmt w:val="bullet"/>
+      <w:lvlText w:val=" "/>
+      <w:lvlJc w:val="left"/>
+      <w:pPr>
+        <w:tabs>
+          <w:tab w:pos="720" w:val="num"/>
+        </w:tabs>
+        <w:ind w:hanging="480" w:left="1200"/>
+      </w:pPr>
+    </w:lvl>
+    <w:lvl w:ilvl="2">
+      <w:numFmt w:val="bullet"/>
+      <w:lvlText w:val=" "/>
+      <w:lvlJc w:val="left"/>
+      <w:pPr>
+        <w:tabs>
+          <w:tab w:pos="1440" w:val="num"/>
+        </w:tabs>
+        <w:ind w:hanging="480" w:left="1920"/>
+      </w:pPr>
+    </w:lvl>
+    <w:lvl w:ilvl="3">
+      <w:numFmt w:val="bullet"/>
+      <w:lvlText w:val=" "/>
+      <w:lvlJc w:val="left"/>
+      <w:pPr>
+        <w:tabs>
+          <w:tab w:pos="2160" w:val="num"/>
+        </w:tabs>
+        <w:ind w:hanging="480" w:left="2640"/>
+      </w:pPr>
+    </w:lvl>
+    <w:lvl w:ilvl="4">
+      <w:numFmt w:val="bullet"/>
+      <w:lvlText w:val=" "/>
+      <w:lvlJc w:val="left"/>
+      <w:pPr>
+        <w:tabs>
+          <w:tab w:pos="2880" w:val="num"/>
+        </w:tabs>
+        <w:ind w:hanging="480" w:left="3360"/>
+      </w:pPr>
+    </w:lvl>
+    <w:lvl w:ilvl="5">
+      <w:numFmt w:val="bullet"/>
+      <w:lvlText w:val=" "/>
+      <w:lvlJc w:val="left"/>
+      <w:pPr>
+        <w:tabs>
+          <w:tab w:pos="3600" w:val="num"/>
+        </w:tabs>
+        <w:ind w:hanging="480" w:left="4080"/>
+      </w:pPr>
+    </w:lvl>
+    <w:lvl w:ilvl="6">
+      <w:numFmt w:val="bullet"/>
+      <w:lvlText w:val=" "/>
+      <w:lvlJc w:val="left"/>
+      <w:pPr>
+        <w:tabs>
+          <w:tab w:pos="4320" w:val="num"/>
+        </w:tabs>
+        <w:ind w:hanging="480" w:left="4800"/>
+      </w:pPr>
+    </w:lvl>
+    <w:lvl w:ilvl="7">
+      <w:numFmt w:val="bullet"/>
+      <w:lvlText w:val=" "/>
+      <w:lvlJc w:val="left"/>
+      <w:pPr>
+        <w:tabs>
+          <w:tab w:pos="5040" w:val="num"/>
+        </w:tabs>
+        <w:ind w:hanging="480" w:left="5520"/>
+      </w:pPr>
+    </w:lvl>
+    <w:lvl w:ilvl="8">
+      <w:numFmt w:val="bullet"/>
+      <w:lvlText w:val=" "/>
+      <w:lvlJc w:val="left"/>
+      <w:pPr>
+        <w:tabs>
+          <w:tab w:pos="5760" w:val="num"/>
+        </w:tabs>
+        <w:ind w:hanging="480" w:left="6240"/>
+      </w:pPr>
+    </w:lvl>
+  </w:abstractNum>
+  <w:abstractNum w15:restartNumberingAfterBreak="0" w:abstractNumId="2">
+    <w:nsid w:val="47261BAD"/>
+    <w:multiLevelType w:val="multilevel"/>
+    <w:tmpl w:val="8ECE1826"/>
+    <w:lvl w:ilvl="0">
+      <w:start w:val="7"/>
+      <w:numFmt w:val="decimal"/>
+      <w:lvlText w:val="%1."/>
+      <w:lvlJc w:val="left"/>
+      <w:pPr>
+        <w:tabs>
+          <w:tab w:pos="0" w:val="num"/>
+        </w:tabs>
+        <w:ind w:hanging="480" w:left="480"/>
+      </w:pPr>
+    </w:lvl>
+    <w:lvl w:ilvl="1">
+      <w:start w:val="7"/>
+      <w:numFmt w:val="decimal"/>
+      <w:lvlText w:val="%2."/>
+      <w:lvlJc w:val="left"/>
+      <w:pPr>
+        <w:tabs>
+          <w:tab w:pos="720" w:val="num"/>
+        </w:tabs>
+        <w:ind w:hanging="480" w:left="1200"/>
+      </w:pPr>
+    </w:lvl>
+    <w:lvl w:ilvl="2">
+      <w:start w:val="7"/>
+      <w:numFmt w:val="decimal"/>
+      <w:lvlText w:val="%3."/>
+      <w:lvlJc w:val="left"/>
+      <w:pPr>
+        <w:tabs>
+          <w:tab w:pos="1440" w:val="num"/>
+        </w:tabs>
+        <w:ind w:hanging="480" w:left="1920"/>
+      </w:pPr>
+    </w:lvl>
+    <w:lvl w:ilvl="3">
+      <w:start w:val="7"/>
+      <w:numFmt w:val="decimal"/>
+      <w:lvlText w:val="%4."/>
+      <w:lvlJc w:val="left"/>
+      <w:pPr>
+        <w:tabs>
+          <w:tab w:pos="2160" w:val="num"/>
+        </w:tabs>
+        <w:ind w:hanging="480" w:left="2640"/>
+      </w:pPr>
+    </w:lvl>
+    <w:lvl w:ilvl="4">
+      <w:start w:val="7"/>
+      <w:numFmt w:val="decimal"/>
+      <w:lvlText w:val="%5."/>
+      <w:lvlJc w:val="left"/>
+      <w:pPr>
+        <w:tabs>
+          <w:tab w:pos="2880" w:val="num"/>
+        </w:tabs>
+        <w:ind w:hanging="480" w:left="3360"/>
+      </w:pPr>
+    </w:lvl>
+    <w:lvl w:ilvl="5">
+      <w:start w:val="7"/>
+      <w:numFmt w:val="decimal"/>
+      <w:lvlText w:val="%6."/>
+      <w:lvlJc w:val="left"/>
+      <w:pPr>
+        <w:tabs>
+          <w:tab w:pos="3600" w:val="num"/>
+        </w:tabs>
+        <w:ind w:hanging="480" w:left="4080"/>
+      </w:pPr>
+    </w:lvl>
+    <w:lvl w:ilvl="6">
+      <w:start w:val="7"/>
+      <w:numFmt w:val="decimal"/>
+      <w:lvlText w:val="%7."/>
+      <w:lvlJc w:val="left"/>
+      <w:pPr>
+        <w:tabs>
+          <w:tab w:pos="4320" w:val="num"/>
+        </w:tabs>
+        <w:ind w:hanging="480" w:left="4800"/>
+      </w:pPr>
+    </w:lvl>
+    <w:lvl w:ilvl="7">
+      <w:start w:val="7"/>
+      <w:numFmt w:val="decimal"/>
+      <w:lvlText w:val="%8."/>
+      <w:lvlJc w:val="left"/>
+      <w:pPr>
+        <w:tabs>
+          <w:tab w:pos="5040" w:val="num"/>
+        </w:tabs>
+        <w:ind w:hanging="480" w:left="5520"/>
+      </w:pPr>
+    </w:lvl>
+    <w:lvl w:ilvl="8">
+      <w:start w:val="7"/>
+      <w:numFmt w:val="decimal"/>
+      <w:lvlText w:val="%9."/>
+      <w:lvlJc w:val="left"/>
+      <w:pPr>
+        <w:tabs>
+          <w:tab w:pos="5760" w:val="num"/>
+        </w:tabs>
+        <w:ind w:hanging="480" w:left="6240"/>
+      </w:pPr>
+    </w:lvl>
+  </w:abstractNum>
+  <w:abstractNum w15:restartNumberingAfterBreak="0" w:abstractNumId="3">
+    <w:nsid w:val="71315DCA"/>
+    <w:multiLevelType w:val="multilevel"/>
+    <w:tmpl w:val="8F1A713C"/>
+    <w:lvl w:ilvl="0">
+      <w:start w:val="1"/>
+      <w:numFmt w:val="decimal"/>
+      <w:lvlText w:val="%1."/>
+      <w:lvlJc w:val="left"/>
+      <w:pPr>
+        <w:tabs>
+          <w:tab w:pos="0" w:val="num"/>
+        </w:tabs>
+        <w:ind w:hanging="480" w:left="480"/>
+      </w:pPr>
+    </w:lvl>
+    <w:lvl w:ilvl="1">
+      <w:start w:val="1"/>
+      <w:numFmt w:val="decimal"/>
+      <w:lvlText w:val="%2."/>
+      <w:lvlJc w:val="left"/>
+      <w:pPr>
+        <w:tabs>
+          <w:tab w:pos="720" w:val="num"/>
+        </w:tabs>
+        <w:ind w:hanging="480" w:left="1200"/>
+      </w:pPr>
+    </w:lvl>
+    <w:lvl w:ilvl="2">
+      <w:start w:val="1"/>
+      <w:numFmt w:val="decimal"/>
+      <w:lvlText w:val="%3."/>
+      <w:lvlJc w:val="left"/>
+      <w:pPr>
+        <w:tabs>
+          <w:tab w:pos="1440" w:val="num"/>
+        </w:tabs>
+        <w:ind w:hanging="480" w:left="1920"/>
+      </w:pPr>
+    </w:lvl>
+    <w:lvl w:ilvl="3">
+      <w:start w:val="1"/>
+      <w:numFmt w:val="decimal"/>
+      <w:lvlText w:val="%4."/>
+      <w:lvlJc w:val="left"/>
+      <w:pPr>
+        <w:tabs>
+          <w:tab w:pos="2160" w:val="num"/>
+        </w:tabs>
+        <w:ind w:hanging="480" w:left="2640"/>
+      </w:pPr>
+    </w:lvl>
+    <w:lvl w:ilvl="4">
+      <w:start w:val="1"/>
+      <w:numFmt w:val="decimal"/>
+      <w:lvlText w:val="%5."/>
+      <w:lvlJc w:val="left"/>
+      <w:pPr>
+        <w:tabs>
+          <w:tab w:pos="2880" w:val="num"/>
+        </w:tabs>
+        <w:ind w:hanging="480" w:left="3360"/>
+      </w:pPr>
+    </w:lvl>
+    <w:lvl w:ilvl="5">
+      <w:start w:val="1"/>
+      <w:numFmt w:val="decimal"/>
+      <w:lvlText w:val="%6."/>
+      <w:lvlJc w:val="left"/>
+      <w:pPr>
+        <w:tabs>
+          <w:tab w:pos="3600" w:val="num"/>
+        </w:tabs>
+        <w:ind w:hanging="480" w:left="4080"/>
+      </w:pPr>
+    </w:lvl>
+    <w:lvl w:ilvl="6">
+      <w:start w:val="1"/>
+      <w:numFmt w:val="decimal"/>
+      <w:lvlText w:val="%7."/>
+      <w:lvlJc w:val="left"/>
+      <w:pPr>
+        <w:tabs>
+          <w:tab w:pos="4320" w:val="num"/>
+        </w:tabs>
+        <w:ind w:hanging="480" w:left="4800"/>
+      </w:pPr>
+    </w:lvl>
+    <w:lvl w:ilvl="7">
+      <w:start w:val="1"/>
+      <w:numFmt w:val="decimal"/>
+      <w:lvlText w:val="%8."/>
+      <w:lvlJc w:val="left"/>
+      <w:pPr>
+        <w:tabs>
+          <w:tab w:pos="5040" w:val="num"/>
+        </w:tabs>
+        <w:ind w:hanging="480" w:left="5520"/>
+      </w:pPr>
+    </w:lvl>
+    <w:lvl w:ilvl="8">
+      <w:start w:val="1"/>
+      <w:numFmt w:val="decimal"/>
+      <w:lvlText w:val="%9."/>
+      <w:lvlJc w:val="left"/>
+      <w:pPr>
+        <w:tabs>
+          <w:tab w:pos="5760" w:val="num"/>
+        </w:tabs>
+        <w:ind w:hanging="480" w:left="6240"/>
+      </w:pPr>
+    </w:lvl>
+  </w:abstractNum>
   <w:abstractNum w:abstractNumId="990">
     <w:nsid w:val="0000A990"/>
     <w:multiLevelType w:val="multilevel"/>
@@ -17651,6 +18295,114 @@
       </w:pPr>
     </w:lvl>
   </w:abstractNum>
+  <w:num w16cid:durableId="666442937" w:numId="1">
+    <w:abstractNumId w:val="1"/>
+  </w:num>
+  <w:num w16cid:durableId="611596762" w:numId="2">
+    <w:abstractNumId w:val="0"/>
+  </w:num>
+  <w:num w16cid:durableId="388962429" w:numId="3">
+    <w:abstractNumId w:val="0"/>
+  </w:num>
+  <w:num w16cid:durableId="1208103481" w:numId="4">
+    <w:abstractNumId w:val="0"/>
+  </w:num>
+  <w:num w16cid:durableId="2058387244" w:numId="5">
+    <w:abstractNumId w:val="0"/>
+  </w:num>
+  <w:num w16cid:durableId="571309507" w:numId="6">
+    <w:abstractNumId w:val="0"/>
+  </w:num>
+  <w:num w16cid:durableId="564293530" w:numId="7">
+    <w:abstractNumId w:val="0"/>
+  </w:num>
+  <w:num w16cid:durableId="1537962493" w:numId="8">
+    <w:abstractNumId w:val="0"/>
+  </w:num>
+  <w:num w16cid:durableId="1458573164" w:numId="9">
+    <w:abstractNumId w:val="0"/>
+  </w:num>
+  <w:num w16cid:durableId="2042437547" w:numId="10">
+    <w:abstractNumId w:val="0"/>
+  </w:num>
+  <w:num w16cid:durableId="2042438987" w:numId="11">
+    <w:abstractNumId w:val="0"/>
+  </w:num>
+  <w:num w16cid:durableId="477458780" w:numId="12">
+    <w:abstractNumId w:val="0"/>
+  </w:num>
+  <w:num w16cid:durableId="698898323" w:numId="13">
+    <w:abstractNumId w:val="0"/>
+  </w:num>
+  <w:num w16cid:durableId="424956732" w:numId="14">
+    <w:abstractNumId w:val="0"/>
+  </w:num>
+  <w:num w16cid:durableId="69932026" w:numId="15">
+    <w:abstractNumId w:val="0"/>
+  </w:num>
+  <w:num w16cid:durableId="1401829951" w:numId="16">
+    <w:abstractNumId w:val="3"/>
+    <w:lvlOverride w:ilvl="0">
+      <w:startOverride w:val="1"/>
+    </w:lvlOverride>
+    <w:lvlOverride w:ilvl="1">
+      <w:startOverride w:val="1"/>
+    </w:lvlOverride>
+    <w:lvlOverride w:ilvl="2">
+      <w:startOverride w:val="1"/>
+    </w:lvlOverride>
+    <w:lvlOverride w:ilvl="3">
+      <w:startOverride w:val="1"/>
+    </w:lvlOverride>
+    <w:lvlOverride w:ilvl="4">
+      <w:startOverride w:val="1"/>
+    </w:lvlOverride>
+    <w:lvlOverride w:ilvl="5">
+      <w:startOverride w:val="1"/>
+    </w:lvlOverride>
+    <w:lvlOverride w:ilvl="6">
+      <w:startOverride w:val="1"/>
+    </w:lvlOverride>
+    <w:lvlOverride w:ilvl="7">
+      <w:startOverride w:val="1"/>
+    </w:lvlOverride>
+    <w:lvlOverride w:ilvl="8">
+      <w:startOverride w:val="1"/>
+    </w:lvlOverride>
+  </w:num>
+  <w:num w16cid:durableId="1720593767" w:numId="17">
+    <w:abstractNumId w:val="0"/>
+  </w:num>
+  <w:num w16cid:durableId="293027331" w:numId="18">
+    <w:abstractNumId w:val="2"/>
+    <w:lvlOverride w:ilvl="0">
+      <w:startOverride w:val="7"/>
+    </w:lvlOverride>
+    <w:lvlOverride w:ilvl="1">
+      <w:startOverride w:val="7"/>
+    </w:lvlOverride>
+    <w:lvlOverride w:ilvl="2">
+      <w:startOverride w:val="7"/>
+    </w:lvlOverride>
+    <w:lvlOverride w:ilvl="3">
+      <w:startOverride w:val="7"/>
+    </w:lvlOverride>
+    <w:lvlOverride w:ilvl="4">
+      <w:startOverride w:val="7"/>
+    </w:lvlOverride>
+    <w:lvlOverride w:ilvl="5">
+      <w:startOverride w:val="7"/>
+    </w:lvlOverride>
+    <w:lvlOverride w:ilvl="6">
+      <w:startOverride w:val="7"/>
+    </w:lvlOverride>
+    <w:lvlOverride w:ilvl="7">
+      <w:startOverride w:val="7"/>
+    </w:lvlOverride>
+    <w:lvlOverride w:ilvl="8">
+      <w:startOverride w:val="7"/>
+    </w:lvlOverride>
+  </w:num>
   <w:num w:numId="1000">
     <w:abstractNumId w:val="990"/>
   </w:num>
@@ -17829,14 +18581,15 @@
 </file>
 
 <file path=word/styles.xml><?xml version="1.0" encoding="utf-8"?>
-<w:styles xmlns:r="http://schemas.openxmlformats.org/officeDocument/2006/relationships" xmlns:w="http://schemas.openxmlformats.org/wordprocessingml/2006/main">
+<w:styles xmlns:mc="http://schemas.openxmlformats.org/markup-compatibility/2006" xmlns:r="http://schemas.openxmlformats.org/officeDocument/2006/relationships" xmlns:w="http://schemas.openxmlformats.org/wordprocessingml/2006/main" xmlns:w14="http://schemas.microsoft.com/office/word/2010/wordml" xmlns:w15="http://schemas.microsoft.com/office/word/2012/wordml" xmlns:w16="http://schemas.microsoft.com/office/word/2018/wordml" xmlns:w16cex="http://schemas.microsoft.com/office/word/2018/wordml/cex" xmlns:w16cid="http://schemas.microsoft.com/office/word/2016/wordml/cid" xmlns:w16du="http://schemas.microsoft.com/office/word/2023/wordml/word16du" xmlns:w16sdtdh="http://schemas.microsoft.com/office/word/2020/wordml/sdtdatahash" xmlns:w16sdtfl="http://schemas.microsoft.com/office/word/2024/wordml/sdtformatlock" xmlns:w16se="http://schemas.microsoft.com/office/word/2015/wordml/symex" mc:Ignorable="w14 w15 w16se w16cid w16 w16cex w16sdtdh w16sdtfl w16du">
   <w:docDefaults>
     <w:rPrDefault>
       <w:rPr>
-        <w:rFonts w:asciiTheme="minorHAnsi" w:cstheme="minorBidi" w:eastAsiaTheme="minorEastAsia" w:hAnsiTheme="minorHAnsi"/>
-        <w:sz w:val="24"/>
-        <w:szCs w:val="24"/>
-        <w:lang w:bidi="ar-SA" w:eastAsia="zh-CN" w:val="en-US"/>
+        <w:rFonts w:asciiTheme="minorHAnsi" w:cstheme="minorBidi" w:eastAsiaTheme="minorHAnsi" w:hAnsiTheme="minorHAnsi"/>
+        <w:color w:val="1A1A1A"/>
+        <w:sz w:val="22"/>
+        <w:szCs w:val="22"/>
+        <w:lang w:bidi="ar-SA" w:eastAsia="en-US" w:val="en-US"/>
       </w:rPr>
     </w:rPrDefault>
     <w:pPrDefault>
@@ -17845,15 +18598,475 @@
       </w:pPr>
     </w:pPrDefault>
   </w:docDefaults>
-  <w:latentStyles w:count="276" w:defLockedState="0" w:defQFormat="0" w:defSemiHidden="0" w:defUIPriority="0" w:defUnhideWhenUsed="0"/>
+  <w:latentStyles w:count="376" w:defLockedState="0" w:defQFormat="0" w:defSemiHidden="0" w:defUIPriority="0" w:defUnhideWhenUsed="0">
+    <w:lsdException w:name="toc 1" w:uiPriority="39"/>
+    <w:lsdException w:name="toc 2" w:uiPriority="39"/>
+    <w:lsdException w:name="Hyperlink" w:uiPriority="99"/>
+    <w:lsdException w:name="Normal Table" w:semiHidden="1" w:unhideWhenUsed="1"/>
+    <w:lsdException w:name="Table Simple 1" w:semiHidden="1" w:unhideWhenUsed="1"/>
+    <w:lsdException w:name="Table Simple 2" w:semiHidden="1" w:unhideWhenUsed="1"/>
+    <w:lsdException w:name="Table Simple 3" w:semiHidden="1" w:unhideWhenUsed="1"/>
+    <w:lsdException w:name="Table Classic 1" w:semiHidden="1" w:unhideWhenUsed="1"/>
+    <w:lsdException w:name="Table Classic 2" w:semiHidden="1" w:unhideWhenUsed="1"/>
+    <w:lsdException w:name="Table Classic 3" w:semiHidden="1" w:unhideWhenUsed="1"/>
+    <w:lsdException w:name="Table Classic 4" w:semiHidden="1" w:unhideWhenUsed="1"/>
+    <w:lsdException w:name="Table Colorful 1" w:semiHidden="1" w:unhideWhenUsed="1"/>
+    <w:lsdException w:name="Table Colorful 2" w:semiHidden="1" w:unhideWhenUsed="1"/>
+    <w:lsdException w:name="Table Colorful 3" w:semiHidden="1" w:unhideWhenUsed="1"/>
+    <w:lsdException w:name="Table Columns 1" w:semiHidden="1" w:unhideWhenUsed="1"/>
+    <w:lsdException w:name="Table Columns 2" w:semiHidden="1" w:unhideWhenUsed="1"/>
+    <w:lsdException w:name="Table Columns 3" w:semiHidden="1" w:unhideWhenUsed="1"/>
+    <w:lsdException w:name="Table Columns 4" w:semiHidden="1" w:unhideWhenUsed="1"/>
+    <w:lsdException w:name="Table Columns 5" w:semiHidden="1" w:unhideWhenUsed="1"/>
+    <w:lsdException w:name="Table Grid 1" w:semiHidden="1" w:unhideWhenUsed="1"/>
+    <w:lsdException w:name="Table Grid 2" w:semiHidden="1" w:unhideWhenUsed="1"/>
+    <w:lsdException w:name="Table Grid 3" w:semiHidden="1" w:unhideWhenUsed="1"/>
+    <w:lsdException w:name="Table Grid 4" w:semiHidden="1" w:unhideWhenUsed="1"/>
+    <w:lsdException w:name="Table Grid 5" w:semiHidden="1" w:unhideWhenUsed="1"/>
+    <w:lsdException w:name="Table Grid 6" w:semiHidden="1" w:unhideWhenUsed="1"/>
+    <w:lsdException w:name="Table Grid 7" w:semiHidden="1" w:unhideWhenUsed="1"/>
+    <w:lsdException w:name="Table Grid 8" w:semiHidden="1" w:unhideWhenUsed="1"/>
+    <w:lsdException w:name="Table List 1" w:semiHidden="1" w:unhideWhenUsed="1"/>
+    <w:lsdException w:name="Table List 2" w:semiHidden="1" w:unhideWhenUsed="1"/>
+    <w:lsdException w:name="Table List 3" w:semiHidden="1" w:unhideWhenUsed="1"/>
+    <w:lsdException w:name="Table List 4" w:semiHidden="1" w:unhideWhenUsed="1"/>
+    <w:lsdException w:name="Table List 5" w:semiHidden="1" w:unhideWhenUsed="1"/>
+    <w:lsdException w:name="Table List 6" w:semiHidden="1" w:unhideWhenUsed="1"/>
+    <w:lsdException w:name="Table List 7" w:semiHidden="1" w:unhideWhenUsed="1"/>
+    <w:lsdException w:name="Table List 8" w:semiHidden="1" w:unhideWhenUsed="1"/>
+    <w:lsdException w:name="Table 3D effects 1" w:semiHidden="1" w:unhideWhenUsed="1"/>
+    <w:lsdException w:name="Table 3D effects 2" w:semiHidden="1" w:unhideWhenUsed="1"/>
+    <w:lsdException w:name="Table 3D effects 3" w:semiHidden="1" w:unhideWhenUsed="1"/>
+    <w:lsdException w:name="Table Contemporary" w:semiHidden="1" w:unhideWhenUsed="1"/>
+    <w:lsdException w:name="Table Elegant" w:semiHidden="1" w:unhideWhenUsed="1"/>
+    <w:lsdException w:name="Table Professional" w:semiHidden="1" w:unhideWhenUsed="1"/>
+    <w:lsdException w:name="Table Subtle 1" w:semiHidden="1" w:unhideWhenUsed="1"/>
+    <w:lsdException w:name="Table Subtle 2" w:semiHidden="1" w:unhideWhenUsed="1"/>
+    <w:lsdException w:name="Table Web 1" w:semiHidden="1" w:unhideWhenUsed="1"/>
+    <w:lsdException w:name="Table Web 2" w:semiHidden="1" w:unhideWhenUsed="1"/>
+    <w:lsdException w:name="Table Web 3" w:semiHidden="1" w:unhideWhenUsed="1"/>
+    <w:lsdException w:name="Table Theme" w:semiHidden="1" w:unhideWhenUsed="1"/>
+    <w:lsdException w:name="Light Shading"/>
+    <w:lsdException w:name="Light List"/>
+    <w:lsdException w:name="Light Grid"/>
+    <w:lsdException w:name="Medium Shading 1"/>
+    <w:lsdException w:name="Medium Shading 2"/>
+    <w:lsdException w:name="Medium List 1"/>
+    <w:lsdException w:name="Medium List 2"/>
+    <w:lsdException w:name="Medium Grid 1"/>
+    <w:lsdException w:name="Medium Grid 2"/>
+    <w:lsdException w:name="Medium Grid 3"/>
+    <w:lsdException w:name="Dark List"/>
+    <w:lsdException w:name="Colorful Shading"/>
+    <w:lsdException w:name="Colorful List"/>
+    <w:lsdException w:name="Colorful Grid"/>
+    <w:lsdException w:name="Light Shading Accent 1"/>
+    <w:lsdException w:name="Light List Accent 1"/>
+    <w:lsdException w:name="Light Grid Accent 1"/>
+    <w:lsdException w:name="Medium Shading 1 Accent 1"/>
+    <w:lsdException w:name="Medium Shading 2 Accent 1"/>
+    <w:lsdException w:name="Medium List 1 Accent 1"/>
+    <w:lsdException w:name="Medium List 2 Accent 1"/>
+    <w:lsdException w:name="Medium Grid 1 Accent 1"/>
+    <w:lsdException w:name="Medium Grid 2 Accent 1"/>
+    <w:lsdException w:name="Medium Grid 3 Accent 1"/>
+    <w:lsdException w:name="Dark List Accent 1"/>
+    <w:lsdException w:name="Colorful Shading Accent 1"/>
+    <w:lsdException w:name="Colorful List Accent 1"/>
+    <w:lsdException w:name="Colorful Grid Accent 1"/>
+    <w:lsdException w:name="Light Shading Accent 2"/>
+    <w:lsdException w:name="Light List Accent 2"/>
+    <w:lsdException w:name="Light Grid Accent 2"/>
+    <w:lsdException w:name="Medium Shading 1 Accent 2"/>
+    <w:lsdException w:name="Medium Shading 2 Accent 2"/>
+    <w:lsdException w:name="Medium List 1 Accent 2"/>
+    <w:lsdException w:name="Medium List 2 Accent 2"/>
+    <w:lsdException w:name="Medium Grid 1 Accent 2"/>
+    <w:lsdException w:name="Medium Grid 2 Accent 2"/>
+    <w:lsdException w:name="Medium Grid 3 Accent 2"/>
+    <w:lsdException w:name="Dark List Accent 2"/>
+    <w:lsdException w:name="Colorful Shading Accent 2"/>
+    <w:lsdException w:name="Colorful List Accent 2"/>
+    <w:lsdException w:name="Colorful Grid Accent 2"/>
+    <w:lsdException w:name="Light Shading Accent 3"/>
+    <w:lsdException w:name="Light List Accent 3"/>
+    <w:lsdException w:name="Light Grid Accent 3"/>
+    <w:lsdException w:name="Medium Shading 1 Accent 3"/>
+    <w:lsdException w:name="Medium Shading 2 Accent 3"/>
+    <w:lsdException w:name="Medium List 1 Accent 3"/>
+    <w:lsdException w:name="Medium List 2 Accent 3"/>
+    <w:lsdException w:name="Medium Grid 1 Accent 3"/>
+    <w:lsdException w:name="Medium Grid 2 Accent 3"/>
+    <w:lsdException w:name="Medium Grid 3 Accent 3"/>
+    <w:lsdException w:name="Dark List Accent 3"/>
+    <w:lsdException w:name="Colorful Shading Accent 3"/>
+    <w:lsdException w:name="Colorful List Accent 3"/>
+    <w:lsdException w:name="Colorful Grid Accent 3"/>
+    <w:lsdException w:name="Light Shading Accent 4"/>
+    <w:lsdException w:name="Light List Accent 4"/>
+    <w:lsdException w:name="Light Grid Accent 4"/>
+    <w:lsdException w:name="Medium Shading 1 Accent 4"/>
+    <w:lsdException w:name="Medium Shading 2 Accent 4"/>
+    <w:lsdException w:name="Medium List 1 Accent 4"/>
+    <w:lsdException w:name="Medium List 2 Accent 4"/>
+    <w:lsdException w:name="Medium Grid 1 Accent 4"/>
+    <w:lsdException w:name="Medium Grid 2 Accent 4"/>
+    <w:lsdException w:name="Medium Grid 3 Accent 4"/>
+    <w:lsdException w:name="Dark List Accent 4"/>
+    <w:lsdException w:name="Colorful Shading Accent 4"/>
+    <w:lsdException w:name="Colorful List Accent 4"/>
+    <w:lsdException w:name="Colorful Grid Accent 4"/>
+    <w:lsdException w:name="Light Shading Accent 5"/>
+    <w:lsdException w:name="Light List Accent 5"/>
+    <w:lsdException w:name="Light Grid Accent 5"/>
+    <w:lsdException w:name="Medium Shading 1 Accent 5"/>
+    <w:lsdException w:name="Medium Shading 2 Accent 5"/>
+    <w:lsdException w:name="Medium List 1 Accent 5"/>
+    <w:lsdException w:name="Medium List 2 Accent 5"/>
+    <w:lsdException w:name="Medium Grid 1 Accent 5"/>
+    <w:lsdException w:name="Medium Grid 2 Accent 5"/>
+    <w:lsdException w:name="Medium Grid 3 Accent 5"/>
+    <w:lsdException w:name="Dark List Accent 5"/>
+    <w:lsdException w:name="Colorful Shading Accent 5"/>
+    <w:lsdException w:name="Colorful List Accent 5"/>
+    <w:lsdException w:name="Colorful Grid Accent 5"/>
+    <w:lsdException w:name="Light Shading Accent 6"/>
+    <w:lsdException w:name="Light List Accent 6"/>
+    <w:lsdException w:name="Light Grid Accent 6"/>
+    <w:lsdException w:name="Medium Shading 1 Accent 6"/>
+    <w:lsdException w:name="Medium Shading 2 Accent 6"/>
+    <w:lsdException w:name="Medium List 1 Accent 6"/>
+    <w:lsdException w:name="Medium List 2 Accent 6"/>
+    <w:lsdException w:name="Medium Grid 1 Accent 6"/>
+    <w:lsdException w:name="Medium Grid 2 Accent 6"/>
+    <w:lsdException w:name="Medium Grid 3 Accent 6"/>
+    <w:lsdException w:name="Dark List Accent 6"/>
+    <w:lsdException w:name="Colorful Shading Accent 6"/>
+    <w:lsdException w:name="Colorful List Accent 6"/>
+    <w:lsdException w:name="Colorful Grid Accent 6"/>
+    <w:lsdException w:name="Grid Table 4" w:uiPriority="49"/>
+    <w:lsdException w:name="Grid Table 5 Dark" w:uiPriority="50"/>
+    <w:lsdException w:name="Grid Table 6 Colorful" w:uiPriority="51"/>
+    <w:lsdException w:name="Grid Table 7 Colorful" w:uiPriority="52"/>
+    <w:lsdException w:name="Grid Table 1 Light Accent 1" w:uiPriority="46"/>
+    <w:lsdException w:name="Grid Table 2 Accent 1" w:uiPriority="47"/>
+    <w:lsdException w:name="Grid Table 3 Accent 1" w:uiPriority="48"/>
+    <w:lsdException w:name="Grid Table 4 Accent 1" w:uiPriority="49"/>
+    <w:lsdException w:name="Grid Table 5 Dark Accent 1" w:uiPriority="50"/>
+    <w:lsdException w:name="Grid Table 6 Colorful Accent 1" w:uiPriority="51"/>
+    <w:lsdException w:name="Grid Table 7 Colorful Accent 1" w:uiPriority="52"/>
+    <w:lsdException w:name="Grid Table 1 Light Accent 2" w:uiPriority="46"/>
+    <w:lsdException w:name="Grid Table 2 Accent 2" w:uiPriority="47"/>
+    <w:lsdException w:name="Grid Table 3 Accent 2" w:uiPriority="48"/>
+    <w:lsdException w:name="Grid Table 4 Accent 2" w:uiPriority="49"/>
+    <w:lsdException w:name="Grid Table 5 Dark Accent 2" w:uiPriority="50"/>
+    <w:lsdException w:name="Grid Table 6 Colorful Accent 2" w:uiPriority="51"/>
+    <w:lsdException w:name="Grid Table 7 Colorful Accent 2" w:uiPriority="52"/>
+    <w:lsdException w:name="Grid Table 1 Light Accent 3" w:uiPriority="46"/>
+    <w:lsdException w:name="Grid Table 2 Accent 3" w:uiPriority="47"/>
+    <w:lsdException w:name="Grid Table 3 Accent 3" w:uiPriority="48"/>
+    <w:lsdException w:name="Grid Table 4 Accent 3" w:uiPriority="49"/>
+    <w:lsdException w:name="Grid Table 5 Dark Accent 3" w:uiPriority="50"/>
+    <w:lsdException w:name="Grid Table 6 Colorful Accent 3" w:uiPriority="51"/>
+    <w:lsdException w:name="Grid Table 7 Colorful Accent 3" w:uiPriority="52"/>
+    <w:lsdException w:name="Grid Table 1 Light Accent 4" w:uiPriority="46"/>
+    <w:lsdException w:name="Grid Table 2 Accent 4" w:uiPriority="47"/>
+    <w:lsdException w:name="Grid Table 3 Accent 4" w:uiPriority="48"/>
+    <w:lsdException w:name="Grid Table 4 Accent 4" w:uiPriority="49"/>
+    <w:lsdException w:name="Grid Table 5 Dark Accent 4" w:uiPriority="50"/>
+    <w:lsdException w:name="Grid Table 6 Colorful Accent 4" w:uiPriority="51"/>
+    <w:lsdException w:name="Grid Table 7 Colorful Accent 4" w:uiPriority="52"/>
+    <w:lsdException w:name="Grid Table 1 Light Accent 5" w:uiPriority="46"/>
+    <w:lsdException w:name="Grid Table 2 Accent 5" w:uiPriority="47"/>
+    <w:lsdException w:name="Grid Table 3 Accent 5" w:uiPriority="48"/>
+    <w:lsdException w:name="Grid Table 4 Accent 5" w:uiPriority="49"/>
+    <w:lsdException w:name="Grid Table 5 Dark Accent 5" w:uiPriority="50"/>
+    <w:lsdException w:name="Grid Table 6 Colorful Accent 5" w:uiPriority="51"/>
+    <w:lsdException w:name="Grid Table 7 Colorful Accent 5" w:uiPriority="52"/>
+    <w:lsdException w:name="Grid Table 1 Light Accent 6" w:uiPriority="46"/>
+    <w:lsdException w:name="Grid Table 2 Accent 6" w:uiPriority="47"/>
+    <w:lsdException w:name="Grid Table 3 Accent 6" w:uiPriority="48"/>
+    <w:lsdException w:name="Grid Table 4 Accent 6" w:uiPriority="49"/>
+    <w:lsdException w:name="Grid Table 5 Dark Accent 6" w:uiPriority="50"/>
+    <w:lsdException w:name="Grid Table 6 Colorful Accent 6" w:uiPriority="51"/>
+    <w:lsdException w:name="Grid Table 7 Colorful Accent 6" w:uiPriority="52"/>
+    <w:lsdException w:name="List Table 1 Light" w:uiPriority="46"/>
+    <w:lsdException w:name="List Table 2" w:uiPriority="47"/>
+    <w:lsdException w:name="List Table 3" w:uiPriority="48"/>
+    <w:lsdException w:name="List Table 4" w:uiPriority="49"/>
+    <w:lsdException w:name="List Table 5 Dark" w:uiPriority="50"/>
+    <w:lsdException w:name="List Table 6 Colorful" w:uiPriority="51"/>
+    <w:lsdException w:name="List Table 7 Colorful" w:uiPriority="52"/>
+    <w:lsdException w:name="List Table 1 Light Accent 1" w:uiPriority="46"/>
+    <w:lsdException w:name="List Table 2 Accent 1" w:uiPriority="47"/>
+    <w:lsdException w:name="List Table 3 Accent 1" w:uiPriority="48"/>
+    <w:lsdException w:name="List Table 4 Accent 1" w:uiPriority="49"/>
+    <w:lsdException w:name="List Table 5 Dark Accent 1" w:uiPriority="50"/>
+    <w:lsdException w:name="List Table 6 Colorful Accent 1" w:uiPriority="51"/>
+    <w:lsdException w:name="List Table 7 Colorful Accent 1" w:uiPriority="52"/>
+    <w:lsdException w:name="List Table 1 Light Accent 2" w:uiPriority="46"/>
+    <w:lsdException w:name="List Table 2 Accent 2" w:uiPriority="47"/>
+    <w:lsdException w:name="List Table 3 Accent 2" w:uiPriority="48"/>
+    <w:lsdException w:name="List Table 4 Accent 2" w:uiPriority="49"/>
+    <w:lsdException w:name="List Table 5 Dark Accent 2" w:uiPriority="50"/>
+    <w:lsdException w:name="List Table 6 Colorful Accent 2" w:uiPriority="51"/>
+    <w:lsdException w:name="List Table 7 Colorful Accent 2" w:uiPriority="52"/>
+    <w:lsdException w:name="List Table 1 Light Accent 3" w:uiPriority="46"/>
+    <w:lsdException w:name="List Table 2 Accent 3" w:uiPriority="47"/>
+    <w:lsdException w:name="List Table 3 Accent 3" w:uiPriority="48"/>
+    <w:lsdException w:name="List Table 4 Accent 3" w:uiPriority="49"/>
+    <w:lsdException w:name="List Table 5 Dark Accent 3" w:uiPriority="50"/>
+    <w:lsdException w:name="List Table 6 Colorful Accent 3" w:uiPriority="51"/>
+    <w:lsdException w:name="List Table 7 Colorful Accent 3" w:uiPriority="52"/>
+    <w:lsdException w:name="List Table 1 Light Accent 4" w:uiPriority="46"/>
+    <w:lsdException w:name="List Table 2 Accent 4" w:uiPriority="47"/>
+    <w:lsdException w:name="List Table 3 Accent 4" w:uiPriority="48"/>
+    <w:lsdException w:name="List Table 4 Accent 4" w:uiPriority="49"/>
+    <w:lsdException w:name="List Table 5 Dark Accent 4" w:uiPriority="50"/>
+    <w:lsdException w:name="List Table 6 Colorful Accent 4" w:uiPriority="51"/>
+    <w:lsdException w:name="List Table 7 Colorful Accent 4" w:uiPriority="52"/>
+    <w:lsdException w:name="List Table 1 Light Accent 5" w:uiPriority="46"/>
+    <w:lsdException w:name="List Table 2 Accent 5" w:uiPriority="47"/>
+    <w:lsdException w:name="List Table 3 Accent 5" w:uiPriority="48"/>
+    <w:lsdException w:name="List Table 4 Accent 5" w:uiPriority="49"/>
+    <w:lsdException w:name="List Table 5 Dark Accent 5" w:uiPriority="50"/>
+    <w:lsdException w:name="List Table 6 Colorful Accent 5" w:uiPriority="51"/>
+    <w:lsdException w:name="List Table 7 Colorful Accent 5" w:uiPriority="52"/>
+    <w:lsdException w:name="List Table 1 Light Accent 6" w:uiPriority="46"/>
+    <w:lsdException w:name="List Table 2 Accent 6" w:uiPriority="47"/>
+    <w:lsdException w:name="List Table 3 Accent 6" w:uiPriority="48"/>
+    <w:lsdException w:name="List Table 4 Accent 6" w:uiPriority="49"/>
+    <w:lsdException w:name="List Table 5 Dark Accent 6" w:uiPriority="50"/>
+    <w:lsdException w:name="List Table 6 Colorful Accent 6" w:uiPriority="51"/>
+    <w:lsdException w:name="List Table 7 Colorful Accent 6" w:uiPriority="52"/>
+    <w:lsdException w:name="Mention" w:semiHidden="1" w:uiPriority="99" w:unhideWhenUsed="1"/>
+    <w:lsdException w:name="Smart Hyperlink" w:semiHidden="1" w:uiPriority="99" w:unhideWhenUsed="1"/>
+    <w:lsdException w:name="Hashtag" w:semiHidden="1" w:uiPriority="99" w:unhideWhenUsed="1"/>
+    <w:lsdException w:name="Unresolved Mention" w:semiHidden="1" w:uiPriority="99" w:unhideWhenUsed="1"/>
+    <w:lsdException w:name="Smart Link" w:semiHidden="1" w:uiPriority="99" w:unhideWhenUsed="1"/>
+  </w:latentStyles>
   <w:style w:default="1" w:styleId="Normal" w:type="paragraph">
     <w:name w:val="Normal"/>
     <w:qFormat/>
   </w:style>
+  <w:style w:styleId="Heading1" w:type="paragraph">
+    <w:name w:val="heading 1"/>
+    <w:basedOn w:val="Normal"/>
+    <w:next w:val="BodyText"/>
+    <w:uiPriority w:val="9"/>
+    <w:qFormat/>
+    <w:pPr>
+      <w:keepNext/>
+      <w:keepLines/>
+      <w:spacing w:after="0" w:before="480"/>
+      <w:outlineLvl w:val="0"/>
+    </w:pPr>
+    <w:rPr>
+      <w:rFonts w:asciiTheme="majorHAnsi" w:cstheme="majorBidi" w:eastAsiaTheme="majorEastAsia" w:hAnsiTheme="majorHAnsi"/>
+      <w:b/>
+      <w:bCs/>
+      <w:color w:val="E64C38"/>
+      <w:sz w:val="32"/>
+      <w:szCs w:val="32"/>
+    </w:rPr>
+  </w:style>
+  <w:style w:styleId="Heading2" w:type="paragraph">
+    <w:name w:val="heading 2"/>
+    <w:basedOn w:val="Normal"/>
+    <w:next w:val="BodyText"/>
+    <w:uiPriority w:val="9"/>
+    <w:unhideWhenUsed/>
+    <w:qFormat/>
+    <w:pPr>
+      <w:keepNext/>
+      <w:keepLines/>
+      <w:spacing w:after="0" w:before="200"/>
+      <w:outlineLvl w:val="1"/>
+    </w:pPr>
+    <w:rPr>
+      <w:rFonts w:asciiTheme="majorHAnsi" w:cstheme="majorBidi" w:eastAsiaTheme="majorEastAsia" w:hAnsiTheme="majorHAnsi"/>
+      <w:b/>
+      <w:bCs/>
+      <w:color w:val="E64C38"/>
+      <w:sz w:val="28"/>
+      <w:szCs w:val="28"/>
+    </w:rPr>
+  </w:style>
+  <w:style w:styleId="Heading3" w:type="paragraph">
+    <w:name w:val="heading 3"/>
+    <w:basedOn w:val="Normal"/>
+    <w:next w:val="BodyText"/>
+    <w:uiPriority w:val="9"/>
+    <w:unhideWhenUsed/>
+    <w:qFormat/>
+    <w:pPr>
+      <w:keepNext/>
+      <w:keepLines/>
+      <w:spacing w:after="0" w:before="200"/>
+      <w:outlineLvl w:val="2"/>
+    </w:pPr>
+    <w:rPr>
+      <w:rFonts w:asciiTheme="majorHAnsi" w:cstheme="majorBidi" w:eastAsiaTheme="majorEastAsia" w:hAnsiTheme="majorHAnsi"/>
+      <w:b/>
+      <w:bCs/>
+      <w:color w:val="E64C38"/>
+      <w:sz w:val="24"/>
+      <w:szCs w:val="24"/>
+    </w:rPr>
+  </w:style>
+  <w:style w:styleId="Heading4" w:type="paragraph">
+    <w:name w:val="heading 4"/>
+    <w:basedOn w:val="Normal"/>
+    <w:next w:val="BodyText"/>
+    <w:uiPriority w:val="9"/>
+    <w:unhideWhenUsed/>
+    <w:qFormat/>
+    <w:pPr>
+      <w:keepNext/>
+      <w:keepLines/>
+      <w:spacing w:after="0" w:before="200"/>
+      <w:outlineLvl w:val="3"/>
+    </w:pPr>
+    <w:rPr>
+      <w:rFonts w:asciiTheme="majorHAnsi" w:cstheme="majorBidi" w:eastAsiaTheme="majorEastAsia" w:hAnsiTheme="majorHAnsi"/>
+      <w:bCs/>
+      <w:i/>
+      <w:color w:val="E64C38"/>
+      <w:sz w:val="24"/>
+      <w:szCs w:val="24"/>
+    </w:rPr>
+  </w:style>
+  <w:style w:styleId="Heading5" w:type="paragraph">
+    <w:name w:val="heading 5"/>
+    <w:basedOn w:val="Normal"/>
+    <w:next w:val="BodyText"/>
+    <w:uiPriority w:val="9"/>
+    <w:unhideWhenUsed/>
+    <w:qFormat/>
+    <w:pPr>
+      <w:keepNext/>
+      <w:keepLines/>
+      <w:spacing w:after="0" w:before="200"/>
+      <w:outlineLvl w:val="4"/>
+    </w:pPr>
+    <w:rPr>
+      <w:rFonts w:asciiTheme="majorHAnsi" w:cstheme="majorBidi" w:eastAsiaTheme="majorEastAsia" w:hAnsiTheme="majorHAnsi"/>
+      <w:iCs/>
+      <w:color w:val="E64C38"/>
+      <w:sz w:val="24"/>
+      <w:szCs w:val="24"/>
+    </w:rPr>
+  </w:style>
+  <w:style w:styleId="Heading6" w:type="paragraph">
+    <w:name w:val="heading 6"/>
+    <w:basedOn w:val="Normal"/>
+    <w:next w:val="BodyText"/>
+    <w:uiPriority w:val="9"/>
+    <w:unhideWhenUsed/>
+    <w:qFormat/>
+    <w:pPr>
+      <w:keepNext/>
+      <w:keepLines/>
+      <w:spacing w:after="0" w:before="200"/>
+      <w:outlineLvl w:val="5"/>
+    </w:pPr>
+    <w:rPr>
+      <w:rFonts w:asciiTheme="majorHAnsi" w:cstheme="majorBidi" w:eastAsiaTheme="majorEastAsia" w:hAnsiTheme="majorHAnsi"/>
+      <w:color w:val="E64C38"/>
+      <w:sz w:val="24"/>
+      <w:szCs w:val="24"/>
+    </w:rPr>
+  </w:style>
+  <w:style w:styleId="Heading7" w:type="paragraph">
+    <w:name w:val="heading 7"/>
+    <w:basedOn w:val="Normal"/>
+    <w:next w:val="BodyText"/>
+    <w:uiPriority w:val="9"/>
+    <w:unhideWhenUsed/>
+    <w:qFormat/>
+    <w:pPr>
+      <w:keepNext/>
+      <w:keepLines/>
+      <w:spacing w:after="0" w:before="200"/>
+      <w:outlineLvl w:val="6"/>
+    </w:pPr>
+    <w:rPr>
+      <w:rFonts w:asciiTheme="majorHAnsi" w:cstheme="majorBidi" w:eastAsiaTheme="majorEastAsia" w:hAnsiTheme="majorHAnsi"/>
+      <w:color w:val="E64C38"/>
+      <w:sz w:val="24"/>
+      <w:szCs w:val="24"/>
+    </w:rPr>
+  </w:style>
+  <w:style w:styleId="Heading8" w:type="paragraph">
+    <w:name w:val="heading 8"/>
+    <w:basedOn w:val="Normal"/>
+    <w:next w:val="BodyText"/>
+    <w:uiPriority w:val="9"/>
+    <w:unhideWhenUsed/>
+    <w:qFormat/>
+    <w:pPr>
+      <w:keepNext/>
+      <w:keepLines/>
+      <w:spacing w:after="0" w:before="200"/>
+      <w:outlineLvl w:val="7"/>
+    </w:pPr>
+    <w:rPr>
+      <w:rFonts w:asciiTheme="majorHAnsi" w:cstheme="majorBidi" w:eastAsiaTheme="majorEastAsia" w:hAnsiTheme="majorHAnsi"/>
+      <w:color w:val="E64C38"/>
+      <w:sz w:val="24"/>
+      <w:szCs w:val="24"/>
+    </w:rPr>
+  </w:style>
+  <w:style w:styleId="Heading9" w:type="paragraph">
+    <w:name w:val="heading 9"/>
+    <w:basedOn w:val="Normal"/>
+    <w:next w:val="BodyText"/>
+    <w:uiPriority w:val="9"/>
+    <w:unhideWhenUsed/>
+    <w:qFormat/>
+    <w:pPr>
+      <w:keepNext/>
+      <w:keepLines/>
+      <w:spacing w:after="0" w:before="200"/>
+      <w:outlineLvl w:val="8"/>
+    </w:pPr>
+    <w:rPr>
+      <w:rFonts w:asciiTheme="majorHAnsi" w:cstheme="majorBidi" w:eastAsiaTheme="majorEastAsia" w:hAnsiTheme="majorHAnsi"/>
+      <w:color w:val="E64C38"/>
+      <w:sz w:val="24"/>
+      <w:szCs w:val="24"/>
+    </w:rPr>
+  </w:style>
+  <w:style w:default="1" w:styleId="DefaultParagraphFont" w:type="character">
+    <w:name w:val="Default Paragraph Font"/>
+    <w:uiPriority w:val="1"/>
+    <w:semiHidden/>
+    <w:unhideWhenUsed/>
+  </w:style>
+  <w:style w:default="1" w:styleId="TableNormal" w:type="table">
+    <w:name w:val="Normal Table"/>
+    <w:uiPriority w:val="99"/>
+    <w:semiHidden/>
+    <w:unhideWhenUsed/>
+    <w:tblPr>
+      <w:tblInd w:type="dxa" w:w="0"/>
+      <w:tblCellMar>
+        <w:top w:type="dxa" w:w="0"/>
+        <w:left w:type="dxa" w:w="108"/>
+        <w:bottom w:type="dxa" w:w="0"/>
+        <w:right w:type="dxa" w:w="108"/>
+      </w:tblCellMar>
+    </w:tblPr>
+  </w:style>
+  <w:style w:default="1" w:styleId="NoList" w:type="numbering">
+    <w:name w:val="No List"/>
+    <w:uiPriority w:val="99"/>
+    <w:semiHidden/>
+    <w:unhideWhenUsed/>
+  </w:style>
   <w:style w:styleId="BodyText" w:type="paragraph">
     <w:name w:val="Body Text"/>
     <w:basedOn w:val="Normal"/>
-    <w:link w:val="BodyTextChar"/>
     <w:qFormat/>
     <w:pPr>
       <w:spacing w:after="180" w:before="180"/>
@@ -17877,111 +19090,52 @@
     <w:name w:val="Title"/>
     <w:basedOn w:val="Normal"/>
     <w:next w:val="BodyText"/>
-    <w:link w:val="TitleChar"/>
-    <w:uiPriority w:val="10"/>
     <w:qFormat/>
-    <w:rsid w:val="00A10FD9"/>
     <w:pPr>
-      <w:spacing w:after="80" w:line="240" w:lineRule="auto"/>
-      <w:contextualSpacing/>
+      <w:keepNext/>
+      <w:keepLines/>
+      <w:spacing w:after="240" w:before="480"/>
       <w:jc w:val="center"/>
     </w:pPr>
     <w:rPr>
-      <w:rFonts w:asciiTheme="majorHAnsi" w:cstheme="majorBidi" w:eastAsiaTheme="majorEastAsia" w:hAnsiTheme="majorHAnsi"/>
-      <w:sz w:val="56"/>
-      <w:szCs w:val="56"/>
-    </w:rPr>
-  </w:style>
-  <w:style w:customStyle="1" w:styleId="TitleChar" w:type="character">
-    <w:name w:val="Title Char"/>
-    <w:basedOn w:val="DefaultParagraphFont"/>
-    <w:link w:val="Title"/>
-    <w:uiPriority w:val="10"/>
-    <w:rsid w:val="00A10FD9"/>
-    <w:rPr>
-      <w:rFonts w:asciiTheme="majorHAnsi" w:cstheme="majorBidi" w:eastAsiaTheme="majorEastAsia" w:hAnsiTheme="majorHAnsi"/>
-      <w:sz w:val="56"/>
-      <w:szCs w:val="56"/>
+      <w:b/>
+      <w:color w:val="E64C38"/>
+      <w:sz w:val="52"/>
+      <w:szCs w:val="52"/>
     </w:rPr>
   </w:style>
   <w:style w:styleId="Subtitle" w:type="paragraph">
     <w:name w:val="Subtitle"/>
     <w:basedOn w:val="Title"/>
     <w:next w:val="BodyText"/>
-    <w:link w:val="SubtitleChar"/>
-    <w:uiPriority w:val="11"/>
     <w:qFormat/>
-    <w:rsid w:val="00A10FD9"/>
     <w:pPr>
-      <w:numPr>
-        <w:ilvl w:val="1"/>
-      </w:numPr>
+      <w:spacing w:before="240"/>
     </w:pPr>
     <w:rPr>
-      <w:rFonts w:cstheme="majorBidi" w:eastAsiaTheme="majorEastAsia"/>
-      <w:spacing w:val="15"/>
-      <w:sz w:val="28"/>
-      <w:szCs w:val="28"/>
-    </w:rPr>
-  </w:style>
-  <w:style w:customStyle="1" w:styleId="SubtitleChar" w:type="character">
-    <w:name w:val="Subtitle Char"/>
-    <w:basedOn w:val="DefaultParagraphFont"/>
-    <w:link w:val="Subtitle"/>
-    <w:uiPriority w:val="11"/>
-    <w:rsid w:val="00A10FD9"/>
-    <w:rPr>
-      <w:rFonts w:cstheme="majorBidi" w:eastAsiaTheme="majorEastAsia"/>
-      <w:color w:themeColor="text1" w:themeTint="A6" w:val="595959"/>
-      <w:spacing w:val="15"/>
-      <w:sz w:val="28"/>
-      <w:szCs w:val="28"/>
+      <w:sz w:val="30"/>
+      <w:szCs w:val="30"/>
     </w:rPr>
   </w:style>
   <w:style w:customStyle="1" w:styleId="Author" w:type="paragraph">
     <w:name w:val="Author"/>
-    <w:basedOn w:val="Title"/>
     <w:next w:val="BodyText"/>
     <w:qFormat/>
     <w:pPr>
       <w:keepNext/>
       <w:keepLines/>
+      <w:jc w:val="center"/>
     </w:pPr>
-    <w:rPr>
-      <w:sz w:val="24"/>
-      <w:szCs w:val="24"/>
-    </w:rPr>
   </w:style>
   <w:style w:styleId="Date" w:type="paragraph">
     <w:name w:val="Date"/>
-    <w:basedOn w:val="Title"/>
     <w:next w:val="BodyText"/>
     <w:qFormat/>
     <w:pPr>
       <w:keepNext/>
       <w:keepLines/>
-    </w:pPr>
-    <w:rPr>
-      <w:sz w:val="24"/>
-      <w:szCs w:val="24"/>
-    </w:rPr>
-  </w:style>
-  <w:style w:customStyle="1" w:styleId="AbstractTitle" w:type="paragraph">
-    <w:name w:val="Abstract Title"/>
-    <w:basedOn w:val="Normal"/>
-    <w:next w:val="Abstract"/>
-    <w:qFormat/>
-    <w:pPr>
-      <w:keepNext/>
-      <w:keepLines/>
-      <w:spacing w:after="0" w:before="300"/>
       <w:jc w:val="center"/>
     </w:pPr>
-    <w:rPr>
-      <w:b/>
-      <w:sz w:val="20"/>
-      <w:szCs w:val="20"/>
-    </w:rPr>
   </w:style>
   <w:style w:customStyle="1" w:styleId="Abstract" w:type="paragraph">
     <w:name w:val="Abstract"/>
@@ -17991,7 +19145,7 @@
     <w:pPr>
       <w:keepNext/>
       <w:keepLines/>
-      <w:spacing w:after="300" w:before="100"/>
+      <w:spacing w:after="300" w:before="300"/>
     </w:pPr>
     <w:rPr>
       <w:sz w:val="20"/>
@@ -18001,328 +19155,7 @@
   <w:style w:styleId="Bibliography" w:type="paragraph">
     <w:name w:val="Bibliography"/>
     <w:basedOn w:val="Normal"/>
-    <w:next w:val="Bibliography"/>
     <w:qFormat/>
-    <w:pPr/>
-    <w:rPr/>
-  </w:style>
-  <w:style w:styleId="Heading1" w:type="paragraph">
-    <w:name w:val="heading 1"/>
-    <w:basedOn w:val="Normal"/>
-    <w:next w:val="BodyText"/>
-    <w:link w:val="Heading1Char"/>
-    <w:uiPriority w:val="9"/>
-    <w:qFormat/>
-    <w:rsid w:val="00A10FD9"/>
-    <w:pPr>
-      <w:keepNext/>
-      <w:keepLines/>
-      <w:spacing w:after="80" w:before="360"/>
-      <w:outlineLvl w:val="0"/>
-    </w:pPr>
-    <w:rPr>
-      <w:rFonts w:asciiTheme="majorHAnsi" w:cstheme="majorBidi" w:eastAsiaTheme="majorEastAsia" w:hAnsiTheme="majorHAnsi"/>
-      <w:color w:themeColor="accent1" w:themeShade="BF" w:val="0F4761"/>
-      <w:sz w:val="40"/>
-      <w:szCs w:val="40"/>
-    </w:rPr>
-  </w:style>
-  <w:style w:styleId="Heading2" w:type="paragraph">
-    <w:name w:val="heading 2"/>
-    <w:basedOn w:val="Normal"/>
-    <w:next w:val="BodyText"/>
-    <w:link w:val="Heading2Char"/>
-    <w:uiPriority w:val="9"/>
-    <w:semiHidden/>
-    <w:unhideWhenUsed/>
-    <w:qFormat/>
-    <w:rsid w:val="00A10FD9"/>
-    <w:pPr>
-      <w:keepNext/>
-      <w:keepLines/>
-      <w:spacing w:after="80" w:before="160"/>
-      <w:outlineLvl w:val="1"/>
-    </w:pPr>
-    <w:rPr>
-      <w:rFonts w:asciiTheme="majorHAnsi" w:cstheme="majorBidi" w:eastAsiaTheme="majorEastAsia" w:hAnsiTheme="majorHAnsi"/>
-      <w:color w:themeColor="accent1" w:themeShade="BF" w:val="0F4761"/>
-      <w:sz w:val="32"/>
-      <w:szCs w:val="32"/>
-    </w:rPr>
-  </w:style>
-  <w:style w:styleId="Heading3" w:type="paragraph">
-    <w:name w:val="heading 3"/>
-    <w:basedOn w:val="Normal"/>
-    <w:next w:val="BodyText"/>
-    <w:link w:val="Heading3Char"/>
-    <w:uiPriority w:val="9"/>
-    <w:semiHidden/>
-    <w:unhideWhenUsed/>
-    <w:qFormat/>
-    <w:rsid w:val="00A10FD9"/>
-    <w:pPr>
-      <w:keepNext/>
-      <w:keepLines/>
-      <w:spacing w:after="80" w:before="160"/>
-      <w:outlineLvl w:val="2"/>
-    </w:pPr>
-    <w:rPr>
-      <w:rFonts w:cstheme="majorBidi" w:eastAsiaTheme="majorEastAsia"/>
-      <w:color w:themeColor="accent1" w:themeShade="BF" w:val="0F4761"/>
-      <w:sz w:val="28"/>
-      <w:szCs w:val="28"/>
-    </w:rPr>
-  </w:style>
-  <w:style w:styleId="Heading4" w:type="paragraph">
-    <w:name w:val="heading 4"/>
-    <w:basedOn w:val="Normal"/>
-    <w:next w:val="BodyText"/>
-    <w:link w:val="Heading4Char"/>
-    <w:uiPriority w:val="9"/>
-    <w:semiHidden/>
-    <w:unhideWhenUsed/>
-    <w:qFormat/>
-    <w:rsid w:val="00A10FD9"/>
-    <w:pPr>
-      <w:keepNext/>
-      <w:keepLines/>
-      <w:spacing w:after="40" w:before="80"/>
-      <w:outlineLvl w:val="3"/>
-    </w:pPr>
-    <w:rPr>
-      <w:rFonts w:cstheme="majorBidi" w:eastAsiaTheme="majorEastAsia"/>
-      <w:i/>
-      <w:iCs/>
-      <w:color w:themeColor="accent1" w:themeShade="BF" w:val="0F4761"/>
-    </w:rPr>
-  </w:style>
-  <w:style w:styleId="Heading5" w:type="paragraph">
-    <w:name w:val="heading 5"/>
-    <w:basedOn w:val="Normal"/>
-    <w:next w:val="BodyText"/>
-    <w:link w:val="Heading5Char"/>
-    <w:uiPriority w:val="9"/>
-    <w:semiHidden/>
-    <w:unhideWhenUsed/>
-    <w:qFormat/>
-    <w:rsid w:val="00A10FD9"/>
-    <w:pPr>
-      <w:keepNext/>
-      <w:keepLines/>
-      <w:spacing w:after="40" w:before="80"/>
-      <w:outlineLvl w:val="4"/>
-    </w:pPr>
-    <w:rPr>
-      <w:rFonts w:cstheme="majorBidi" w:eastAsiaTheme="majorEastAsia"/>
-      <w:color w:themeColor="accent1" w:themeShade="BF" w:val="0F4761"/>
-    </w:rPr>
-  </w:style>
-  <w:style w:styleId="Heading6" w:type="paragraph">
-    <w:name w:val="heading 6"/>
-    <w:basedOn w:val="Normal"/>
-    <w:next w:val="BodyText"/>
-    <w:link w:val="Heading6Char"/>
-    <w:uiPriority w:val="9"/>
-    <w:semiHidden/>
-    <w:unhideWhenUsed/>
-    <w:qFormat/>
-    <w:rsid w:val="00A10FD9"/>
-    <w:pPr>
-      <w:keepNext/>
-      <w:keepLines/>
-      <w:spacing w:after="0" w:before="40"/>
-      <w:outlineLvl w:val="5"/>
-    </w:pPr>
-    <w:rPr>
-      <w:rFonts w:cstheme="majorBidi" w:eastAsiaTheme="majorEastAsia"/>
-      <w:i/>
-      <w:iCs/>
-      <w:color w:themeColor="text1" w:themeTint="A6" w:val="595959"/>
-    </w:rPr>
-  </w:style>
-  <w:style w:styleId="Heading7" w:type="paragraph">
-    <w:name w:val="heading 7"/>
-    <w:basedOn w:val="Normal"/>
-    <w:next w:val="BodyText"/>
-    <w:link w:val="Heading7Char"/>
-    <w:uiPriority w:val="9"/>
-    <w:semiHidden/>
-    <w:unhideWhenUsed/>
-    <w:qFormat/>
-    <w:rsid w:val="00A10FD9"/>
-    <w:pPr>
-      <w:keepNext/>
-      <w:keepLines/>
-      <w:spacing w:after="0" w:before="40"/>
-      <w:outlineLvl w:val="6"/>
-    </w:pPr>
-    <w:rPr>
-      <w:rFonts w:cstheme="majorBidi" w:eastAsiaTheme="majorEastAsia"/>
-      <w:color w:themeColor="text1" w:themeTint="A6" w:val="595959"/>
-    </w:rPr>
-  </w:style>
-  <w:style w:styleId="Heading8" w:type="paragraph">
-    <w:name w:val="heading 8"/>
-    <w:basedOn w:val="Normal"/>
-    <w:next w:val="BodyText"/>
-    <w:link w:val="Heading8Char"/>
-    <w:uiPriority w:val="9"/>
-    <w:semiHidden/>
-    <w:unhideWhenUsed/>
-    <w:qFormat/>
-    <w:rsid w:val="00A10FD9"/>
-    <w:pPr>
-      <w:keepNext/>
-      <w:keepLines/>
-      <w:spacing w:after="0"/>
-      <w:outlineLvl w:val="7"/>
-    </w:pPr>
-    <w:rPr>
-      <w:rFonts w:cstheme="majorBidi" w:eastAsiaTheme="majorEastAsia"/>
-      <w:i/>
-      <w:iCs/>
-      <w:color w:themeColor="text1" w:themeTint="D8" w:val="272727"/>
-    </w:rPr>
-  </w:style>
-  <w:style w:styleId="Heading9" w:type="paragraph">
-    <w:name w:val="heading 9"/>
-    <w:basedOn w:val="Normal"/>
-    <w:next w:val="BodyText"/>
-    <w:link w:val="Heading9Char"/>
-    <w:uiPriority w:val="9"/>
-    <w:semiHidden/>
-    <w:unhideWhenUsed/>
-    <w:qFormat/>
-    <w:rsid w:val="00A10FD9"/>
-    <w:pPr>
-      <w:keepNext/>
-      <w:keepLines/>
-      <w:spacing w:after="0"/>
-      <w:outlineLvl w:val="8"/>
-    </w:pPr>
-    <w:rPr>
-      <w:rFonts w:cstheme="majorBidi" w:eastAsiaTheme="majorEastAsia"/>
-      <w:color w:themeColor="text1" w:themeTint="D8" w:val="272727"/>
-    </w:rPr>
-  </w:style>
-  <w:style w:customStyle="1" w:styleId="Heading1Char" w:type="character">
-    <w:name w:val="Heading 1 Char"/>
-    <w:basedOn w:val="DefaultParagraphFont"/>
-    <w:link w:val="Heading1"/>
-    <w:uiPriority w:val="9"/>
-    <w:rsid w:val="00A10FD9"/>
-    <w:rPr>
-      <w:rFonts w:asciiTheme="majorHAnsi" w:cstheme="majorBidi" w:eastAsiaTheme="majorEastAsia" w:hAnsiTheme="majorHAnsi"/>
-      <w:color w:themeColor="accent1" w:themeShade="BF" w:val="0F4761"/>
-      <w:sz w:val="40"/>
-      <w:szCs w:val="40"/>
-    </w:rPr>
-  </w:style>
-  <w:style w:customStyle="1" w:styleId="Heading2Char" w:type="character">
-    <w:name w:val="Heading 2 Char"/>
-    <w:basedOn w:val="DefaultParagraphFont"/>
-    <w:link w:val="Heading2"/>
-    <w:uiPriority w:val="9"/>
-    <w:semiHidden/>
-    <w:rsid w:val="00A10FD9"/>
-    <w:rPr>
-      <w:rFonts w:asciiTheme="majorHAnsi" w:cstheme="majorBidi" w:eastAsiaTheme="majorEastAsia" w:hAnsiTheme="majorHAnsi"/>
-      <w:color w:themeColor="accent1" w:themeShade="BF" w:val="0F4761"/>
-      <w:sz w:val="32"/>
-      <w:szCs w:val="32"/>
-    </w:rPr>
-  </w:style>
-  <w:style w:customStyle="1" w:styleId="Heading3Char" w:type="character">
-    <w:name w:val="Heading 3 Char"/>
-    <w:basedOn w:val="DefaultParagraphFont"/>
-    <w:link w:val="Heading3"/>
-    <w:uiPriority w:val="9"/>
-    <w:semiHidden/>
-    <w:rsid w:val="00A10FD9"/>
-    <w:rPr>
-      <w:rFonts w:cstheme="majorBidi" w:eastAsiaTheme="majorEastAsia"/>
-      <w:color w:themeColor="accent1" w:themeShade="BF" w:val="0F4761"/>
-      <w:sz w:val="28"/>
-      <w:szCs w:val="28"/>
-    </w:rPr>
-  </w:style>
-  <w:style w:customStyle="1" w:styleId="Heading4Char" w:type="character">
-    <w:name w:val="Heading 4 Char"/>
-    <w:basedOn w:val="DefaultParagraphFont"/>
-    <w:link w:val="Heading4"/>
-    <w:uiPriority w:val="9"/>
-    <w:semiHidden/>
-    <w:rsid w:val="00A10FD9"/>
-    <w:rPr>
-      <w:rFonts w:cstheme="majorBidi" w:eastAsiaTheme="majorEastAsia"/>
-      <w:i/>
-      <w:iCs/>
-      <w:color w:themeColor="accent1" w:themeShade="BF" w:val="0F4761"/>
-    </w:rPr>
-  </w:style>
-  <w:style w:customStyle="1" w:styleId="Heading5Char" w:type="character">
-    <w:name w:val="Heading 5 Char"/>
-    <w:basedOn w:val="DefaultParagraphFont"/>
-    <w:link w:val="Heading5"/>
-    <w:uiPriority w:val="9"/>
-    <w:semiHidden/>
-    <w:rsid w:val="00A10FD9"/>
-    <w:rPr>
-      <w:rFonts w:cstheme="majorBidi" w:eastAsiaTheme="majorEastAsia"/>
-      <w:color w:themeColor="accent1" w:themeShade="BF" w:val="0F4761"/>
-    </w:rPr>
-  </w:style>
-  <w:style w:customStyle="1" w:styleId="Heading6Char" w:type="character">
-    <w:name w:val="Heading 6 Char"/>
-    <w:basedOn w:val="DefaultParagraphFont"/>
-    <w:link w:val="Heading6"/>
-    <w:uiPriority w:val="9"/>
-    <w:semiHidden/>
-    <w:rsid w:val="00A10FD9"/>
-    <w:rPr>
-      <w:rFonts w:cstheme="majorBidi" w:eastAsiaTheme="majorEastAsia"/>
-      <w:i/>
-      <w:iCs/>
-      <w:color w:themeColor="text1" w:themeTint="A6" w:val="595959"/>
-    </w:rPr>
-  </w:style>
-  <w:style w:customStyle="1" w:styleId="Heading7Char" w:type="character">
-    <w:name w:val="Heading 7 Char"/>
-    <w:basedOn w:val="DefaultParagraphFont"/>
-    <w:link w:val="Heading7"/>
-    <w:uiPriority w:val="9"/>
-    <w:semiHidden/>
-    <w:rsid w:val="00A10FD9"/>
-    <w:rPr>
-      <w:rFonts w:cstheme="majorBidi" w:eastAsiaTheme="majorEastAsia"/>
-      <w:color w:themeColor="text1" w:themeTint="A6" w:val="595959"/>
-    </w:rPr>
-  </w:style>
-  <w:style w:customStyle="1" w:styleId="Heading8Char" w:type="character">
-    <w:name w:val="Heading 8 Char"/>
-    <w:basedOn w:val="DefaultParagraphFont"/>
-    <w:link w:val="Heading8"/>
-    <w:uiPriority w:val="9"/>
-    <w:semiHidden/>
-    <w:rsid w:val="00A10FD9"/>
-    <w:rPr>
-      <w:rFonts w:cstheme="majorBidi" w:eastAsiaTheme="majorEastAsia"/>
-      <w:i/>
-      <w:iCs/>
-      <w:color w:themeColor="text1" w:themeTint="D8" w:val="272727"/>
-    </w:rPr>
-  </w:style>
-  <w:style w:customStyle="1" w:styleId="Heading9Char" w:type="character">
-    <w:name w:val="Heading 9 Char"/>
-    <w:basedOn w:val="DefaultParagraphFont"/>
-    <w:link w:val="Heading9"/>
-    <w:uiPriority w:val="9"/>
-    <w:semiHidden/>
-    <w:rsid w:val="00A10FD9"/>
-    <w:rPr>
-      <w:rFonts w:cstheme="majorBidi" w:eastAsiaTheme="majorEastAsia"/>
-      <w:color w:themeColor="text1" w:themeTint="D8" w:val="272727"/>
-    </w:rPr>
   </w:style>
   <w:style w:styleId="BlockText" w:type="paragraph">
     <w:name w:val="Block Text"/>
@@ -18333,37 +19166,18 @@
     <w:qFormat/>
     <w:pPr>
       <w:spacing w:after="100" w:before="100"/>
-      <w:ind w:firstLine="0" w:left="480" w:right="480"/>
+      <w:ind w:left="480" w:right="480"/>
     </w:pPr>
   </w:style>
   <w:style w:styleId="FootnoteText" w:type="paragraph">
-    <w:name w:val="Footnote Text"/>
+    <w:name w:val="footnote text"/>
     <w:basedOn w:val="Normal"/>
-    <w:next w:val="FootnoteText"/>
     <w:uiPriority w:val="9"/>
     <w:unhideWhenUsed/>
     <w:qFormat/>
   </w:style>
-  <w:style w:styleId="FootnoteBlockText" w:type="paragraph">
-    <w:name w:val="Footnote Block Text"/>
-    <w:basedOn w:val="FootnoteText"/>
-    <w:next w:val="FootnoteText"/>
-    <w:uiPriority w:val="9"/>
-    <w:unhideWhenUsed/>
-    <w:qFormat/>
-    <w:pPr>
-      <w:spacing w:after="100" w:before="100"/>
-      <w:ind w:firstLine="0" w:left="480" w:right="480"/>
-    </w:pPr>
-  </w:style>
-  <w:style w:default="1" w:styleId="DefaultParagraphFont" w:type="character">
-    <w:name w:val="Default Paragraph Font"/>
-    <w:semiHidden/>
-    <w:unhideWhenUsed/>
-  </w:style>
-  <w:style w:default="1" w:styleId="Table" w:type="table">
+  <w:style w:customStyle="1" w:styleId="Table" w:type="table">
     <w:name w:val="Table"/>
-    <w:basedOn w:val="TableNormal"/>
     <w:semiHidden/>
     <w:unhideWhenUsed/>
     <w:qFormat/>
@@ -18376,14 +19190,6 @@
         <w:right w:type="dxa" w:w="108"/>
       </w:tblCellMar>
     </w:tblPr>
-    <w:tblStylePr w:type="firstRow">
-      <w:tcPr>
-        <w:tcBorders>
-          <w:bottom w:val="single"/>
-        </w:tcBorders>
-        <w:vAlign w:val="bottom"/>
-      </w:tcPr>
-    </w:tblStylePr>
   </w:style>
   <w:style w:customStyle="1" w:styleId="DefinitionTerm" w:type="paragraph">
     <w:name w:val="Definition Term"/>
@@ -18403,11 +19209,11 @@
     <w:basedOn w:val="Normal"/>
   </w:style>
   <w:style w:styleId="Caption" w:type="paragraph">
-    <w:name w:val="Caption"/>
+    <w:name w:val="caption"/>
     <w:basedOn w:val="Normal"/>
-    <w:link w:val="BodyTextChar"/>
+    <w:link w:val="CaptionChar"/>
     <w:pPr>
-      <w:spacing w:after="120" w:before="0"/>
+      <w:spacing w:after="120"/>
     </w:pPr>
     <w:rPr>
       <w:i/>
@@ -18435,35 +19241,33 @@
       <w:keepNext/>
     </w:pPr>
   </w:style>
-  <w:style w:customStyle="1" w:styleId="BodyTextChar" w:type="character">
-    <w:name w:val="Body Text Char"/>
+  <w:style w:customStyle="1" w:styleId="CaptionChar" w:type="character">
+    <w:name w:val="Caption Char"/>
     <w:basedOn w:val="DefaultParagraphFont"/>
-    <w:link w:val="BodyText"/>
+    <w:link w:val="Caption"/>
   </w:style>
   <w:style w:customStyle="1" w:styleId="VerbatimChar" w:type="character">
     <w:name w:val="Verbatim Char"/>
-    <w:basedOn w:val="BodyTextChar"/>
+    <w:basedOn w:val="CaptionChar"/>
+    <w:link w:val="SourceCode"/>
     <w:rPr>
       <w:rFonts w:ascii="Consolas" w:hAnsi="Consolas"/>
       <w:sz w:val="22"/>
     </w:rPr>
   </w:style>
-  <w:style w:customStyle="1" w:styleId="SectionNumber" w:type="character">
-    <w:name w:val="Section Number"/>
-    <w:basedOn w:val="BodyTextChar"/>
-  </w:style>
   <w:style w:styleId="FootnoteReference" w:type="character">
-    <w:name w:val="Footnote Reference"/>
-    <w:basedOn w:val="BodyTextChar"/>
+    <w:name w:val="footnote reference"/>
+    <w:basedOn w:val="CaptionChar"/>
     <w:rPr>
       <w:vertAlign w:val="superscript"/>
     </w:rPr>
   </w:style>
   <w:style w:styleId="Hyperlink" w:type="character">
     <w:name w:val="Hyperlink"/>
-    <w:basedOn w:val="BodyTextChar"/>
+    <w:basedOn w:val="CaptionChar"/>
+    <w:uiPriority w:val="99"/>
     <w:rPr>
-      <w:color w:themeColor="accent1" w:val="4F81BD"/>
+      <w:color w:val="E64C38"/>
     </w:rPr>
   </w:style>
   <w:style w:styleId="TOCHeading" w:type="paragraph">
@@ -18478,245 +19282,328 @@
       <w:outlineLvl w:val="9"/>
     </w:pPr>
     <w:rPr>
-      <w:rFonts w:asciiTheme="majorHAnsi" w:cstheme="majorBidi" w:eastAsiaTheme="majorEastAsia" w:hAnsiTheme="majorHAnsi"/>
       <w:b w:val="0"/>
       <w:bCs w:val="0"/>
-      <w:color w:themeColor="accent1" w:themeShade="BF" w:val="365F91"/>
     </w:rPr>
   </w:style>
-  <w:style w:type="paragraph" w:customStyle="1" w:styleId="SourceCode">
+  <w:style w:customStyle="1" w:styleId="SourceCode" w:type="paragraph">
     <w:name w:val="Source Code"/>
     <w:basedOn w:val="Normal"/>
     <w:link w:val="VerbatimChar"/>
     <w:pPr>
-      <w:wordWrap w:val="off"/>
+      <w:wordWrap w:val="0"/>
     </w:pPr>
   </w:style>
-  <w:style w:type="character" w:customStyle="1" w:styleId="KeywordTok">
+  <w:style w:customStyle="1" w:styleId="KeywordTok" w:type="character">
     <w:name w:val="KeywordTok"/>
     <w:basedOn w:val="VerbatimChar"/>
     <w:rPr>
+      <w:rFonts w:ascii="Consolas" w:hAnsi="Consolas"/>
       <w:b/>
       <w:color w:val="007020"/>
+      <w:sz w:val="22"/>
     </w:rPr>
   </w:style>
-  <w:style w:type="character" w:customStyle="1" w:styleId="DataTypeTok">
+  <w:style w:customStyle="1" w:styleId="DataTypeTok" w:type="character">
     <w:name w:val="DataTypeTok"/>
     <w:basedOn w:val="VerbatimChar"/>
     <w:rPr>
+      <w:rFonts w:ascii="Consolas" w:hAnsi="Consolas"/>
       <w:color w:val="902000"/>
+      <w:sz w:val="22"/>
     </w:rPr>
   </w:style>
-  <w:style w:type="character" w:customStyle="1" w:styleId="DecValTok">
+  <w:style w:customStyle="1" w:styleId="DecValTok" w:type="character">
     <w:name w:val="DecValTok"/>
     <w:basedOn w:val="VerbatimChar"/>
     <w:rPr>
-      <w:color w:val="40a070"/>
+      <w:rFonts w:ascii="Consolas" w:hAnsi="Consolas"/>
+      <w:color w:val="40A070"/>
+      <w:sz w:val="22"/>
     </w:rPr>
   </w:style>
-  <w:style w:type="character" w:customStyle="1" w:styleId="BaseNTok">
+  <w:style w:customStyle="1" w:styleId="BaseNTok" w:type="character">
     <w:name w:val="BaseNTok"/>
     <w:basedOn w:val="VerbatimChar"/>
     <w:rPr>
-      <w:color w:val="40a070"/>
+      <w:rFonts w:ascii="Consolas" w:hAnsi="Consolas"/>
+      <w:color w:val="40A070"/>
+      <w:sz w:val="22"/>
     </w:rPr>
   </w:style>
-  <w:style w:type="character" w:customStyle="1" w:styleId="FloatTok">
+  <w:style w:customStyle="1" w:styleId="FloatTok" w:type="character">
     <w:name w:val="FloatTok"/>
     <w:basedOn w:val="VerbatimChar"/>
     <w:rPr>
-      <w:color w:val="40a070"/>
+      <w:rFonts w:ascii="Consolas" w:hAnsi="Consolas"/>
+      <w:color w:val="40A070"/>
+      <w:sz w:val="22"/>
     </w:rPr>
   </w:style>
-  <w:style w:type="character" w:customStyle="1" w:styleId="ConstantTok">
+  <w:style w:customStyle="1" w:styleId="ConstantTok" w:type="character">
     <w:name w:val="ConstantTok"/>
     <w:basedOn w:val="VerbatimChar"/>
     <w:rPr>
+      <w:rFonts w:ascii="Consolas" w:hAnsi="Consolas"/>
       <w:color w:val="880000"/>
+      <w:sz w:val="22"/>
     </w:rPr>
   </w:style>
-  <w:style w:type="character" w:customStyle="1" w:styleId="CharTok">
+  <w:style w:customStyle="1" w:styleId="CharTok" w:type="character">
     <w:name w:val="CharTok"/>
     <w:basedOn w:val="VerbatimChar"/>
     <w:rPr>
-      <w:color w:val="4070a0"/>
+      <w:rFonts w:ascii="Consolas" w:hAnsi="Consolas"/>
+      <w:color w:val="4070A0"/>
+      <w:sz w:val="22"/>
     </w:rPr>
   </w:style>
-  <w:style w:type="character" w:customStyle="1" w:styleId="SpecialCharTok">
+  <w:style w:customStyle="1" w:styleId="SpecialCharTok" w:type="character">
     <w:name w:val="SpecialCharTok"/>
     <w:basedOn w:val="VerbatimChar"/>
     <w:rPr>
-      <w:color w:val="4070a0"/>
+      <w:rFonts w:ascii="Consolas" w:hAnsi="Consolas"/>
+      <w:color w:val="4070A0"/>
+      <w:sz w:val="22"/>
     </w:rPr>
   </w:style>
-  <w:style w:type="character" w:customStyle="1" w:styleId="StringTok">
+  <w:style w:customStyle="1" w:styleId="StringTok" w:type="character">
     <w:name w:val="StringTok"/>
     <w:basedOn w:val="VerbatimChar"/>
     <w:rPr>
-      <w:color w:val="4070a0"/>
+      <w:rFonts w:ascii="Consolas" w:hAnsi="Consolas"/>
+      <w:color w:val="4070A0"/>
+      <w:sz w:val="22"/>
     </w:rPr>
   </w:style>
-  <w:style w:type="character" w:customStyle="1" w:styleId="VerbatimStringTok">
+  <w:style w:customStyle="1" w:styleId="VerbatimStringTok" w:type="character">
     <w:name w:val="VerbatimStringTok"/>
     <w:basedOn w:val="VerbatimChar"/>
     <w:rPr>
-      <w:color w:val="4070a0"/>
+      <w:rFonts w:ascii="Consolas" w:hAnsi="Consolas"/>
+      <w:color w:val="4070A0"/>
+      <w:sz w:val="22"/>
     </w:rPr>
   </w:style>
-  <w:style w:type="character" w:customStyle="1" w:styleId="SpecialStringTok">
+  <w:style w:customStyle="1" w:styleId="SpecialStringTok" w:type="character">
     <w:name w:val="SpecialStringTok"/>
     <w:basedOn w:val="VerbatimChar"/>
     <w:rPr>
-      <w:color w:val="bb6688"/>
+      <w:rFonts w:ascii="Consolas" w:hAnsi="Consolas"/>
+      <w:color w:val="BB6688"/>
+      <w:sz w:val="22"/>
     </w:rPr>
   </w:style>
-  <w:style w:type="character" w:customStyle="1" w:styleId="ImportTok">
+  <w:style w:customStyle="1" w:styleId="ImportTok" w:type="character">
     <w:name w:val="ImportTok"/>
     <w:basedOn w:val="VerbatimChar"/>
     <w:rPr>
-      <w:b/>
-      <w:color w:val="008000"/>
+      <w:rFonts w:ascii="Consolas" w:hAnsi="Consolas"/>
+      <w:sz w:val="22"/>
     </w:rPr>
   </w:style>
-  <w:style w:type="character" w:customStyle="1" w:styleId="CommentTok">
+  <w:style w:customStyle="1" w:styleId="CommentTok" w:type="character">
     <w:name w:val="CommentTok"/>
     <w:basedOn w:val="VerbatimChar"/>
     <w:rPr>
+      <w:rFonts w:ascii="Consolas" w:hAnsi="Consolas"/>
       <w:i/>
-      <w:color w:val="60a0b0"/>
+      <w:color w:val="60A0B0"/>
+      <w:sz w:val="22"/>
     </w:rPr>
   </w:style>
-  <w:style w:type="character" w:customStyle="1" w:styleId="DocumentationTok">
+  <w:style w:customStyle="1" w:styleId="DocumentationTok" w:type="character">
     <w:name w:val="DocumentationTok"/>
     <w:basedOn w:val="VerbatimChar"/>
     <w:rPr>
+      <w:rFonts w:ascii="Consolas" w:hAnsi="Consolas"/>
       <w:i/>
-      <w:color w:val="ba2121"/>
+      <w:color w:val="BA2121"/>
+      <w:sz w:val="22"/>
     </w:rPr>
   </w:style>
-  <w:style w:type="character" w:customStyle="1" w:styleId="AnnotationTok">
+  <w:style w:customStyle="1" w:styleId="AnnotationTok" w:type="character">
     <w:name w:val="AnnotationTok"/>
     <w:basedOn w:val="VerbatimChar"/>
     <w:rPr>
+      <w:rFonts w:ascii="Consolas" w:hAnsi="Consolas"/>
       <w:b/>
       <w:i/>
-      <w:color w:val="60a0b0"/>
+      <w:color w:val="60A0B0"/>
+      <w:sz w:val="22"/>
     </w:rPr>
   </w:style>
-  <w:style w:type="character" w:customStyle="1" w:styleId="CommentVarTok">
+  <w:style w:customStyle="1" w:styleId="CommentVarTok" w:type="character">
     <w:name w:val="CommentVarTok"/>
     <w:basedOn w:val="VerbatimChar"/>
     <w:rPr>
+      <w:rFonts w:ascii="Consolas" w:hAnsi="Consolas"/>
       <w:b/>
       <w:i/>
-      <w:color w:val="60a0b0"/>
+      <w:color w:val="60A0B0"/>
+      <w:sz w:val="22"/>
     </w:rPr>
   </w:style>
-  <w:style w:type="character" w:customStyle="1" w:styleId="OtherTok">
+  <w:style w:customStyle="1" w:styleId="OtherTok" w:type="character">
     <w:name w:val="OtherTok"/>
     <w:basedOn w:val="VerbatimChar"/>
     <w:rPr>
+      <w:rFonts w:ascii="Consolas" w:hAnsi="Consolas"/>
       <w:color w:val="007020"/>
+      <w:sz w:val="22"/>
     </w:rPr>
   </w:style>
-  <w:style w:type="character" w:customStyle="1" w:styleId="FunctionTok">
+  <w:style w:customStyle="1" w:styleId="FunctionTok" w:type="character">
     <w:name w:val="FunctionTok"/>
     <w:basedOn w:val="VerbatimChar"/>
     <w:rPr>
-      <w:color w:val="06287e"/>
+      <w:rFonts w:ascii="Consolas" w:hAnsi="Consolas"/>
+      <w:color w:val="06287E"/>
+      <w:sz w:val="22"/>
     </w:rPr>
   </w:style>
-  <w:style w:type="character" w:customStyle="1" w:styleId="VariableTok">
+  <w:style w:customStyle="1" w:styleId="VariableTok" w:type="character">
     <w:name w:val="VariableTok"/>
     <w:basedOn w:val="VerbatimChar"/>
     <w:rPr>
-      <w:color w:val="19177c"/>
+      <w:rFonts w:ascii="Consolas" w:hAnsi="Consolas"/>
+      <w:color w:val="19177C"/>
+      <w:sz w:val="22"/>
     </w:rPr>
   </w:style>
-  <w:style w:type="character" w:customStyle="1" w:styleId="ControlFlowTok">
+  <w:style w:customStyle="1" w:styleId="ControlFlowTok" w:type="character">
     <w:name w:val="ControlFlowTok"/>
     <w:basedOn w:val="VerbatimChar"/>
     <w:rPr>
+      <w:rFonts w:ascii="Consolas" w:hAnsi="Consolas"/>
       <w:b/>
       <w:color w:val="007020"/>
+      <w:sz w:val="22"/>
     </w:rPr>
   </w:style>
-  <w:style w:type="character" w:customStyle="1" w:styleId="OperatorTok">
+  <w:style w:customStyle="1" w:styleId="OperatorTok" w:type="character">
     <w:name w:val="OperatorTok"/>
     <w:basedOn w:val="VerbatimChar"/>
     <w:rPr>
+      <w:rFonts w:ascii="Consolas" w:hAnsi="Consolas"/>
       <w:color w:val="666666"/>
+      <w:sz w:val="22"/>
     </w:rPr>
   </w:style>
-  <w:style w:type="character" w:customStyle="1" w:styleId="BuiltInTok">
+  <w:style w:customStyle="1" w:styleId="BuiltInTok" w:type="character">
     <w:name w:val="BuiltInTok"/>
     <w:basedOn w:val="VerbatimChar"/>
     <w:rPr>
-      <w:color w:val="008000"/>
+      <w:rFonts w:ascii="Consolas" w:hAnsi="Consolas"/>
+      <w:sz w:val="22"/>
     </w:rPr>
   </w:style>
-  <w:style w:type="character" w:customStyle="1" w:styleId="ExtensionTok">
+  <w:style w:customStyle="1" w:styleId="ExtensionTok" w:type="character">
     <w:name w:val="ExtensionTok"/>
     <w:basedOn w:val="VerbatimChar"/>
-    <w:rPr/>
+    <w:rPr>
+      <w:rFonts w:ascii="Consolas" w:hAnsi="Consolas"/>
+      <w:sz w:val="22"/>
+    </w:rPr>
   </w:style>
-  <w:style w:type="character" w:customStyle="1" w:styleId="PreprocessorTok">
+  <w:style w:customStyle="1" w:styleId="PreprocessorTok" w:type="character">
     <w:name w:val="PreprocessorTok"/>
     <w:basedOn w:val="VerbatimChar"/>
     <w:rPr>
-      <w:color w:val="bc7a00"/>
+      <w:rFonts w:ascii="Consolas" w:hAnsi="Consolas"/>
+      <w:color w:val="BC7A00"/>
+      <w:sz w:val="22"/>
     </w:rPr>
   </w:style>
-  <w:style w:type="character" w:customStyle="1" w:styleId="AttributeTok">
+  <w:style w:customStyle="1" w:styleId="AttributeTok" w:type="character">
     <w:name w:val="AttributeTok"/>
     <w:basedOn w:val="VerbatimChar"/>
     <w:rPr>
-      <w:color w:val="7d9029"/>
+      <w:rFonts w:ascii="Consolas" w:hAnsi="Consolas"/>
+      <w:color w:val="7D9029"/>
+      <w:sz w:val="22"/>
     </w:rPr>
   </w:style>
-  <w:style w:type="character" w:customStyle="1" w:styleId="RegionMarkerTok">
+  <w:style w:customStyle="1" w:styleId="RegionMarkerTok" w:type="character">
     <w:name w:val="RegionMarkerTok"/>
     <w:basedOn w:val="VerbatimChar"/>
-    <w:rPr/>
+    <w:rPr>
+      <w:rFonts w:ascii="Consolas" w:hAnsi="Consolas"/>
+      <w:sz w:val="22"/>
+    </w:rPr>
   </w:style>
-  <w:style w:type="character" w:customStyle="1" w:styleId="InformationTok">
+  <w:style w:customStyle="1" w:styleId="InformationTok" w:type="character">
     <w:name w:val="InformationTok"/>
     <w:basedOn w:val="VerbatimChar"/>
     <w:rPr>
+      <w:rFonts w:ascii="Consolas" w:hAnsi="Consolas"/>
       <w:b/>
       <w:i/>
-      <w:color w:val="60a0b0"/>
+      <w:color w:val="60A0B0"/>
+      <w:sz w:val="22"/>
     </w:rPr>
   </w:style>
-  <w:style w:type="character" w:customStyle="1" w:styleId="WarningTok">
+  <w:style w:customStyle="1" w:styleId="WarningTok" w:type="character">
     <w:name w:val="WarningTok"/>
     <w:basedOn w:val="VerbatimChar"/>
     <w:rPr>
+      <w:rFonts w:ascii="Consolas" w:hAnsi="Consolas"/>
       <w:b/>
       <w:i/>
-      <w:color w:val="60a0b0"/>
+      <w:color w:val="60A0B0"/>
+      <w:sz w:val="22"/>
     </w:rPr>
   </w:style>
-  <w:style w:type="character" w:customStyle="1" w:styleId="AlertTok">
+  <w:style w:customStyle="1" w:styleId="AlertTok" w:type="character">
     <w:name w:val="AlertTok"/>
     <w:basedOn w:val="VerbatimChar"/>
     <w:rPr>
+      <w:rFonts w:ascii="Consolas" w:hAnsi="Consolas"/>
       <w:b/>
-      <w:color w:val="ff0000"/>
+      <w:color w:val="FF0000"/>
+      <w:sz w:val="22"/>
     </w:rPr>
   </w:style>
-  <w:style w:type="character" w:customStyle="1" w:styleId="ErrorTok">
+  <w:style w:customStyle="1" w:styleId="ErrorTok" w:type="character">
     <w:name w:val="ErrorTok"/>
     <w:basedOn w:val="VerbatimChar"/>
     <w:rPr>
+      <w:rFonts w:ascii="Consolas" w:hAnsi="Consolas"/>
       <w:b/>
-      <w:color w:val="ff0000"/>
+      <w:color w:val="FF0000"/>
+      <w:sz w:val="22"/>
     </w:rPr>
   </w:style>
-  <w:style w:type="character" w:customStyle="1" w:styleId="NormalTok">
+  <w:style w:customStyle="1" w:styleId="NormalTok" w:type="character">
     <w:name w:val="NormalTok"/>
     <w:basedOn w:val="VerbatimChar"/>
-    <w:rPr/>
+    <w:rPr>
+      <w:rFonts w:ascii="Consolas" w:hAnsi="Consolas"/>
+      <w:sz w:val="22"/>
+    </w:rPr>
+  </w:style>
+  <w:style w:styleId="TOC1" w:type="paragraph">
+    <w:name w:val="toc 1"/>
+    <w:basedOn w:val="Normal"/>
+    <w:next w:val="Normal"/>
+    <w:autoRedefine/>
+    <w:uiPriority w:val="39"/>
+    <w:rsid w:val="005704A3"/>
+    <w:pPr>
+      <w:spacing w:after="100"/>
+    </w:pPr>
+  </w:style>
+  <w:style w:styleId="TOC2" w:type="paragraph">
+    <w:name w:val="toc 2"/>
+    <w:basedOn w:val="Normal"/>
+    <w:next w:val="Normal"/>
+    <w:autoRedefine/>
+    <w:uiPriority w:val="39"/>
+    <w:rsid w:val="005704A3"/>
+    <w:pPr>
+      <w:spacing w:after="100"/>
+      <w:ind w:left="220"/>
+    </w:pPr>
   </w:style>
 </w:styles>
 </file>
@@ -18732,44 +19619,44 @@
         <a:sysClr val="window" lastClr="FFFFFF"/>
       </a:lt1>
       <a:dk2>
-        <a:srgbClr val="0E2841"/>
+        <a:srgbClr val="1F497D"/>
       </a:dk2>
       <a:lt2>
-        <a:srgbClr val="E8E8E8"/>
+        <a:srgbClr val="EEECE1"/>
       </a:lt2>
       <a:accent1>
-        <a:srgbClr val="156082"/>
+        <a:srgbClr val="4F81BD"/>
       </a:accent1>
       <a:accent2>
-        <a:srgbClr val="E97132"/>
+        <a:srgbClr val="C0504D"/>
       </a:accent2>
       <a:accent3>
-        <a:srgbClr val="196B24"/>
+        <a:srgbClr val="9BBB59"/>
       </a:accent3>
       <a:accent4>
-        <a:srgbClr val="0F9ED5"/>
+        <a:srgbClr val="8064A2"/>
       </a:accent4>
       <a:accent5>
-        <a:srgbClr val="A02B93"/>
+        <a:srgbClr val="4BACC6"/>
       </a:accent5>
       <a:accent6>
-        <a:srgbClr val="4EA72E"/>
+        <a:srgbClr val="F79646"/>
       </a:accent6>
       <a:hlink>
-        <a:srgbClr val="467886"/>
+        <a:srgbClr val="0000FF"/>
       </a:hlink>
       <a:folHlink>
-        <a:srgbClr val="96607D"/>
+        <a:srgbClr val="800080"/>
       </a:folHlink>
     </a:clrScheme>
     <a:fontScheme name="Office">
       <a:majorFont>
-        <a:latin typeface="Aptos Display" panose="02110004020202020204"/>
+        <a:latin typeface="Montserrat"/>
         <a:ea typeface=""/>
         <a:cs typeface=""/>
-        <a:font script="Jpan" typeface="游ゴシック Light"/>
+        <a:font script="Jpan" typeface="ＭＳ ゴシック"/>
         <a:font script="Hang" typeface="맑은 고딕"/>
-        <a:font script="Hans" typeface="等线 Light"/>
+        <a:font script="Hans" typeface="宋体"/>
         <a:font script="Hant" typeface="新細明體"/>
         <a:font script="Arab" typeface="Times New Roman"/>
         <a:font script="Hebr" typeface="Times New Roman"/>
@@ -18796,32 +19683,14 @@
         <a:font script="Mong" typeface="Mongolian Baiti"/>
         <a:font script="Viet" typeface="Times New Roman"/>
         <a:font script="Uigh" typeface="Microsoft Uighur"/>
-        <a:font script="Geor" typeface="Sylfaen"/>
-        <a:font script="Armn" typeface="Arial"/>
-        <a:font script="Bugi" typeface="Leelawadee UI"/>
-        <a:font script="Bopo" typeface="Microsoft JhengHei"/>
-        <a:font script="Java" typeface="Javanese Text"/>
-        <a:font script="Lisu" typeface="Segoe UI"/>
-        <a:font script="Mymr" typeface="Myanmar Text"/>
-        <a:font script="Nkoo" typeface="Ebrima"/>
-        <a:font script="Olck" typeface="Nirmala UI"/>
-        <a:font script="Osma" typeface="Ebrima"/>
-        <a:font script="Phag" typeface="Phagspa"/>
-        <a:font script="Syrn" typeface="Estrangelo Edessa"/>
-        <a:font script="Syrj" typeface="Estrangelo Edessa"/>
-        <a:font script="Syre" typeface="Estrangelo Edessa"/>
-        <a:font script="Sora" typeface="Nirmala UI"/>
-        <a:font script="Tale" typeface="Microsoft Tai Le"/>
-        <a:font script="Talu" typeface="Microsoft New Tai Lue"/>
-        <a:font script="Tfng" typeface="Ebrima"/>
       </a:majorFont>
       <a:minorFont>
-        <a:latin typeface="Aptos" panose="02110004020202020204"/>
+        <a:latin typeface="Montserrat"/>
         <a:ea typeface=""/>
         <a:cs typeface=""/>
-        <a:font script="Jpan" typeface="游明朝"/>
+        <a:font script="Jpan" typeface="ＭＳ 明朝"/>
         <a:font script="Hang" typeface="맑은 고딕"/>
-        <a:font script="Hans" typeface="等线"/>
+        <a:font script="Hans" typeface="宋体"/>
         <a:font script="Hant" typeface="新細明體"/>
         <a:font script="Arab" typeface="Arial"/>
         <a:font script="Hebr" typeface="Arial"/>
@@ -18848,24 +19717,6 @@
         <a:font script="Mong" typeface="Mongolian Baiti"/>
         <a:font script="Viet" typeface="Arial"/>
         <a:font script="Uigh" typeface="Microsoft Uighur"/>
-        <a:font script="Geor" typeface="Sylfaen"/>
-        <a:font script="Armn" typeface="Arial"/>
-        <a:font script="Bugi" typeface="Leelawadee UI"/>
-        <a:font script="Bopo" typeface="Microsoft JhengHei"/>
-        <a:font script="Java" typeface="Javanese Text"/>
-        <a:font script="Lisu" typeface="Segoe UI"/>
-        <a:font script="Mymr" typeface="Myanmar Text"/>
-        <a:font script="Nkoo" typeface="Ebrima"/>
-        <a:font script="Olck" typeface="Nirmala UI"/>
-        <a:font script="Osma" typeface="Ebrima"/>
-        <a:font script="Phag" typeface="Phagspa"/>
-        <a:font script="Syrn" typeface="Estrangelo Edessa"/>
-        <a:font script="Syrj" typeface="Estrangelo Edessa"/>
-        <a:font script="Syre" typeface="Estrangelo Edessa"/>
-        <a:font script="Sora" typeface="Nirmala UI"/>
-        <a:font script="Tale" typeface="Microsoft Tai Le"/>
-        <a:font script="Talu" typeface="Microsoft New Tai Lue"/>
-        <a:font script="Tfng" typeface="Ebrima"/>
       </a:minorFont>
     </a:fontScheme>
     <a:fmtScheme name="Office">
@@ -18877,141 +19728,200 @@
           <a:gsLst>
             <a:gs pos="0">
               <a:schemeClr val="phClr">
-                <a:lumMod val="110000"/>
-                <a:satMod val="105000"/>
-                <a:tint val="67000"/>
+                <a:tint val="50000"/>
+                <a:satMod val="300000"/>
               </a:schemeClr>
             </a:gs>
-            <a:gs pos="50000">
+            <a:gs pos="35000">
               <a:schemeClr val="phClr">
-                <a:lumMod val="105000"/>
-                <a:satMod val="103000"/>
-                <a:tint val="73000"/>
+                <a:tint val="37000"/>
+                <a:satMod val="300000"/>
               </a:schemeClr>
             </a:gs>
             <a:gs pos="100000">
               <a:schemeClr val="phClr">
-                <a:lumMod val="105000"/>
-                <a:satMod val="109000"/>
-                <a:tint val="81000"/>
+                <a:tint val="15000"/>
+                <a:satMod val="350000"/>
               </a:schemeClr>
             </a:gs>
           </a:gsLst>
-          <a:lin ang="5400000" scaled="0"/>
+          <a:lin ang="16200000" scaled="1"/>
         </a:gradFill>
         <a:gradFill rotWithShape="1">
           <a:gsLst>
             <a:gs pos="0">
               <a:schemeClr val="phClr">
-                <a:satMod val="103000"/>
-                <a:lumMod val="102000"/>
-                <a:tint val="94000"/>
-              </a:schemeClr>
-            </a:gs>
-            <a:gs pos="50000">
-              <a:schemeClr val="phClr">
-                <a:satMod val="110000"/>
-                <a:lumMod val="100000"/>
+                <a:tint val="100000"/>
                 <a:shade val="100000"/>
+                <a:satMod val="130000"/>
               </a:schemeClr>
             </a:gs>
             <a:gs pos="100000">
               <a:schemeClr val="phClr">
-                <a:lumMod val="99000"/>
-                <a:satMod val="120000"/>
-                <a:shade val="78000"/>
+                <a:tint val="50000"/>
+                <a:shade val="100000"/>
+                <a:satMod val="350000"/>
               </a:schemeClr>
             </a:gs>
           </a:gsLst>
-          <a:lin ang="5400000" scaled="0"/>
+          <a:lin ang="16200000" scaled="0"/>
         </a:gradFill>
       </a:fillStyleLst>
       <a:lnStyleLst>
-        <a:ln w="6350" cap="flat" cmpd="sng" algn="ctr">
+        <a:ln w="9525" cap="flat" cmpd="sng" algn="ctr">
+          <a:solidFill>
+            <a:schemeClr val="phClr">
+              <a:shade val="95000"/>
+              <a:satMod val="105000"/>
+            </a:schemeClr>
+          </a:solidFill>
+          <a:prstDash val="solid"/>
+        </a:ln>
+        <a:ln w="25400" cap="flat" cmpd="sng" algn="ctr">
           <a:solidFill>
             <a:schemeClr val="phClr"/>
           </a:solidFill>
           <a:prstDash val="solid"/>
-          <a:miter lim="800000"/>
         </a:ln>
-        <a:ln w="12700" cap="flat" cmpd="sng" algn="ctr">
+        <a:ln w="38100" cap="flat" cmpd="sng" algn="ctr">
           <a:solidFill>
             <a:schemeClr val="phClr"/>
           </a:solidFill>
           <a:prstDash val="solid"/>
-          <a:miter lim="800000"/>
-        </a:ln>
-        <a:ln w="19050" cap="flat" cmpd="sng" algn="ctr">
-          <a:solidFill>
-            <a:schemeClr val="phClr"/>
-          </a:solidFill>
-          <a:prstDash val="solid"/>
-          <a:miter lim="800000"/>
         </a:ln>
       </a:lnStyleLst>
       <a:effectStyleLst>
         <a:effectStyle>
-          <a:effectLst/>
-        </a:effectStyle>
-        <a:effectStyle>
-          <a:effectLst/>
+          <a:effectLst>
+            <a:outerShdw blurRad="40000" dist="20000" dir="5400000" rotWithShape="0">
+              <a:srgbClr val="000000">
+                <a:alpha val="38000"/>
+              </a:srgbClr>
+            </a:outerShdw>
+          </a:effectLst>
         </a:effectStyle>
         <a:effectStyle>
           <a:effectLst>
-            <a:outerShdw blurRad="57150" dist="19050" dir="5400000" algn="ctr" rotWithShape="0">
+            <a:outerShdw blurRad="40000" dist="23000" dir="5400000" rotWithShape="0">
               <a:srgbClr val="000000">
-                <a:alpha val="63000"/>
+                <a:alpha val="35000"/>
               </a:srgbClr>
             </a:outerShdw>
           </a:effectLst>
+        </a:effectStyle>
+        <a:effectStyle>
+          <a:effectLst>
+            <a:outerShdw blurRad="40000" dist="23000" dir="5400000" rotWithShape="0">
+              <a:srgbClr val="000000">
+                <a:alpha val="35000"/>
+              </a:srgbClr>
+            </a:outerShdw>
+          </a:effectLst>
+          <a:scene3d>
+            <a:camera prst="orthographicFront">
+              <a:rot lat="0" lon="0" rev="0"/>
+            </a:camera>
+            <a:lightRig rig="threePt" dir="t">
+              <a:rot lat="0" lon="0" rev="1200000"/>
+            </a:lightRig>
+          </a:scene3d>
+          <a:sp3d>
+            <a:bevelT w="63500" h="25400"/>
+          </a:sp3d>
         </a:effectStyle>
       </a:effectStyleLst>
       <a:bgFillStyleLst>
         <a:solidFill>
           <a:schemeClr val="phClr"/>
         </a:solidFill>
-        <a:solidFill>
-          <a:schemeClr val="phClr">
-            <a:tint val="95000"/>
-            <a:satMod val="170000"/>
-          </a:schemeClr>
-        </a:solidFill>
         <a:gradFill rotWithShape="1">
           <a:gsLst>
             <a:gs pos="0">
               <a:schemeClr val="phClr">
-                <a:tint val="93000"/>
-                <a:satMod val="150000"/>
-                <a:shade val="98000"/>
-                <a:lumMod val="102000"/>
+                <a:tint val="40000"/>
+                <a:satMod val="350000"/>
               </a:schemeClr>
             </a:gs>
-            <a:gs pos="50000">
+            <a:gs pos="40000">
               <a:schemeClr val="phClr">
-                <a:tint val="98000"/>
-                <a:satMod val="130000"/>
-                <a:shade val="90000"/>
-                <a:lumMod val="103000"/>
+                <a:tint val="45000"/>
+                <a:shade val="99000"/>
+                <a:satMod val="350000"/>
               </a:schemeClr>
             </a:gs>
             <a:gs pos="100000">
               <a:schemeClr val="phClr">
-                <a:shade val="63000"/>
-                <a:satMod val="120000"/>
+                <a:shade val="20000"/>
+                <a:satMod val="255000"/>
               </a:schemeClr>
             </a:gs>
           </a:gsLst>
-          <a:lin ang="5400000" scaled="0"/>
+          <a:path path="circle">
+            <a:fillToRect l="50000" t="-80000" r="50000" b="180000"/>
+          </a:path>
+        </a:gradFill>
+        <a:gradFill rotWithShape="1">
+          <a:gsLst>
+            <a:gs pos="0">
+              <a:schemeClr val="phClr">
+                <a:tint val="80000"/>
+                <a:satMod val="300000"/>
+              </a:schemeClr>
+            </a:gs>
+            <a:gs pos="100000">
+              <a:schemeClr val="phClr">
+                <a:shade val="30000"/>
+                <a:satMod val="200000"/>
+              </a:schemeClr>
+            </a:gs>
+          </a:gsLst>
+          <a:path path="circle">
+            <a:fillToRect l="50000" t="50000" r="50000" b="50000"/>
+          </a:path>
         </a:gradFill>
       </a:bgFillStyleLst>
     </a:fmtScheme>
   </a:themeElements>
-  <a:objectDefaults/>
+  <a:objectDefaults>
+    <a:spDef>
+      <a:spPr/>
+      <a:bodyPr/>
+      <a:lstStyle/>
+      <a:style>
+        <a:lnRef idx="1">
+          <a:schemeClr val="accent1"/>
+        </a:lnRef>
+        <a:fillRef idx="3">
+          <a:schemeClr val="accent1"/>
+        </a:fillRef>
+        <a:effectRef idx="2">
+          <a:schemeClr val="accent1"/>
+        </a:effectRef>
+        <a:fontRef idx="minor">
+          <a:schemeClr val="lt1"/>
+        </a:fontRef>
+      </a:style>
+    </a:spDef>
+    <a:lnDef>
+      <a:spPr/>
+      <a:bodyPr/>
+      <a:lstStyle/>
+      <a:style>
+        <a:lnRef idx="2">
+          <a:schemeClr val="accent1"/>
+        </a:lnRef>
+        <a:fillRef idx="0">
+          <a:schemeClr val="accent1"/>
+        </a:fillRef>
+        <a:effectRef idx="1">
+          <a:schemeClr val="accent1"/>
+        </a:effectRef>
+        <a:fontRef idx="minor">
+          <a:schemeClr val="tx1"/>
+        </a:fontRef>
+      </a:style>
+    </a:lnDef>
+  </a:objectDefaults>
   <a:extraClrSchemeLst/>
-  <a:extLst>
-    <a:ext uri="{05A4C25C-085E-4340-85A3-A5531E510DB2}">
-      <thm15:themeFamily xmlns:thm15="http://schemas.microsoft.com/office/thememl/2012/main" name="Office Theme" id="{2E142A2C-CD16-42D6-873A-C26D2A0506FA}" vid="{1BDDFF52-6CD6-40A5-AB3C-68EB2F1E4D0A}"/>
-    </a:ext>
-  </a:extLst>
 </a:theme>
 </file>
--- a/Enyrgy_Session_Handoff.docx
+++ b/Enyrgy_Session_Handoff.docx
@@ -2,7 +2,7 @@
 <file path=word/document.xml><?xml version="1.0" encoding="utf-8"?>
 <w:document xmlns:w="http://schemas.openxmlformats.org/wordprocessingml/2006/main" xmlns:m="http://schemas.openxmlformats.org/officeDocument/2006/math" xmlns:r="http://schemas.openxmlformats.org/officeDocument/2006/relationships" xmlns:o="urn:schemas-microsoft-com:office:office" xmlns:v="urn:schemas-microsoft-com:vml" xmlns:w10="urn:schemas-microsoft-com:office:word" xmlns:a="http://schemas.openxmlformats.org/drawingml/2006/main" xmlns:pic="http://schemas.openxmlformats.org/drawingml/2006/picture" xmlns:wp="http://schemas.openxmlformats.org/drawingml/2006/wordprocessingDrawing">
   <w:body>
-    <w:bookmarkStart w:id="90" w:name="enyrgy-ghl---session-handoff"/>
+    <w:bookmarkStart w:id="92" w:name="enyrgy-ghl---session-handoff"/>
     <w:p>
       <w:pPr>
         <w:pStyle w:val="Heading1"/>
@@ -1589,7 +1589,7 @@
       </w:r>
     </w:p>
     <w:bookmarkEnd w:id="23"/>
-    <w:bookmarkStart w:id="31" w:name="what-was-done-session-16-july-31-2026"/>
+    <w:bookmarkStart w:id="33" w:name="what-was-done-session-16-july-31-2026"/>
     <w:p>
       <w:pPr>
         <w:pStyle w:val="Heading2"/>
@@ -4042,7 +4042,282 @@
       </w:r>
     </w:p>
     <w:bookmarkEnd w:id="28"/>
-    <w:bookmarkStart w:id="29" w:name="X0e27b19de0979e208ea1bc4f92f3e0b8477cfef"/>
+    <w:bookmarkStart w:id="29" w:name="Xce93926708bf9447daca090202ef5d35278c93d"/>
+    <w:p>
+      <w:pPr>
+        <w:pStyle w:val="Heading3"/>
+      </w:pPr>
+      <w:r>
+        <w:t xml:space="preserve">Contact assignment is the routing layer, not the notification recipient (Aug 26)</w:t>
+      </w:r>
+    </w:p>
+    <w:p>
+      <w:pPr>
+        <w:pStyle w:val="FirstParagraph"/>
+      </w:pPr>
+      <w:r>
+        <w:rPr>
+          <w:b/>
+          <w:bCs/>
+        </w:rPr>
+        <w:t xml:space="preserve">The question that surfaced it:</w:t>
+      </w:r>
+      <w:r>
+        <w:t xml:space="preserve"> </w:t>
+      </w:r>
+      <w:r>
+        <w:t xml:space="preserve">with thirty Tired Test prospects going to Millie for the Summer End outreach, should WF-35’s</w:t>
+      </w:r>
+      <w:r>
+        <w:t xml:space="preserve"> </w:t>
+      </w:r>
+      <w:r>
+        <w:rPr>
+          <w:rStyle w:val="VerbatimChar"/>
+        </w:rPr>
+        <w:t xml:space="preserve">None</w:t>
+      </w:r>
+      <w:r>
+        <w:t xml:space="preserve"> </w:t>
+      </w:r>
+      <w:r>
+        <w:t xml:space="preserve">branch be repointed at her instead of Scott?</w:t>
+      </w:r>
+    </w:p>
+    <w:p>
+      <w:pPr>
+        <w:pStyle w:val="BodyText"/>
+      </w:pPr>
+      <w:r>
+        <w:rPr>
+          <w:b/>
+          <w:bCs/>
+        </w:rPr>
+        <w:t xml:space="preserve">No, and the reasoning generalises.</w:t>
+      </w:r>
+      <w:r>
+        <w:t xml:space="preserve"> </w:t>
+      </w:r>
+      <w:r>
+        <w:t xml:space="preserve">The</w:t>
+      </w:r>
+      <w:r>
+        <w:t xml:space="preserve"> </w:t>
+      </w:r>
+      <w:r>
+        <w:rPr>
+          <w:rStyle w:val="VerbatimChar"/>
+        </w:rPr>
+        <w:t xml:space="preserve">None</w:t>
+      </w:r>
+      <w:r>
+        <w:t xml:space="preserve"> </w:t>
+      </w:r>
+      <w:r>
+        <w:t xml:space="preserve">branch is a</w:t>
+      </w:r>
+      <w:r>
+        <w:t xml:space="preserve"> </w:t>
+      </w:r>
+      <w:r>
+        <w:rPr>
+          <w:b/>
+          <w:bCs/>
+        </w:rPr>
+        <w:t xml:space="preserve">backstop, not a routing rule.</w:t>
+      </w:r>
+      <w:r>
+        <w:t xml:space="preserve"> </w:t>
+      </w:r>
+      <w:r>
+        <w:t xml:space="preserve">It catches replies from any unowned contact, which includes investor, commercial, partner and device-user traffic. Pointing it at one person routes work to someone whose remit does not cover it, and it lands on someone who can reasonably ignore what is not theirs. A backstop should land on whoever is accountable for everything, and it should fire rarely.</w:t>
+      </w:r>
+      <w:r>
+        <w:t xml:space="preserve"> </w:t>
+      </w:r>
+      <w:r>
+        <w:rPr>
+          <w:b/>
+          <w:bCs/>
+        </w:rPr>
+        <w:t xml:space="preserve">A backstop firing constantly means routing is broken; one firing rarely is working.</w:t>
+      </w:r>
+    </w:p>
+    <w:p>
+      <w:pPr>
+        <w:pStyle w:val="BodyText"/>
+      </w:pPr>
+      <w:r>
+        <w:rPr>
+          <w:b/>
+          <w:bCs/>
+        </w:rPr>
+        <w:t xml:space="preserve">Assignment is the layer to fix</w:t>
+      </w:r>
+      <w:r>
+        <w:t xml:space="preserve">, because everything keys off it: WF-35’s owner branch, the Contact Owner field, pipeline ownership, and anything built later. It is a fact about the contact, not a rule about notifications.</w:t>
+      </w:r>
+    </w:p>
+    <w:p>
+      <w:pPr>
+        <w:pStyle w:val="BodyText"/>
+      </w:pPr>
+      <w:r>
+        <w:rPr>
+          <w:b/>
+          <w:bCs/>
+        </w:rPr>
+        <w:t xml:space="preserve">Done Aug 26:</w:t>
+      </w:r>
+      <w:r>
+        <w:t xml:space="preserve"> </w:t>
+      </w:r>
+      <w:r>
+        <w:t xml:space="preserve">WF-12 Tired Test Lead Magnet now ends with an</w:t>
+      </w:r>
+      <w:r>
+        <w:t xml:space="preserve"> </w:t>
+      </w:r>
+      <w:r>
+        <w:rPr>
+          <w:rStyle w:val="VerbatimChar"/>
+        </w:rPr>
+        <w:t xml:space="preserve">Assign User</w:t>
+      </w:r>
+      <w:r>
+        <w:t xml:space="preserve"> </w:t>
+      </w:r>
+      <w:r>
+        <w:t xml:space="preserve">action setting Millie as owner, placed after</w:t>
+      </w:r>
+      <w:r>
+        <w:t xml:space="preserve"> </w:t>
+      </w:r>
+      <w:r>
+        <w:rPr>
+          <w:rStyle w:val="VerbatimChar"/>
+        </w:rPr>
+        <w:t xml:space="preserve">Add Dynamic Tags</w:t>
+      </w:r>
+      <w:r>
+        <w:t xml:space="preserve"> </w:t>
+      </w:r>
+      <w:r>
+        <w:t xml:space="preserve">in the main trunk. Verified: owner shows Millie, all tags intact. The same one-action pattern applies to any capture workflow whose leads belong to a named person.</w:t>
+      </w:r>
+    </w:p>
+    <w:p>
+      <w:pPr>
+        <w:pStyle w:val="BodyText"/>
+      </w:pPr>
+      <w:r>
+        <w:rPr>
+          <w:b/>
+          <w:bCs/>
+        </w:rPr>
+        <w:t xml:space="preserve">Note for future edits:</w:t>
+      </w:r>
+      <w:r>
+        <w:t xml:space="preserve"> </w:t>
+      </w:r>
+      <w:r>
+        <w:t xml:space="preserve">WF-12 has no conditions left at all after the Session 15 rebuild, so the old hazard about mid-flow guards swallowing everything below them into a branch no longer applies to this workflow.</w:t>
+      </w:r>
+    </w:p>
+    <w:bookmarkEnd w:id="29"/>
+    <w:bookmarkStart w:id="30" w:name="X0082779804df13ab6583447440c9e9390ed7191"/>
+    <w:p>
+      <w:pPr>
+        <w:pStyle w:val="Heading3"/>
+      </w:pPr>
+      <w:r>
+        <w:t xml:space="preserve">CORRECTION, Aug 26: workflow Internal Notifications ignore Conversation Notification settings</w:t>
+      </w:r>
+    </w:p>
+    <w:p>
+      <w:pPr>
+        <w:pStyle w:val="FirstParagraph"/>
+      </w:pPr>
+      <w:r>
+        <w:t xml:space="preserve">A user’s</w:t>
+      </w:r>
+      <w:r>
+        <w:t xml:space="preserve"> </w:t>
+      </w:r>
+      <w:r>
+        <w:rPr>
+          <w:b/>
+          <w:bCs/>
+        </w:rPr>
+        <w:t xml:space="preserve">Conversation Notification</w:t>
+      </w:r>
+      <w:r>
+        <w:t xml:space="preserve"> </w:t>
+      </w:r>
+      <w:r>
+        <w:t xml:space="preserve">preferences (Settings, My Staff, the user) govern GHL’s own built-in conversation alerts. They</w:t>
+      </w:r>
+      <w:r>
+        <w:t xml:space="preserve"> </w:t>
+      </w:r>
+      <w:r>
+        <w:rPr>
+          <w:b/>
+          <w:bCs/>
+        </w:rPr>
+        <w:t xml:space="preserve">do not</w:t>
+      </w:r>
+      <w:r>
+        <w:t xml:space="preserve"> </w:t>
+      </w:r>
+      <w:r>
+        <w:t xml:space="preserve">govern the Internal Notification action inside a workflow, which emails the selected user directly.</w:t>
+      </w:r>
+    </w:p>
+    <w:p>
+      <w:pPr>
+        <w:pStyle w:val="BodyText"/>
+      </w:pPr>
+      <w:r>
+        <w:rPr>
+          <w:b/>
+          <w:bCs/>
+        </w:rPr>
+        <w:t xml:space="preserve">Proof from this account:</w:t>
+      </w:r>
+      <w:r>
+        <w:t xml:space="preserve"> </w:t>
+      </w:r>
+      <w:r>
+        <w:t xml:space="preserve">on Aug 7 Scott received four WF-35 notification emails about spam calls, at a point when Email was already unticked on Conversation Notification rows 1 and 3.</w:t>
+      </w:r>
+    </w:p>
+    <w:p>
+      <w:pPr>
+        <w:pStyle w:val="BodyText"/>
+      </w:pPr>
+      <w:r>
+        <w:t xml:space="preserve">This matters because the opposite was briefly asserted in this session: that a new user with Email unticked would be silently cut off from WF-35. They are not.</w:t>
+      </w:r>
+      <w:r>
+        <w:t xml:space="preserve"> </w:t>
+      </w:r>
+      <w:r>
+        <w:rPr>
+          <w:b/>
+          <w:bCs/>
+        </w:rPr>
+        <w:t xml:space="preserve">What those settings do control</w:t>
+      </w:r>
+      <w:r>
+        <w:t xml:space="preserve"> </w:t>
+      </w:r>
+      <w:r>
+        <w:t xml:space="preserve">is whether the person is told a conversation was assigned to them, which is worth enabling for anyone receiving assigned contacts, or they discover it by noticing their contact list grew.</w:t>
+      </w:r>
+    </w:p>
+    <w:bookmarkEnd w:id="30"/>
+    <w:bookmarkStart w:id="31" w:name="X0e27b19de0979e208ea1bc4f92f3e0b8477cfef"/>
     <w:p>
       <w:pPr>
         <w:pStyle w:val="Heading3"/>
@@ -4296,8 +4571,8 @@
         <w:t xml:space="preserve">against the Customer Replied trigger. This is why the built-in Conversation Notification should be switched to In-App rather than turned off.</w:t>
       </w:r>
     </w:p>
-    <w:bookmarkEnd w:id="29"/>
-    <w:bookmarkStart w:id="30" w:name="campaign-capture-complete-aug-2-3-2026"/>
+    <w:bookmarkEnd w:id="31"/>
+    <w:bookmarkStart w:id="32" w:name="campaign-capture-complete-aug-2-3-2026"/>
     <w:p>
       <w:pPr>
         <w:pStyle w:val="Heading3"/>
@@ -4568,9 +4843,9 @@
         </w:pict>
       </w:r>
     </w:p>
-    <w:bookmarkEnd w:id="30"/>
-    <w:bookmarkEnd w:id="31"/>
-    <w:bookmarkStart w:id="32" w:name="what-was-done-session-15-july-27-28-2026"/>
+    <w:bookmarkEnd w:id="32"/>
+    <w:bookmarkEnd w:id="33"/>
+    <w:bookmarkStart w:id="34" w:name="what-was-done-session-15-july-27-28-2026"/>
     <w:p>
       <w:pPr>
         <w:pStyle w:val="Heading2"/>
@@ -7927,8 +8202,8 @@
         <w:t xml:space="preserve">- Also resolved July 28: investor-presentation calendar conflict; Q2 investor update sent to Brian for review; GBP verified/live.</w:t>
       </w:r>
     </w:p>
-    <w:bookmarkEnd w:id="32"/>
-    <w:bookmarkStart w:id="33" w:name="what-was-done-session-14-july-25-26-2026"/>
+    <w:bookmarkEnd w:id="34"/>
+    <w:bookmarkStart w:id="35" w:name="what-was-done-session-14-july-25-26-2026"/>
     <w:p>
       <w:pPr>
         <w:pStyle w:val="Heading2"/>
@@ -8851,8 +9126,8 @@
         <w:t xml:space="preserve">). Its canvas tile does not render; open it via command palette or direct service URL.</w:t>
       </w:r>
     </w:p>
-    <w:bookmarkEnd w:id="33"/>
-    <w:bookmarkStart w:id="34" w:name="what-was-done-session-13-july-22-2026"/>
+    <w:bookmarkEnd w:id="35"/>
+    <w:bookmarkStart w:id="36" w:name="what-was-done-session-13-july-22-2026"/>
     <w:p>
       <w:pPr>
         <w:pStyle w:val="Heading2"/>
@@ -9444,8 +9719,8 @@
         <w:t xml:space="preserve">All 17 agents can read GHL; all writes are held for human approval (8 company-wide ask-first policies plus the CFO’s own gate). No heartbeats run yet, so nothing fires on a schedule until launch. The org is go-live ready.</w:t>
       </w:r>
     </w:p>
-    <w:bookmarkEnd w:id="34"/>
-    <w:bookmarkStart w:id="42" w:name="what-was-done-session-12-july-20-21-2026"/>
+    <w:bookmarkEnd w:id="36"/>
+    <w:bookmarkStart w:id="44" w:name="what-was-done-session-12-july-20-21-2026"/>
     <w:p>
       <w:pPr>
         <w:pStyle w:val="Heading2"/>
@@ -9454,7 +9729,7 @@
         <w:t xml:space="preserve">WHAT WAS DONE (Session 12, July 20-21, 2026)</w:t>
       </w:r>
     </w:p>
-    <w:bookmarkStart w:id="35" w:name="Xad79708e49764ac648f3d5f45964ab3cd542d6f"/>
+    <w:bookmarkStart w:id="37" w:name="Xad79708e49764ac648f3d5f45964ab3cd542d6f"/>
     <w:p>
       <w:pPr>
         <w:pStyle w:val="Heading3"/>
@@ -9608,8 +9883,8 @@
         <w:t xml:space="preserve">(NOT –yes) in the Railway Console so it read the env vars and wrote config.json to the volume; onboard generated the bootstrap-CEO invite URL; opened it and claimed CEO/owner with scott@enyrgy.com.</w:t>
       </w:r>
     </w:p>
-    <w:bookmarkEnd w:id="35"/>
-    <w:bookmarkStart w:id="36" w:name="Xf124d3d22d72216dff1a6fad5ca71afa11782c9"/>
+    <w:bookmarkEnd w:id="37"/>
+    <w:bookmarkStart w:id="38" w:name="Xf124d3d22d72216dff1a6fad5ca71afa11782c9"/>
     <w:p>
       <w:pPr>
         <w:pStyle w:val="Heading3"/>
@@ -9652,8 +9927,8 @@
         <w:t xml:space="preserve">Monthly spend limit = $25 (the API stops serving at $25 in a calendar month). Auto-reload turned OFF, so the prepaid credit balance is a second hard floor - nothing can charge the card without a deliberate top-up. About $8 was spent this session on setup, environment-check probes, and the brief agent runs before cleanup; the counter resets Aug 1.</w:t>
       </w:r>
     </w:p>
-    <w:bookmarkEnd w:id="36"/>
-    <w:bookmarkStart w:id="37" w:name="X7c93f2fc17f574273a7e7707a25d05916cd841a"/>
+    <w:bookmarkEnd w:id="38"/>
+    <w:bookmarkStart w:id="39" w:name="X7c93f2fc17f574273a7e7707a25d05916cd841a"/>
     <w:p>
       <w:pPr>
         <w:pStyle w:val="Heading3"/>
@@ -9716,8 +9991,8 @@
         <w:t xml:space="preserve">The two paused built-in helper agents (Reflection Coach, Summarizer) are Paperclip defaults; left as-is.</w:t>
       </w:r>
     </w:p>
-    <w:bookmarkEnd w:id="37"/>
-    <w:bookmarkStart w:id="38" w:name="Xa811478b79a7118b930d55b212472bac7da4a63"/>
+    <w:bookmarkEnd w:id="39"/>
+    <w:bookmarkStart w:id="40" w:name="Xa811478b79a7118b930d55b212472bac7da4a63"/>
     <w:p>
       <w:pPr>
         <w:pStyle w:val="Heading3"/>
@@ -9746,8 +10021,8 @@
         <w:t xml:space="preserve">Private Integration in GHL with exactly 15 scopes: contacts (r/w), conversations (r/w), conversations/message (r/w), opportunities (r/w), locations/tags (r/w), workflows.readonly, calendars.readonly, calendars/events.readonly, forms.readonly, locations/customFields.readonly. Deliberately withheld billing, users, oauth, payments, and settings scopes. Token copied and held by Scott (not stored in chat).</w:t>
       </w:r>
     </w:p>
-    <w:bookmarkEnd w:id="38"/>
-    <w:bookmarkStart w:id="39" w:name="X5b6a8001376f3af2fcf65764685f829c50a953d"/>
+    <w:bookmarkEnd w:id="40"/>
+    <w:bookmarkStart w:id="41" w:name="X5b6a8001376f3af2fcf65764685f829c50a953d"/>
     <w:p>
       <w:pPr>
         <w:pStyle w:val="Heading3"/>
@@ -9788,8 +10063,8 @@
         <w:t xml:space="preserve">Building this bridge is the first task next session and unblocks the rest of the agent-org build.</w:t>
       </w:r>
     </w:p>
-    <w:bookmarkEnd w:id="39"/>
-    <w:bookmarkStart w:id="40" w:name="X2ac6b8e8d2fc49e12399051a2e50a433e682a53"/>
+    <w:bookmarkEnd w:id="41"/>
+    <w:bookmarkStart w:id="42" w:name="X2ac6b8e8d2fc49e12399051a2e50a433e682a53"/>
     <w:p>
       <w:pPr>
         <w:pStyle w:val="Heading3"/>
@@ -9834,8 +10109,8 @@
         <w:t xml:space="preserve">NOT STARTED: Step 3 Load KB; Steps 4-6 build the remaining 15 agents (CEO already exists); Step 7 compliance gate; Step 8 5-contact test; Step 9 staged go-live.</w:t>
       </w:r>
     </w:p>
-    <w:bookmarkEnd w:id="40"/>
-    <w:bookmarkStart w:id="41" w:name="Xf91d26447d0b09b2d9eb7e6479e104dbfc30e41"/>
+    <w:bookmarkEnd w:id="42"/>
+    <w:bookmarkStart w:id="43" w:name="Xf91d26447d0b09b2d9eb7e6479e104dbfc30e41"/>
     <w:p>
       <w:pPr>
         <w:pStyle w:val="Heading3"/>
@@ -9899,9 +10174,9 @@
         </w:pict>
       </w:r>
     </w:p>
-    <w:bookmarkEnd w:id="41"/>
-    <w:bookmarkEnd w:id="42"/>
-    <w:bookmarkStart w:id="52" w:name="what-was-done-session-11-july-19-2026"/>
+    <w:bookmarkEnd w:id="43"/>
+    <w:bookmarkEnd w:id="44"/>
+    <w:bookmarkStart w:id="54" w:name="what-was-done-session-11-july-19-2026"/>
     <w:p>
       <w:pPr>
         <w:pStyle w:val="Heading2"/>
@@ -9910,7 +10185,7 @@
         <w:t xml:space="preserve">WHAT WAS DONE (Session 11, July 19, 2026)</w:t>
       </w:r>
     </w:p>
-    <w:bookmarkStart w:id="43" w:name="Xa3d538e25c540d7ac9ef4f4a452f35807541e37"/>
+    <w:bookmarkStart w:id="45" w:name="Xa3d538e25c540d7ac9ef4f4a452f35807541e37"/>
     <w:p>
       <w:pPr>
         <w:pStyle w:val="Heading3"/>
@@ -10064,8 +10339,8 @@
         <w:t xml:space="preserve">tag.</w:t>
       </w:r>
     </w:p>
-    <w:bookmarkEnd w:id="43"/>
-    <w:bookmarkStart w:id="44" w:name="Xb24fa00c0e662b9de7db923ef015abe50dd6a8b"/>
+    <w:bookmarkEnd w:id="45"/>
+    <w:bookmarkStart w:id="46" w:name="Xb24fa00c0e662b9de7db923ef015abe50dd6a8b"/>
     <w:p>
       <w:pPr>
         <w:pStyle w:val="Heading3"/>
@@ -10118,8 +10393,8 @@
         <w:t xml:space="preserve">. Allow Re-Entry ON. This shields every new Shopify buyer from lead nurture (they already purchased) while flagging them as a customer. Closes the going-forward gap created by Contact Sync (new buyers auto-create contacts that would otherwise hit WF-01).</w:t>
       </w:r>
     </w:p>
-    <w:bookmarkEnd w:id="44"/>
-    <w:bookmarkStart w:id="45" w:name="remaining-shopify-not-done-today"/>
+    <w:bookmarkEnd w:id="46"/>
+    <w:bookmarkStart w:id="47" w:name="remaining-shopify-not-done-today"/>
     <w:p>
       <w:pPr>
         <w:pStyle w:val="Heading3"/>
@@ -10197,8 +10472,8 @@
         <w:t xml:space="preserve">Abandoned-checkout webhook: developer build, highest-ROI recovery piece.</w:t>
       </w:r>
     </w:p>
-    <w:bookmarkEnd w:id="45"/>
-    <w:bookmarkStart w:id="46" w:name="X76fadb91bef3eef1f3a22b9dabd964c23af8599"/>
+    <w:bookmarkEnd w:id="47"/>
+    <w:bookmarkStart w:id="48" w:name="X76fadb91bef3eef1f3a22b9dabd964c23af8599"/>
     <w:p>
       <w:pPr>
         <w:pStyle w:val="Heading3"/>
@@ -10242,8 +10517,8 @@
         <w:t xml:space="preserve">now reliably suppresses all five drips.</w:t>
       </w:r>
     </w:p>
-    <w:bookmarkEnd w:id="46"/>
-    <w:bookmarkStart w:id="47" w:name="X38b1a71603fdcc4c7a23ee3ff736692e228b793"/>
+    <w:bookmarkEnd w:id="48"/>
+    <w:bookmarkStart w:id="49" w:name="X38b1a71603fdcc4c7a23ee3ff736692e228b793"/>
     <w:p>
       <w:pPr>
         <w:pStyle w:val="Heading3"/>
@@ -10272,8 +10547,8 @@
         <w:t xml:space="preserve">branch and renamed the gate to a router; the accreditation nudge stays for non-accredited. Accreditation is still required later, before commitment/subscription/wire (handled in the pipeline, untouched). The PPM email copy was confirmed accreditation-neutral (Session 11).</w:t>
       </w:r>
     </w:p>
-    <w:bookmarkEnd w:id="47"/>
-    <w:bookmarkStart w:id="48" w:name="X588532203d8bd4aa54ed8cf766cdad02a5db62d"/>
+    <w:bookmarkEnd w:id="49"/>
+    <w:bookmarkStart w:id="50" w:name="X588532203d8bd4aa54ed8cf766cdad02a5db62d"/>
     <w:p>
       <w:pPr>
         <w:pStyle w:val="Heading3"/>
@@ -10373,8 +10648,8 @@
         <w:t xml:space="preserve">(carrier queue, typically a few business days). SMS cannot send from the toll-free until this passes.</w:t>
       </w:r>
     </w:p>
-    <w:bookmarkEnd w:id="48"/>
-    <w:bookmarkStart w:id="49" w:name="X66a8e1d39418aa85f3166dd9446a8437db0a1b3"/>
+    <w:bookmarkEnd w:id="50"/>
+    <w:bookmarkStart w:id="51" w:name="X66a8e1d39418aa85f3166dd9446a8437db0a1b3"/>
     <w:p>
       <w:pPr>
         <w:pStyle w:val="Heading3"/>
@@ -10441,8 +10716,8 @@
         <w:t xml:space="preserve">(instant/Search Console was overridden, likely due to the shared GCU address). Scott records the live walkthrough video at the office next (a pre-existing Instagram clip cannot be used; must be a fresh, unedited recording through Google’s tool showing signage, the demo unit, and proof of management). Once verified, grab the review link and wire into WF-07.</w:t>
       </w:r>
     </w:p>
-    <w:bookmarkEnd w:id="49"/>
-    <w:bookmarkStart w:id="50" w:name="X88e666813efa23d3f1c5379efe3f1b34d612a87"/>
+    <w:bookmarkEnd w:id="51"/>
+    <w:bookmarkStart w:id="52" w:name="X88e666813efa23d3f1c5379efe3f1b34d612a87"/>
     <w:p>
       <w:pPr>
         <w:pStyle w:val="Heading3"/>
@@ -10751,8 +11026,8 @@
         <w:t xml:space="preserve">(.md + .docx, WF-29 spec + the three reassurance emails).</w:t>
       </w:r>
     </w:p>
-    <w:bookmarkEnd w:id="50"/>
-    <w:bookmarkStart w:id="51" w:name="Xf6b1f1ebbf33969a49fb05f42c51b3df4bd891e"/>
+    <w:bookmarkEnd w:id="52"/>
+    <w:bookmarkStart w:id="53" w:name="Xf6b1f1ebbf33969a49fb05f42c51b3df4bd891e"/>
     <w:p>
       <w:pPr>
         <w:pStyle w:val="Heading3"/>
@@ -10804,9 +11079,9 @@
         </w:pict>
       </w:r>
     </w:p>
-    <w:bookmarkEnd w:id="51"/>
-    <w:bookmarkEnd w:id="52"/>
-    <w:bookmarkStart w:id="58" w:name="what-was-done-session-10-july-18-2026"/>
+    <w:bookmarkEnd w:id="53"/>
+    <w:bookmarkEnd w:id="54"/>
+    <w:bookmarkStart w:id="60" w:name="what-was-done-session-10-july-18-2026"/>
     <w:p>
       <w:pPr>
         <w:pStyle w:val="Heading2"/>
@@ -10815,7 +11090,7 @@
         <w:t xml:space="preserve">WHAT WAS DONE (Session 10, July 18, 2026)</w:t>
       </w:r>
     </w:p>
-    <w:bookmarkStart w:id="53" w:name="X8a593e7fd46c540d90065ea17972e7bed0449ce"/>
+    <w:bookmarkStart w:id="55" w:name="X8a593e7fd46c540d90065ea17972e7bed0449ce"/>
     <w:p>
       <w:pPr>
         <w:pStyle w:val="Heading3"/>
@@ -11082,8 +11357,8 @@
         <w:t xml:space="preserve">(.md + .docx). The form’s share URL (https://api.leadconnectorhq.com/widget/form/OjahkWeVDeozQkfG9dW2) is the video upload link in both emails.</w:t>
       </w:r>
     </w:p>
-    <w:bookmarkEnd w:id="53"/>
-    <w:bookmarkStart w:id="54" w:name="Xc979635fde4ee3b49e75c81ba773b12defa98c7"/>
+    <w:bookmarkEnd w:id="55"/>
+    <w:bookmarkStart w:id="56" w:name="Xc979635fde4ee3b49e75c81ba773b12defa98c7"/>
     <w:p>
       <w:pPr>
         <w:pStyle w:val="Heading3"/>
@@ -11100,8 +11375,8 @@
         <w:t xml:space="preserve">Registration Date (Date), Skin Type (Single Options 1-6), Gender (Single Options Male/Female), Height (Text, ft/in), Weight (Number, lbs), Vitamin D Level (Number, ng/mL), plus Age was intentionally skipped (derivable from birthdate and goes stale). Birthdate uses GHL’s native Date of Birth field, not a custom field.</w:t>
       </w:r>
     </w:p>
-    <w:bookmarkEnd w:id="54"/>
-    <w:bookmarkStart w:id="55" w:name="Xf313635a57578d15d4ec79da1e50fcc4e357623"/>
+    <w:bookmarkEnd w:id="56"/>
+    <w:bookmarkStart w:id="57" w:name="Xf313635a57578d15d4ec79da1e50fcc4e357623"/>
     <w:p>
       <w:pPr>
         <w:pStyle w:val="Heading3"/>
@@ -11331,8 +11606,8 @@
         <w:t xml:space="preserve">(617 rows).</w:t>
       </w:r>
     </w:p>
-    <w:bookmarkEnd w:id="55"/>
-    <w:bookmarkStart w:id="56" w:name="note-found-during-the-audit-not-blocking"/>
+    <w:bookmarkEnd w:id="57"/>
+    <w:bookmarkStart w:id="58" w:name="note-found-during-the-audit-not-blocking"/>
     <w:p>
       <w:pPr>
         <w:pStyle w:val="Heading3"/>
@@ -11394,8 +11669,8 @@
         <w:t xml:space="preserve">tag does. Worth adding a bypass gate to those three later for consistency.</w:t>
       </w:r>
     </w:p>
-    <w:bookmarkEnd w:id="56"/>
-    <w:bookmarkStart w:id="57" w:name="next-up-testimonials"/>
+    <w:bookmarkEnd w:id="58"/>
+    <w:bookmarkStart w:id="59" w:name="next-up-testimonials"/>
     <w:p>
       <w:pPr>
         <w:pStyle w:val="Heading3"/>
@@ -11446,9 +11721,9 @@
         </w:pict>
       </w:r>
     </w:p>
-    <w:bookmarkEnd w:id="57"/>
-    <w:bookmarkEnd w:id="58"/>
-    <w:bookmarkStart w:id="65" w:name="what-was-done-session-9-july-17-2026"/>
+    <w:bookmarkEnd w:id="59"/>
+    <w:bookmarkEnd w:id="60"/>
+    <w:bookmarkStart w:id="67" w:name="what-was-done-session-9-july-17-2026"/>
     <w:p>
       <w:pPr>
         <w:pStyle w:val="Heading2"/>
@@ -11457,7 +11732,7 @@
         <w:t xml:space="preserve">WHAT WAS DONE (Session 9, July 17, 2026)</w:t>
       </w:r>
     </w:p>
-    <w:bookmarkStart w:id="59" w:name="X7969b9da8b6bf8be6a4b3ecbd5db5f877a6c563"/>
+    <w:bookmarkStart w:id="61" w:name="X7969b9da8b6bf8be6a4b3ecbd5db5f877a6c563"/>
     <w:p>
       <w:pPr>
         <w:pStyle w:val="Heading3"/>
@@ -11474,8 +11749,8 @@
         <w:t xml:space="preserve">Walked through the full GHL integration for the Vitamin D Assessment (Lead Magnet 5) and took it live and tested. WF-21 Vitamin D Assessment Capture: Inbound Webhook trigger, Create Contact with all 11 fields mapped, a Standard Add Tag with the six always-on tags (type_consumer, source_lead_magnet, status_new, magnet_lead, drip_bypass, magnet_vitamin_d_assessment), a Dynamic Add Tag that reads the quiz’s tags list, the CUB-refined results email, and (redundant now) a risk-band Condition. Two custom fields added (Deficiency Risk Score, Deficiency Risk Band). Page deployed to go.enyrgy.com/vitamin-d-assessment. Live end-to-end test passed: contact created with fields and tags, results email delivered.</w:t>
       </w:r>
     </w:p>
-    <w:bookmarkEnd w:id="59"/>
-    <w:bookmarkStart w:id="60" w:name="segmentation-solved-in-one-action"/>
+    <w:bookmarkEnd w:id="61"/>
+    <w:bookmarkStart w:id="62" w:name="segmentation-solved-in-one-action"/>
     <w:p>
       <w:pPr>
         <w:pStyle w:val="Heading3"/>
@@ -11522,8 +11797,8 @@
         <w:t xml:space="preserve">applies them all. This replaced the planned SMS Consent field plus separate goal and SMS workflows. GHL requires one action per mode (Standard vs Dynamic), so WF-21 has both.</w:t>
       </w:r>
     </w:p>
-    <w:bookmarkEnd w:id="60"/>
-    <w:bookmarkStart w:id="61" w:name="X0c1b816f89adb039ac6cefe75845b5183d72531"/>
+    <w:bookmarkEnd w:id="62"/>
+    <w:bookmarkStart w:id="63" w:name="X0c1b816f89adb039ac6cefe75845b5183d72531"/>
     <w:p>
       <w:pPr>
         <w:pStyle w:val="Heading3"/>
@@ -11540,8 +11815,8 @@
         <w:t xml:space="preserve">A 3-email solution-aware series. Trigger on the magnet tag, 2-day wait, Email 1 (Your D3 does one job. Light does five.), 2-day wait, Email 2 (study and safety), 3-day wait, Email 3 (own-labs close), then Add to WF-17 Long-Term Nurture. Emails routed through CUB, eugene-skill, and humanize-pro.</w:t>
       </w:r>
     </w:p>
-    <w:bookmarkEnd w:id="61"/>
-    <w:bookmarkStart w:id="62" w:name="key-fixes-found-during-go-live"/>
+    <w:bookmarkEnd w:id="63"/>
+    <w:bookmarkStart w:id="64" w:name="key-fixes-found-during-go-live"/>
     <w:p>
       <w:pPr>
         <w:pStyle w:val="Heading3"/>
@@ -11598,8 +11873,8 @@
         <w:t xml:space="preserve">Disclosures: removed the annual skin-exam line from all emails, the page footer, and the Brand Guide, per Scott.</w:t>
       </w:r>
     </w:p>
-    <w:bookmarkEnd w:id="62"/>
-    <w:bookmarkStart w:id="63" w:name="website-ctas-added"/>
+    <w:bookmarkEnd w:id="64"/>
+    <w:bookmarkStart w:id="65" w:name="website-ctas-added"/>
     <w:p>
       <w:pPr>
         <w:pStyle w:val="Heading3"/>
@@ -11628,8 +11903,8 @@
         <w:t xml:space="preserve">CTA on five pages, all linking to go.enyrgy.com/vitamin-d-assessment: The Science and FAQ (primary orange), Home, The Platform, and Our Story (secondary outline).</w:t>
       </w:r>
     </w:p>
-    <w:bookmarkEnd w:id="63"/>
-    <w:bookmarkStart w:id="64" w:name="follow-ons"/>
+    <w:bookmarkEnd w:id="65"/>
+    <w:bookmarkStart w:id="66" w:name="follow-ons"/>
     <w:p>
       <w:pPr>
         <w:pStyle w:val="Heading3"/>
@@ -11693,9 +11968,9 @@
         </w:pict>
       </w:r>
     </w:p>
-    <w:bookmarkEnd w:id="64"/>
-    <w:bookmarkEnd w:id="65"/>
-    <w:bookmarkStart w:id="71" w:name="what-was-done-session-8-july-17-2026"/>
+    <w:bookmarkEnd w:id="66"/>
+    <w:bookmarkEnd w:id="67"/>
+    <w:bookmarkStart w:id="73" w:name="what-was-done-session-8-july-17-2026"/>
     <w:p>
       <w:pPr>
         <w:pStyle w:val="Heading2"/>
@@ -11704,7 +11979,7 @@
         <w:t xml:space="preserve">WHAT WAS DONE (Session 8, July 17, 2026)</w:t>
       </w:r>
     </w:p>
-    <w:bookmarkStart w:id="66" w:name="yourtango-partnership-assets"/>
+    <w:bookmarkStart w:id="68" w:name="yourtango-partnership-assets"/>
     <w:p>
       <w:pPr>
         <w:pStyle w:val="Heading3"/>
@@ -11727,8 +12002,8 @@
         <w:t xml:space="preserve">) and produced: the revised article for Tom (7 signs, 729 words, single CTA to the Tired Test), an internal editorial record, and Scott’s response to Millie. Article and CTA were run through humanize-pro and CUB rather than hand-edited; CUB found a vague antecedent and a buried lede that a manual read missed.</w:t>
       </w:r>
     </w:p>
-    <w:bookmarkEnd w:id="66"/>
-    <w:bookmarkStart w:id="67" w:name="lead-magnets.md-repaired-v2.0-to-v2.1"/>
+    <w:bookmarkEnd w:id="68"/>
+    <w:bookmarkStart w:id="69" w:name="lead-magnets.md-repaired-v2.0-to-v2.1"/>
     <w:p>
       <w:pPr>
         <w:pStyle w:val="Heading3"/>
@@ -11745,8 +12020,8 @@
         <w:t xml:space="preserve">The Tired Test section contained the Vitamin D Assessment’s questions (Fitzpatrick skin type, latitude, an ICP router) filed under the wrong heading. Those were moved to a new Lead Magnet 5 section. The Tired Test section now matches its source spec and the live quiz: four Problem-Aware questions, one result for everyone. The single-path design is now documented as intentional so it is not mistaken for a gap again.</w:t>
       </w:r>
     </w:p>
-    <w:bookmarkEnd w:id="67"/>
-    <w:bookmarkStart w:id="68" w:name="vitamin-d-assessment-documented"/>
+    <w:bookmarkEnd w:id="69"/>
+    <w:bookmarkStart w:id="70" w:name="vitamin-d-assessment-documented"/>
     <w:p>
       <w:pPr>
         <w:pStyle w:val="Heading3"/>
@@ -11763,8 +12038,8 @@
         <w:t xml:space="preserve">Lead Magnet 5 existed as built HTML but was never documented in lead-magnets.md. It now has a full section: fields, tags, scoring, build steps outstanding, and its place in the funnel relative to the Tired Test.</w:t>
       </w:r>
     </w:p>
-    <w:bookmarkEnd w:id="68"/>
-    <w:bookmarkStart w:id="69" w:name="in-4-claim-corrected"/>
+    <w:bookmarkEnd w:id="70"/>
+    <w:bookmarkStart w:id="71" w:name="in-4-claim-corrected"/>
     <w:p>
       <w:pPr>
         <w:pStyle w:val="Heading3"/>
@@ -11817,8 +12092,8 @@
         <w:t xml:space="preserve">(trials were 71, 35, and 25 participants). The objections sheet needs this correction.</w:t>
       </w:r>
     </w:p>
-    <w:bookmarkEnd w:id="69"/>
-    <w:bookmarkStart w:id="70" w:name="about-me.md-cleaned"/>
+    <w:bookmarkEnd w:id="71"/>
+    <w:bookmarkStart w:id="72" w:name="about-me.md-cleaned"/>
     <w:p>
       <w:pPr>
         <w:pStyle w:val="Heading3"/>
@@ -11887,9 +12162,9 @@
         </w:pict>
       </w:r>
     </w:p>
-    <w:bookmarkEnd w:id="70"/>
-    <w:bookmarkEnd w:id="71"/>
-    <w:bookmarkStart w:id="76" w:name="Xf8697388ee1f0c921a2cc901f609b36fb20cf09"/>
+    <w:bookmarkEnd w:id="72"/>
+    <w:bookmarkEnd w:id="73"/>
+    <w:bookmarkStart w:id="78" w:name="Xf8697388ee1f0c921a2cc901f609b36fb20cf09"/>
     <w:p>
       <w:pPr>
         <w:pStyle w:val="Heading2"/>
@@ -11898,7 +12173,7 @@
         <w:t xml:space="preserve">WHAT WAS DONE THIS SESSION (Session 7, July 13, 2026)</w:t>
       </w:r>
     </w:p>
-    <w:bookmarkStart w:id="72" w:name="Xfe651bf2b93763394aca303f217d9d0fe647ed5"/>
+    <w:bookmarkStart w:id="74" w:name="Xfe651bf2b93763394aca303f217d9d0fe647ed5"/>
     <w:p>
       <w:pPr>
         <w:pStyle w:val="Heading3"/>
@@ -11930,8 +12205,8 @@
         <w:t xml:space="preserve">(.md + .docx). It takes Scott from an empty Paperclip install to a tested, governed 16-agent organization operating the GHL sub-account. Contents: what Paperclip is and how it connects to GHL (open-source, self-hosted, bring-your-own-agent, acting on GHL via API); prerequisites and key constants; the reconciled org chart; deploy and connect steps with least-privilege scopes; KB load checklist; ready-to-paste instruction blocks for the CEO orchestrator and every COO and CRO division agent; the compliance gate wired as a hard approval gate with the attorney-confirmed PPM and accreditation rule; the agent-to-workflow mapping (WF-01 through WF-10); governance (budgets, heartbeats, config revisioning, rollback); a 5-contact test plan with pass and fail criteria per agent; and a staged go-live with graceful fallback to Phase 1.</w:t>
       </w:r>
     </w:p>
-    <w:bookmarkEnd w:id="72"/>
-    <w:bookmarkStart w:id="73" w:name="agent-count-reconciled"/>
+    <w:bookmarkEnd w:id="74"/>
+    <w:bookmarkStart w:id="75" w:name="agent-count-reconciled"/>
     <w:p>
       <w:pPr>
         <w:pStyle w:val="Heading3"/>
@@ -11960,8 +12235,8 @@
         <w:t xml:space="preserve">figure in WIP-3 was an error; the correct upper bound is 22 (16 core plus all six recommended Phase 2 additions). Corrected in WIP-3 and stated in the Phase 2 guide.</w:t>
       </w:r>
     </w:p>
-    <w:bookmarkEnd w:id="73"/>
-    <w:bookmarkStart w:id="74" w:name="em-dash-rule-enforced-across-all-docs"/>
+    <w:bookmarkEnd w:id="75"/>
+    <w:bookmarkStart w:id="76" w:name="em-dash-rule-enforced-across-all-docs"/>
     <w:p>
       <w:pPr>
         <w:pStyle w:val="Heading3"/>
@@ -12011,8 +12286,8 @@
         <w:t xml:space="preserve">) was also corrected.</w:t>
       </w:r>
     </w:p>
-    <w:bookmarkEnd w:id="74"/>
-    <w:bookmarkStart w:id="75" w:name="brand-style-rebuilt-on-all-.docx"/>
+    <w:bookmarkEnd w:id="76"/>
+    <w:bookmarkStart w:id="77" w:name="brand-style-rebuilt-on-all-.docx"/>
     <w:p>
       <w:pPr>
         <w:pStyle w:val="Heading3"/>
@@ -12099,9 +12374,9 @@
         </w:pict>
       </w:r>
     </w:p>
-    <w:bookmarkEnd w:id="75"/>
-    <w:bookmarkEnd w:id="76"/>
-    <w:bookmarkStart w:id="79" w:name="what-was-done-session-6-july-13-2026"/>
+    <w:bookmarkEnd w:id="77"/>
+    <w:bookmarkEnd w:id="78"/>
+    <w:bookmarkStart w:id="81" w:name="what-was-done-session-6-july-13-2026"/>
     <w:p>
       <w:pPr>
         <w:pStyle w:val="Heading2"/>
@@ -12110,7 +12385,7 @@
         <w:t xml:space="preserve">WHAT WAS DONE (Session 6, July 13, 2026)</w:t>
       </w:r>
     </w:p>
-    <w:bookmarkStart w:id="77" w:name="implementation-guide-v3.8.4---v3.9"/>
+    <w:bookmarkStart w:id="79" w:name="implementation-guide-v3.8.4---v3.9"/>
     <w:p>
       <w:pPr>
         <w:pStyle w:val="Heading3"/>
@@ -12409,8 +12684,8 @@
         <w:t xml:space="preserve">- Brand fonts updated to Montserrat throughout the Word doc</w:t>
       </w:r>
     </w:p>
-    <w:bookmarkEnd w:id="77"/>
-    <w:bookmarkStart w:id="78" w:name="wip-tracker-updated-enyrgy_ghl_wip-3"/>
+    <w:bookmarkEnd w:id="79"/>
+    <w:bookmarkStart w:id="80" w:name="wip-tracker-updated-enyrgy_ghl_wip-3"/>
     <w:p>
       <w:pPr>
         <w:pStyle w:val="Heading3"/>
@@ -12564,9 +12839,9 @@
         </w:pict>
       </w:r>
     </w:p>
-    <w:bookmarkEnd w:id="78"/>
-    <w:bookmarkEnd w:id="79"/>
-    <w:bookmarkStart w:id="80" w:name="Xfe56ff4e1dcd5a74aec735bb0b50325b1f7d45f"/>
+    <w:bookmarkEnd w:id="80"/>
+    <w:bookmarkEnd w:id="81"/>
+    <w:bookmarkStart w:id="82" w:name="Xfe56ff4e1dcd5a74aec735bb0b50325b1f7d45f"/>
     <w:p>
       <w:pPr>
         <w:pStyle w:val="Heading2"/>
@@ -12656,8 +12931,8 @@
         </w:pict>
       </w:r>
     </w:p>
-    <w:bookmarkEnd w:id="80"/>
-    <w:bookmarkStart w:id="85" w:name="remaining-open-tasks"/>
+    <w:bookmarkEnd w:id="82"/>
+    <w:bookmarkStart w:id="87" w:name="remaining-open-tasks"/>
     <w:p>
       <w:pPr>
         <w:pStyle w:val="Heading2"/>
@@ -12666,7 +12941,7 @@
         <w:t xml:space="preserve">REMAINING OPEN TASKS</w:t>
       </w:r>
     </w:p>
-    <w:bookmarkStart w:id="81" w:name="high-priority"/>
+    <w:bookmarkStart w:id="83" w:name="high-priority"/>
     <w:p>
       <w:pPr>
         <w:pStyle w:val="Heading3"/>
@@ -13396,8 +13671,8 @@
         </w:tc>
       </w:tr>
     </w:tbl>
-    <w:bookmarkEnd w:id="81"/>
-    <w:bookmarkStart w:id="82" w:name="medium-priority"/>
+    <w:bookmarkEnd w:id="83"/>
+    <w:bookmarkStart w:id="84" w:name="medium-priority"/>
     <w:p>
       <w:pPr>
         <w:pStyle w:val="Heading3"/>
@@ -13828,8 +14103,8 @@
         </w:tc>
       </w:tr>
     </w:tbl>
-    <w:bookmarkEnd w:id="82"/>
-    <w:bookmarkStart w:id="83" w:name="website-punch-list-enyrgy.com"/>
+    <w:bookmarkEnd w:id="84"/>
+    <w:bookmarkStart w:id="85" w:name="website-punch-list-enyrgy.com"/>
     <w:p>
       <w:pPr>
         <w:pStyle w:val="Heading3"/>
@@ -13980,8 +14255,8 @@
         <w:t xml:space="preserve">row linking to go.enyrgy.com/winter-protocol (NOT enyrgy.com/winter-protocol, which is blank). Funnel WF-19/WF-20 is already live; this is website surfacing only. Optional: seasonal hero band Aug-Mar, hidden Apr-Jul. A scheduled reminder is also set for late August.</w:t>
       </w:r>
     </w:p>
-    <w:bookmarkEnd w:id="83"/>
-    <w:bookmarkStart w:id="84" w:name="low-priority-future"/>
+    <w:bookmarkEnd w:id="85"/>
+    <w:bookmarkStart w:id="86" w:name="low-priority-future"/>
     <w:p>
       <w:pPr>
         <w:pStyle w:val="Heading3"/>
@@ -14325,9 +14600,9 @@
         </w:pict>
       </w:r>
     </w:p>
-    <w:bookmarkEnd w:id="84"/>
-    <w:bookmarkEnd w:id="85"/>
-    <w:bookmarkStart w:id="86" w:name="Xd5e62dec0e4aa635b1cc955a3d912b35f7f6a98"/>
+    <w:bookmarkEnd w:id="86"/>
+    <w:bookmarkEnd w:id="87"/>
+    <w:bookmarkStart w:id="88" w:name="Xd5e62dec0e4aa635b1cc955a3d912b35f7f6a98"/>
     <w:p>
       <w:pPr>
         <w:pStyle w:val="Heading2"/>
@@ -14942,8 +15217,8 @@
         </w:pict>
       </w:r>
     </w:p>
-    <w:bookmarkEnd w:id="86"/>
-    <w:bookmarkStart w:id="87" w:name="key-urls-webhooks"/>
+    <w:bookmarkEnd w:id="88"/>
+    <w:bookmarkStart w:id="89" w:name="key-urls-webhooks"/>
     <w:p>
       <w:pPr>
         <w:pStyle w:val="Heading2"/>
@@ -15193,8 +15468,8 @@
         </w:pict>
       </w:r>
     </w:p>
-    <w:bookmarkEnd w:id="87"/>
-    <w:bookmarkStart w:id="88" w:name="documents-current-as-of-this-session"/>
+    <w:bookmarkEnd w:id="89"/>
+    <w:bookmarkStart w:id="90" w:name="documents-current-as-of-this-session"/>
     <w:p>
       <w:pPr>
         <w:pStyle w:val="Heading2"/>
@@ -16580,8 +16855,8 @@
         </w:pict>
       </w:r>
     </w:p>
-    <w:bookmarkEnd w:id="88"/>
-    <w:bookmarkStart w:id="89" w:name="Xae771769396c083263e27c67a98ebffd5730439"/>
+    <w:bookmarkEnd w:id="90"/>
+    <w:bookmarkStart w:id="91" w:name="Xae771769396c083263e27c67a98ebffd5730439"/>
     <w:p>
       <w:pPr>
         <w:pStyle w:val="Heading2"/>
@@ -17366,8 +17641,8 @@
         <w:t xml:space="preserve">CONFIDENTIAL - Enyrgy Inc - 5115 N 27th Ave, Bld 66, Phoenix, AZ 85017 - enyrgy.com - Sunlight. Evolved.</w:t>
       </w:r>
     </w:p>
-    <w:bookmarkEnd w:id="89"/>
-    <w:bookmarkEnd w:id="90"/>
+    <w:bookmarkEnd w:id="91"/>
+    <w:bookmarkEnd w:id="92"/>
     <w:sectPr>
       <w:headerReference r:id="rId9" w:type="default"/>
       <w:footerReference r:id="rId10" w:type="default"/>
